--- a/docs/MAYA_Requirements_and_Design.docx
+++ b/docs/MAYA_Requirements_and_Design.docx
@@ -124,7 +124,37 @@
         <w:t xml:space="preserve"> </w:t>
       </w:r>
       <w:r>
-        <w:t xml:space="preserve">IdP’s logout request accepted only when signed (§12).</w:t>
+        <w:t xml:space="preserve">IdP’s logout request accepted only when signed (§12). Two more, from version 0.3, are</w:t>
+      </w:r>
+      <w:r>
+        <w:t xml:space="preserve"> </w:t>
+      </w:r>
+      <w:r>
+        <w:t xml:space="preserve">marked the same way: feature-set pin materialization is the namespace’s</w:t>
+      </w:r>
+      <w:r>
+        <w:t xml:space="preserve"> </w:t>
+      </w:r>
+      <w:r>
+        <w:rPr>
+          <w:rStyle w:val="VerbatimChar"/>
+        </w:rPr>
+        <w:t xml:space="preserve">materialize_policy</w:t>
+      </w:r>
+      <w:r>
+        <w:t xml:space="preserve">, and a pin not written is sealed by hash and replayed (§6.6,</w:t>
+      </w:r>
+      <w:r>
+        <w:t xml:space="preserve"> </w:t>
+      </w:r>
+      <w:r>
+        <w:t xml:space="preserve">§26.3); and a signed-in session’s principal is reused for up to two seconds, so a</w:t>
+      </w:r>
+      <w:r>
+        <w:t xml:space="preserve"> </w:t>
+      </w:r>
+      <w:r>
+        <w:t xml:space="preserve">session ended in another web process can outlive its end by that long (§12).</w:t>
       </w:r>
     </w:p>
     <w:p>
@@ -18062,7 +18092,38 @@
         <w:t xml:space="preserve"> </w:t>
       </w:r>
       <w:r>
-        <w:t xml:space="preserve">The UI authenticates people, not machines: at login MAYA issues a short-lived token bound to the server-side session, carrying the user’s own roles and grants and no more, silently refreshed while the session lives and dead the moment the session ends. The web tier holds no shared key, and an audit entry raised through it names the human as actor with the channel recorded as</w:t>
+        <w:t xml:space="preserve">The UI authenticates people, not machines: at login MAYA issues a short-lived token bound to the server-side session, carrying the user’s own roles and grants and no more, silently refreshed while the session lives and dead the moment the session ends.</w:t>
+      </w:r>
+      <w:r>
+        <w:t xml:space="preserve"> </w:t>
+      </w:r>
+      <w:r>
+        <w:rPr>
+          <w:i/>
+          <w:iCs/>
+        </w:rPr>
+        <w:t xml:space="preserve">Revision 2.3:</w:t>
+      </w:r>
+      <w:r>
+        <w:t xml:space="preserve"> </w:t>
+      </w:r>
+      <w:r>
+        <w:t xml:space="preserve">one page makes several internal calls, so a fully signed-in session’s principal is reused for</w:t>
+      </w:r>
+      <w:r>
+        <w:t xml:space="preserve"> </w:t>
+      </w:r>
+      <w:r>
+        <w:rPr>
+          <w:rStyle w:val="VerbatimChar"/>
+        </w:rPr>
+        <w:t xml:space="preserve">auth.session.principal_cache_seconds</w:t>
+      </w:r>
+      <w:r>
+        <w:t xml:space="preserve"> </w:t>
+      </w:r>
+      <w:r>
+        <w:t xml:space="preserve">(default 2; 0 turns it off). A sign-out, revocation or access change applies at once in the web process that made it, and at most that many seconds late in any other; a session still owing a second factor is never reused. Before, the home page resolved the same session six times. The window is accepted deliberately, as the price of that, and is the one place a session outlives its end. The web tier holds no shared key, and an audit entry raised through it names the human as actor with the channel recorded as</w:t>
       </w:r>
       <w:r>
         <w:t xml:space="preserve"> </w:t>
@@ -36382,7 +36443,65 @@
               <w:t xml:space="preserve"> </w:t>
             </w:r>
             <w:r>
-              <w:t xml:space="preserve">(§6.6)</w:t>
+              <w:t xml:space="preserve">(§6.6).</w:t>
+            </w:r>
+            <w:r>
+              <w:t xml:space="preserve"> </w:t>
+            </w:r>
+            <w:r>
+              <w:rPr>
+                <w:i/>
+                <w:iCs/>
+              </w:rPr>
+              <w:t xml:space="preserve">Revision 2.3:</w:t>
+            </w:r>
+            <w:r>
+              <w:t xml:space="preserve"> </w:t>
+            </w:r>
+            <w:r>
+              <w:t xml:space="preserve">the setting is the namespace’s</w:t>
+            </w:r>
+            <w:r>
+              <w:t xml:space="preserve"> </w:t>
+            </w:r>
+            <w:r>
+              <w:rPr>
+                <w:rStyle w:val="VerbatimChar"/>
+              </w:rPr>
+              <w:t xml:space="preserve">materialize_policy</w:t>
+            </w:r>
+            <w:r>
+              <w:t xml:space="preserve">;</w:t>
+            </w:r>
+            <w:r>
+              <w:t xml:space="preserve"> </w:t>
+            </w:r>
+            <w:r>
+              <w:rPr>
+                <w:rStyle w:val="VerbatimChar"/>
+              </w:rPr>
+              <w:t xml:space="preserve">on_demand</w:t>
+            </w:r>
+            <w:r>
+              <w:t xml:space="preserve"> </w:t>
+            </w:r>
+            <w:r>
+              <w:t xml:space="preserve">and</w:t>
+            </w:r>
+            <w:r>
+              <w:t xml:space="preserve"> </w:t>
+            </w:r>
+            <w:r>
+              <w:rPr>
+                <w:rStyle w:val="VerbatimChar"/>
+              </w:rPr>
+              <w:t xml:space="preserve">never</w:t>
+            </w:r>
+            <w:r>
+              <w:t xml:space="preserve"> </w:t>
+            </w:r>
+            <w:r>
+              <w:t xml:space="preserve">seal by hash and replay from the member pins (§6.6)</w:t>
             </w:r>
           </w:p>
         </w:tc>

--- a/docs/MAYA_Requirements_and_Design.docx
+++ b/docs/MAYA_Requirements_and_Design.docx
@@ -36,7 +36,7 @@
         </w:p>
       </w:sdtContent>
     </w:sdt>
-    <w:bookmarkStart w:id="188" w:name="X1066a4d42af2456ea8404a42c0c48b24e053952"/>
+    <w:bookmarkStart w:id="189" w:name="X1066a4d42af2456ea8404a42c0c48b24e053952"/>
     <w:p>
       <w:pPr>
         <w:pStyle w:val="Heading1"/>
@@ -72,19 +72,13 @@
           <w:b/>
           <w:bCs/>
         </w:rPr>
-        <w:t xml:space="preserve">Revision 2.3 — 2026-09-19.</w:t>
-      </w:r>
-      <w:r>
-        <w:t xml:space="preserve"> </w:t>
-      </w:r>
-      <w:r>
-        <w:t xml:space="preserve">Three decisions from building and measuring version 0.2,</w:t>
-      </w:r>
-      <w:r>
-        <w:t xml:space="preserve"> </w:t>
-      </w:r>
-      <w:r>
-        <w:t xml:space="preserve">each marked</w:t>
+        <w:t xml:space="preserve">Revision 2.4 — 2026-09-19.</w:t>
+      </w:r>
+      <w:r>
+        <w:t xml:space="preserve"> </w:t>
+      </w:r>
+      <w:r>
+        <w:t xml:space="preserve">No new decisions: this revision marks, each as</w:t>
       </w:r>
       <w:r>
         <w:t xml:space="preserve"> </w:t>
@@ -94,67 +88,75 @@
           <w:i/>
           <w:iCs/>
         </w:rPr>
-        <w:t xml:space="preserve">Revision 2.3</w:t>
-      </w:r>
-      <w:r>
-        <w:t xml:space="preserve"> </w:t>
-      </w:r>
-      <w:r>
-        <w:t xml:space="preserve">where it lands: several web processes on one node require</w:t>
-      </w:r>
-      <w:r>
-        <w:t xml:space="preserve"> </w:t>
-      </w:r>
-      <w:r>
-        <w:t xml:space="preserve">PostgreSQL, and MAYA refuses them over SQLite (§14.1); the estate export reads the</w:t>
-      </w:r>
-      <w:r>
-        <w:t xml:space="preserve"> </w:t>
-      </w:r>
-      <w:r>
-        <w:t xml:space="preserve">database as it is, so the one upgrade path works across the schema change that needs</w:t>
-      </w:r>
-      <w:r>
-        <w:t xml:space="preserve"> </w:t>
-      </w:r>
-      <w:r>
-        <w:t xml:space="preserve">it (§14.3); and SAML adds signed requests and single logout in both directions, an</w:t>
-      </w:r>
-      <w:r>
-        <w:t xml:space="preserve"> </w:t>
-      </w:r>
-      <w:r>
-        <w:t xml:space="preserve">IdP’s logout request accepted only when signed (§12). Two more, from version 0.3, are</w:t>
-      </w:r>
-      <w:r>
-        <w:t xml:space="preserve"> </w:t>
-      </w:r>
-      <w:r>
-        <w:t xml:space="preserve">marked the same way: feature-set pin materialization is the namespace’s</w:t>
-      </w:r>
-      <w:r>
-        <w:t xml:space="preserve"> </w:t>
-      </w:r>
-      <w:r>
-        <w:rPr>
-          <w:rStyle w:val="VerbatimChar"/>
-        </w:rPr>
-        <w:t xml:space="preserve">materialize_policy</w:t>
-      </w:r>
-      <w:r>
-        <w:t xml:space="preserve">, and a pin not written is sealed by hash and replayed (§6.6,</w:t>
-      </w:r>
-      <w:r>
-        <w:t xml:space="preserve"> </w:t>
-      </w:r>
-      <w:r>
-        <w:t xml:space="preserve">§26.3); and a signed-in session’s principal is reused for up to two seconds, so a</w:t>
-      </w:r>
-      <w:r>
-        <w:t xml:space="preserve"> </w:t>
-      </w:r>
-      <w:r>
-        <w:t xml:space="preserve">session ended in another web process can outlive its end by that long (§12).</w:t>
+        <w:t xml:space="preserve">Revision 2.4</w:t>
+      </w:r>
+      <w:r>
+        <w:t xml:space="preserve"> </w:t>
+      </w:r>
+      <w:r>
+        <w:t xml:space="preserve">where it lands, places where this document contradicted itself or a</w:t>
+      </w:r>
+      <w:r>
+        <w:t xml:space="preserve"> </w:t>
+      </w:r>
+      <w:r>
+        <w:t xml:space="preserve">decision already taken, found by reading it against the code</w:t>
+      </w:r>
+      <w:r>
+        <w:t xml:space="preserve"> </w:t>
+      </w:r>
+      <w:r>
+        <w:t xml:space="preserve">(</w:t>
+      </w:r>
+      <w:hyperlink r:id="rId9">
+        <w:r>
+          <w:rPr>
+            <w:rStyle w:val="Hyperlink"/>
+          </w:rPr>
+          <w:t xml:space="preserve">audit</w:t>
+        </w:r>
+      </w:hyperlink>
+      <w:r>
+        <w:t xml:space="preserve">). Schema changes are an estate export and</w:t>
+      </w:r>
+      <w:r>
+        <w:t xml:space="preserve"> </w:t>
+      </w:r>
+      <w:r>
+        <w:t xml:space="preserve">reload, never a migration (§5.1, §20, §23, against §14.3); success criteria number</w:t>
+      </w:r>
+      <w:r>
+        <w:t xml:space="preserve"> </w:t>
+      </w:r>
+      <w:r>
+        <w:t xml:space="preserve">eighteen, not ten (§26.1); OIDC logout runs both ways (§12); tables page on the server</w:t>
+      </w:r>
+      <w:r>
+        <w:t xml:space="preserve"> </w:t>
+      </w:r>
+      <w:r>
+        <w:t xml:space="preserve">by table, not past a threshold (§16.7); break-glass sign-in during an IdP outage is</w:t>
+      </w:r>
+      <w:r>
+        <w:t xml:space="preserve"> </w:t>
+      </w:r>
+      <w:r>
+        <w:rPr>
+          <w:rStyle w:val="VerbatimChar"/>
+        </w:rPr>
+        <w:t xml:space="preserve">mode: hybrid</w:t>
+      </w:r>
+      <w:r>
+        <w:t xml:space="preserve"> </w:t>
+      </w:r>
+      <w:r>
+        <w:t xml:space="preserve">(§13.3); catalog search is MAYA’s own index everywhere (§24.5, §25); and</w:t>
+      </w:r>
+      <w:r>
+        <w:t xml:space="preserve"> </w:t>
+      </w:r>
+      <w:r>
+        <w:t xml:space="preserve">Revision 2.2’s summary below called that index a scan.</w:t>
       </w:r>
     </w:p>
     <w:p>
@@ -166,13 +168,19 @@
           <w:b/>
           <w:bCs/>
         </w:rPr>
-        <w:t xml:space="preserve">Revision 2.2 — 2026-09-19.</w:t>
-      </w:r>
-      <w:r>
-        <w:t xml:space="preserve"> </w:t>
-      </w:r>
-      <w:r>
-        <w:t xml:space="preserve">Three corrections from the first build, each marked</w:t>
+        <w:t xml:space="preserve">Revision 2.3 — 2026-09-19.</w:t>
+      </w:r>
+      <w:r>
+        <w:t xml:space="preserve"> </w:t>
+      </w:r>
+      <w:r>
+        <w:t xml:space="preserve">Three decisions from building and measuring version 0.2,</w:t>
+      </w:r>
+      <w:r>
+        <w:t xml:space="preserve"> </w:t>
+      </w:r>
+      <w:r>
+        <w:t xml:space="preserve">each marked</w:t>
       </w:r>
       <w:r>
         <w:t xml:space="preserve"> </w:t>
@@ -182,40 +190,67 @@
           <w:i/>
           <w:iCs/>
         </w:rPr>
-        <w:t xml:space="preserve">Revision 2.2</w:t>
-      </w:r>
-      <w:r>
-        <w:t xml:space="preserve"> </w:t>
-      </w:r>
-      <w:r>
-        <w:t xml:space="preserve">where it lands: the dark</w:t>
-      </w:r>
-      <w:r>
-        <w:t xml:space="preserve"> </w:t>
-      </w:r>
-      <w:r>
-        <w:rPr>
-          <w:rStyle w:val="VerbatimChar"/>
-        </w:rPr>
-        <w:t xml:space="preserve">--maya-crimson-deep</w:t>
-      </w:r>
-      <w:r>
-        <w:t xml:space="preserve"> </w:t>
-      </w:r>
-      <w:r>
-        <w:t xml:space="preserve">token (§16.6), which failed</w:t>
-      </w:r>
-      <w:r>
-        <w:t xml:space="preserve"> </w:t>
-      </w:r>
-      <w:r>
-        <w:t xml:space="preserve">this document’s own contrast gate; CodeMirror 5 in place of 6 (§17), which the</w:t>
-      </w:r>
-      <w:r>
-        <w:t xml:space="preserve"> </w:t>
-      </w:r>
-      <w:r>
-        <w:t xml:space="preserve">no-build rule requires; and catalog search shipping as a scan before FTS (§13.4.2).</w:t>
+        <w:t xml:space="preserve">Revision 2.3</w:t>
+      </w:r>
+      <w:r>
+        <w:t xml:space="preserve"> </w:t>
+      </w:r>
+      <w:r>
+        <w:t xml:space="preserve">where it lands: several web processes on one node require</w:t>
+      </w:r>
+      <w:r>
+        <w:t xml:space="preserve"> </w:t>
+      </w:r>
+      <w:r>
+        <w:t xml:space="preserve">PostgreSQL, and MAYA refuses them over SQLite (§14.1); the estate export reads the</w:t>
+      </w:r>
+      <w:r>
+        <w:t xml:space="preserve"> </w:t>
+      </w:r>
+      <w:r>
+        <w:t xml:space="preserve">database as it is, so the one upgrade path works across the schema change that needs</w:t>
+      </w:r>
+      <w:r>
+        <w:t xml:space="preserve"> </w:t>
+      </w:r>
+      <w:r>
+        <w:t xml:space="preserve">it (§14.3); and SAML adds signed requests and single logout in both directions, an</w:t>
+      </w:r>
+      <w:r>
+        <w:t xml:space="preserve"> </w:t>
+      </w:r>
+      <w:r>
+        <w:t xml:space="preserve">IdP’s logout request accepted only when signed (§12). Two more, from version 0.3, are</w:t>
+      </w:r>
+      <w:r>
+        <w:t xml:space="preserve"> </w:t>
+      </w:r>
+      <w:r>
+        <w:t xml:space="preserve">marked the same way: feature-set pin materialization is the namespace’s</w:t>
+      </w:r>
+      <w:r>
+        <w:t xml:space="preserve"> </w:t>
+      </w:r>
+      <w:r>
+        <w:rPr>
+          <w:rStyle w:val="VerbatimChar"/>
+        </w:rPr>
+        <w:t xml:space="preserve">materialize_policy</w:t>
+      </w:r>
+      <w:r>
+        <w:t xml:space="preserve">, and a pin not written is sealed by hash and replayed (§6.6,</w:t>
+      </w:r>
+      <w:r>
+        <w:t xml:space="preserve"> </w:t>
+      </w:r>
+      <w:r>
+        <w:t xml:space="preserve">§26.3); and a signed-in session’s principal is reused for up to two seconds, so a</w:t>
+      </w:r>
+      <w:r>
+        <w:t xml:space="preserve"> </w:t>
+      </w:r>
+      <w:r>
+        <w:t xml:space="preserve">session ended in another web process can outlive its end by that long (§12).</w:t>
       </w:r>
     </w:p>
     <w:p>
@@ -227,105 +262,172 @@
           <w:b/>
           <w:bCs/>
         </w:rPr>
-        <w:t xml:space="preserve">Revision 2.1 — 2026-09-17.</w:t>
-      </w:r>
-      <w:r>
-        <w:t xml:space="preserve"> </w:t>
-      </w:r>
-      <w:r>
-        <w:t xml:space="preserve">The eight open decisions of §26.3 are closed and that</w:t>
-      </w:r>
-      <w:r>
-        <w:t xml:space="preserve"> </w:t>
-      </w:r>
-      <w:r>
-        <w:t xml:space="preserve">section now records them as taken. Six further calls are folded in throughout:</w:t>
-      </w:r>
-      <w:r>
-        <w:t xml:space="preserve"> </w:t>
-      </w:r>
+        <w:t xml:space="preserve">Revision 2.2 — 2026-09-19.</w:t>
+      </w:r>
+      <w:r>
+        <w:t xml:space="preserve"> </w:t>
+      </w:r>
+      <w:r>
+        <w:t xml:space="preserve">Three corrections from the first build, each marked</w:t>
+      </w:r>
+      <w:r>
+        <w:t xml:space="preserve"> </w:t>
+      </w:r>
+      <w:r>
+        <w:rPr>
+          <w:i/>
+          <w:iCs/>
+        </w:rPr>
+        <w:t xml:space="preserve">Revision 2.2</w:t>
+      </w:r>
+      <w:r>
+        <w:t xml:space="preserve"> </w:t>
+      </w:r>
+      <w:r>
+        <w:t xml:space="preserve">where it lands: the dark</w:t>
+      </w:r>
+      <w:r>
+        <w:t xml:space="preserve"> </w:t>
+      </w:r>
+      <w:r>
+        <w:rPr>
+          <w:rStyle w:val="VerbatimChar"/>
+        </w:rPr>
+        <w:t xml:space="preserve">--maya-crimson-deep</w:t>
+      </w:r>
+      <w:r>
+        <w:t xml:space="preserve"> </w:t>
+      </w:r>
+      <w:r>
+        <w:t xml:space="preserve">token (§16.6), which failed</w:t>
+      </w:r>
+      <w:r>
+        <w:t xml:space="preserve"> </w:t>
+      </w:r>
+      <w:r>
+        <w:t xml:space="preserve">this document’s own contrast gate; CodeMirror 5 in place of 6 (§17), which the</w:t>
+      </w:r>
+      <w:r>
+        <w:t xml:space="preserve"> </w:t>
+      </w:r>
+      <w:r>
+        <w:t xml:space="preserve">no-build rule requires; and catalog search shipping as a scan before FTS (§13.4.2).</w:t>
+      </w:r>
+      <w:r>
+        <w:t xml:space="preserve"> </w:t>
+      </w:r>
+      <w:r>
+        <w:rPr>
+          <w:i/>
+          <w:iCs/>
+        </w:rPr>
+        <w:t xml:space="preserve">Revision 2.4:</w:t>
+      </w:r>
+      <w:r>
+        <w:t xml:space="preserve"> </w:t>
+      </w:r>
+      <w:r>
+        <w:t xml:space="preserve">not a</w:t>
+      </w:r>
+      <w:r>
+        <w:t xml:space="preserve"> </w:t>
+      </w:r>
+      <w:r>
+        <w:t xml:space="preserve">scan — MAYA’s own inverted index, maintained in the writing transaction (§13.4.2).</w:t>
+      </w:r>
+    </w:p>
+    <w:p>
+      <w:pPr>
+        <w:pStyle w:val="BlockText"/>
+      </w:pPr>
       <w:r>
         <w:rPr>
           <w:b/>
           <w:bCs/>
         </w:rPr>
-        <w:t xml:space="preserve">no database migrations</w:t>
-      </w:r>
-      <w:r>
-        <w:t xml:space="preserve"> </w:t>
-      </w:r>
-      <w:r>
-        <w:t xml:space="preserve">(§14.3),</w:t>
-      </w:r>
-      <w:r>
-        <w:t xml:space="preserve"> </w:t>
-      </w:r>
-      <w:r>
-        <w:rPr>
-          <w:rStyle w:val="VerbatimChar"/>
+        <w:t xml:space="preserve">Revision 2.1 — 2026-09-17.</w:t>
+      </w:r>
+      <w:r>
+        <w:t xml:space="preserve"> </w:t>
+      </w:r>
+      <w:r>
+        <w:t xml:space="preserve">The eight open decisions of §26.3 are closed and that</w:t>
+      </w:r>
+      <w:r>
+        <w:t xml:space="preserve"> </w:t>
+      </w:r>
+      <w:r>
+        <w:t xml:space="preserve">section now records them as taken. Six further calls are folded in throughout:</w:t>
+      </w:r>
+      <w:r>
+        <w:t xml:space="preserve"> </w:t>
+      </w:r>
+      <w:r>
+        <w:rPr>
           <w:b/>
           <w:bCs/>
         </w:rPr>
-        <w:t xml:space="preserve">maya_delta</w:t>
-      </w:r>
-      <w:r>
-        <w:t xml:space="preserve"> </w:t>
-      </w:r>
-      <w:r>
-        <w:t xml:space="preserve">as the lakehouse layer in place of</w:t>
-      </w:r>
-      <w:r>
-        <w:t xml:space="preserve"> </w:t>
-      </w:r>
-      <w:r>
-        <w:t xml:space="preserve">a direct</w:t>
-      </w:r>
-      <w:r>
-        <w:t xml:space="preserve"> </w:t>
-      </w:r>
-      <w:r>
-        <w:rPr>
-          <w:rStyle w:val="VerbatimChar"/>
-        </w:rPr>
-        <w:t xml:space="preserve">delta-rs</w:t>
-      </w:r>
-      <w:r>
-        <w:t xml:space="preserve"> </w:t>
-      </w:r>
-      <w:r>
-        <w:t xml:space="preserve">dependency (§7.4, §13.1),</w:t>
-      </w:r>
-      <w:r>
-        <w:t xml:space="preserve"> </w:t>
-      </w:r>
-      <w:r>
-        <w:rPr>
+        <w:t xml:space="preserve">no database migrations</w:t>
+      </w:r>
+      <w:r>
+        <w:t xml:space="preserve"> </w:t>
+      </w:r>
+      <w:r>
+        <w:t xml:space="preserve">(§14.3),</w:t>
+      </w:r>
+      <w:r>
+        <w:t xml:space="preserve"> </w:t>
+      </w:r>
+      <w:r>
+        <w:rPr>
+          <w:rStyle w:val="VerbatimChar"/>
           <w:b/>
           <w:bCs/>
         </w:rPr>
-        <w:t xml:space="preserve">Windows, Linux and macOS as equal</w:t>
+        <w:t xml:space="preserve">maya_delta</w:t>
+      </w:r>
+      <w:r>
+        <w:t xml:space="preserve"> </w:t>
+      </w:r>
+      <w:r>
+        <w:t xml:space="preserve">as the lakehouse layer in place of</w:t>
+      </w:r>
+      <w:r>
+        <w:t xml:space="preserve"> </w:t>
+      </w:r>
+      <w:r>
+        <w:t xml:space="preserve">a direct</w:t>
+      </w:r>
+      <w:r>
+        <w:t xml:space="preserve"> </w:t>
+      </w:r>
+      <w:r>
+        <w:rPr>
+          <w:rStyle w:val="VerbatimChar"/>
+        </w:rPr>
+        <w:t xml:space="preserve">delta-rs</w:t>
+      </w:r>
+      <w:r>
+        <w:t xml:space="preserve"> </w:t>
+      </w:r>
+      <w:r>
+        <w:t xml:space="preserve">dependency (§7.4, §13.1),</w:t>
+      </w:r>
+      <w:r>
+        <w:t xml:space="preserve"> </w:t>
       </w:r>
       <w:r>
         <w:rPr>
           <w:b/>
           <w:bCs/>
         </w:rPr>
-        <w:t xml:space="preserve"> </w:t>
+        <w:t xml:space="preserve">Windows, Linux and macOS as equal</w:t>
       </w:r>
       <w:r>
         <w:rPr>
           <w:b/>
           <w:bCs/>
         </w:rPr>
-        <w:t xml:space="preserve">first-class platforms</w:t>
-      </w:r>
-      <w:r>
-        <w:t xml:space="preserve"> </w:t>
-      </w:r>
-      <w:r>
-        <w:t xml:space="preserve">(§24.5),</w:t>
-      </w:r>
-      <w:r>
         <w:t xml:space="preserve"> </w:t>
       </w:r>
       <w:r>
@@ -333,29 +435,29 @@
           <w:b/>
           <w:bCs/>
         </w:rPr>
-        <w:t xml:space="preserve">Bootstrap 5 and jQuery with a Harvard Crimson</w:t>
+        <w:t xml:space="preserve">first-class platforms</w:t>
+      </w:r>
+      <w:r>
+        <w:t xml:space="preserve"> </w:t>
+      </w:r>
+      <w:r>
+        <w:t xml:space="preserve">(§24.5),</w:t>
+      </w:r>
+      <w:r>
+        <w:t xml:space="preserve"> </w:t>
       </w:r>
       <w:r>
         <w:rPr>
           <w:b/>
           <w:bCs/>
         </w:rPr>
-        <w:t xml:space="preserve"> </w:t>
+        <w:t xml:space="preserve">Bootstrap 5 and jQuery with a Harvard Crimson</w:t>
       </w:r>
       <w:r>
         <w:rPr>
           <w:b/>
           <w:bCs/>
         </w:rPr>
-        <w:t xml:space="preserve">visual system</w:t>
-      </w:r>
-      <w:r>
-        <w:t xml:space="preserve"> </w:t>
-      </w:r>
-      <w:r>
-        <w:t xml:space="preserve">(§16.6),</w:t>
-      </w:r>
-      <w:r>
         <w:t xml:space="preserve"> </w:t>
       </w:r>
       <w:r>
@@ -363,19 +465,13 @@
           <w:b/>
           <w:bCs/>
         </w:rPr>
-        <w:t xml:space="preserve">a universal table contract</w:t>
-      </w:r>
-      <w:r>
-        <w:t xml:space="preserve"> </w:t>
-      </w:r>
-      <w:r>
-        <w:t xml:space="preserve">— every table paginated,</w:t>
-      </w:r>
-      <w:r>
-        <w:t xml:space="preserve"> </w:t>
-      </w:r>
-      <w:r>
-        <w:t xml:space="preserve">searchable and sortable (§16.7) — and</w:t>
+        <w:t xml:space="preserve">visual system</w:t>
+      </w:r>
+      <w:r>
+        <w:t xml:space="preserve"> </w:t>
+      </w:r>
+      <w:r>
+        <w:t xml:space="preserve">(§16.6),</w:t>
       </w:r>
       <w:r>
         <w:t xml:space="preserve"> </w:t>
@@ -385,20 +481,42 @@
           <w:b/>
           <w:bCs/>
         </w:rPr>
-        <w:t xml:space="preserve">workflow policy authored and managed in the</w:t>
+        <w:t xml:space="preserve">a universal table contract</w:t>
+      </w:r>
+      <w:r>
+        <w:t xml:space="preserve"> </w:t>
+      </w:r>
+      <w:r>
+        <w:t xml:space="preserve">— every table paginated,</w:t>
+      </w:r>
+      <w:r>
+        <w:t xml:space="preserve"> </w:t>
+      </w:r>
+      <w:r>
+        <w:t xml:space="preserve">searchable and sortable (§16.7) — and</w:t>
+      </w:r>
+      <w:r>
+        <w:t xml:space="preserve"> </w:t>
       </w:r>
       <w:r>
         <w:rPr>
           <w:b/>
           <w:bCs/>
         </w:rPr>
-        <w:t xml:space="preserve"> </w:t>
+        <w:t xml:space="preserve">workflow policy authored and managed in the</w:t>
       </w:r>
       <w:r>
         <w:rPr>
           <w:b/>
           <w:bCs/>
         </w:rPr>
+        <w:t xml:space="preserve"> </w:t>
+      </w:r>
+      <w:r>
+        <w:rPr>
+          <w:b/>
+          <w:bCs/>
+        </w:rPr>
         <w:t xml:space="preserve">UI</w:t>
       </w:r>
       <w:r>
@@ -456,7 +574,7 @@
         <w:t xml:space="preserve">.</w:t>
       </w:r>
     </w:p>
-    <w:bookmarkStart w:id="9" w:name="executive-summary-and-vision"/>
+    <w:bookmarkStart w:id="10" w:name="executive-summary-and-vision"/>
     <w:p>
       <w:pPr>
         <w:pStyle w:val="Heading2"/>
@@ -1414,8 +1532,8 @@
         <w:t xml:space="preserve">Missing data, ambiguous joins and schema drift raise typed, explainable errors.</w:t>
       </w:r>
     </w:p>
-    <w:bookmarkEnd w:id="9"/>
-    <w:bookmarkStart w:id="10" w:name="scope-goals-and-non-goals"/>
+    <w:bookmarkEnd w:id="10"/>
+    <w:bookmarkStart w:id="11" w:name="scope-goals-and-non-goals"/>
     <w:p>
       <w:pPr>
         <w:pStyle w:val="Heading2"/>
@@ -2321,8 +2439,8 @@
         </w:tc>
       </w:tr>
     </w:tbl>
-    <w:bookmarkEnd w:id="10"/>
-    <w:bookmarkStart w:id="11" w:name="personas-and-roles"/>
+    <w:bookmarkEnd w:id="11"/>
+    <w:bookmarkStart w:id="12" w:name="personas-and-roles"/>
     <w:p>
       <w:pPr>
         <w:pStyle w:val="Heading2"/>
@@ -4005,8 +4123,8 @@
         <w:t xml:space="preserve">unless an administrator reassigns it, and every object has exactly one accountable owner at all times.</w:t>
       </w:r>
     </w:p>
-    <w:bookmarkEnd w:id="11"/>
-    <w:bookmarkStart w:id="15" w:name="domain-model-and-ubiquitous-language"/>
+    <w:bookmarkEnd w:id="12"/>
+    <w:bookmarkStart w:id="16" w:name="domain-model-and-ubiquitous-language"/>
     <w:p>
       <w:pPr>
         <w:pStyle w:val="Heading2"/>
@@ -4148,18 +4266,18 @@
           <wp:inline>
             <wp:extent cx="5334000" cy="1080303"/>
             <wp:effectExtent b="0" l="0" r="0" t="0"/>
-            <wp:docPr descr="" title="" id="13" name="Picture"/>
+            <wp:docPr descr="" title="" id="14" name="Picture"/>
             <a:graphic>
               <a:graphicData uri="http://schemas.openxmlformats.org/drawingml/2006/picture">
                 <pic:pic>
                   <pic:nvPicPr>
-                    <pic:cNvPr descr="diagram-1.png" id="14" name="Picture"/>
+                    <pic:cNvPr descr="diagram-1.png" id="15" name="Picture"/>
                     <pic:cNvPicPr>
                       <a:picLocks noChangeArrowheads="1" noChangeAspect="1"/>
                     </pic:cNvPicPr>
                   </pic:nvPicPr>
                   <pic:blipFill>
-                    <a:blip r:embed="rId12"/>
+                    <a:blip r:embed="rId13"/>
                     <a:stretch>
                       <a:fillRect/>
                     </a:stretch>
@@ -4822,8 +4940,8 @@
         <w:t xml:space="preserve">.</w:t>
       </w:r>
     </w:p>
-    <w:bookmarkEnd w:id="15"/>
-    <w:bookmarkStart w:id="27" w:name="feature-subsystem"/>
+    <w:bookmarkEnd w:id="16"/>
+    <w:bookmarkStart w:id="28" w:name="feature-subsystem"/>
     <w:p>
       <w:pPr>
         <w:pStyle w:val="Heading2"/>
@@ -4882,7 +5000,7 @@
         <w:t xml:space="preserve">is a four-column feature over the same key.</w:t>
       </w:r>
     </w:p>
-    <w:bookmarkStart w:id="16" w:name="anatomy"/>
+    <w:bookmarkStart w:id="17" w:name="anatomy"/>
     <w:p>
       <w:pPr>
         <w:pStyle w:val="Heading3"/>
@@ -5092,7 +5210,20 @@
         <w:t xml:space="preserve"> </w:t>
       </w:r>
       <w:r>
-        <w:t xml:space="preserve">stays answerable and a backtest cannot silently consume restated values. This is not optional and not a later addition: the two columns, the second index dimension and the hash that covers them exist from the first migration, because retrofitting them would rewrite every table, every pin and every content hash in the system. Semantics, the leakage certificate and the storage cost are in §29.1.</w:t>
+        <w:t xml:space="preserve">stays answerable and a backtest cannot silently consume restated values. This is not optional and not a later addition: the two columns, the second index dimension and the hash that covers them exist from the first schema (</w:t>
+      </w:r>
+      <w:r>
+        <w:rPr>
+          <w:i/>
+          <w:iCs/>
+        </w:rPr>
+        <w:t xml:space="preserve">Revision 2.4:</w:t>
+      </w:r>
+      <w:r>
+        <w:t xml:space="preserve"> </w:t>
+      </w:r>
+      <w:r>
+        <w:t xml:space="preserve">there are no migrations, §14.3), because retrofitting them would rewrite every table, every pin and every content hash in the system. Semantics, the leakage certificate and the storage cost are in §29.1.</w:t>
       </w:r>
     </w:p>
     <w:p>
@@ -5515,8 +5646,8 @@
         <w:t xml:space="preserve">). MAYA derives orientation from the schema rather than asking the user to declare it.</w:t>
       </w:r>
     </w:p>
-    <w:bookmarkEnd w:id="16"/>
-    <w:bookmarkStart w:id="17" w:name="sources"/>
+    <w:bookmarkEnd w:id="17"/>
+    <w:bookmarkStart w:id="18" w:name="sources"/>
     <w:p>
       <w:pPr>
         <w:pStyle w:val="Heading3"/>
@@ -5960,8 +6091,8 @@
         <w:t xml:space="preserve">) so MAYA can flag a stale feature before someone pins it by mistake.</w:t>
       </w:r>
     </w:p>
-    <w:bookmarkEnd w:id="17"/>
-    <w:bookmarkStart w:id="18" w:name="resolution-policy"/>
+    <w:bookmarkEnd w:id="18"/>
+    <w:bookmarkStart w:id="19" w:name="resolution-policy"/>
     <w:p>
       <w:pPr>
         <w:pStyle w:val="Heading3"/>
@@ -6413,8 +6544,8 @@
         <w:t xml:space="preserve">with a written justification, which then appears on the warrant.</w:t>
       </w:r>
     </w:p>
-    <w:bookmarkEnd w:id="18"/>
-    <w:bookmarkStart w:id="19" w:name="transformations"/>
+    <w:bookmarkEnd w:id="19"/>
+    <w:bookmarkStart w:id="20" w:name="transformations"/>
     <w:p>
       <w:pPr>
         <w:pStyle w:val="Heading3"/>
@@ -6587,8 +6718,8 @@
         <w:t xml:space="preserve">. Steps are expressed in a restricted, side-effect-free expression language that compiles to Arrow compute kernels, so MAYA can show the plan, hash it, and run it identically on every backend.</w:t>
       </w:r>
     </w:p>
-    <w:bookmarkEnd w:id="19"/>
-    <w:bookmarkStart w:id="20" w:name="quality-contract"/>
+    <w:bookmarkEnd w:id="20"/>
+    <w:bookmarkStart w:id="21" w:name="quality-contract"/>
     <w:p>
       <w:pPr>
         <w:pStyle w:val="Heading3"/>
@@ -6701,8 +6832,8 @@
         <w:t xml:space="preserve">. Checks run on every resolution and always on pin. A failing check blocks a pin, blocks promotion through workflow, and raises an alert to the owner; it never silently passes.</w:t>
       </w:r>
     </w:p>
-    <w:bookmarkEnd w:id="20"/>
-    <w:bookmarkStart w:id="24" w:name="versioning-and-pinning"/>
+    <w:bookmarkEnd w:id="21"/>
+    <w:bookmarkStart w:id="25" w:name="versioning-and-pinning"/>
     <w:p>
       <w:pPr>
         <w:pStyle w:val="Heading3"/>
@@ -6798,18 +6929,18 @@
           <wp:inline>
             <wp:extent cx="5334000" cy="11289754"/>
             <wp:effectExtent b="0" l="0" r="0" t="0"/>
-            <wp:docPr descr="" title="" id="22" name="Picture"/>
+            <wp:docPr descr="" title="" id="23" name="Picture"/>
             <a:graphic>
               <a:graphicData uri="http://schemas.openxmlformats.org/drawingml/2006/picture">
                 <pic:pic>
                   <pic:nvPicPr>
-                    <pic:cNvPr descr="diagram-2.png" id="23" name="Picture"/>
+                    <pic:cNvPr descr="diagram-2.png" id="24" name="Picture"/>
                     <pic:cNvPicPr>
                       <a:picLocks noChangeArrowheads="1" noChangeAspect="1"/>
                     </pic:cNvPicPr>
                   </pic:nvPicPr>
                   <pic:blipFill>
-                    <a:blip r:embed="rId21"/>
+                    <a:blip r:embed="rId22"/>
                     <a:stretch>
                       <a:fillRect/>
                     </a:stretch>
@@ -6836,8 +6967,8 @@
         </w:drawing>
       </w:r>
     </w:p>
-    <w:bookmarkEnd w:id="24"/>
-    <w:bookmarkStart w:id="25" w:name="what-a-user-can-do"/>
+    <w:bookmarkEnd w:id="25"/>
+    <w:bookmarkStart w:id="26" w:name="what-a-user-can-do"/>
     <w:p>
       <w:pPr>
         <w:pStyle w:val="Heading3"/>
@@ -6854,8 +6985,8 @@
         <w:t xml:space="preserve">Upload a file and have MAYA propose a schema. Change a declared data type, with a preview of how many rows would fail the cast before committing. Edit the resolution policy and see the fill report change live on a sample. Compare two versions attribute by attribute. Download a feature version (resolved now) or a pin (exactly as sealed) as CSV, Parquet, Arrow IPC or JSON, with a manifest naming the version, hash and time of export. Clone a feature into a new draft. Subscribe to a feature and be notified when a new version is approved or a dependent pin is created.</w:t>
       </w:r>
     </w:p>
-    <w:bookmarkEnd w:id="25"/>
-    <w:bookmarkStart w:id="26" w:name="feature-algebra"/>
+    <w:bookmarkEnd w:id="26"/>
+    <w:bookmarkStart w:id="27" w:name="feature-algebra"/>
     <w:p>
       <w:pPr>
         <w:pStyle w:val="Heading3"/>
@@ -7925,9 +8056,9 @@
         <w:t xml:space="preserve">(pinned to Delta). Cycles are rejected at definition time; derivation depth is capped (default 16, configurable); and the cost estimate rolls up through the tree so a user sees what a deep chain will cost before running it.</w:t>
       </w:r>
     </w:p>
-    <w:bookmarkEnd w:id="26"/>
     <w:bookmarkEnd w:id="27"/>
-    <w:bookmarkStart w:id="36" w:name="featureset-subsystem"/>
+    <w:bookmarkEnd w:id="28"/>
+    <w:bookmarkStart w:id="37" w:name="featureset-subsystem"/>
     <w:p>
       <w:pPr>
         <w:pStyle w:val="Heading2"/>
@@ -7957,7 +8088,7 @@
         <w:t xml:space="preserve">: a named list of attributes, each mapped to one attribute of one member feature version or pin, assembled on a declared index grid by a declared alignment rule. It stores no data of its own.</w:t>
       </w:r>
     </w:p>
-    <w:bookmarkStart w:id="28" w:name="attribute-mapping"/>
+    <w:bookmarkStart w:id="29" w:name="attribute-mapping"/>
     <w:p>
       <w:pPr>
         <w:pStyle w:val="Heading3"/>
@@ -8102,8 +8233,8 @@
         <w:t xml:space="preserve">    surface -&gt; feature/vol_surface@v2 . grid                 [tensor&lt;float64,[8,12]&gt;]</w:t>
       </w:r>
     </w:p>
-    <w:bookmarkEnd w:id="28"/>
-    <w:bookmarkStart w:id="29" w:name="alignment-algebra"/>
+    <w:bookmarkEnd w:id="29"/>
+    <w:bookmarkStart w:id="30" w:name="alignment-algebra"/>
     <w:p>
       <w:pPr>
         <w:pStyle w:val="Heading3"/>
@@ -8347,8 +8478,8 @@
         <w:t xml:space="preserve">join and states so in the plan. Where a member’s index has columns the set does not, the mapping must declare an aggregation or the definition is rejected — MAYA never silently picks a row.</w:t>
       </w:r>
     </w:p>
-    <w:bookmarkEnd w:id="29"/>
-    <w:bookmarkStart w:id="30" w:name="filters"/>
+    <w:bookmarkEnd w:id="30"/>
+    <w:bookmarkStart w:id="31" w:name="filters"/>
     <w:p>
       <w:pPr>
         <w:pStyle w:val="Heading3"/>
@@ -8392,8 +8523,8 @@
         <w:t xml:space="preserve">— which keeps survivorship bias out of the panel by construction.</w:t>
       </w:r>
     </w:p>
-    <w:bookmarkEnd w:id="30"/>
-    <w:bookmarkStart w:id="31" w:name="policy-precedence"/>
+    <w:bookmarkEnd w:id="31"/>
+    <w:bookmarkStart w:id="32" w:name="policy-precedence"/>
     <w:p>
       <w:pPr>
         <w:pStyle w:val="Heading3"/>
@@ -8484,8 +8615,8 @@
         <w:t xml:space="preserve">The resolved policy for each attribute, and which layer won, is recorded in the resolution manifest.</w:t>
       </w:r>
     </w:p>
-    <w:bookmarkEnd w:id="31"/>
-    <w:bookmarkStart w:id="32" w:name="shape"/>
+    <w:bookmarkEnd w:id="32"/>
+    <w:bookmarkStart w:id="33" w:name="shape"/>
     <w:p>
       <w:pPr>
         <w:pStyle w:val="Heading3"/>
@@ -8607,8 +8738,8 @@
         <w:t xml:space="preserve">/Arrow tensor with an accompanying axis manifest). The requested shape is part of the download and part of the warrant, so training always receives what it was promised.</w:t>
       </w:r>
     </w:p>
-    <w:bookmarkEnd w:id="32"/>
-    <w:bookmarkStart w:id="33" w:name="pinning-a-feature-set"/>
+    <w:bookmarkEnd w:id="33"/>
+    <w:bookmarkStart w:id="34" w:name="pinning-a-feature-set"/>
     <w:p>
       <w:pPr>
         <w:pStyle w:val="Heading3"/>
@@ -8782,8 +8913,8 @@
         <w:t xml:space="preserve">Resolution of an unpinned feature set uses pinned members where the mapping names them and live versions otherwise, exactly as the notes specify.</w:t>
       </w:r>
     </w:p>
-    <w:bookmarkEnd w:id="33"/>
-    <w:bookmarkStart w:id="34" w:name="composition-and-reuse"/>
+    <w:bookmarkEnd w:id="34"/>
+    <w:bookmarkStart w:id="35" w:name="composition-and-reuse"/>
     <w:p>
       <w:pPr>
         <w:pStyle w:val="Heading3"/>
@@ -8860,8 +8991,8 @@
         <w:t xml:space="preserve">(rows, bytes, estimated resolution seconds) computed before a user clicks resolve.</w:t>
       </w:r>
     </w:p>
-    <w:bookmarkEnd w:id="34"/>
-    <w:bookmarkStart w:id="35" w:name="featureset-algebra"/>
+    <w:bookmarkEnd w:id="35"/>
+    <w:bookmarkStart w:id="36" w:name="featureset-algebra"/>
     <w:p>
       <w:pPr>
         <w:pStyle w:val="Heading3"/>
@@ -9486,9 +9617,9 @@
         <w:t xml:space="preserve">and the directly-written equivalent hash identically, so MAYA recognises when a desk has reinvented a set that already exists and offers the existing one. Over a large catalog this is the difference between reuse and sprawl.</w:t>
       </w:r>
     </w:p>
-    <w:bookmarkEnd w:id="35"/>
     <w:bookmarkEnd w:id="36"/>
-    <w:bookmarkStart w:id="41" w:name="X0ff6b7b261986cbe283e0fd34cfdb0ad03b8f81"/>
+    <w:bookmarkEnd w:id="37"/>
+    <w:bookmarkStart w:id="42" w:name="X0ff6b7b261986cbe283e0fd34cfdb0ad03b8f81"/>
     <w:p>
       <w:pPr>
         <w:pStyle w:val="Heading2"/>
@@ -9553,7 +9684,7 @@
         <w:t xml:space="preserve">for blobs (uploads, PDFs, code artifacts, parameter files, export bundles). Nothing that must be queried transactionally lives in Delta; nothing large lives in the database.</w:t>
       </w:r>
     </w:p>
-    <w:bookmarkStart w:id="37" w:name="delta-layout"/>
+    <w:bookmarkStart w:id="38" w:name="delta-layout"/>
     <w:p>
       <w:pPr>
         <w:pStyle w:val="Heading3"/>
@@ -9685,8 +9816,8 @@
         <w:t xml:space="preserve">. Delta time travel is used for operational recovery only — MAYA’s own pin identity never depends on a Delta version number, because a table rewrite would then change meaning.</w:t>
       </w:r>
     </w:p>
-    <w:bookmarkEnd w:id="37"/>
-    <w:bookmarkStart w:id="38" w:name="the-array-problem"/>
+    <w:bookmarkEnd w:id="38"/>
+    <w:bookmarkStart w:id="39" w:name="the-array-problem"/>
     <w:p>
       <w:pPr>
         <w:pStyle w:val="Heading3"/>
@@ -10246,8 +10377,8 @@
         <w:t xml:space="preserve">The content hash of a pin is computed over the canonical Arrow representation — schema sorted by name, rows sorted by index, floats in IEEE-754 binary, nested values in declared order — not over file bytes. Two pins with the same data hash the same even if written by different engine versions, which is what makes reproducibility verifiable rather than hopeful.</w:t>
       </w:r>
     </w:p>
-    <w:bookmarkEnd w:id="38"/>
-    <w:bookmarkStart w:id="39" w:name="sizing-and-retention"/>
+    <w:bookmarkEnd w:id="39"/>
+    <w:bookmarkStart w:id="40" w:name="sizing-and-retention"/>
     <w:p>
       <w:pPr>
         <w:pStyle w:val="Heading3"/>
@@ -10280,8 +10411,8 @@
         <w:t xml:space="preserve">on demand: re-read every pin, recompute its hash, and report drift. Drift is a serious incident and raises a system alert.</w:t>
       </w:r>
     </w:p>
-    <w:bookmarkEnd w:id="39"/>
-    <w:bookmarkStart w:id="40" w:name="maya_delta-the-lakehouse-layer"/>
+    <w:bookmarkEnd w:id="40"/>
+    <w:bookmarkStart w:id="41" w:name="maya_delta-the-lakehouse-layer"/>
     <w:p>
       <w:pPr>
         <w:pStyle w:val="Heading3"/>
@@ -10959,9 +11090,9 @@
         <w:t xml:space="preserve">carries the byte-comparison obligation that §13.4.1 puts on anything near the hash path.</w:t>
       </w:r>
     </w:p>
-    <w:bookmarkEnd w:id="40"/>
     <w:bookmarkEnd w:id="41"/>
-    <w:bookmarkStart w:id="49" w:name="model-subsystem"/>
+    <w:bookmarkEnd w:id="42"/>
+    <w:bookmarkStart w:id="50" w:name="model-subsystem"/>
     <w:p>
       <w:pPr>
         <w:pStyle w:val="Heading2"/>
@@ -11045,7 +11176,7 @@
         <w:t xml:space="preserve">. A model version is the tuple of all four plus its input contract.</w:t>
       </w:r>
     </w:p>
-    <w:bookmarkStart w:id="42" w:name="how-the-mathematics-is-stored"/>
+    <w:bookmarkStart w:id="43" w:name="how-the-mathematics-is-stored"/>
     <w:p>
       <w:pPr>
         <w:pStyle w:val="Heading3"/>
@@ -12308,8 +12439,8 @@
         <w:t xml:space="preserve">carrying the architecture description, hyperparameters and a mandatory prose statement of what the model estimates. MAYA records that the model is opaque rather than pretending otherwise, and model risk reporting uses that flag.</w:t>
       </w:r>
     </w:p>
-    <w:bookmarkEnd w:id="42"/>
-    <w:bookmarkStart w:id="43" w:name="input-contract"/>
+    <w:bookmarkEnd w:id="43"/>
+    <w:bookmarkStart w:id="44" w:name="input-contract"/>
     <w:p>
       <w:pPr>
         <w:pStyle w:val="Heading3"/>
@@ -12342,8 +12473,8 @@
         <w:t xml:space="preserve">a warrant can be drawn, so a shape mismatch is caught at warrant time rather than at 3 a.m. in a training script.</w:t>
       </w:r>
     </w:p>
-    <w:bookmarkEnd w:id="43"/>
-    <w:bookmarkStart w:id="44" w:name="code-artifact"/>
+    <w:bookmarkEnd w:id="44"/>
+    <w:bookmarkStart w:id="45" w:name="code-artifact"/>
     <w:p>
       <w:pPr>
         <w:pStyle w:val="Heading3"/>
@@ -12499,8 +12630,8 @@
         <w:t xml:space="preserve">On upload MAYA runs static validation — syntax, entry point present, signature match, import allowlist, no filesystem or network calls outside the provided context, size and complexity limits — and a smoke execution in a sandbox against a small sample from the declared feature set. A failing artifact cannot be submitted for approval. The artifact is content-hashed, stored immutably, and its hash appears in every warrant that uses it.</w:t>
       </w:r>
     </w:p>
-    <w:bookmarkEnd w:id="44"/>
-    <w:bookmarkStart w:id="45" w:name="parameters"/>
+    <w:bookmarkEnd w:id="45"/>
+    <w:bookmarkStart w:id="46" w:name="parameters"/>
     <w:p>
       <w:pPr>
         <w:pStyle w:val="Heading3"/>
@@ -12532,8 +12663,8 @@
         <w:t xml:space="preserve">has a schema (names, types, shapes, bounds), values, the training warrant that produced it, the metrics reported at training time, the author, and a status. Parameters are validated against the model’s declared bounds on upload. Several parameter sets may exist for one model version — per region, per desk, per vintage — each separately approvable.</w:t>
       </w:r>
     </w:p>
-    <w:bookmarkEnd w:id="45"/>
-    <w:bookmarkStart w:id="46" w:name="specification-document"/>
+    <w:bookmarkEnd w:id="46"/>
+    <w:bookmarkStart w:id="47" w:name="specification-document"/>
     <w:p>
       <w:pPr>
         <w:pStyle w:val="Heading3"/>
@@ -12578,8 +12709,8 @@
         <w:t xml:space="preserve">, so the document cannot drift from the implementation: a model version whose IR changed re-renders the document and marks it for re-review.</w:t>
       </w:r>
     </w:p>
-    <w:bookmarkEnd w:id="46"/>
-    <w:bookmarkStart w:id="47" w:name="versioning"/>
+    <w:bookmarkEnd w:id="47"/>
+    <w:bookmarkStart w:id="48" w:name="versioning"/>
     <w:p>
       <w:pPr>
         <w:pStyle w:val="Heading3"/>
@@ -12697,8 +12828,8 @@
         <w:t xml:space="preserve">. Deprecation requires a successor reference or an explicit statement that none exists, and MAYA warns every owner of a warrant that depends on it.</w:t>
       </w:r>
     </w:p>
-    <w:bookmarkEnd w:id="47"/>
-    <w:bookmarkStart w:id="48" w:name="composite-models"/>
+    <w:bookmarkEnd w:id="48"/>
+    <w:bookmarkStart w:id="49" w:name="composite-models"/>
     <w:p>
       <w:pPr>
         <w:pStyle w:val="Heading3"/>
@@ -14117,9 +14248,9 @@
         <w:t xml:space="preserve">Composites may nest (a composite as a member of a composite), cycles are rejected at definition time, and nesting depth is capped at 4 by default. The model diff viewer renders a composite as its DAG, so a reviewer sees structural change — a member swapped, a weight now trained rather than fixed — rather than a JSON diff.</w:t>
       </w:r>
     </w:p>
-    <w:bookmarkEnd w:id="48"/>
     <w:bookmarkEnd w:id="49"/>
-    <w:bookmarkStart w:id="58" w:name="warrant-subsystem"/>
+    <w:bookmarkEnd w:id="50"/>
+    <w:bookmarkStart w:id="59" w:name="warrant-subsystem"/>
     <w:p>
       <w:pPr>
         <w:pStyle w:val="Heading2"/>
@@ -14149,7 +14280,7 @@
         <w:t xml:space="preserve">. It binds a model version to the exact data and parameters it may use, and it is the object a user hands to a colleague, a downstream system or a reviewer.</w:t>
       </w:r>
     </w:p>
-    <w:bookmarkStart w:id="53" w:name="training-warrant"/>
+    <w:bookmarkStart w:id="54" w:name="training-warrant"/>
     <w:p>
       <w:pPr>
         <w:pStyle w:val="Heading3"/>
@@ -14218,18 +14349,18 @@
           <wp:inline>
             <wp:extent cx="5334000" cy="3251377"/>
             <wp:effectExtent b="0" l="0" r="0" t="0"/>
-            <wp:docPr descr="" title="" id="51" name="Picture"/>
+            <wp:docPr descr="" title="" id="52" name="Picture"/>
             <a:graphic>
               <a:graphicData uri="http://schemas.openxmlformats.org/drawingml/2006/picture">
                 <pic:pic>
                   <pic:nvPicPr>
-                    <pic:cNvPr descr="diagram-3.png" id="52" name="Picture"/>
+                    <pic:cNvPr descr="diagram-3.png" id="53" name="Picture"/>
                     <pic:cNvPicPr>
                       <a:picLocks noChangeArrowheads="1" noChangeAspect="1"/>
                     </pic:cNvPicPr>
                   </pic:nvPicPr>
                   <pic:blipFill>
-                    <a:blip r:embed="rId50"/>
+                    <a:blip r:embed="rId51"/>
                     <a:stretch>
                       <a:fillRect/>
                     </a:stretch>
@@ -14309,8 +14440,8 @@
         <w:t xml:space="preserve">CLI command, an SDK context manager that downloads, verifies and yields Arrow tables, and an upload that accepts JSON, NPZ, Pickle (scanned), or ONNX weights with a declared schema.</w:t>
       </w:r>
     </w:p>
-    <w:bookmarkEnd w:id="53"/>
-    <w:bookmarkStart w:id="54" w:name="execution-warrant"/>
+    <w:bookmarkEnd w:id="54"/>
+    <w:bookmarkStart w:id="55" w:name="execution-warrant"/>
     <w:p>
       <w:pPr>
         <w:pStyle w:val="Heading3"/>
@@ -14394,8 +14525,8 @@
         <w:t xml:space="preserve">(PDF and JSON) and as a machine-readable bundle the SDK can consume in one call.</w:t>
       </w:r>
     </w:p>
-    <w:bookmarkEnd w:id="54"/>
-    <w:bookmarkStart w:id="55" w:name="sealing-custody-and-reuse"/>
+    <w:bookmarkEnd w:id="55"/>
+    <w:bookmarkStart w:id="56" w:name="sealing-custody-and-reuse"/>
     <w:p>
       <w:pPr>
         <w:pStyle w:val="Heading3"/>
@@ -14494,8 +14625,8 @@
         <w:t xml:space="preserve">into a new draft to re-run a study with one variable changed, and MAYA links the clone to its origin so a series of experiments reads as a family rather than a pile.</w:t>
       </w:r>
     </w:p>
-    <w:bookmarkEnd w:id="55"/>
-    <w:bookmarkStart w:id="56" w:name="lifecycle-and-expiry"/>
+    <w:bookmarkEnd w:id="56"/>
+    <w:bookmarkStart w:id="57" w:name="lifecycle-and-expiry"/>
     <w:p>
       <w:pPr>
         <w:pStyle w:val="Heading3"/>
@@ -14543,8 +14674,8 @@
         <w:t xml:space="preserve">immediately by the model owner or an administrator, with a reason that propagates to every consumer, which is the control that matters when a model is found to be wrong in production.</w:t>
       </w:r>
     </w:p>
-    <w:bookmarkEnd w:id="56"/>
-    <w:bookmarkStart w:id="57" w:name="warrants-over-composite-models"/>
+    <w:bookmarkEnd w:id="57"/>
+    <w:bookmarkStart w:id="58" w:name="warrants-over-composite-models"/>
     <w:p>
       <w:pPr>
         <w:pStyle w:val="Heading3"/>
@@ -14732,9 +14863,9 @@
         <w:t xml:space="preserve">An execution warrant over a composite resolves the whole DAG: the manifest names the member models, their parameter sets, the combine expression, the execution order and the single input contract the caller must satisfy. The caller runs one thing. Revocation is atomic over the composite; revoking a warrant on a member model also flags every composite execution warrant that embeds it, with the member named.</w:t>
       </w:r>
     </w:p>
-    <w:bookmarkEnd w:id="57"/>
     <w:bookmarkEnd w:id="58"/>
-    <w:bookmarkStart w:id="68" w:name="workflow-and-approval-engine"/>
+    <w:bookmarkEnd w:id="59"/>
+    <w:bookmarkStart w:id="69" w:name="workflow-and-approval-engine"/>
     <w:p>
       <w:pPr>
         <w:pStyle w:val="Heading2"/>
@@ -14764,7 +14895,7 @@
         <w:t xml:space="preserve">, not code, so a firm can tighten production policy without a release.</w:t>
       </w:r>
     </w:p>
-    <w:bookmarkStart w:id="62" w:name="the-canonical-state-machine"/>
+    <w:bookmarkStart w:id="63" w:name="the-canonical-state-machine"/>
     <w:p>
       <w:pPr>
         <w:pStyle w:val="Heading3"/>
@@ -14782,18 +14913,18 @@
           <wp:inline>
             <wp:extent cx="5334000" cy="7216588"/>
             <wp:effectExtent b="0" l="0" r="0" t="0"/>
-            <wp:docPr descr="" title="" id="60" name="Picture"/>
+            <wp:docPr descr="" title="" id="61" name="Picture"/>
             <a:graphic>
               <a:graphicData uri="http://schemas.openxmlformats.org/drawingml/2006/picture">
                 <pic:pic>
                   <pic:nvPicPr>
-                    <pic:cNvPr descr="diagram-4.png" id="61" name="Picture"/>
+                    <pic:cNvPr descr="diagram-4.png" id="62" name="Picture"/>
                     <pic:cNvPicPr>
                       <a:picLocks noChangeArrowheads="1" noChangeAspect="1"/>
                     </pic:cNvPicPr>
                   </pic:nvPicPr>
                   <pic:blipFill>
-                    <a:blip r:embed="rId59"/>
+                    <a:blip r:embed="rId60"/>
                     <a:stretch>
                       <a:fillRect/>
                     </a:stretch>
@@ -14850,8 +14981,8 @@
         <w:t xml:space="preserve">, not separate states, which keeps the mental model small.</w:t>
       </w:r>
     </w:p>
-    <w:bookmarkEnd w:id="62"/>
-    <w:bookmarkStart w:id="63" w:name="approval-policy"/>
+    <w:bookmarkEnd w:id="63"/>
+    <w:bookmarkStart w:id="64" w:name="approval-policy"/>
     <w:p>
       <w:pPr>
         <w:pStyle w:val="Heading3"/>
@@ -15698,8 +15829,8 @@
         <w:t xml:space="preserve">becomes enforceable.</w:t>
       </w:r>
     </w:p>
-    <w:bookmarkEnd w:id="63"/>
-    <w:bookmarkStart w:id="64" w:name="review-experience"/>
+    <w:bookmarkEnd w:id="64"/>
+    <w:bookmarkStart w:id="65" w:name="review-experience"/>
     <w:p>
       <w:pPr>
         <w:pStyle w:val="Heading3"/>
@@ -15732,8 +15863,8 @@
         <w:t xml:space="preserve">against the previously approved version — schema changes, policy changes, formula changes rendered as mathematics, code diff, spec document diff — plus the impact list: every dependent feature set, warrant and model, and who owns each. Reviewers can comment inline on any element, and open blocking comments prevent approval by default.</w:t>
       </w:r>
     </w:p>
-    <w:bookmarkEnd w:id="64"/>
-    <w:bookmarkStart w:id="65" w:name="delegation-escalation-emergency"/>
+    <w:bookmarkEnd w:id="65"/>
+    <w:bookmarkStart w:id="66" w:name="delegation-escalation-emergency"/>
     <w:p>
       <w:pPr>
         <w:pStyle w:val="Heading3"/>
@@ -15778,8 +15909,8 @@
         <w:t xml:space="preserve">permanently, and lands in a dedicated report that is reviewed monthly. Break-glass is never silent and never erasable.</w:t>
       </w:r>
     </w:p>
-    <w:bookmarkEnd w:id="65"/>
-    <w:bookmarkStart w:id="66" w:name="bulk-and-campaign-operations"/>
+    <w:bookmarkEnd w:id="66"/>
+    <w:bookmarkStart w:id="67" w:name="bulk-and-campaign-operations"/>
     <w:p>
       <w:pPr>
         <w:pStyle w:val="Heading3"/>
@@ -15809,8 +15940,8 @@
         <w:t xml:space="preserve">: a named set of objects moved through a transition together — pin these forty features as of 31 March, re-approve every model touching a changed feature — with one approval covering the campaign, per-item status, partial failure handling and a single audit record that expands to its items.</w:t>
       </w:r>
     </w:p>
-    <w:bookmarkEnd w:id="66"/>
-    <w:bookmarkStart w:id="67" w:name="X60715ae9331c28b00c6b974f2a8a1d7adc4ae5b"/>
+    <w:bookmarkEnd w:id="67"/>
+    <w:bookmarkStart w:id="68" w:name="X60715ae9331c28b00c6b974f2a8a1d7adc4ae5b"/>
     <w:p>
       <w:pPr>
         <w:pStyle w:val="Heading3"/>
@@ -16054,9 +16185,9 @@
         <w:t xml:space="preserve">not two sources of truth — there is one record with a text representation.</w:t>
       </w:r>
     </w:p>
-    <w:bookmarkEnd w:id="67"/>
     <w:bookmarkEnd w:id="68"/>
-    <w:bookmarkStart w:id="74" w:name="authorization-roles-plus-object-acls"/>
+    <w:bookmarkEnd w:id="69"/>
+    <w:bookmarkStart w:id="75" w:name="authorization-roles-plus-object-acls"/>
     <w:p>
       <w:pPr>
         <w:pStyle w:val="Heading2"/>
@@ -16085,7 +16216,7 @@
         <w:t xml:space="preserve">. Nothing in the UI, API, SDK or CLI bypasses it, and the decision — allow or deny, and the rule that decided — is logged for sensitive actions.</w:t>
       </w:r>
     </w:p>
-    <w:bookmarkStart w:id="69" w:name="the-four-inputs"/>
+    <w:bookmarkStart w:id="70" w:name="the-four-inputs"/>
     <w:p>
       <w:pPr>
         <w:pStyle w:val="Heading3"/>
@@ -16305,8 +16436,8 @@
         <w:t xml:space="preserve">: sealed and pinned objects are read-only to everyone including their owner; retired objects are readable only with an explicit audit grant.</w:t>
       </w:r>
     </w:p>
-    <w:bookmarkEnd w:id="69"/>
-    <w:bookmarkStart w:id="70" w:name="resolution-order"/>
+    <w:bookmarkEnd w:id="70"/>
+    <w:bookmarkStart w:id="71" w:name="resolution-order"/>
     <w:p>
       <w:pPr>
         <w:pStyle w:val="Heading3"/>
@@ -16455,8 +16586,8 @@
         <w:t xml:space="preserve">on a model cannot approve it; the grant is inert and the UI says so when it is created, rather than silently.</w:t>
       </w:r>
     </w:p>
-    <w:bookmarkEnd w:id="70"/>
-    <w:bookmarkStart w:id="71" w:name="inheritance-and-cascade"/>
+    <w:bookmarkEnd w:id="71"/>
+    <w:bookmarkStart w:id="72" w:name="inheritance-and-cascade"/>
     <w:p>
       <w:pPr>
         <w:pStyle w:val="Heading3"/>
@@ -16489,8 +16620,8 @@
         <w:t xml:space="preserve">on every member it exposes; MAYA shows a partial view and names the attributes withheld rather than failing the whole read, which keeps collaboration workable while staying strict.</w:t>
       </w:r>
     </w:p>
-    <w:bookmarkEnd w:id="71"/>
-    <w:bookmarkStart w:id="72" w:name="fine-grained-scoping"/>
+    <w:bookmarkEnd w:id="72"/>
+    <w:bookmarkStart w:id="73" w:name="fine-grained-scoping"/>
     <w:p>
       <w:pPr>
         <w:pStyle w:val="Heading3"/>
@@ -16564,8 +16695,8 @@
         <w:t xml:space="preserve">(no data after a cut-off, for a model validator who must not see the out-of-sample period). These are expressed in the same expression language as feature filters and compiled into the read plan.</w:t>
       </w:r>
     </w:p>
-    <w:bookmarkEnd w:id="72"/>
-    <w:bookmarkStart w:id="73" w:name="groups-service-accounts-and-delegation"/>
+    <w:bookmarkEnd w:id="73"/>
+    <w:bookmarkStart w:id="74" w:name="groups-service-accounts-and-delegation"/>
     <w:p>
       <w:pPr>
         <w:pStyle w:val="Heading3"/>
@@ -16611,9 +16742,9 @@
         <w:t xml:space="preserve">list showing who holds what and letting them revoke in bulk.</w:t>
       </w:r>
     </w:p>
-    <w:bookmarkEnd w:id="73"/>
     <w:bookmarkEnd w:id="74"/>
-    <w:bookmarkStart w:id="75" w:name="authentication"/>
+    <w:bookmarkEnd w:id="75"/>
+    <w:bookmarkStart w:id="76" w:name="authentication"/>
     <w:p>
       <w:pPr>
         <w:pStyle w:val="Heading2"/>
@@ -17972,7 +18103,50 @@
         <w:t xml:space="preserve"> </w:t>
       </w:r>
       <w:r>
-        <w:t xml:space="preserve">(only the named IdP session, when it names one), but only when the IdP signed it. Group-to-role mapping is configurable and re-evaluated at every login, so removing someone from an IdP group removes their MAYA capability at their next session without a manual step. JIT provisioning creates the user on first login with mapped roles and no object grants. SSO failures fall back to an error page, never to DB login, unless</w:t>
+        <w:t xml:space="preserve">(only the named IdP session, when it names one), but only when the IdP signed it.</w:t>
+      </w:r>
+      <w:r>
+        <w:t xml:space="preserve"> </w:t>
+      </w:r>
+      <w:r>
+        <w:rPr>
+          <w:i/>
+          <w:iCs/>
+        </w:rPr>
+        <w:t xml:space="preserve">Revision 2.4:</w:t>
+      </w:r>
+      <w:r>
+        <w:t xml:space="preserve"> </w:t>
+      </w:r>
+      <w:r>
+        <w:t xml:space="preserve">OIDC logout also runs both ways: with</w:t>
+      </w:r>
+      <w:r>
+        <w:t xml:space="preserve"> </w:t>
+      </w:r>
+      <w:r>
+        <w:rPr>
+          <w:rStyle w:val="VerbatimChar"/>
+        </w:rPr>
+        <w:t xml:space="preserve">auth.sso.post_logout_redirect_uri</w:t>
+      </w:r>
+      <w:r>
+        <w:t xml:space="preserve"> </w:t>
+      </w:r>
+      <w:r>
+        <w:t xml:space="preserve">set, signing out of MAYA sends the browser to the issuer’s end-session endpoint, and the IdP ends MAYA sessions server to server with a back-channel logout token, checked like an ID token and single-use by</w:t>
+      </w:r>
+      <w:r>
+        <w:t xml:space="preserve"> </w:t>
+      </w:r>
+      <w:r>
+        <w:rPr>
+          <w:rStyle w:val="VerbatimChar"/>
+        </w:rPr>
+        <w:t xml:space="preserve">jti</w:t>
+      </w:r>
+      <w:r>
+        <w:t xml:space="preserve">. SAML back-channel (SOAP) logout is not supported. Group-to-role mapping is configurable and re-evaluated at every login, so removing someone from an IdP group removes their MAYA capability at their next session without a manual step. JIT provisioning creates the user on first login with mapped roles and no object grants. SSO failures fall back to an error page, never to DB login, unless</w:t>
       </w:r>
       <w:r>
         <w:t xml:space="preserve"> </w:t>
@@ -18204,8 +18378,8 @@
         <w:t xml:space="preserve">, with CSRF tokens on all state-changing requests; API clients use bearer tokens and never cookies. Every authentication event — success, failure, lockout, MFA challenge, token issuance, revocation — is audited.</w:t>
       </w:r>
     </w:p>
-    <w:bookmarkEnd w:id="75"/>
-    <w:bookmarkStart w:id="87" w:name="system-architecture"/>
+    <w:bookmarkEnd w:id="76"/>
+    <w:bookmarkStart w:id="88" w:name="system-architecture"/>
     <w:p>
       <w:pPr>
         <w:pStyle w:val="Heading2"/>
@@ -18231,18 +18405,18 @@
           <wp:inline>
             <wp:extent cx="5334000" cy="4007068"/>
             <wp:effectExtent b="0" l="0" r="0" t="0"/>
-            <wp:docPr descr="" title="" id="77" name="Picture"/>
+            <wp:docPr descr="" title="" id="78" name="Picture"/>
             <a:graphic>
               <a:graphicData uri="http://schemas.openxmlformats.org/drawingml/2006/picture">
                 <pic:pic>
                   <pic:nvPicPr>
-                    <pic:cNvPr descr="diagram-5.png" id="78" name="Picture"/>
+                    <pic:cNvPr descr="diagram-5.png" id="79" name="Picture"/>
                     <pic:cNvPicPr>
                       <a:picLocks noChangeArrowheads="1" noChangeAspect="1"/>
                     </pic:cNvPicPr>
                   </pic:nvPicPr>
                   <pic:blipFill>
-                    <a:blip r:embed="rId76"/>
+                    <a:blip r:embed="rId77"/>
                     <a:stretch>
                       <a:fillRect/>
                     </a:stretch>
@@ -18345,7 +18519,7 @@
         <w:t xml:space="preserve">a structural fact rather than a promise. The rule is enforced in CI by the same import-linter that guards the persistence package (§14, §23), and the SDK contract is section 18.2.</w:t>
       </w:r>
     </w:p>
-    <w:bookmarkStart w:id="79" w:name="stack-decisions"/>
+    <w:bookmarkStart w:id="80" w:name="stack-decisions"/>
     <w:p>
       <w:pPr>
         <w:pStyle w:val="Heading3"/>
@@ -18947,8 +19121,8 @@
         </w:tc>
       </w:tr>
     </w:tbl>
-    <w:bookmarkEnd w:id="79"/>
-    <w:bookmarkStart w:id="80" w:name="request-and-data-paths"/>
+    <w:bookmarkEnd w:id="80"/>
+    <w:bookmarkStart w:id="81" w:name="request-and-data-paths"/>
     <w:p>
       <w:pPr>
         <w:pStyle w:val="Heading3"/>
@@ -19013,8 +19187,8 @@
         <w:t xml:space="preserve">stream to the object store, are scanned and hashed, then a metadata record is written; the file is never buffered whole in memory.</w:t>
       </w:r>
     </w:p>
-    <w:bookmarkEnd w:id="80"/>
-    <w:bookmarkStart w:id="81" w:name="failure-posture"/>
+    <w:bookmarkEnd w:id="81"/>
+    <w:bookmarkStart w:id="82" w:name="failure-posture"/>
     <w:p>
       <w:pPr>
         <w:pStyle w:val="Heading3"/>
@@ -19028,7 +19202,44 @@
         <w:pStyle w:val="FirstParagraph"/>
       </w:pPr>
       <w:r>
-        <w:t xml:space="preserve">Every external dependency has a declared behaviour when absent: object store down → uploads and pins fail fast with a clear message, browsing still works; Delta unavailable → resolution fails, metadata and workflow still work; IdP unreachable → existing sessions continue, new logins fail with a break-glass path for administrators; a worker dies mid-pin → the pin is left in</w:t>
+        <w:t xml:space="preserve">Every external dependency has a declared behaviour when absent: object store down → uploads and pins fail fast with a clear message, browsing still works; Delta unavailable → resolution fails, metadata and workflow still work; IdP unreachable → existing sessions continue, new logins fail with a break-glass path for administrators (</w:t>
+      </w:r>
+      <w:r>
+        <w:rPr>
+          <w:i/>
+          <w:iCs/>
+        </w:rPr>
+        <w:t xml:space="preserve">Revision 2.4:</w:t>
+      </w:r>
+      <w:r>
+        <w:t xml:space="preserve"> </w:t>
+      </w:r>
+      <w:r>
+        <w:rPr>
+          <w:rStyle w:val="VerbatimChar"/>
+        </w:rPr>
+        <w:t xml:space="preserve">mode: sso</w:t>
+      </w:r>
+      <w:r>
+        <w:t xml:space="preserve"> </w:t>
+      </w:r>
+      <w:r>
+        <w:t xml:space="preserve">refuses every password sign-in, so the path is restarting in</w:t>
+      </w:r>
+      <w:r>
+        <w:t xml:space="preserve"> </w:t>
+      </w:r>
+      <w:r>
+        <w:rPr>
+          <w:rStyle w:val="VerbatimChar"/>
+        </w:rPr>
+        <w:t xml:space="preserve">mode: hybrid</w:t>
+      </w:r>
+      <w:r>
+        <w:t xml:space="preserve"> </w:t>
+      </w:r>
+      <w:r>
+        <w:t xml:space="preserve">with a database account made beforehand — the SSO outage runbook); a worker dies mid-pin → the pin is left in</w:t>
       </w:r>
       <w:r>
         <w:t xml:space="preserve"> </w:t>
@@ -19043,8 +19254,8 @@
         <w:t xml:space="preserve">, the orphan partition is garbage-collected by a reaper, and the job is retried idempotently. MAYA degrades in named ways rather than in surprising ones.</w:t>
       </w:r>
     </w:p>
-    <w:bookmarkEnd w:id="81"/>
-    <w:bookmarkStart w:id="86" w:name="proxied-dependencies"/>
+    <w:bookmarkEnd w:id="82"/>
+    <w:bookmarkStart w:id="87" w:name="proxied-dependencies"/>
     <w:p>
       <w:pPr>
         <w:pStyle w:val="Heading3"/>
@@ -19147,7 +19358,7 @@
         <w:t xml:space="preserve">exist for the interpreter in front of us is an outage we chose in advance.</w:t>
       </w:r>
     </w:p>
-    <w:bookmarkStart w:id="82" w:name="Xafabbe7ca8f554956091662164e877160823cc0"/>
+    <w:bookmarkStart w:id="83" w:name="Xafabbe7ca8f554956091662164e877160823cc0"/>
     <w:p>
       <w:pPr>
         <w:pStyle w:val="Heading4"/>
@@ -19383,8 +19594,8 @@
         <w:t xml:space="preserve">substitution.</w:t>
       </w:r>
     </w:p>
-    <w:bookmarkEnd w:id="82"/>
-    <w:bookmarkStart w:id="83" w:name="the-register"/>
+    <w:bookmarkEnd w:id="83"/>
+    <w:bookmarkStart w:id="84" w:name="the-register"/>
     <w:p>
       <w:pPr>
         <w:pStyle w:val="Heading4"/>
@@ -21313,8 +21524,8 @@
         </w:tc>
       </w:tr>
     </w:tbl>
-    <w:bookmarkEnd w:id="83"/>
-    <w:bookmarkStart w:id="84" w:name="rules-that-apply-to-every-seam"/>
+    <w:bookmarkEnd w:id="84"/>
+    <w:bookmarkStart w:id="85" w:name="rules-that-apply-to-every-seam"/>
     <w:p>
       <w:pPr>
         <w:pStyle w:val="Heading4"/>
@@ -21797,8 +22008,8 @@
         <w:t xml:space="preserve">degrades; the guarantee does not.</w:t>
       </w:r>
     </w:p>
-    <w:bookmarkEnd w:id="84"/>
-    <w:bookmarkStart w:id="85" w:name="what-is-deliberately-not-proxied"/>
+    <w:bookmarkEnd w:id="85"/>
+    <w:bookmarkStart w:id="86" w:name="what-is-deliberately-not-proxied"/>
     <w:p>
       <w:pPr>
         <w:pStyle w:val="Heading4"/>
@@ -22013,10 +22224,10 @@
         <w:t xml:space="preserve">one for the other, ever.</w:t>
       </w:r>
     </w:p>
-    <w:bookmarkEnd w:id="85"/>
     <w:bookmarkEnd w:id="86"/>
     <w:bookmarkEnd w:id="87"/>
-    <w:bookmarkStart w:id="91" w:name="persistence-layer"/>
+    <w:bookmarkEnd w:id="88"/>
+    <w:bookmarkStart w:id="92" w:name="persistence-layer"/>
     <w:p>
       <w:pPr>
         <w:pStyle w:val="Heading2"/>
@@ -22225,7 +22436,7 @@
         <w:t xml:space="preserve">and never commit inside a loop.</w:t>
       </w:r>
     </w:p>
-    <w:bookmarkStart w:id="88" w:name="sqlite-and-postgresql-parity"/>
+    <w:bookmarkStart w:id="89" w:name="sqlite-and-postgresql-parity"/>
     <w:p>
       <w:pPr>
         <w:pStyle w:val="Heading3"/>
@@ -22673,8 +22884,8 @@
         <w:t xml:space="preserve">SQLite is supported for single-node, small-team and development use, and MAYA says so plainly in the UI when running on it, including its concurrency ceiling. PostgreSQL 14+ is the supported production backend.</w:t>
       </w:r>
     </w:p>
-    <w:bookmarkEnd w:id="88"/>
-    <w:bookmarkStart w:id="89" w:name="schema-conventions"/>
+    <w:bookmarkEnd w:id="89"/>
+    <w:bookmarkStart w:id="90" w:name="schema-conventions"/>
     <w:p>
       <w:pPr>
         <w:pStyle w:val="Heading3"/>
@@ -22775,8 +22986,8 @@
         <w:t xml:space="preserve">. Audit and lineage tables are append-only, enforced by a database rule where the backend supports it.</w:t>
       </w:r>
     </w:p>
-    <w:bookmarkEnd w:id="89"/>
-    <w:bookmarkStart w:id="90" w:name="Xd8a3cc5f7ecd94381b93346a45c37c1dbb182e5"/>
+    <w:bookmarkEnd w:id="90"/>
+    <w:bookmarkStart w:id="91" w:name="Xd8a3cc5f7ecd94381b93346a45c37c1dbb182e5"/>
     <w:p>
       <w:pPr>
         <w:pStyle w:val="Heading3"/>
@@ -23259,9 +23470,9 @@
         <w:t xml:space="preserve">are immutable, content-addressed and independent of the metadata schema.</w:t>
       </w:r>
     </w:p>
-    <w:bookmarkEnd w:id="90"/>
     <w:bookmarkEnd w:id="91"/>
-    <w:bookmarkStart w:id="96" w:name="X8bc6e7704b6b88e5d903dd42d99158a522dd802"/>
+    <w:bookmarkEnd w:id="92"/>
+    <w:bookmarkStart w:id="97" w:name="X8bc6e7704b6b88e5d903dd42d99158a522dd802"/>
     <w:p>
       <w:pPr>
         <w:pStyle w:val="Heading2"/>
@@ -23294,7 +23505,7 @@
         <w:t xml:space="preserve">Throwing threads at everything would hit the GIL and make things worse.</w:t>
       </w:r>
     </w:p>
-    <w:bookmarkStart w:id="92" w:name="execution-model"/>
+    <w:bookmarkStart w:id="93" w:name="execution-model"/>
     <w:p>
       <w:pPr>
         <w:pStyle w:val="Heading3"/>
@@ -23546,8 +23757,8 @@
         <w:t xml:space="preserve">Each layer’s concurrency is bounded by explicit, configurable limits: HTTP workers, DB pool size and overflow, resolution thread pool, job worker count, per-user concurrent jobs, per-namespace concurrent resolutions. No unbounded pool exists anywhere.</w:t>
       </w:r>
     </w:p>
-    <w:bookmarkEnd w:id="92"/>
-    <w:bookmarkStart w:id="93" w:name="jobs"/>
+    <w:bookmarkEnd w:id="93"/>
+    <w:bookmarkStart w:id="94" w:name="jobs"/>
     <w:p>
       <w:pPr>
         <w:pStyle w:val="Heading3"/>
@@ -23724,8 +23935,8 @@
         <w:t xml:space="preserve">— every job carries a trace id linking its logs, spans and audit events.</w:t>
       </w:r>
     </w:p>
-    <w:bookmarkEnd w:id="93"/>
-    <w:bookmarkStart w:id="94" w:name="locking-and-consistency"/>
+    <w:bookmarkEnd w:id="94"/>
+    <w:bookmarkStart w:id="95" w:name="locking-and-consistency"/>
     <w:p>
       <w:pPr>
         <w:pStyle w:val="Heading3"/>
@@ -23787,8 +23998,8 @@
         <w:t xml:space="preserve">: write Delta partition → verify hash → commit metadata. If the metadata commit fails, the partition is orphaned and reclaimed by the reaper, and the pin never becomes visible. Nothing is visible to users until the metadata commit succeeds, so a half-pin cannot be observed.</w:t>
       </w:r>
     </w:p>
-    <w:bookmarkEnd w:id="94"/>
-    <w:bookmarkStart w:id="95" w:name="caching-and-backpressure"/>
+    <w:bookmarkEnd w:id="95"/>
+    <w:bookmarkStart w:id="96" w:name="caching-and-backpressure"/>
     <w:p>
       <w:pPr>
         <w:pStyle w:val="Heading3"/>
@@ -23825,9 +24036,9 @@
         <w:t xml:space="preserve">When the queue exceeds a configured depth or memory pressure crosses a threshold, MAYA sheds load deliberately: new resolution requests are queued rather than started, the UI shows an honest wait estimate, and interactive metadata traffic keeps priority. Every resolution declares an estimated memory footprint and is rejected up front if it exceeds the per-job limit, with a suggestion to narrow the date range or split the request.</w:t>
       </w:r>
     </w:p>
-    <w:bookmarkEnd w:id="95"/>
     <w:bookmarkEnd w:id="96"/>
-    <w:bookmarkStart w:id="104" w:name="web-ui"/>
+    <w:bookmarkEnd w:id="97"/>
+    <w:bookmarkStart w:id="105" w:name="web-ui"/>
     <w:p>
       <w:pPr>
         <w:pStyle w:val="Heading2"/>
@@ -24190,7 +24401,7 @@
         <w:t xml:space="preserve">transport removes the socket entirely while still running the full API stack.</w:t>
       </w:r>
     </w:p>
-    <w:bookmarkStart w:id="97" w:name="information-architecture"/>
+    <w:bookmarkStart w:id="98" w:name="information-architecture"/>
     <w:p>
       <w:pPr>
         <w:pStyle w:val="Heading3"/>
@@ -24362,8 +24573,8 @@
         <w:t xml:space="preserve">. Learning one object teaches all of them.</w:t>
       </w:r>
     </w:p>
-    <w:bookmarkEnd w:id="97"/>
-    <w:bookmarkStart w:id="98" w:name="screen-inventory"/>
+    <w:bookmarkEnd w:id="98"/>
+    <w:bookmarkStart w:id="99" w:name="screen-inventory"/>
     <w:p>
       <w:pPr>
         <w:pStyle w:val="Heading3"/>
@@ -24555,8 +24766,8 @@
         </w:tc>
       </w:tr>
     </w:tbl>
-    <w:bookmarkEnd w:id="98"/>
-    <w:bookmarkStart w:id="99" w:name="lineage-and-algebra-canvas"/>
+    <w:bookmarkEnd w:id="99"/>
+    <w:bookmarkStart w:id="100" w:name="lineage-and-algebra-canvas"/>
     <w:p>
       <w:pPr>
         <w:pStyle w:val="Heading3"/>
@@ -25137,8 +25348,8 @@
         <w:t xml:space="preserve">Graphs beyond ~300 visible nodes switch to a focus-plus-context layout: the selected neighbourhood is drawn in full and the rest collapses into namespace clusters with counts, expandable on demand. Layout runs client-side with a server-side path query, so a deep lineage trace does not ship the whole graph to the browser.</w:t>
       </w:r>
     </w:p>
-    <w:bookmarkEnd w:id="99"/>
-    <w:bookmarkStart w:id="100" w:name="interaction-principles"/>
+    <w:bookmarkEnd w:id="100"/>
+    <w:bookmarkStart w:id="101" w:name="interaction-principles"/>
     <w:p>
       <w:pPr>
         <w:pStyle w:val="Heading3"/>
@@ -25249,8 +25460,8 @@
         <w:t xml:space="preserve">Dependent objects and their owners are one click away from any definition change.</w:t>
       </w:r>
     </w:p>
-    <w:bookmarkEnd w:id="100"/>
-    <w:bookmarkStart w:id="101" w:name="accessibility-and-browser-support"/>
+    <w:bookmarkEnd w:id="101"/>
+    <w:bookmarkStart w:id="102" w:name="accessibility-and-browser-support"/>
     <w:p>
       <w:pPr>
         <w:pStyle w:val="Heading3"/>
@@ -25267,8 +25478,8 @@
         <w:t xml:space="preserve">WCAG 2.1 AA: keyboard navigation for every action, visible focus, labelled form controls, live regions for job progress, contrast-checked tokens, and no meaning carried by colour alone (status pills carry a glyph and a word). Tables support keyboard paging and column-level sort and filter. Supported browsers: current and previous major of Chrome, Edge, Firefox, Safari. The UI is responsive to 1280 px and usable to 1024 px; it is not a mobile product, and MAYA says so rather than pretending.</w:t>
       </w:r>
     </w:p>
-    <w:bookmarkEnd w:id="101"/>
-    <w:bookmarkStart w:id="102" w:name="visual-system-harvard-crimson"/>
+    <w:bookmarkEnd w:id="102"/>
+    <w:bookmarkStart w:id="103" w:name="visual-system-harvard-crimson"/>
     <w:p>
       <w:pPr>
         <w:pStyle w:val="Heading3"/>
@@ -26169,8 +26380,8 @@
         <w:t xml:space="preserve">the base is 14px with a compact table row, generous line height, and a single accent.</w:t>
       </w:r>
     </w:p>
-    <w:bookmarkEnd w:id="102"/>
-    <w:bookmarkStart w:id="103" w:name="the-universal-table-contract"/>
+    <w:bookmarkEnd w:id="103"/>
+    <w:bookmarkStart w:id="104" w:name="the-universal-table-contract"/>
     <w:p>
       <w:pPr>
         <w:pStyle w:val="Heading3"/>
@@ -26282,6 +26493,34 @@
       <w:r>
         <w:t xml:space="preserve">the cursor pagination of §18.1 without changing how it looks or behaves.</w:t>
       </w:r>
+      <w:r>
+        <w:t xml:space="preserve"> </w:t>
+      </w:r>
+      <w:r>
+        <w:rPr>
+          <w:i/>
+          <w:iCs/>
+        </w:rPr>
+        <w:t xml:space="preserve">Revision 2.4:</w:t>
+      </w:r>
+      <w:r>
+        <w:t xml:space="preserve"> </w:t>
+      </w:r>
+      <w:r>
+        <w:t xml:space="preserve">the switch is by table, not by threshold: features, feature sets, models, pins, audit,</w:t>
+      </w:r>
+      <w:r>
+        <w:t xml:space="preserve"> </w:t>
+      </w:r>
+      <w:r>
+        <w:t xml:space="preserve">events and jobs always page on the server, other tables on the client, and a server</w:t>
+      </w:r>
+      <w:r>
+        <w:t xml:space="preserve"> </w:t>
+      </w:r>
+      <w:r>
+        <w:t xml:space="preserve">table sorts on one server-orderable column at a time (ADR-016).</w:t>
+      </w:r>
     </w:p>
     <w:p>
       <w:pPr>
@@ -26472,9 +26711,9 @@
         <w:t xml:space="preserve">a rule that is merely written down is a rule that holds until the first deadline.</w:t>
       </w:r>
     </w:p>
-    <w:bookmarkEnd w:id="103"/>
     <w:bookmarkEnd w:id="104"/>
-    <w:bookmarkStart w:id="108" w:name="embedded-editors"/>
+    <w:bookmarkEnd w:id="105"/>
+    <w:bookmarkStart w:id="109" w:name="embedded-editors"/>
     <w:p>
       <w:pPr>
         <w:pStyle w:val="Heading2"/>
@@ -26528,7 +26767,7 @@
         <w:t xml:space="preserve">) modes, and is what ships.</w:t>
       </w:r>
     </w:p>
-    <w:bookmarkStart w:id="105" w:name="latex-editor"/>
+    <w:bookmarkStart w:id="106" w:name="latex-editor"/>
     <w:p>
       <w:pPr>
         <w:pStyle w:val="Heading3"/>
@@ -26706,8 +26945,8 @@
         <w:t xml:space="preserve">macros that pull live content from the formula IR and the object catalog, so numbers and references cannot go stale; figure and table upload; BibTeX bibliography; spell check; find and replace; full version history with side-by-side diff; comments anchored to line ranges; and a compile log surfaced in readable form when a build fails. Compilation is capped (time, memory, output size), runs with no network and no shell escape, and a failed build never blocks editing.</w:t>
       </w:r>
     </w:p>
-    <w:bookmarkEnd w:id="105"/>
-    <w:bookmarkStart w:id="106" w:name="python-editor"/>
+    <w:bookmarkEnd w:id="106"/>
+    <w:bookmarkStart w:id="107" w:name="python-editor"/>
     <w:p>
       <w:pPr>
         <w:pStyle w:val="Heading3"/>
@@ -27308,8 +27547,8 @@
         <w:t xml:space="preserve">knows what the green tick was worth. Artifacts that pass are content-hashed and stored immutably; the validation report is attached to the version and shown to reviewers.</w:t>
       </w:r>
     </w:p>
-    <w:bookmarkEnd w:id="106"/>
-    <w:bookmarkStart w:id="107" w:name="expression-editor"/>
+    <w:bookmarkEnd w:id="107"/>
+    <w:bookmarkStart w:id="108" w:name="expression-editor"/>
     <w:p>
       <w:pPr>
         <w:pStyle w:val="Heading3"/>
@@ -27326,9 +27565,9 @@
         <w:t xml:space="preserve">A third, lighter editor for transformation and filter expressions, with autocomplete over available attributes, inline type checking, and a live three-row result preview. It shares the same grammar everywhere expressions appear — feature transforms, feature set filters, ACL row filters, workflow check conditions — so one syntax is learned once.</w:t>
       </w:r>
     </w:p>
-    <w:bookmarkEnd w:id="107"/>
     <w:bookmarkEnd w:id="108"/>
-    <w:bookmarkStart w:id="120" w:name="api-sdk-and-cli"/>
+    <w:bookmarkEnd w:id="109"/>
+    <w:bookmarkStart w:id="121" w:name="api-sdk-and-cli"/>
     <w:p>
       <w:pPr>
         <w:pStyle w:val="Heading2"/>
@@ -27345,7 +27584,7 @@
         <w:t xml:space="preserve">One API, one client library, no private endpoints. The REST API is the only way into MAYA, the Python SDK is the only library that speaks it, and the web UI is a client of that SDK like everyone else (§13, §16). If the UI can do it, a script can do it, by construction rather than by policy.</w:t>
       </w:r>
     </w:p>
-    <w:bookmarkStart w:id="109" w:name="rest-api"/>
+    <w:bookmarkStart w:id="110" w:name="rest-api"/>
     <w:p>
       <w:pPr>
         <w:pStyle w:val="Heading3"/>
@@ -27663,8 +27902,8 @@
         <w:t xml:space="preserve">, and the rest) delivered by webhook with HMAC signatures and retries, or consumed over SSE. This is the hook a monitoring or scheduling system needs without MAYA growing one.</w:t>
       </w:r>
     </w:p>
-    <w:bookmarkEnd w:id="109"/>
-    <w:bookmarkStart w:id="117" w:name="python-sdk"/>
+    <w:bookmarkEnd w:id="110"/>
+    <w:bookmarkStart w:id="118" w:name="python-sdk"/>
     <w:p>
       <w:pPr>
         <w:pStyle w:val="Heading3"/>
@@ -27694,7 +27933,7 @@
         <w:t xml:space="preserve">, used by the web UI, the CLI, notebooks, schedulers and CI alike. A capability that is not in the SDK does not exist for anyone, including our own UI, so API completeness and SDK completeness are the same problem and cannot drift apart.</w:t>
       </w:r>
     </w:p>
-    <w:bookmarkStart w:id="110" w:name="principles"/>
+    <w:bookmarkStart w:id="111" w:name="principles"/>
     <w:p>
       <w:pPr>
         <w:pStyle w:val="Heading4"/>
@@ -27834,8 +28073,8 @@
         <w:t xml:space="preserve">Authorization, quotas, workflow and validation live server-side. The SDK may pre-check for a friendlier error but never grants anything.</w:t>
       </w:r>
     </w:p>
-    <w:bookmarkEnd w:id="110"/>
-    <w:bookmarkStart w:id="111" w:name="authentication-and-credentials"/>
+    <w:bookmarkEnd w:id="111"/>
+    <w:bookmarkStart w:id="112" w:name="authentication-and-credentials"/>
     <w:p>
       <w:pPr>
         <w:pStyle w:val="Heading4"/>
@@ -28312,8 +28551,8 @@
         <w:t xml:space="preserve">. Session token in hand, the web tier can do exactly what the user could do from a terminal — no special path, no elevated scope.</w:t>
       </w:r>
     </w:p>
-    <w:bookmarkEnd w:id="111"/>
-    <w:bookmarkStart w:id="112" w:name="remote-by-default"/>
+    <w:bookmarkEnd w:id="112"/>
+    <w:bookmarkStart w:id="113" w:name="remote-by-default"/>
     <w:p>
       <w:pPr>
         <w:pStyle w:val="Heading4"/>
@@ -28779,8 +29018,8 @@
         <w:t xml:space="preserve">, which serves the read API from a reproducibility bundle (§18.4) on a machine with no route to any MAYA at all.</w:t>
       </w:r>
     </w:p>
-    <w:bookmarkEnd w:id="112"/>
-    <w:bookmarkStart w:id="113" w:name="shape-of-the-api"/>
+    <w:bookmarkEnd w:id="113"/>
+    <w:bookmarkStart w:id="114" w:name="shape-of-the-api"/>
     <w:p>
       <w:pPr>
         <w:pStyle w:val="Heading4"/>
@@ -30158,8 +30397,8 @@
         <w:t xml:space="preserve">are published from one source; the async client is what the web tier uses so a page render never blocks a worker thread.</w:t>
       </w:r>
     </w:p>
-    <w:bookmarkEnd w:id="113"/>
-    <w:bookmarkStart w:id="114" w:name="behaviour-the-sdk-guarantees"/>
+    <w:bookmarkEnd w:id="114"/>
+    <w:bookmarkStart w:id="115" w:name="behaviour-the-sdk-guarantees"/>
     <w:p>
       <w:pPr>
         <w:pStyle w:val="Heading4"/>
@@ -30768,8 +31007,8 @@
         </w:tc>
       </w:tr>
     </w:tbl>
-    <w:bookmarkEnd w:id="114"/>
-    <w:bookmarkStart w:id="115" w:name="package-layout"/>
+    <w:bookmarkEnd w:id="115"/>
+    <w:bookmarkStart w:id="116" w:name="package-layout"/>
     <w:p>
       <w:pPr>
         <w:pStyle w:val="Heading4"/>
@@ -30980,8 +31219,8 @@
         <w:t xml:space="preserve">in a constrained environment pulls in almost nothing. It is published as a wheel with a lock file, is installable from a local mirror for air-gapped sites, and follows semantic versioning independently of the server, with a compatibility table in the help pages.</w:t>
       </w:r>
     </w:p>
-    <w:bookmarkEnd w:id="115"/>
-    <w:bookmarkStart w:id="116" w:name="testing-and-support"/>
+    <w:bookmarkEnd w:id="116"/>
+    <w:bookmarkStart w:id="117" w:name="testing-and-support"/>
     <w:p>
       <w:pPr>
         <w:pStyle w:val="Heading4"/>
@@ -31007,9 +31246,9 @@
         <w:t xml:space="preserve">ships an in-memory fake implementing the same protocol, so a team can unit-test code that uses MAYA without a server, plus a recorded-fixture mode for integration tests. Our own UI tests run against the fake, which is the sharpest proof that the UI holds no backdoor: if the SDK protocol is enough to render every screen, then no screen depends on anything private.</w:t>
       </w:r>
     </w:p>
-    <w:bookmarkEnd w:id="116"/>
     <w:bookmarkEnd w:id="117"/>
-    <w:bookmarkStart w:id="118" w:name="cli"/>
+    <w:bookmarkEnd w:id="118"/>
+    <w:bookmarkStart w:id="119" w:name="cli"/>
     <w:p>
       <w:pPr>
         <w:pStyle w:val="Heading3"/>
@@ -31134,8 +31373,8 @@
         <w:t xml:space="preserve">for pipelines; every command returns meaningful exit codes so CI can gate on them.</w:t>
       </w:r>
     </w:p>
-    <w:bookmarkEnd w:id="118"/>
-    <w:bookmarkStart w:id="119" w:name="reproducibility-bundle"/>
+    <w:bookmarkEnd w:id="119"/>
+    <w:bookmarkStart w:id="120" w:name="reproducibility-bundle"/>
     <w:p>
       <w:pPr>
         <w:pStyle w:val="Heading3"/>
@@ -31191,9 +31430,9 @@
         <w:t xml:space="preserve">checks a bundle offline, on a machine with no MAYA access. This is the artifact you hand a regulator or an acquirer.</w:t>
       </w:r>
     </w:p>
-    <w:bookmarkEnd w:id="119"/>
     <w:bookmarkEnd w:id="120"/>
-    <w:bookmarkStart w:id="121" w:name="lineage-provenance-and-audit"/>
+    <w:bookmarkEnd w:id="121"/>
+    <w:bookmarkStart w:id="122" w:name="lineage-provenance-and-audit"/>
     <w:p>
       <w:pPr>
         <w:pStyle w:val="Heading2"/>
@@ -31505,8 +31744,8 @@
         <w:t xml:space="preserve">view reads as a narrative: what was proposed, who objected, what changed, who approved, and when.</w:t>
       </w:r>
     </w:p>
-    <w:bookmarkEnd w:id="121"/>
-    <w:bookmarkStart w:id="122" w:name="observability-and-operations"/>
+    <w:bookmarkEnd w:id="122"/>
+    <w:bookmarkStart w:id="123" w:name="observability-and-operations"/>
     <w:p>
       <w:pPr>
         <w:pStyle w:val="Heading2"/>
@@ -31714,11 +31953,27 @@
         <w:t xml:space="preserve"> </w:t>
       </w:r>
       <w:r>
-        <w:t xml:space="preserve">Rolling, backward-compatible one version back for API and schema. Migrations run in an expand-migrate-contract pattern so a rollback never strands data. Every release carries a changelog entry and a version bump across the same set of files DishtaYantra uses, by the same ritual.</w:t>
-      </w:r>
-    </w:p>
-    <w:bookmarkEnd w:id="122"/>
-    <w:bookmarkStart w:id="126" w:name="security-and-model-risk-governance"/>
+        <w:t xml:space="preserve">Rolling, backward-compatible one version back for API and schema. Migrations run in an expand-migrate-contract pattern so a rollback never strands data.</w:t>
+      </w:r>
+      <w:r>
+        <w:t xml:space="preserve"> </w:t>
+      </w:r>
+      <w:r>
+        <w:rPr>
+          <w:i/>
+          <w:iCs/>
+        </w:rPr>
+        <w:t xml:space="preserve">Revision 2.4:</w:t>
+      </w:r>
+      <w:r>
+        <w:t xml:space="preserve"> </w:t>
+      </w:r>
+      <w:r>
+        <w:t xml:space="preserve">this contradicted §14.3. MAYA has no migrations: an upgrade that changes the schema is an estate export under the old version, a schema created by the new one, and an import, and a rollback is the same in reverse from the export kept (ADR-012). The API stays backward-compatible one version back. Every release carries a changelog entry and a version bump across the same set of files DishtaYantra uses, by the same ritual.</w:t>
+      </w:r>
+    </w:p>
+    <w:bookmarkEnd w:id="123"/>
+    <w:bookmarkStart w:id="127" w:name="security-and-model-risk-governance"/>
     <w:p>
       <w:pPr>
         <w:pStyle w:val="Heading2"/>
@@ -31727,7 +31982,7 @@
         <w:t xml:space="preserve">21. Security and model risk governance</w:t>
       </w:r>
     </w:p>
-    <w:bookmarkStart w:id="123" w:name="threat-model"/>
+    <w:bookmarkStart w:id="124" w:name="threat-model"/>
     <w:p>
       <w:pPr>
         <w:pStyle w:val="Heading3"/>
@@ -32015,8 +32270,8 @@
         </w:tc>
       </w:tr>
     </w:tbl>
-    <w:bookmarkEnd w:id="123"/>
-    <w:bookmarkStart w:id="124" w:name="data-protection"/>
+    <w:bookmarkEnd w:id="124"/>
+    <w:bookmarkStart w:id="125" w:name="data-protection"/>
     <w:p>
       <w:pPr>
         <w:pStyle w:val="Heading3"/>
@@ -32078,8 +32333,8 @@
         <w:t xml:space="preserve">) that drives export controls, masking defaults and retention. Personal data is out of MAYA’s intended scope; where a feature could contain it, the namespace is marked and exports require an additional approval.</w:t>
       </w:r>
     </w:p>
-    <w:bookmarkEnd w:id="124"/>
-    <w:bookmarkStart w:id="125" w:name="model-risk-alignment"/>
+    <w:bookmarkEnd w:id="125"/>
+    <w:bookmarkStart w:id="126" w:name="model-risk-alignment"/>
     <w:p>
       <w:pPr>
         <w:pStyle w:val="Heading3"/>
@@ -32249,9 +32504,9 @@
         <w:t xml:space="preserve">means, which is why every requirement above is configurable per namespace rather than hard-coded.</w:t>
       </w:r>
     </w:p>
-    <w:bookmarkEnd w:id="125"/>
     <w:bookmarkEnd w:id="126"/>
-    <w:bookmarkStart w:id="131" w:name="engineering-standards"/>
+    <w:bookmarkEnd w:id="127"/>
+    <w:bookmarkStart w:id="132" w:name="engineering-standards"/>
     <w:p>
       <w:pPr>
         <w:pStyle w:val="Heading2"/>
@@ -32260,7 +32515,7 @@
         <w:t xml:space="preserve">22. Engineering standards</w:t>
       </w:r>
     </w:p>
-    <w:bookmarkStart w:id="127" w:name="size-and-modularity"/>
+    <w:bookmarkStart w:id="128" w:name="size-and-modularity"/>
     <w:p>
       <w:pPr>
         <w:pStyle w:val="Heading3"/>
@@ -32397,8 +32652,8 @@
         <w:t xml:space="preserve">module; implementations never import each other.</w:t>
       </w:r>
     </w:p>
-    <w:bookmarkEnd w:id="127"/>
-    <w:bookmarkStart w:id="128" w:name="typing-and-errors"/>
+    <w:bookmarkEnd w:id="128"/>
+    <w:bookmarkStart w:id="129" w:name="typing-and-errors"/>
     <w:p>
       <w:pPr>
         <w:pStyle w:val="Heading3"/>
@@ -32457,8 +32712,8 @@
         <w:t xml:space="preserve">; no swallowed exceptions except in deliberately defensive audit and recording paths, as in DishtaYantra. No silent config defaults — an unset required setting fails at startup with the setting’s name and an example value.</w:t>
       </w:r>
     </w:p>
-    <w:bookmarkEnd w:id="128"/>
-    <w:bookmarkStart w:id="129" w:name="package-layout-1"/>
+    <w:bookmarkEnd w:id="129"/>
+    <w:bookmarkStart w:id="130" w:name="package-layout-1"/>
     <w:p>
       <w:pPr>
         <w:pStyle w:val="Heading3"/>
@@ -32771,8 +33026,8 @@
         <w:t xml:space="preserve">without touching a line of MAYA.</w:t>
       </w:r>
     </w:p>
-    <w:bookmarkEnd w:id="129"/>
-    <w:bookmarkStart w:id="130" w:name="conventions"/>
+    <w:bookmarkEnd w:id="130"/>
+    <w:bookmarkStart w:id="131" w:name="conventions"/>
     <w:p>
       <w:pPr>
         <w:pStyle w:val="Heading3"/>
@@ -32889,9 +33144,9 @@
         <w:t xml:space="preserve">separator baked into anything stored or compared.</w:t>
       </w:r>
     </w:p>
-    <w:bookmarkEnd w:id="130"/>
     <w:bookmarkEnd w:id="131"/>
-    <w:bookmarkStart w:id="132" w:name="testing-and-release-engineering"/>
+    <w:bookmarkEnd w:id="132"/>
+    <w:bookmarkStart w:id="133" w:name="testing-and-release-engineering"/>
     <w:p>
       <w:pPr>
         <w:pStyle w:val="Heading2"/>
@@ -33489,11 +33744,24 @@
         <w:t xml:space="preserve"> </w:t>
       </w:r>
       <w:r>
-        <w:t xml:space="preserve">Semantic version, changelog entry, migration dry-run on a production-shaped copy, canary deployment, and a rollback tested in staging before every production release.</w:t>
-      </w:r>
-    </w:p>
-    <w:bookmarkEnd w:id="132"/>
-    <w:bookmarkStart w:id="138" w:name="deployment-configuration-and-capacity"/>
+        <w:t xml:space="preserve">Semantic version, changelog entry, migration dry-run on a production-shaped copy (</w:t>
+      </w:r>
+      <w:r>
+        <w:rPr>
+          <w:i/>
+          <w:iCs/>
+        </w:rPr>
+        <w:t xml:space="preserve">Revision 2.4:</w:t>
+      </w:r>
+      <w:r>
+        <w:t xml:space="preserve"> </w:t>
+      </w:r>
+      <w:r>
+        <w:t xml:space="preserve">an estate export and reload rehearsed on a production-shaped copy, §14.3), canary deployment, and a rollback tested in staging before every production release.</w:t>
+      </w:r>
+    </w:p>
+    <w:bookmarkEnd w:id="133"/>
+    <w:bookmarkStart w:id="139" w:name="deployment-configuration-and-capacity"/>
     <w:p>
       <w:pPr>
         <w:pStyle w:val="Heading2"/>
@@ -33502,7 +33770,7 @@
         <w:t xml:space="preserve">24. Deployment, configuration and capacity</w:t>
       </w:r>
     </w:p>
-    <w:bookmarkStart w:id="133" w:name="topologies"/>
+    <w:bookmarkStart w:id="134" w:name="topologies"/>
     <w:p>
       <w:pPr>
         <w:pStyle w:val="Heading3"/>
@@ -33710,8 +33978,8 @@
         <w:t xml:space="preserve">The same artifact runs all four; only configuration differs. Containers are built reproducibly with pinned dependencies and run as a non-root user.</w:t>
       </w:r>
     </w:p>
-    <w:bookmarkEnd w:id="133"/>
-    <w:bookmarkStart w:id="134" w:name="configuration"/>
+    <w:bookmarkEnd w:id="134"/>
+    <w:bookmarkStart w:id="135" w:name="configuration"/>
     <w:p>
       <w:pPr>
         <w:pStyle w:val="Heading3"/>
@@ -33771,8 +34039,8 @@
         <w:t xml:space="preserve">: where a value materially changes behaviour — authentication mode, database URL, storage root, sandbox enablement — there is no default at all in non-dev environments. Secrets come from the environment or a vault reference, never from a file in the repo, and are redacted everywhere they could be displayed or logged.</w:t>
       </w:r>
     </w:p>
-    <w:bookmarkEnd w:id="134"/>
-    <w:bookmarkStart w:id="135" w:name="capacity-and-performance-targets"/>
+    <w:bookmarkEnd w:id="135"/>
+    <w:bookmarkStart w:id="136" w:name="capacity-and-performance-targets"/>
     <w:p>
       <w:pPr>
         <w:pStyle w:val="Heading3"/>
@@ -34052,8 +34320,8 @@
         <w:t xml:space="preserve">Scaling levers, in the order to pull them: add job workers (resolution is embarrassingly parallel across pins), add API pods, add read replicas for catalog queries, then partition namespaces across Delta roots. Vertical scaling of worker memory matters more than core count for wide tensor feature sets.</w:t>
       </w:r>
     </w:p>
-    <w:bookmarkEnd w:id="135"/>
-    <w:bookmarkStart w:id="136" w:name="client-connectivity"/>
+    <w:bookmarkEnd w:id="136"/>
+    <w:bookmarkStart w:id="137" w:name="client-connectivity"/>
     <w:p>
       <w:pPr>
         <w:pStyle w:val="Heading3"/>
@@ -34286,8 +34554,8 @@
         </w:tc>
       </w:tr>
     </w:tbl>
-    <w:bookmarkEnd w:id="136"/>
-    <w:bookmarkStart w:id="137" w:name="platform-support"/>
+    <w:bookmarkEnd w:id="137"/>
+    <w:bookmarkStart w:id="138" w:name="platform-support"/>
     <w:p>
       <w:pPr>
         <w:pStyle w:val="Heading3"/>
@@ -34831,7 +35099,23 @@
               <w:t xml:space="preserve">FTS5 is not compiled into every Python’s bundled SQLite</w:t>
             </w:r>
             <w:r>
-              <w:t xml:space="preserve">. Detected at startup; MAYA’s own inverted index is the fallback (§13.4)</w:t>
+              <w:t xml:space="preserve">. Detected at startup; MAYA’s own inverted index is the fallback (§13.4).</w:t>
+            </w:r>
+            <w:r>
+              <w:t xml:space="preserve"> </w:t>
+            </w:r>
+            <w:r>
+              <w:rPr>
+                <w:i/>
+                <w:iCs/>
+              </w:rPr>
+              <w:t xml:space="preserve">Revision 2.4:</w:t>
+            </w:r>
+            <w:r>
+              <w:t xml:space="preserve"> </w:t>
+            </w:r>
+            <w:r>
+              <w:t xml:space="preserve">the own index is used on every platform and both databases (Revision 2.2, ADR-019)</w:t>
             </w:r>
           </w:p>
         </w:tc>
@@ -35080,9 +35364,9 @@
         <w:t xml:space="preserve">second set of startup invariants to get wrong.</w:t>
       </w:r>
     </w:p>
-    <w:bookmarkEnd w:id="137"/>
     <w:bookmarkEnd w:id="138"/>
-    <w:bookmarkStart w:id="139" w:name="extensibility-and-integrations"/>
+    <w:bookmarkEnd w:id="139"/>
+    <w:bookmarkStart w:id="140" w:name="extensibility-and-integrations"/>
     <w:p>
       <w:pPr>
         <w:pStyle w:val="Heading2"/>
@@ -35539,7 +35823,20 @@
               <w:pStyle w:val="Compact"/>
             </w:pPr>
             <w:r>
-              <w:t xml:space="preserve">PostgreSQL FTS, SQLite FTS5</w:t>
+              <w:t xml:space="preserve">PostgreSQL FTS, SQLite FTS5 (</w:t>
+            </w:r>
+            <w:r>
+              <w:rPr>
+                <w:i/>
+                <w:iCs/>
+              </w:rPr>
+              <w:t xml:space="preserve">Revision 2.4:</w:t>
+            </w:r>
+            <w:r>
+              <w:t xml:space="preserve"> </w:t>
+            </w:r>
+            <w:r>
+              <w:t xml:space="preserve">MAYA’s own inverted index ships on both, ADR-019)</w:t>
             </w:r>
           </w:p>
         </w:tc>
@@ -35568,8 +35865,8 @@
         <w:t xml:space="preserve">, each thin because the event stream and API already exist: Git sync (export definitions as YAML to a repo and diff them there, so definitions live under source control too); Airflow/Prefect operators that resolve and pin on a schedule; Jupyter/JupyterLab extension for browsing the catalog and pulling a pin into a notebook in one cell; BI connectors reading pinned data directly from Delta; and an OpenLineage emitter so MAYA’s lineage joins a firm-wide graph rather than staying an island.</w:t>
       </w:r>
     </w:p>
-    <w:bookmarkEnd w:id="139"/>
-    <w:bookmarkStart w:id="143" w:name="roadmap-risks-and-open-decisions"/>
+    <w:bookmarkEnd w:id="140"/>
+    <w:bookmarkStart w:id="144" w:name="roadmap-risks-and-open-decisions"/>
     <w:p>
       <w:pPr>
         <w:pStyle w:val="Heading2"/>
@@ -35578,7 +35875,7 @@
         <w:t xml:space="preserve">26. Roadmap, risks and open decisions</w:t>
       </w:r>
     </w:p>
-    <w:bookmarkStart w:id="140" w:name="phases"/>
+    <w:bookmarkStart w:id="141" w:name="phases"/>
     <w:p>
       <w:pPr>
         <w:pStyle w:val="Heading3"/>
@@ -35892,7 +36189,20 @@
               <w:pStyle w:val="Compact"/>
             </w:pPr>
             <w:r>
-              <w:t xml:space="preserve">All ten success criteria measured and met</w:t>
+              <w:t xml:space="preserve">All ten success criteria measured and met (</w:t>
+            </w:r>
+            <w:r>
+              <w:rPr>
+                <w:i/>
+                <w:iCs/>
+              </w:rPr>
+              <w:t xml:space="preserve">Revision 2.4:</w:t>
+            </w:r>
+            <w:r>
+              <w:t xml:space="preserve"> </w:t>
+            </w:r>
+            <w:r>
+              <w:t xml:space="preserve">there are eighteen, §3)</w:t>
             </w:r>
           </w:p>
         </w:tc>
@@ -35933,8 +36243,8 @@
         <w:t xml:space="preserve">is unanswerable and a vendor restatement corrupts backtests silently, with nothing in the system to detect it. Content-addressed pin storage (§7.1, §29.3) fixes the physical layout: without it, cascade pins duplicate terabytes of unchanged history, and sealed pins cannot be rewritten to fix it afterwards. Everything else in §28 and §29 is additive and can arrive in a later phase; these two are one-way doors.</w:t>
       </w:r>
     </w:p>
-    <w:bookmarkEnd w:id="140"/>
-    <w:bookmarkStart w:id="141" w:name="top-risks"/>
+    <w:bookmarkEnd w:id="141"/>
+    <w:bookmarkStart w:id="142" w:name="top-risks"/>
     <w:p>
       <w:pPr>
         <w:pStyle w:val="Heading3"/>
@@ -36248,8 +36558,8 @@
         </w:tc>
       </w:tr>
     </w:tbl>
-    <w:bookmarkEnd w:id="141"/>
-    <w:bookmarkStart w:id="142" w:name="decisions-taken"/>
+    <w:bookmarkEnd w:id="142"/>
+    <w:bookmarkStart w:id="143" w:name="decisions-taken"/>
     <w:p>
       <w:pPr>
         <w:pStyle w:val="Heading3"/>
@@ -37284,9 +37594,9 @@
         <w:t xml:space="preserve">one, and it decides whether the finished platform lands into use or into silence.</w:t>
       </w:r>
     </w:p>
-    <w:bookmarkEnd w:id="142"/>
     <w:bookmarkEnd w:id="143"/>
-    <w:bookmarkStart w:id="159" w:name="competitive-analysis"/>
+    <w:bookmarkEnd w:id="144"/>
+    <w:bookmarkStart w:id="160" w:name="competitive-analysis"/>
     <w:p>
       <w:pPr>
         <w:pStyle w:val="Heading2"/>
@@ -37303,7 +37613,7 @@
         <w:t xml:space="preserve">No product occupies MAYA’s position, but five adjacent categories each do part of the job well, and a serious design should steal from all of them rather than pretend they do not exist.</w:t>
       </w:r>
     </w:p>
-    <w:bookmarkStart w:id="148" w:name="the-landscape"/>
+    <w:bookmarkStart w:id="149" w:name="the-landscape"/>
     <w:p>
       <w:pPr>
         <w:pStyle w:val="Heading3"/>
@@ -37392,7 +37702,7 @@
             <w:pPr>
               <w:pStyle w:val="Compact"/>
             </w:pPr>
-            <w:hyperlink r:id="rId144">
+            <w:hyperlink r:id="rId145">
               <w:r>
                 <w:rPr>
                   <w:rStyle w:val="Hyperlink"/>
@@ -37406,7 +37716,7 @@
             <w:r>
               <w:t xml:space="preserve"> </w:t>
             </w:r>
-            <w:hyperlink r:id="rId145">
+            <w:hyperlink r:id="rId146">
               <w:r>
                 <w:rPr>
                   <w:rStyle w:val="Hyperlink"/>
@@ -37423,7 +37733,7 @@
             <w:r>
               <w:t xml:space="preserve"> </w:t>
             </w:r>
-            <w:hyperlink r:id="rId146">
+            <w:hyperlink r:id="rId147">
               <w:r>
                 <w:rPr>
                   <w:rStyle w:val="Hyperlink"/>
@@ -37483,7 +37793,7 @@
             <w:r>
               <w:t xml:space="preserve"> </w:t>
             </w:r>
-            <w:hyperlink r:id="rId147">
+            <w:hyperlink r:id="rId148">
               <w:r>
                 <w:rPr>
                   <w:rStyle w:val="Hyperlink"/>
@@ -37731,8 +38041,8 @@
         <w:t xml:space="preserve">The gap MAYA occupies is the seam: feature stores hold the data but not the governance, MRM tools hold the governance but not the data, and the in-house platforms hold both but cost a decade. MAYA is the buyable middle — governed, reproducible, and deliberately not a serving engine.</w:t>
       </w:r>
     </w:p>
-    <w:bookmarkEnd w:id="148"/>
-    <w:bookmarkStart w:id="149" w:name="head-to-head"/>
+    <w:bookmarkEnd w:id="149"/>
+    <w:bookmarkStart w:id="150" w:name="head-to-head"/>
     <w:p>
       <w:pPr>
         <w:pStyle w:val="Heading3"/>
@@ -38985,8 +39295,8 @@
         </w:tc>
       </w:tr>
     </w:tbl>
-    <w:bookmarkEnd w:id="149"/>
-    <w:bookmarkStart w:id="150" w:name="what-maya-takes-from-each"/>
+    <w:bookmarkEnd w:id="150"/>
+    <w:bookmarkStart w:id="151" w:name="what-maya-takes-from-each"/>
     <w:p>
       <w:pPr>
         <w:pStyle w:val="Heading3"/>
@@ -39590,8 +39900,8 @@
         </w:tc>
       </w:tr>
     </w:tbl>
-    <w:bookmarkEnd w:id="150"/>
-    <w:bookmarkStart w:id="158" w:name="where-maya-deliberately-loses"/>
+    <w:bookmarkEnd w:id="151"/>
+    <w:bookmarkStart w:id="159" w:name="where-maya-deliberately-loses"/>
     <w:p>
       <w:pPr>
         <w:pStyle w:val="Heading3"/>
@@ -39720,7 +40030,7 @@
       <w:r>
         <w:t xml:space="preserve"> </w:t>
       </w:r>
-      <w:hyperlink r:id="rId151">
+      <w:hyperlink r:id="rId152">
         <w:r>
           <w:rPr>
             <w:rStyle w:val="Hyperlink"/>
@@ -39737,7 +40047,7 @@
       <w:r>
         <w:t xml:space="preserve"> </w:t>
       </w:r>
-      <w:hyperlink r:id="rId152">
+      <w:hyperlink r:id="rId153">
         <w:r>
           <w:rPr>
             <w:rStyle w:val="Hyperlink"/>
@@ -39754,7 +40064,7 @@
       <w:r>
         <w:t xml:space="preserve"> </w:t>
       </w:r>
-      <w:hyperlink r:id="rId153">
+      <w:hyperlink r:id="rId154">
         <w:r>
           <w:rPr>
             <w:rStyle w:val="Hyperlink"/>
@@ -39771,7 +40081,7 @@
       <w:r>
         <w:t xml:space="preserve"> </w:t>
       </w:r>
-      <w:hyperlink r:id="rId154">
+      <w:hyperlink r:id="rId155">
         <w:r>
           <w:rPr>
             <w:rStyle w:val="Hyperlink"/>
@@ -39788,7 +40098,7 @@
       <w:r>
         <w:t xml:space="preserve"> </w:t>
       </w:r>
-      <w:hyperlink r:id="rId155">
+      <w:hyperlink r:id="rId156">
         <w:r>
           <w:rPr>
             <w:rStyle w:val="Hyperlink"/>
@@ -39805,7 +40115,7 @@
       <w:r>
         <w:t xml:space="preserve"> </w:t>
       </w:r>
-      <w:hyperlink r:id="rId156">
+      <w:hyperlink r:id="rId157">
         <w:r>
           <w:rPr>
             <w:rStyle w:val="Hyperlink"/>
@@ -39822,7 +40132,7 @@
       <w:r>
         <w:t xml:space="preserve"> </w:t>
       </w:r>
-      <w:hyperlink r:id="rId157">
+      <w:hyperlink r:id="rId158">
         <w:r>
           <w:rPr>
             <w:rStyle w:val="Hyperlink"/>
@@ -39831,9 +40141,9 @@
         </w:r>
       </w:hyperlink>
     </w:p>
-    <w:bookmarkEnd w:id="158"/>
     <w:bookmarkEnd w:id="159"/>
-    <w:bookmarkStart w:id="171" w:name="critical-review-of-this-design"/>
+    <w:bookmarkEnd w:id="160"/>
+    <w:bookmarkStart w:id="172" w:name="critical-review-of-this-design"/>
     <w:p>
       <w:pPr>
         <w:pStyle w:val="Heading2"/>
@@ -39850,7 +40160,7 @@
         <w:t xml:space="preserve">Sections 1–26 describe a coherent system. Read adversarially, it has eleven real weaknesses. Each is stated plainly, with the change made in response; where the change is structural it must land in Phase 0 or 1, because retrofitting is either impossible or a rewrite.</w:t>
       </w:r>
     </w:p>
-    <w:bookmarkStart w:id="160" w:name="the-platform-is-easy-to-route-around"/>
+    <w:bookmarkStart w:id="161" w:name="the-platform-is-easy-to-route-around"/>
     <w:p>
       <w:pPr>
         <w:pStyle w:val="Heading3"/>
@@ -39957,8 +40267,8 @@
         <w:t xml:space="preserve">gives a typed, resolvable, shareable feature in one command — and only then to make the governed path worth taking. Ceremony scales with consequence: a scratch feature has none, a production execution warrant has all of it.</w:t>
       </w:r>
     </w:p>
-    <w:bookmarkEnd w:id="160"/>
-    <w:bookmarkStart w:id="161" w:name="Xee1292276164dd84c3fcdd0e08d897b5bbeb8e5"/>
+    <w:bookmarkEnd w:id="161"/>
+    <w:bookmarkStart w:id="162" w:name="Xee1292276164dd84c3fcdd0e08d897b5bbeb8e5"/>
     <w:p>
       <w:pPr>
         <w:pStyle w:val="Heading3"/>
@@ -40044,8 +40354,8 @@
         <w:t xml:space="preserve">: every row carries an event time and a knowledge time (the instant MAYA could first have known the value), and every resolution declares an as-of-known instant, defaulting to the pin’s as-of date. Details in §29.1.</w:t>
       </w:r>
     </w:p>
-    <w:bookmarkEnd w:id="161"/>
-    <w:bookmarkStart w:id="162" w:name="change-has-no-safe-rehearsal-space"/>
+    <w:bookmarkEnd w:id="162"/>
+    <w:bookmarkStart w:id="163" w:name="change-has-no-safe-rehearsal-space"/>
     <w:p>
       <w:pPr>
         <w:pStyle w:val="Heading3"/>
@@ -40122,8 +40432,8 @@
         <w:t xml:space="preserve">— a copy-on-write branch of the catalog, borrowed from Iceberg and lakeFS. Inside a workspace a designer edits definitions, resolves against them, and runs the shadow replay of §29.2; the review screen shows the branch diff and the numeric impact; approval is a merge. Workspaces are cheap because nothing is copied until it is written, and they give the platform its write-audit-publish story.</w:t>
       </w:r>
     </w:p>
-    <w:bookmarkEnd w:id="162"/>
-    <w:bookmarkStart w:id="163" w:name="cascade-pins-will-multiply-storage"/>
+    <w:bookmarkEnd w:id="163"/>
+    <w:bookmarkStart w:id="164" w:name="cascade-pins-will-multiply-storage"/>
     <w:p>
       <w:pPr>
         <w:pStyle w:val="Heading3"/>
@@ -40184,8 +40494,8 @@
         <w:t xml:space="preserve">(§29.3): a pin is a manifest of immutable fragments, fragments are shared across pins that contain the same bytes, and only genuinely changed data is written. A month-end pin of a slow-moving feature costs its delta, not its size.</w:t>
       </w:r>
     </w:p>
-    <w:bookmarkEnd w:id="163"/>
-    <w:bookmarkStart w:id="164" w:name="the-warrant-stops-at-the-door"/>
+    <w:bookmarkEnd w:id="164"/>
+    <w:bookmarkStart w:id="165" w:name="the-warrant-stops-at-the-door"/>
     <w:p>
       <w:pPr>
         <w:pStyle w:val="Heading3"/>
@@ -40274,8 +40584,8 @@
         <w:t xml:space="preserve">on the warrant, so the weaker mode is visible rather than assumed.</w:t>
       </w:r>
     </w:p>
-    <w:bookmarkEnd w:id="164"/>
-    <w:bookmarkStart w:id="165" w:name="the-formula-ir-asks-a-lot-of-its-authors"/>
+    <w:bookmarkEnd w:id="165"/>
+    <w:bookmarkStart w:id="166" w:name="the-formula-ir-asks-a-lot-of-its-authors"/>
     <w:p>
       <w:pPr>
         <w:pStyle w:val="Heading3"/>
@@ -40333,8 +40643,8 @@
         <w:t xml:space="preserve">: parsed from LaTeX, lifted from Python via AST analysis of the uploaded artifact, extracted from an Excel workbook (§29.9), or drafted by the assistant of §29.8 and corrected by the author. The IR then earns its place by doing work the author wants — type checking against the feature set, automatic document rendering, semantic diffs, and the conformance testing of §29.7.</w:t>
       </w:r>
     </w:p>
-    <w:bookmarkEnd w:id="165"/>
-    <w:bookmarkStart w:id="166" w:name="X5efaff1aeec80dc29fb0e8afa37482e55f464df"/>
+    <w:bookmarkEnd w:id="166"/>
+    <w:bookmarkStart w:id="167" w:name="X5efaff1aeec80dc29fb0e8afa37482e55f464df"/>
     <w:p>
       <w:pPr>
         <w:pStyle w:val="Heading3"/>
@@ -40410,8 +40720,8 @@
         <w:t xml:space="preserve">re-executes and compares outputs, not just inputs. Where re-execution is impossible — a black-box vendor model — the bundle says so explicitly instead of implying a verification it cannot perform.</w:t>
       </w:r>
     </w:p>
-    <w:bookmarkEnd w:id="166"/>
-    <w:bookmarkStart w:id="167" w:name="Xe946cdb1bad5067c84d525f85599d649831f69e"/>
+    <w:bookmarkEnd w:id="167"/>
+    <w:bookmarkStart w:id="168" w:name="Xe946cdb1bad5067c84d525f85599d649831f69e"/>
     <w:p>
       <w:pPr>
         <w:pStyle w:val="Heading3"/>
@@ -40472,8 +40782,8 @@
         <w:t xml:space="preserve">of a derivation’s operands (§29.6). Exports and warrants that would breach terms are blocked with the clause named.</w:t>
       </w:r>
     </w:p>
-    <w:bookmarkEnd w:id="167"/>
-    <w:bookmarkStart w:id="168" w:name="eight-roles-is-more-than-most-teams-have"/>
+    <w:bookmarkEnd w:id="168"/>
+    <w:bookmarkStart w:id="169" w:name="eight-roles-is-more-than-most-teams-have"/>
     <w:p>
       <w:pPr>
         <w:pStyle w:val="Heading3"/>
@@ -40621,8 +40931,8 @@
         <w:t xml:space="preserve">, and the UI states which is active on every review screen.</w:t>
       </w:r>
     </w:p>
-    <w:bookmarkEnd w:id="168"/>
-    <w:bookmarkStart w:id="169" w:name="X36cf1652d1e16973ca6a916dbfa3b288527273a"/>
+    <w:bookmarkEnd w:id="169"/>
+    <w:bookmarkStart w:id="170" w:name="X36cf1652d1e16973ca6a916dbfa3b288527273a"/>
     <w:p>
       <w:pPr>
         <w:pStyle w:val="Heading3"/>
@@ -40682,8 +40992,8 @@
         <w:t xml:space="preserve">The line limit stays as a cheap smoke alarm, but the real gates are the ones that constrain structure: the import-linter boundaries of §14, a maximum public-symbol count per module, cyclomatic complexity, and a dependency-cycle check. A module that passes those and exceeds the line count needs a note; a module that fails them fails the build regardless of length.</w:t>
       </w:r>
     </w:p>
-    <w:bookmarkEnd w:id="169"/>
-    <w:bookmarkStart w:id="170" w:name="remaining-honest-risks"/>
+    <w:bookmarkEnd w:id="170"/>
+    <w:bookmarkStart w:id="171" w:name="remaining-honest-risks"/>
     <w:p>
       <w:pPr>
         <w:pStyle w:val="Heading3"/>
@@ -40761,9 +41071,9 @@
         <w:t xml:space="preserve">, which the platform cannot create — the first two namespaces must be seeded by whoever sponsors the build, or the catalog is an empty shop.</w:t>
       </w:r>
     </w:p>
-    <w:bookmarkEnd w:id="170"/>
     <w:bookmarkEnd w:id="171"/>
-    <w:bookmarkStart w:id="183" w:name="maya-innovations"/>
+    <w:bookmarkEnd w:id="172"/>
+    <w:bookmarkStart w:id="184" w:name="maya-innovations"/>
     <w:p>
       <w:pPr>
         <w:pStyle w:val="Heading2"/>
@@ -40780,7 +41090,7 @@
         <w:t xml:space="preserve">Ten ideas that no product in §27 offers, each specified enough to build and honest about its cost. They are ordered by how early they must land: 29.1 to 29.3 are structural and belong in Phase 1, the rest layer on.</w:t>
       </w:r>
     </w:p>
-    <w:bookmarkStart w:id="172" w:name="X5b798d41100fc32293ca71e8fa3f645c4a40c39"/>
+    <w:bookmarkStart w:id="173" w:name="X5b798d41100fc32293ca71e8fa3f645c4a40c39"/>
     <w:p>
       <w:pPr>
         <w:pStyle w:val="Heading3"/>
@@ -40956,8 +41266,8 @@
         <w:t xml:space="preserve">Two extra columns in every table, a second index dimension, and roughly 20–30% more storage. It must be in the schema from Phase 1.</w:t>
       </w:r>
     </w:p>
-    <w:bookmarkEnd w:id="172"/>
-    <w:bookmarkStart w:id="173" w:name="shadow-replay-numeric-impact-analysis"/>
+    <w:bookmarkEnd w:id="173"/>
+    <w:bookmarkStart w:id="174" w:name="shadow-replay-numeric-impact-analysis"/>
     <w:p>
       <w:pPr>
         <w:pStyle w:val="Heading3"/>
@@ -41038,8 +41348,8 @@
         <w:t xml:space="preserve">Compute, and a sampling strategy honest about its coverage. Gated by a per-namespace budget, with the sample size stated on the report.</w:t>
       </w:r>
     </w:p>
-    <w:bookmarkEnd w:id="173"/>
-    <w:bookmarkStart w:id="174" w:name="content-addressed-materialization"/>
+    <w:bookmarkEnd w:id="174"/>
+    <w:bookmarkStart w:id="175" w:name="content-addressed-materialization"/>
     <w:p>
       <w:pPr>
         <w:pStyle w:val="Heading3"/>
@@ -41095,8 +41405,8 @@
         <w:t xml:space="preserve">A fragment index and a garbage collector that is provably safe against sealed pins. Fragment boundaries must be chosen by content (rolling hash over the index), not by row count, or a single inserted row invalidates everything downstream.</w:t>
       </w:r>
     </w:p>
-    <w:bookmarkEnd w:id="174"/>
-    <w:bookmarkStart w:id="175" w:name="escrowed-holdout-and-blind-scoring"/>
+    <w:bookmarkEnd w:id="175"/>
+    <w:bookmarkStart w:id="176" w:name="escrowed-holdout-and-blind-scoring"/>
     <w:p>
       <w:pPr>
         <w:pStyle w:val="Heading3"/>
@@ -41152,8 +41462,8 @@
         <w:t xml:space="preserve">MAYA must execute scoring, which is a narrow, well-bounded step into the runtime it otherwise avoids — the sandbox of §17.2 already does exactly this work.</w:t>
       </w:r>
     </w:p>
-    <w:bookmarkEnd w:id="175"/>
-    <w:bookmarkStart w:id="176" w:name="warrants-with-covenants"/>
+    <w:bookmarkEnd w:id="176"/>
+    <w:bookmarkStart w:id="177" w:name="warrants-with-covenants"/>
     <w:p>
       <w:pPr>
         <w:pStyle w:val="Heading3"/>
@@ -41221,8 +41531,8 @@
         <w:t xml:space="preserve">A monitoring loop and a clear false-positive story; covenants are opt-in per warrant, with recommended defaults that start loose.</w:t>
       </w:r>
     </w:p>
-    <w:bookmarkEnd w:id="176"/>
-    <w:bookmarkStart w:id="177" w:name="X880304889736beb8cb7c1b6c42a33d26548e733"/>
+    <w:bookmarkEnd w:id="177"/>
+    <w:bookmarkStart w:id="178" w:name="X880304889736beb8cb7c1b6c42a33d26548e733"/>
     <w:p>
       <w:pPr>
         <w:pStyle w:val="Heading3"/>
@@ -41321,8 +41631,8 @@
         <w:t xml:space="preserve">Licence modelling needs legal input to get the vocabulary right; anchoring needs one external dependency and an offline verification path.</w:t>
       </w:r>
     </w:p>
-    <w:bookmarkEnd w:id="177"/>
-    <w:bookmarkStart w:id="178" w:name="spec-code-conformance-testing"/>
+    <w:bookmarkEnd w:id="178"/>
+    <w:bookmarkStart w:id="179" w:name="spec-code-conformance-testing"/>
     <w:p>
       <w:pPr>
         <w:pStyle w:val="Heading3"/>
@@ -41378,8 +41688,8 @@
         <w:t xml:space="preserve">An interpreter for the IR, and honesty about coverage — sampled agreement is not proof, and the report says so.</w:t>
       </w:r>
     </w:p>
-    <w:bookmarkEnd w:id="178"/>
-    <w:bookmarkStart w:id="179" w:name="the-assistant-as-a-recorded-challenger"/>
+    <w:bookmarkEnd w:id="179"/>
+    <w:bookmarkStart w:id="180" w:name="the-assistant-as-a-recorded-challenger"/>
     <w:p>
       <w:pPr>
         <w:pStyle w:val="Heading3"/>
@@ -41438,8 +41748,8 @@
         <w:t xml:space="preserve">Prompt and output governance, a strict no-write boundary, and resistance to the temptation to let it approve anything.</w:t>
       </w:r>
     </w:p>
-    <w:bookmarkEnd w:id="179"/>
-    <w:bookmarkStart w:id="180" w:name="spreadsheets-as-first-class-models"/>
+    <w:bookmarkEnd w:id="180"/>
+    <w:bookmarkStart w:id="181" w:name="spreadsheets-as-first-class-models"/>
     <w:p>
       <w:pPr>
         <w:pStyle w:val="Heading3"/>
@@ -41482,8 +41792,8 @@
         <w:t xml:space="preserve">Excel’s semantics are broad; scope v1 to arithmetic, standard functions, named ranges and simple lookups, and refuse the rest loudly rather than approximating it.</w:t>
       </w:r>
     </w:p>
-    <w:bookmarkEnd w:id="180"/>
-    <w:bookmarkStart w:id="181" w:name="vendor-models-under-the-same-wrapper"/>
+    <w:bookmarkEnd w:id="181"/>
+    <w:bookmarkStart w:id="182" w:name="vendor-models-under-the-same-wrapper"/>
     <w:p>
       <w:pPr>
         <w:pStyle w:val="Heading3"/>
@@ -41518,8 +41828,8 @@
         <w:t xml:space="preserve">Low to build, high in value: it makes the inventory complete, and completeness is what an examiner actually asks for.</w:t>
       </w:r>
     </w:p>
-    <w:bookmarkEnd w:id="181"/>
-    <w:bookmarkStart w:id="182" w:name="what-these-change-about-the-roadmap"/>
+    <w:bookmarkEnd w:id="182"/>
+    <w:bookmarkStart w:id="183" w:name="what-these-change-about-the-roadmap"/>
     <w:p>
       <w:pPr>
         <w:pStyle w:val="Heading3"/>
@@ -41536,9 +41846,9 @@
         <w:t xml:space="preserve">Three of the ten are structural. Bitemporality (§29.1) and content-addressed materialization (§29.3) must land inside Phase 1 or never; workspaces (§28.3) must land with Phase 3 workflow, since approval-as-merge is hard to retrofit onto an approval-as-button design. The rest — shadow replay, escrowed holdout, covenants, licence algebra, conformance testing, the assistant, spreadsheet import, vendor models — are additive and belong in Phases 4 to 6 in roughly that order, each behind a feature flag so the core platform ships without waiting for them.</w:t>
       </w:r>
     </w:p>
-    <w:bookmarkEnd w:id="182"/>
     <w:bookmarkEnd w:id="183"/>
-    <w:bookmarkStart w:id="187" w:name="appendices"/>
+    <w:bookmarkEnd w:id="184"/>
+    <w:bookmarkStart w:id="188" w:name="appendices"/>
     <w:p>
       <w:pPr>
         <w:pStyle w:val="Heading2"/>
@@ -41547,7 +41857,7 @@
         <w:t xml:space="preserve">30. Appendices</w:t>
       </w:r>
     </w:p>
-    <w:bookmarkStart w:id="184" w:name="a.-core-schema-outline"/>
+    <w:bookmarkStart w:id="185" w:name="a.-core-schema-outline"/>
     <w:p>
       <w:pPr>
         <w:pStyle w:val="Heading3"/>
@@ -42410,8 +42720,8 @@
         </w:tc>
       </w:tr>
     </w:tbl>
-    <w:bookmarkEnd w:id="184"/>
-    <w:bookmarkStart w:id="185" w:name="b.-permission-levels"/>
+    <w:bookmarkEnd w:id="185"/>
+    <w:bookmarkStart w:id="186" w:name="b.-permission-levels"/>
     <w:p>
       <w:pPr>
         <w:pStyle w:val="Heading3"/>
@@ -42971,8 +43281,8 @@
         <w:t xml:space="preserve">Every cell is additionally gated by the role ceiling in section 11.2.</w:t>
       </w:r>
     </w:p>
-    <w:bookmarkEnd w:id="185"/>
-    <w:bookmarkStart w:id="186" w:name="c.-glossary"/>
+    <w:bookmarkEnd w:id="186"/>
+    <w:bookmarkStart w:id="187" w:name="c.-glossary"/>
     <w:p>
       <w:pPr>
         <w:pStyle w:val="Heading3"/>
@@ -43479,9 +43789,9 @@
         <w:t xml:space="preserve">— a copy-on-write branch of the catalog in which a change is rehearsed.</w:t>
       </w:r>
     </w:p>
-    <w:bookmarkEnd w:id="186"/>
     <w:bookmarkEnd w:id="187"/>
     <w:bookmarkEnd w:id="188"/>
+    <w:bookmarkEnd w:id="189"/>
     <w:sectPr>
       <w:footnotePr>
         <w:numRestart w:val="eachSect"/>

--- a/docs/MAYA_Requirements_and_Design.docx
+++ b/docs/MAYA_Requirements_and_Design.docx
@@ -156,7 +156,52 @@
         <w:t xml:space="preserve"> </w:t>
       </w:r>
       <w:r>
-        <w:t xml:space="preserve">Revision 2.2’s summary below called that index a scan.</w:t>
+        <w:t xml:space="preserve">Revision 2.2’s summary below called that index a scan. Two more, from closing those</w:t>
+      </w:r>
+      <w:r>
+        <w:t xml:space="preserve"> </w:t>
+      </w:r>
+      <w:r>
+        <w:t xml:space="preserve">gaps: §10.2’s example asked the model owner to approve while §11’s matrix gave that role</w:t>
+      </w:r>
+      <w:r>
+        <w:t xml:space="preserve"> </w:t>
+      </w:r>
+      <w:r>
+        <w:t xml:space="preserve">no approval capability, so a production namespace could approve no execution warrant at</w:t>
+      </w:r>
+      <w:r>
+        <w:t xml:space="preserve"> </w:t>
+      </w:r>
+      <w:r>
+        <w:t xml:space="preserve">all — the matrix now grants it (§11, §3); and</w:t>
+      </w:r>
+      <w:r>
+        <w:t xml:space="preserve"> </w:t>
+      </w:r>
+      <w:r>
+        <w:rPr>
+          <w:rStyle w:val="VerbatimChar"/>
+        </w:rPr>
+        <w:t xml:space="preserve">namespace_read</w:t>
+      </w:r>
+      <w:r>
+        <w:t xml:space="preserve"> </w:t>
+      </w:r>
+      <w:r>
+        <w:t xml:space="preserve">behaved exactly like</w:t>
+      </w:r>
+      <w:r>
+        <w:t xml:space="preserve"> </w:t>
+      </w:r>
+      <w:r>
+        <w:rPr>
+          <w:rStyle w:val="VerbatimChar"/>
+        </w:rPr>
+        <w:t xml:space="preserve">public_read</w:t>
+      </w:r>
+      <w:r>
+        <w:t xml:space="preserve">, so §11.1 now says who a namespace’s people are.</w:t>
       </w:r>
     </w:p>
     <w:p>
@@ -9417,6 +9462,249 @@
       </w:pPr>
       <w:r>
         <w:rPr>
+          <w:i/>
+          <w:iCs/>
+        </w:rPr>
+        <w:t xml:space="preserve">Revision 2.4:</w:t>
+      </w:r>
+      <w:r>
+        <w:t xml:space="preserve"> </w:t>
+      </w:r>
+      <w:r>
+        <w:t xml:space="preserve">every operator above is built. A set that is an operation over other sets</w:t>
+      </w:r>
+      <w:r>
+        <w:t xml:space="preserve"> </w:t>
+      </w:r>
+      <w:r>
+        <w:t xml:space="preserve">carries a</w:t>
+      </w:r>
+      <w:r>
+        <w:t xml:space="preserve"> </w:t>
+      </w:r>
+      <w:r>
+        <w:rPr>
+          <w:rStyle w:val="VerbatimChar"/>
+        </w:rPr>
+        <w:t xml:space="preserve">derivation</w:t>
+      </w:r>
+      <w:r>
+        <w:t xml:space="preserve"> </w:t>
+      </w:r>
+      <w:r>
+        <w:t xml:space="preserve">block —</w:t>
+      </w:r>
+      <w:r>
+        <w:t xml:space="preserve"> </w:t>
+      </w:r>
+      <w:r>
+        <w:rPr>
+          <w:rStyle w:val="VerbatimChar"/>
+        </w:rPr>
+        <w:t xml:space="preserve">{operator, operands, options}</w:t>
+      </w:r>
+      <w:r>
+        <w:t xml:space="preserve"> </w:t>
+      </w:r>
+      <w:r>
+        <w:t xml:space="preserve">— instead of</w:t>
+      </w:r>
+      <w:r>
+        <w:t xml:space="preserve"> </w:t>
+      </w:r>
+      <w:r>
+        <w:rPr>
+          <w:rStyle w:val="VerbatimChar"/>
+        </w:rPr>
+        <w:t xml:space="preserve">members</w:t>
+      </w:r>
+      <w:r>
+        <w:t xml:space="preserve">, and</w:t>
+      </w:r>
+      <w:r>
+        <w:t xml:space="preserve"> </w:t>
+      </w:r>
+      <w:r>
+        <w:t xml:space="preserve">resolves by resolving its operands and applying the operator;</w:t>
+      </w:r>
+      <w:r>
+        <w:t xml:space="preserve"> </w:t>
+      </w:r>
+      <w:r>
+        <w:rPr>
+          <w:rStyle w:val="VerbatimChar"/>
+        </w:rPr>
+        <w:t xml:space="preserve">union</w:t>
+      </w:r>
+      <w:r>
+        <w:t xml:space="preserve">,</w:t>
+      </w:r>
+      <w:r>
+        <w:t xml:space="preserve"> </w:t>
+      </w:r>
+      <w:r>
+        <w:rPr>
+          <w:rStyle w:val="VerbatimChar"/>
+        </w:rPr>
+        <w:t xml:space="preserve">intersect</w:t>
+      </w:r>
+      <w:r>
+        <w:t xml:space="preserve">,</w:t>
+      </w:r>
+      <w:r>
+        <w:t xml:space="preserve"> </w:t>
+      </w:r>
+      <w:r>
+        <w:rPr>
+          <w:rStyle w:val="VerbatimChar"/>
+        </w:rPr>
+        <w:t xml:space="preserve">difference</w:t>
+      </w:r>
+      <w:r>
+        <w:t xml:space="preserve">,</w:t>
+      </w:r>
+      <w:r>
+        <w:t xml:space="preserve"> </w:t>
+      </w:r>
+      <w:r>
+        <w:rPr>
+          <w:rStyle w:val="VerbatimChar"/>
+        </w:rPr>
+        <w:t xml:space="preserve">join</w:t>
+      </w:r>
+      <w:r>
+        <w:t xml:space="preserve"> </w:t>
+      </w:r>
+      <w:r>
+        <w:t xml:space="preserve">(§6.2’s alignment modes),</w:t>
+      </w:r>
+      <w:r>
+        <w:t xml:space="preserve"> </w:t>
+      </w:r>
+      <w:r>
+        <w:rPr>
+          <w:rStyle w:val="VerbatimChar"/>
+        </w:rPr>
+        <w:t xml:space="preserve">project</w:t>
+      </w:r>
+      <w:r>
+        <w:t xml:space="preserve">,</w:t>
+      </w:r>
+      <w:r>
+        <w:t xml:space="preserve"> </w:t>
+      </w:r>
+      <w:r>
+        <w:rPr>
+          <w:rStyle w:val="VerbatimChar"/>
+        </w:rPr>
+        <w:t xml:space="preserve">pivot</w:t>
+      </w:r>
+      <w:r>
+        <w:t xml:space="preserve">,</w:t>
+      </w:r>
+      <w:r>
+        <w:t xml:space="preserve"> </w:t>
+      </w:r>
+      <w:r>
+        <w:rPr>
+          <w:rStyle w:val="VerbatimChar"/>
+        </w:rPr>
+        <w:t xml:space="preserve">unpivot</w:t>
+      </w:r>
+      <w:r>
+        <w:t xml:space="preserve"> </w:t>
+      </w:r>
+      <w:r>
+        <w:t xml:space="preserve">and</w:t>
+      </w:r>
+      <w:r>
+        <w:t xml:space="preserve"> </w:t>
+      </w:r>
+      <w:r>
+        <w:rPr>
+          <w:rStyle w:val="VerbatimChar"/>
+        </w:rPr>
+        <w:t xml:space="preserve">sample</w:t>
+      </w:r>
+      <w:r>
+        <w:t xml:space="preserve"> </w:t>
+      </w:r>
+      <w:r>
+        <w:t xml:space="preserve">are the feature algebra’s own executors, so a set operation and the equivalent feature</w:t>
+      </w:r>
+      <w:r>
+        <w:t xml:space="preserve"> </w:t>
+      </w:r>
+      <w:r>
+        <w:t xml:space="preserve">operation cannot drift apart.</w:t>
+      </w:r>
+      <w:r>
+        <w:t xml:space="preserve"> </w:t>
+      </w:r>
+      <w:r>
+        <w:rPr>
+          <w:rStyle w:val="VerbatimChar"/>
+        </w:rPr>
+        <w:t xml:space="preserve">override</w:t>
+      </w:r>
+      <w:r>
+        <w:t xml:space="preserve"> </w:t>
+      </w:r>
+      <w:r>
+        <w:t xml:space="preserve">re-resolves one operand under a replaced policy,</w:t>
+      </w:r>
+      <w:r>
+        <w:t xml:space="preserve"> </w:t>
+      </w:r>
+      <w:r>
+        <w:t xml:space="preserve">filter, grid or alignment.</w:t>
+      </w:r>
+      <w:r>
+        <w:t xml:space="preserve"> </w:t>
+      </w:r>
+      <w:r>
+        <w:rPr>
+          <w:rStyle w:val="VerbatimChar"/>
+        </w:rPr>
+        <w:t xml:space="preserve">sample</w:t>
+      </w:r>
+      <w:r>
+        <w:t xml:space="preserve"> </w:t>
+      </w:r>
+      <w:r>
+        <w:t xml:space="preserve">is deterministic: a date range, a universe, or a</w:t>
+      </w:r>
+      <w:r>
+        <w:t xml:space="preserve"> </w:t>
+      </w:r>
+      <w:r>
+        <w:t xml:space="preserve">seeded fraction chosen by hashing each row’s index, so the same spec keeps the same rows</w:t>
+      </w:r>
+      <w:r>
+        <w:t xml:space="preserve"> </w:t>
+      </w:r>
+      <w:r>
+        <w:t xml:space="preserve">on any machine. A derived set pins only over operands that are themselves pinned, and</w:t>
+      </w:r>
+      <w:r>
+        <w:t xml:space="preserve"> </w:t>
+      </w:r>
+      <w:r>
+        <w:t xml:space="preserve">refuses by name otherwise — there is no cascade, because pinning somebody else’s feature</w:t>
+      </w:r>
+      <w:r>
+        <w:t xml:space="preserve"> </w:t>
+      </w:r>
+      <w:r>
+        <w:t xml:space="preserve">set is their decision.</w:t>
+      </w:r>
+    </w:p>
+    <w:p>
+      <w:pPr>
+        <w:pStyle w:val="BodyText"/>
+      </w:pPr>
+      <w:r>
+        <w:rPr>
           <w:b/>
           <w:bCs/>
         </w:rPr>
@@ -15469,6 +15757,12 @@
         <w:t xml:space="preserve">}],</w:t>
       </w:r>
       <w:r>
+        <w:rPr>
+          <w:rStyle w:val="CommentTok"/>
+        </w:rPr>
+        <w:t xml:space="preserve">   # Revision 2.4: the owner holds 'A' (§3)</w:t>
+      </w:r>
+      <w:r>
         <w:br/>
       </w:r>
       <w:r>
@@ -15802,6 +16096,159 @@
     <w:p>
       <w:pPr>
         <w:pStyle w:val="FirstParagraph"/>
+      </w:pPr>
+      <w:r>
+        <w:rPr>
+          <w:i/>
+          <w:iCs/>
+        </w:rPr>
+        <w:t xml:space="preserve">Revision 2.4:</w:t>
+      </w:r>
+      <w:r>
+        <w:t xml:space="preserve"> </w:t>
+      </w:r>
+      <w:r>
+        <w:t xml:space="preserve">an approval’s</w:t>
+      </w:r>
+      <w:r>
+        <w:t xml:space="preserve"> </w:t>
+      </w:r>
+      <w:r>
+        <w:rPr>
+          <w:rStyle w:val="VerbatimChar"/>
+        </w:rPr>
+        <w:t xml:space="preserve">when</w:t>
+      </w:r>
+      <w:r>
+        <w:t xml:space="preserve"> </w:t>
+      </w:r>
+      <w:r>
+        <w:t xml:space="preserve">is read, not guessed:</w:t>
+      </w:r>
+      <w:r>
+        <w:t xml:space="preserve"> </w:t>
+      </w:r>
+      <w:r>
+        <w:rPr>
+          <w:rStyle w:val="VerbatimChar"/>
+        </w:rPr>
+        <w:t xml:space="preserve">prod</w:t>
+      </w:r>
+      <w:r>
+        <w:t xml:space="preserve">,</w:t>
+      </w:r>
+      <w:r>
+        <w:t xml:space="preserve"> </w:t>
+      </w:r>
+      <w:r>
+        <w:rPr>
+          <w:rStyle w:val="VerbatimChar"/>
+        </w:rPr>
+        <w:t xml:space="preserve">env == 'prod'</w:t>
+      </w:r>
+      <w:r>
+        <w:t xml:space="preserve">,</w:t>
+      </w:r>
+      <w:r>
+        <w:t xml:space="preserve"> </w:t>
+      </w:r>
+      <w:r>
+        <w:rPr>
+          <w:rStyle w:val="VerbatimChar"/>
+        </w:rPr>
+        <w:t xml:space="preserve">env != 'prod'</w:t>
+      </w:r>
+      <w:r>
+        <w:t xml:space="preserve"> </w:t>
+      </w:r>
+      <w:r>
+        <w:t xml:space="preserve">and the</w:t>
+      </w:r>
+      <w:r>
+        <w:t xml:space="preserve"> </w:t>
+      </w:r>
+      <w:r>
+        <w:rPr>
+          <w:rStyle w:val="VerbatimChar"/>
+        </w:rPr>
+        <w:t xml:space="preserve">nonprod</w:t>
+      </w:r>
+      <w:r>
+        <w:t xml:space="preserve"> </w:t>
+      </w:r>
+      <w:r>
+        <w:t xml:space="preserve">forms. A namespace marked</w:t>
+      </w:r>
+      <w:r>
+        <w:t xml:space="preserve"> </w:t>
+      </w:r>
+      <w:r>
+        <w:rPr>
+          <w:rStyle w:val="VerbatimChar"/>
+        </w:rPr>
+        <w:t xml:space="preserve">production</w:t>
+      </w:r>
+      <w:r>
+        <w:t xml:space="preserve"> </w:t>
+      </w:r>
+      <w:r>
+        <w:t xml:space="preserve">is env</w:t>
+      </w:r>
+      <w:r>
+        <w:t xml:space="preserve"> </w:t>
+      </w:r>
+      <w:r>
+        <w:rPr>
+          <w:rStyle w:val="VerbatimChar"/>
+        </w:rPr>
+        <w:t xml:space="preserve">prod</w:t>
+      </w:r>
+      <w:r>
+        <w:t xml:space="preserve">.</w:t>
+      </w:r>
+      <w:r>
+        <w:t xml:space="preserve"> </w:t>
+      </w:r>
+      <w:r>
+        <w:t xml:space="preserve">Any other form is refused when the policy is saved, and a stored form MAYA cannot read</w:t>
+      </w:r>
+      <w:r>
+        <w:t xml:space="preserve"> </w:t>
+      </w:r>
+      <w:r>
+        <w:t xml:space="preserve">asks for the approval rather than dropping it — before this, every form but the bare word</w:t>
+      </w:r>
+      <w:r>
+        <w:t xml:space="preserve"> </w:t>
+      </w:r>
+      <w:r>
+        <w:rPr>
+          <w:rStyle w:val="VerbatimChar"/>
+        </w:rPr>
+        <w:t xml:space="preserve">prod</w:t>
+      </w:r>
+      <w:r>
+        <w:t xml:space="preserve"> </w:t>
+      </w:r>
+      <w:r>
+        <w:t xml:space="preserve">silently made the approval unconditional. A policy whose approver could never hold</w:t>
+      </w:r>
+      <w:r>
+        <w:t xml:space="preserve"> </w:t>
+      </w:r>
+      <w:r>
+        <w:t xml:space="preserve">the capability (§11’s ceiling) is also refused, rather than leaving its objects stuck in</w:t>
+      </w:r>
+      <w:r>
+        <w:t xml:space="preserve"> </w:t>
+      </w:r>
+      <w:r>
+        <w:t xml:space="preserve">review.</w:t>
+      </w:r>
+    </w:p>
+    <w:p>
+      <w:pPr>
+        <w:pStyle w:val="BodyText"/>
       </w:pPr>
       <w:r>
         <w:rPr>
@@ -16415,6 +16862,68 @@
       </w:r>
       <w:r>
         <w:t xml:space="preserve">. Owners can always tighten or widen an individual object.</w:t>
+      </w:r>
+      <w:r>
+        <w:t xml:space="preserve"> </w:t>
+      </w:r>
+      <w:r>
+        <w:rPr>
+          <w:i/>
+          <w:iCs/>
+        </w:rPr>
+        <w:t xml:space="preserve">Revision 2.4:</w:t>
+      </w:r>
+      <w:r>
+        <w:t xml:space="preserve"> </w:t>
+      </w:r>
+      <w:r>
+        <w:t xml:space="preserve">the two open levels behaved identically, because MAYA had no notion of belonging to a namespace. A namespace’s</w:t>
+      </w:r>
+      <w:r>
+        <w:t xml:space="preserve"> </w:t>
+      </w:r>
+      <w:r>
+        <w:rPr>
+          <w:b/>
+          <w:bCs/>
+        </w:rPr>
+        <w:t xml:space="preserve">people</w:t>
+      </w:r>
+      <w:r>
+        <w:t xml:space="preserve"> </w:t>
+      </w:r>
+      <w:r>
+        <w:t xml:space="preserve">are its owner, anyone holding a grant on it, and holders of the roles its preset staffs (§28.9);</w:t>
+      </w:r>
+      <w:r>
+        <w:t xml:space="preserve"> </w:t>
+      </w:r>
+      <w:r>
+        <w:rPr>
+          <w:rStyle w:val="VerbatimChar"/>
+        </w:rPr>
+        <w:t xml:space="preserve">namespace_read</w:t>
+      </w:r>
+      <w:r>
+        <w:t xml:space="preserve"> </w:t>
+      </w:r>
+      <w:r>
+        <w:t xml:space="preserve">reads to them,</w:t>
+      </w:r>
+      <w:r>
+        <w:t xml:space="preserve"> </w:t>
+      </w:r>
+      <w:r>
+        <w:rPr>
+          <w:rStyle w:val="VerbatimChar"/>
+        </w:rPr>
+        <w:t xml:space="preserve">public_read</w:t>
+      </w:r>
+      <w:r>
+        <w:t xml:space="preserve"> </w:t>
+      </w:r>
+      <w:r>
+        <w:t xml:space="preserve">to anyone signed in. An explicit grant is decided first either way.</w:t>
       </w:r>
     </w:p>
     <w:p>
@@ -29096,7 +29605,7 @@
         <w:rPr>
           <w:rStyle w:val="NormalTok"/>
         </w:rPr>
-        <w:t xml:space="preserve">)            </w:t>
+        <w:t xml:space="preserve">)  </w:t>
       </w:r>
       <w:r>
         <w:rPr>
@@ -29543,7 +30052,7 @@
         <w:rPr>
           <w:rStyle w:val="NormalTok"/>
         </w:rPr>
-        <w:t xml:space="preserve">)               </w:t>
+        <w:t xml:space="preserve">)  </w:t>
       </w:r>
       <w:r>
         <w:rPr>
@@ -29591,7 +30100,7 @@
         <w:rPr>
           <w:rStyle w:val="NormalTok"/>
         </w:rPr>
-        <w:t xml:space="preserve">)          </w:t>
+        <w:t xml:space="preserve">)  </w:t>
       </w:r>
       <w:r>
         <w:rPr>
@@ -29732,7 +30241,16 @@
         <w:rPr>
           <w:rStyle w:val="NormalTok"/>
         </w:rPr>
-        <w:t xml:space="preserve"> my.warrants.training.create(model</w:t>
+        <w:t xml:space="preserve"> my.warrants.training.create(</w:t>
+      </w:r>
+      <w:r>
+        <w:br/>
+      </w:r>
+      <w:r>
+        <w:rPr>
+          <w:rStyle w:val="NormalTok"/>
+        </w:rPr>
+        <w:t xml:space="preserve">    model</w:t>
       </w:r>
       <w:r>
         <w:rPr>
@@ -29759,7 +30277,7 @@
         <w:rPr>
           <w:rStyle w:val="NormalTok"/>
         </w:rPr>
-        <w:t xml:space="preserve">                                      featureset</w:t>
+        <w:t xml:space="preserve">    featureset</w:t>
       </w:r>
       <w:r>
         <w:rPr>
@@ -29786,7 +30304,7 @@
         <w:rPr>
           <w:rStyle w:val="NormalTok"/>
         </w:rPr>
-        <w:t xml:space="preserve">                                      split</w:t>
+        <w:t xml:space="preserve">    split</w:t>
       </w:r>
       <w:r>
         <w:rPr>
@@ -29879,7 +30397,7 @@
         <w:rPr>
           <w:rStyle w:val="NormalTok"/>
         </w:rPr>
-        <w:t xml:space="preserve">                                      seed</w:t>
+        <w:t xml:space="preserve">    seed</w:t>
       </w:r>
       <w:r>
         <w:rPr>
@@ -29897,7 +30415,16 @@
         <w:rPr>
           <w:rStyle w:val="NormalTok"/>
         </w:rPr>
-        <w:t xml:space="preserve">, holdout</w:t>
+        <w:t xml:space="preserve">,</w:t>
+      </w:r>
+      <w:r>
+        <w:br/>
+      </w:r>
+      <w:r>
+        <w:rPr>
+          <w:rStyle w:val="NormalTok"/>
+        </w:rPr>
+        <w:t xml:space="preserve">    holdout</w:t>
       </w:r>
       <w:r>
         <w:rPr>
@@ -29915,6 +30442,15 @@
         <w:rPr>
           <w:rStyle w:val="NormalTok"/>
         </w:rPr>
+        <w:t xml:space="preserve">,</w:t>
+      </w:r>
+      <w:r>
+        <w:br/>
+      </w:r>
+      <w:r>
+        <w:rPr>
+          <w:rStyle w:val="NormalTok"/>
+        </w:rPr>
         <w:t xml:space="preserve">)</w:t>
       </w:r>
       <w:r>
@@ -29960,7 +30496,7 @@
         <w:rPr>
           <w:rStyle w:val="NormalTok"/>
         </w:rPr>
-        <w:t xml:space="preserve"> ds:     </w:t>
+        <w:t xml:space="preserve"> ds:  </w:t>
       </w:r>
       <w:r>
         <w:rPr>
@@ -30074,7 +30610,7 @@
         <w:rPr>
           <w:rStyle w:val="NormalTok"/>
         </w:rPr>
-        <w:t xml:space="preserve"> warrant.score_holdout(params)        </w:t>
+        <w:t xml:space="preserve"> warrant.score_holdout(params)  </w:t>
       </w:r>
       <w:r>
         <w:rPr>
@@ -30209,7 +30745,7 @@
         <w:rPr>
           <w:rStyle w:val="NormalTok"/>
         </w:rPr>
-        <w:t xml:space="preserve">(ws.shadow_replay().summary())       </w:t>
+        <w:t xml:space="preserve">(ws.shadow_replay().summary())  </w:t>
       </w:r>
       <w:r>
         <w:rPr>

--- a/docs/MAYA_Requirements_and_Design.docx
+++ b/docs/MAYA_Requirements_and_Design.docx
@@ -61,6 +61,109 @@
       </w:r>
       <w:r>
         <w:t xml:space="preserve">· Version 2.0 (ground-up rebuild) · 2026-09-17 · Ash (Ashutosh Sinha)</w:t>
+      </w:r>
+    </w:p>
+    <w:p>
+      <w:pPr>
+        <w:pStyle w:val="BlockText"/>
+      </w:pPr>
+      <w:r>
+        <w:rPr>
+          <w:b/>
+          <w:bCs/>
+        </w:rPr>
+        <w:t xml:space="preserve">Revision 2.5 — 2026-09-19.</w:t>
+      </w:r>
+      <w:r>
+        <w:t xml:space="preserve"> </w:t>
+      </w:r>
+      <w:r>
+        <w:t xml:space="preserve">Three corrections from building §25 and the last of the</w:t>
+      </w:r>
+      <w:r>
+        <w:t xml:space="preserve"> </w:t>
+      </w:r>
+      <w:r>
+        <w:t xml:space="preserve">audit’s gaps, each marked</w:t>
+      </w:r>
+      <w:r>
+        <w:t xml:space="preserve"> </w:t>
+      </w:r>
+      <w:r>
+        <w:rPr>
+          <w:i/>
+          <w:iCs/>
+        </w:rPr>
+        <w:t xml:space="preserve">Revision 2.5</w:t>
+      </w:r>
+      <w:r>
+        <w:t xml:space="preserve"> </w:t>
+      </w:r>
+      <w:r>
+        <w:t xml:space="preserve">where it lands. The break-glass path §13.3</w:t>
+      </w:r>
+      <w:r>
+        <w:t xml:space="preserve"> </w:t>
+      </w:r>
+      <w:r>
+        <w:t xml:space="preserve">promises is now a named account rather than a restart in</w:t>
+      </w:r>
+      <w:r>
+        <w:t xml:space="preserve"> </w:t>
+      </w:r>
+      <w:r>
+        <w:rPr>
+          <w:rStyle w:val="VerbatimChar"/>
+        </w:rPr>
+        <w:t xml:space="preserve">mode: hybrid</w:t>
+      </w:r>
+      <w:r>
+        <w:t xml:space="preserve"> </w:t>
+      </w:r>
+      <w:r>
+        <w:t xml:space="preserve">(§12, §13.3).</w:t>
+      </w:r>
+      <w:r>
+        <w:t xml:space="preserve"> </w:t>
+      </w:r>
+      <w:r>
+        <w:t xml:space="preserve">§25’s claim that</w:t>
+      </w:r>
+      <w:r>
+        <w:t xml:space="preserve"> </w:t>
+      </w:r>
+      <w:r>
+        <w:t xml:space="preserve">“untrusted plugins run under the same sandbox rules as user Python”</w:t>
+      </w:r>
+      <w:r>
+        <w:t xml:space="preserve"> </w:t>
+      </w:r>
+      <w:r>
+        <w:t xml:space="preserve">cannot hold for code imported into the server process, so the safety rule is an</w:t>
+      </w:r>
+      <w:r>
+        <w:t xml:space="preserve"> </w:t>
+      </w:r>
+      <w:r>
+        <w:t xml:space="preserve">allowlist and the difference between the two trust levels is stated (§25). And two rows</w:t>
+      </w:r>
+      <w:r>
+        <w:t xml:space="preserve"> </w:t>
+      </w:r>
+      <w:r>
+        <w:t xml:space="preserve">of §25’s table listed things MAYA does not ship — object stores other than the local</w:t>
+      </w:r>
+      <w:r>
+        <w:t xml:space="preserve"> </w:t>
+      </w:r>
+      <w:r>
+        <w:t xml:space="preserve">filesystem, and ONNX and PMML runtimes against ADR-007 — which is what an extension</w:t>
+      </w:r>
+      <w:r>
+        <w:t xml:space="preserve"> </w:t>
+      </w:r>
+      <w:r>
+        <w:t xml:space="preserve">point is for, so the rows now say so.</w:t>
       </w:r>
     </w:p>
     <w:p>
@@ -18669,6 +18772,61 @@
       <w:r>
         <w:t xml:space="preserve">.</w:t>
       </w:r>
+      <w:r>
+        <w:t xml:space="preserve"> </w:t>
+      </w:r>
+      <w:r>
+        <w:rPr>
+          <w:i/>
+          <w:iCs/>
+        </w:rPr>
+        <w:t xml:space="preserve">Revision 2.5:</w:t>
+      </w:r>
+      <w:r>
+        <w:t xml:space="preserve"> </w:t>
+      </w:r>
+      <w:r>
+        <w:t xml:space="preserve">with one exception, which §13.3 needs and which is now built — the accounts named in</w:t>
+      </w:r>
+      <w:r>
+        <w:t xml:space="preserve"> </w:t>
+      </w:r>
+      <w:r>
+        <w:rPr>
+          <w:rStyle w:val="VerbatimChar"/>
+        </w:rPr>
+        <w:t xml:space="preserve">auth.break_glass.users</w:t>
+      </w:r>
+      <w:r>
+        <w:t xml:space="preserve"> </w:t>
+      </w:r>
+      <w:r>
+        <w:t xml:space="preserve">may sign in with a password under</w:t>
+      </w:r>
+      <w:r>
+        <w:t xml:space="preserve"> </w:t>
+      </w:r>
+      <w:r>
+        <w:rPr>
+          <w:rStyle w:val="VerbatimChar"/>
+        </w:rPr>
+        <w:t xml:space="preserve">mode: sso</w:t>
+      </w:r>
+      <w:r>
+        <w:t xml:space="preserve"> </w:t>
+      </w:r>
+      <w:r>
+        <w:t xml:space="preserve">too. They are ordinary database accounts holding the administrator role, MFA applies to them as it does to anyone, their session is short (</w:t>
+      </w:r>
+      <w:r>
+        <w:rPr>
+          <w:rStyle w:val="VerbatimChar"/>
+        </w:rPr>
+        <w:t xml:space="preserve">auth.break_glass.session_minutes</w:t>
+      </w:r>
+      <w:r>
+        <w:t xml:space="preserve">), and every such sign-in is audited, logged at warning level and notified to every administrator.</w:t>
+      </w:r>
     </w:p>
     <w:p>
       <w:pPr>
@@ -19718,7 +19876,13 @@
           <w:i/>
           <w:iCs/>
         </w:rPr>
-        <w:t xml:space="preserve">Revision 2.4:</w:t>
+        <w:t xml:space="preserve">Revision 2.5:</w:t>
+      </w:r>
+      <w:r>
+        <w:t xml:space="preserve"> </w:t>
+      </w:r>
+      <w:r>
+        <w:t xml:space="preserve">that path is now a door rather than a restart. Revision 2.4 said</w:t>
       </w:r>
       <w:r>
         <w:t xml:space="preserve"> </w:t>
@@ -19733,7 +19897,7 @@
         <w:t xml:space="preserve"> </w:t>
       </w:r>
       <w:r>
-        <w:t xml:space="preserve">refuses every password sign-in, so the path is restarting in</w:t>
+        <w:t xml:space="preserve">refuses every password sign-in, so the only way in was to restart every process in</w:t>
       </w:r>
       <w:r>
         <w:t xml:space="preserve"> </w:t>
@@ -19748,7 +19912,22 @@
         <w:t xml:space="preserve"> </w:t>
       </w:r>
       <w:r>
-        <w:t xml:space="preserve">with a database account made beforehand — the SSO outage runbook); a worker dies mid-pin → the pin is left in</w:t>
+        <w:t xml:space="preserve">— a configuration change at the worst possible moment, which then opened password sign-in to every database account rather than to the one kept for this.</w:t>
+      </w:r>
+      <w:r>
+        <w:t xml:space="preserve"> </w:t>
+      </w:r>
+      <w:r>
+        <w:rPr>
+          <w:rStyle w:val="VerbatimChar"/>
+        </w:rPr>
+        <w:t xml:space="preserve">auth.break_glass.users</w:t>
+      </w:r>
+      <w:r>
+        <w:t xml:space="preserve"> </w:t>
+      </w:r>
+      <w:r>
+        <w:t xml:space="preserve">names that account instead; see §12 and the SSO outage runbook); a worker dies mid-pin → the pin is left in</w:t>
       </w:r>
       <w:r>
         <w:t xml:space="preserve"> </w:t>
@@ -36093,7 +36272,35 @@
               <w:pStyle w:val="Compact"/>
             </w:pPr>
             <w:r>
-              <w:t xml:space="preserve">Delta on local FS, S3, Azure Blob, GCS</w:t>
+              <w:t xml:space="preserve">Delta on the local filesystem (</w:t>
+            </w:r>
+            <w:r>
+              <w:rPr>
+                <w:i/>
+                <w:iCs/>
+              </w:rPr>
+              <w:t xml:space="preserve">Revision 2.5:</w:t>
+            </w:r>
+            <w:r>
+              <w:t xml:space="preserve"> </w:t>
+            </w:r>
+            <w:r>
+              <w:t xml:space="preserve">S3, Azure Blob and GCS are the point’s reason for existing, not something MAYA ships; a deployment that needs one registers a</w:t>
+            </w:r>
+            <w:r>
+              <w:t xml:space="preserve"> </w:t>
+            </w:r>
+            <w:r>
+              <w:rPr>
+                <w:rStyle w:val="VerbatimChar"/>
+              </w:rPr>
+              <w:t xml:space="preserve">LakeStore</w:t>
+            </w:r>
+            <w:r>
+              <w:t xml:space="preserve"> </w:t>
+            </w:r>
+            <w:r>
+              <w:t xml:space="preserve">at this point)</w:t>
             </w:r>
           </w:p>
         </w:tc>
@@ -36283,7 +36490,20 @@
               <w:pStyle w:val="Compact"/>
             </w:pPr>
             <w:r>
-              <w:t xml:space="preserve">Python; ONNX and PMML as v2.2 candidates</w:t>
+              <w:t xml:space="preserve">The formula IR evaluator (</w:t>
+            </w:r>
+            <w:r>
+              <w:rPr>
+                <w:i/>
+                <w:iCs/>
+              </w:rPr>
+              <w:t xml:space="preserve">Revision 2.5:</w:t>
+            </w:r>
+            <w:r>
+              <w:t xml:space="preserve"> </w:t>
+            </w:r>
+            <w:r>
+              <w:t xml:space="preserve">blind scoring only, per ADR-007. MAYA executes no model code, so ONNX and PMML are candidates for a plugin at this point, not for the core)</w:t>
             </w:r>
           </w:p>
         </w:tc>
@@ -36359,20 +36579,7 @@
               <w:pStyle w:val="Compact"/>
             </w:pPr>
             <w:r>
-              <w:t xml:space="preserve">PostgreSQL FTS, SQLite FTS5 (</w:t>
-            </w:r>
-            <w:r>
-              <w:rPr>
-                <w:i/>
-                <w:iCs/>
-              </w:rPr>
-              <w:t xml:space="preserve">Revision 2.4:</w:t>
-            </w:r>
-            <w:r>
-              <w:t xml:space="preserve"> </w:t>
-            </w:r>
-            <w:r>
-              <w:t xml:space="preserve">MAYA’s own inverted index ships on both, ADR-019)</w:t>
+              <w:t xml:space="preserve">MAYA’s own inverted index, on both databases (Revision 2.4, ADR-019)</w:t>
             </w:r>
           </w:p>
         </w:tc>
@@ -36383,7 +36590,38 @@
         <w:pStyle w:val="BodyText"/>
       </w:pPr>
       <w:r>
-        <w:t xml:space="preserve">A plugin declares its name, version, configuration schema and required capabilities, and is listed on an admin page with its status. Untrusted plugins run under the same sandbox rules as user Python.</w:t>
+        <w:t xml:space="preserve">A plugin declares its name, version, configuration schema and required capabilities, and is listed on an admin page with its status.</w:t>
+      </w:r>
+      <w:r>
+        <w:t xml:space="preserve"> </w:t>
+      </w:r>
+      <w:r>
+        <w:rPr>
+          <w:i/>
+          <w:iCs/>
+        </w:rPr>
+        <w:t xml:space="preserve">Revision 2.5:</w:t>
+      </w:r>
+      <w:r>
+        <w:t xml:space="preserve"> </w:t>
+      </w:r>
+      <w:r>
+        <w:t xml:space="preserve">the second half of that promise cannot be kept as it was written. An entry-point plugin is imported into MAYA’s own process and runs with MAYA’s privileges — it can reach the database and the signing key — so the sandbox rules for user Python, which exist because that code runs in a container with no network and no credentials, do not apply to it and no amount of care makes them apply. What MAYA does instead is make loading one an explicit decision: a third-party plugin loads only when</w:t>
+      </w:r>
+      <w:r>
+        <w:t xml:space="preserve"> </w:t>
+      </w:r>
+      <w:r>
+        <w:rPr>
+          <w:rStyle w:val="VerbatimChar"/>
+        </w:rPr>
+        <w:t xml:space="preserve">plugins.allow</w:t>
+      </w:r>
+      <w:r>
+        <w:t xml:space="preserve"> </w:t>
+      </w:r>
+      <w:r>
+        <w:t xml:space="preserve">names it, a plugin that is installed and not allowed is shown as refused with that reason rather than silently absent, and one that fails to import is shown as failed with the error instead of stopping MAYA. The sandbox rules continue to govern user Python in a model artifact, which is a different thing at a different trust level.</w:t>
       </w:r>
     </w:p>
     <w:p>

--- a/docs/MAYA_Requirements_and_Design.docx
+++ b/docs/MAYA_Requirements_and_Design.docx
@@ -163,7 +163,67 @@
         <w:t xml:space="preserve"> </w:t>
       </w:r>
       <w:r>
-        <w:t xml:space="preserve">point is for, so the rows now say so.</w:t>
+        <w:t xml:space="preserve">point is for, so the rows now say so. Three more from building the last of §18 and §29:</w:t>
+      </w:r>
+      <w:r>
+        <w:t xml:space="preserve"> </w:t>
+      </w:r>
+      <w:r>
+        <w:t xml:space="preserve">§29.2 used</w:t>
+      </w:r>
+      <w:r>
+        <w:t xml:space="preserve"> </w:t>
+      </w:r>
+      <w:r>
+        <w:t xml:space="preserve">“budget”</w:t>
+      </w:r>
+      <w:r>
+        <w:t xml:space="preserve"> </w:t>
+      </w:r>
+      <w:r>
+        <w:t xml:space="preserve">for the materiality threshold and for the compute ceiling, which are</w:t>
+      </w:r>
+      <w:r>
+        <w:t xml:space="preserve"> </w:t>
+      </w:r>
+      <w:r>
+        <w:t xml:space="preserve">different things and now both exist, so each is named; the materiality threshold belongs</w:t>
+      </w:r>
+      <w:r>
+        <w:t xml:space="preserve"> </w:t>
+      </w:r>
+      <w:r>
+        <w:t xml:space="preserve">on the model version, because only the model knows whether its output is a price or a</w:t>
+      </w:r>
+      <w:r>
+        <w:t xml:space="preserve"> </w:t>
+      </w:r>
+      <w:r>
+        <w:t xml:space="preserve">probability; and §18.2.5’s</w:t>
+      </w:r>
+      <w:r>
+        <w:t xml:space="preserve"> </w:t>
+      </w:r>
+      <w:r>
+        <w:t xml:space="preserve">“definitions are never cached”</w:t>
+      </w:r>
+      <w:r>
+        <w:t xml:space="preserve"> </w:t>
+      </w:r>
+      <w:r>
+        <w:t xml:space="preserve">became too absolute once</w:t>
+      </w:r>
+      <w:r>
+        <w:t xml:space="preserve"> </w:t>
+      </w:r>
+      <w:r>
+        <w:t xml:space="preserve">conditional requests existed, so it now says what is actually held and under what</w:t>
+      </w:r>
+      <w:r>
+        <w:t xml:space="preserve"> </w:t>
+      </w:r>
+      <w:r>
+        <w:t xml:space="preserve">condition it is served.</w:t>
       </w:r>
     </w:p>
     <w:p>
@@ -31404,7 +31464,44 @@
               <w:pStyle w:val="Compact"/>
             </w:pPr>
             <w:r>
-              <w:t xml:space="preserve">Pinned data is cached locally by content hash and verified on read, because a pin is immutable; definitions and live resolutions are never cached</w:t>
+              <w:t xml:space="preserve">Pinned data is cached locally by content hash and verified on read, because a pin is immutable.</w:t>
+            </w:r>
+            <w:r>
+              <w:t xml:space="preserve"> </w:t>
+            </w:r>
+            <w:r>
+              <w:rPr>
+                <w:i/>
+                <w:iCs/>
+              </w:rPr>
+              <w:t xml:space="preserve">Revision 2.5:</w:t>
+            </w:r>
+            <w:r>
+              <w:t xml:space="preserve"> </w:t>
+            </w:r>
+            <w:r>
+              <w:t xml:space="preserve">“definitions and live resolutions are never cached”</w:t>
+            </w:r>
+            <w:r>
+              <w:t xml:space="preserve"> </w:t>
+            </w:r>
+            <w:r>
+              <w:t xml:space="preserve">was too absolute once conditional requests existed — a definition or a listing is held only against the</w:t>
+            </w:r>
+            <w:r>
+              <w:t xml:space="preserve"> </w:t>
+            </w:r>
+            <w:r>
+              <w:rPr>
+                <w:rStyle w:val="VerbatimChar"/>
+              </w:rPr>
+              <w:t xml:space="preserve">ETag</w:t>
+            </w:r>
+            <w:r>
+              <w:t xml:space="preserve"> </w:t>
+            </w:r>
+            <w:r>
+              <w:t xml:space="preserve">MAYA issued for it and re-served only when the server answers 304, so nothing reaches the caller that the server has not just re-affirmed; a live resolution is never held at all</w:t>
             </w:r>
           </w:p>
         </w:tc>
@@ -42081,7 +42178,23 @@
         <w:t xml:space="preserve">how much does it move</w:t>
       </w:r>
       <w:r>
-        <w:t xml:space="preserve">. Before approving a feature change, MAYA re-runs every affected execution warrant on a sampled window — once against the current definition, once against the proposed one — and reports the distribution of output differences per model: median shift, 95th percentile, worst row, and the count of rows crossing a declared materiality threshold.</w:t>
+        <w:t xml:space="preserve">. Before approving a feature change, MAYA re-runs every affected execution warrant on a sampled window — once against the current definition, once against the proposed one — and reports the distribution of output differences per model: median shift, 95th percentile, worst row, and the count of rows crossing the materiality threshold the model version declares (failing that, its namespace’s; failing that, the configured default).</w:t>
+      </w:r>
+      <w:r>
+        <w:t xml:space="preserve"> </w:t>
+      </w:r>
+      <w:r>
+        <w:rPr>
+          <w:i/>
+          <w:iCs/>
+        </w:rPr>
+        <w:t xml:space="preserve">Revision 2.5:</w:t>
+      </w:r>
+      <w:r>
+        <w:t xml:space="preserve"> </w:t>
+      </w:r>
+      <w:r>
+        <w:t xml:space="preserve">only the model knows whether its output is a price, a spread in basis points or a probability, so the threshold belongs on the model version and the report says where the figure it used came from.</w:t>
       </w:r>
     </w:p>
     <w:p>
@@ -42119,7 +42232,33 @@
         <w:t xml:space="preserve"> </w:t>
       </w:r>
       <w:r>
-        <w:t xml:space="preserve">Compute, and a sampling strategy honest about its coverage. Gated by a per-namespace budget, with the sample size stated on the report.</w:t>
+        <w:t xml:space="preserve">Compute, and a sampling strategy honest about its coverage. Gated by a per-namespace</w:t>
+      </w:r>
+      <w:r>
+        <w:t xml:space="preserve"> </w:t>
+      </w:r>
+      <w:r>
+        <w:rPr>
+          <w:b/>
+          <w:bCs/>
+        </w:rPr>
+        <w:t xml:space="preserve">compute</w:t>
+      </w:r>
+      <w:r>
+        <w:t xml:space="preserve"> </w:t>
+      </w:r>
+      <w:r>
+        <w:t xml:space="preserve">budget — counted in row comparisons per day, and a different thing from the materiality threshold above, which this section originally also called a budget (</w:t>
+      </w:r>
+      <w:r>
+        <w:rPr>
+          <w:i/>
+          <w:iCs/>
+        </w:rPr>
+        <w:t xml:space="preserve">Revision 2.5</w:t>
+      </w:r>
+      <w:r>
+        <w:t xml:space="preserve">) — with the sample size, and the share of the population it covers, stated on the report. The sample is the most recent rows of each index rather than a random draw, which is a recency bias and is said so rather than left to be discovered.</w:t>
       </w:r>
     </w:p>
     <w:bookmarkEnd w:id="174"/>

--- a/docs/MAYA_Requirements_and_Design.docx
+++ b/docs/MAYA_Requirements_and_Design.docx
@@ -223,7 +223,58 @@
         <w:t xml:space="preserve"> </w:t>
       </w:r>
       <w:r>
-        <w:t xml:space="preserve">condition it is served.</w:t>
+        <w:t xml:space="preserve">condition it is served. Four more from writing the case studies: §8.1’s example gave a</w:t>
+      </w:r>
+      <w:r>
+        <w:t xml:space="preserve"> </w:t>
+      </w:r>
+      <w:r>
+        <w:t xml:space="preserve">volatility a lower bound of zero, which divides by zero in the very formula it illustrates;</w:t>
+      </w:r>
+      <w:r>
+        <w:t xml:space="preserve"> </w:t>
+      </w:r>
+      <w:r>
+        <w:rPr>
+          <w:rStyle w:val="VerbatimChar"/>
+        </w:rPr>
+        <w:t xml:space="preserve">outputs</w:t>
+      </w:r>
+      <w:r>
+        <w:t xml:space="preserve"> </w:t>
+      </w:r>
+      <w:r>
+        <w:t xml:space="preserve">is a list of exactly one, and a model whose Greeks must be governed with it is a</w:t>
+      </w:r>
+      <w:r>
+        <w:t xml:space="preserve"> </w:t>
+      </w:r>
+      <w:r>
+        <w:t xml:space="preserve">composite rather than a second version (§8.1, §8.7); §29.7’s differential test states the</w:t>
+      </w:r>
+      <w:r>
+        <w:t xml:space="preserve"> </w:t>
+      </w:r>
+      <w:r>
+        <w:t xml:space="preserve">domain it sampled, in the detail the reviewer reads, and does not pretend to judge whether</w:t>
+      </w:r>
+      <w:r>
+        <w:t xml:space="preserve"> </w:t>
+      </w:r>
+      <w:r>
+        <w:t xml:space="preserve">that domain was representative; and an</w:t>
+      </w:r>
+      <w:r>
+        <w:t xml:space="preserve"> </w:t>
+      </w:r>
+      <w:r>
+        <w:t xml:space="preserve">execution warrant runs exactly one parameter set, so a model with several calibrations has</w:t>
+      </w:r>
+      <w:r>
+        <w:t xml:space="preserve"> </w:t>
+      </w:r>
+      <w:r>
+        <w:t xml:space="preserve">one warrant each (§9.2).</w:t>
       </w:r>
     </w:p>
     <w:p>
@@ -12300,9 +12351,9 @@
       </w:r>
       <w:r>
         <w:rPr>
-          <w:rStyle w:val="DecValTok"/>
-        </w:rPr>
-        <w:t xml:space="preserve">0</w:t>
+          <w:rStyle w:val="FloatTok"/>
+        </w:rPr>
+        <w:t xml:space="preserve">0.01</w:t>
       </w:r>
       <w:r>
         <w:rPr>
@@ -12888,6 +12939,63 @@
       </w:r>
       <w:r>
         <w:t xml:space="preserve">carrying the architecture description, hyperparameters and a mandatory prose statement of what the model estimates. MAYA records that the model is opaque rather than pretending otherwise, and model risk reporting uses that flag.</w:t>
+      </w:r>
+    </w:p>
+    <w:p>
+      <w:pPr>
+        <w:pStyle w:val="BodyText"/>
+      </w:pPr>
+      <w:r>
+        <w:rPr>
+          <w:i/>
+          <w:iCs/>
+        </w:rPr>
+        <w:t xml:space="preserve">Revision 2.5:</w:t>
+      </w:r>
+      <w:r>
+        <w:t xml:space="preserve"> </w:t>
+      </w:r>
+      <w:r>
+        <w:rPr>
+          <w:rStyle w:val="VerbatimChar"/>
+        </w:rPr>
+        <w:t xml:space="preserve">outputs</w:t>
+      </w:r>
+      <w:r>
+        <w:t xml:space="preserve"> </w:t>
+      </w:r>
+      <w:r>
+        <w:t xml:space="preserve">is a list of exactly one. A version has one output; the list is</w:t>
+      </w:r>
+      <w:r>
+        <w:t xml:space="preserve"> </w:t>
+      </w:r>
+      <w:r>
+        <w:t xml:space="preserve">reserved. A model whose derivatives or components have to be governed alongside it — the</w:t>
+      </w:r>
+      <w:r>
+        <w:t xml:space="preserve"> </w:t>
+      </w:r>
+      <w:r>
+        <w:t xml:space="preserve">Greeks of a pricer, the parts of a decomposition — is a composite (§8.7), not a second</w:t>
+      </w:r>
+      <w:r>
+        <w:t xml:space="preserve"> </w:t>
+      </w:r>
+      <w:r>
+        <w:t xml:space="preserve">version: a second version would need its own warrant and therefore its own copy of the same</w:t>
+      </w:r>
+      <w:r>
+        <w:t xml:space="preserve"> </w:t>
+      </w:r>
+      <w:r>
+        <w:t xml:space="preserve">calibrated parameters, and two objects holding the same numbers with nothing tying the copy to</w:t>
+      </w:r>
+      <w:r>
+        <w:t xml:space="preserve"> </w:t>
+      </w:r>
+      <w:r>
+        <w:t xml:space="preserve">the original is worse than leaving them out.</w:t>
       </w:r>
     </w:p>
     <w:bookmarkEnd w:id="43"/>
@@ -14924,7 +15032,20 @@
         <w:pStyle w:val="BodyText"/>
       </w:pPr>
       <w:r>
-        <w:t xml:space="preserve">Contents: model version, parameter set reference, input contract restated as a runtime schema, feature or feature set bindings for each input, resolution policy for live inputs, output schema, validity window, permitted environments (</w:t>
+        <w:t xml:space="preserve">Contents: model version, parameter set reference — exactly one (</w:t>
+      </w:r>
+      <w:r>
+        <w:rPr>
+          <w:i/>
+          <w:iCs/>
+        </w:rPr>
+        <w:t xml:space="preserve">Revision 2.5:</w:t>
+      </w:r>
+      <w:r>
+        <w:t xml:space="preserve"> </w:t>
+      </w:r>
+      <w:r>
+        <w:t xml:space="preserve">a model live with several calibrations, per underlying or per desk or per region, has one execution warrant each; the singular here is enforced) — input contract restated as a runtime schema, feature or feature set bindings for each input, resolution policy for live inputs, output schema, validity window, permitted environments (</w:t>
       </w:r>
       <w:r>
         <w:rPr>
@@ -42559,15 +42680,7 @@
         <w:pStyle w:val="FirstParagraph"/>
       </w:pPr>
       <w:r>
-        <w:t xml:space="preserve">The formula IR (§8.1) is executable. So MAYA generates a reference implementation from the documented mathematics and differentially tests it against the uploaded Python artifact: sampled inputs drawn from the bound feature set’s own distributions, outputs compared within a declared tolerance, and counter-examples reported as concrete input rows.</w:t>
-      </w:r>
-    </w:p>
-    <w:p>
-      <w:pPr>
-        <w:pStyle w:val="BodyText"/>
-      </w:pPr>
-      <w:r>
-        <w:t xml:space="preserve">The result is a statement no other platform can make:</w:t>
+        <w:t xml:space="preserve">The formula IR (§8.1) is executable. So MAYA generates a reference implementation from the documented mathematics and differentially tests it against the uploaded Python artifact: sampled inputs drawn from a named feature set’s own distributions, outputs compared within a declared tolerance, and counter-examples reported as concrete input rows.</w:t>
       </w:r>
       <w:r>
         <w:t xml:space="preserve"> </w:t>
@@ -42577,10 +42690,66 @@
           <w:i/>
           <w:iCs/>
         </w:rPr>
-        <w:t xml:space="preserve">the code implements the documentation, checked on 10,000 sampled inputs, to a relative tolerance of 1e-9</w:t>
-      </w:r>
-      <w:r>
-        <w:t xml:space="preserve">. Where they disagree, the reviewer is shown the exact inputs where the implementation and the specification part company. Where the model is a declared black box the test is skipped and the model version says so, which is itself useful information.</w:t>
+        <w:t xml:space="preserve">Revision 2.5:</w:t>
+      </w:r>
+      <w:r>
+        <w:t xml:space="preserve"> </w:t>
+      </w:r>
+      <w:r>
+        <w:t xml:space="preserve">the domain and the sample count are part of the result, because an agreement over an invented or narrow domain is worth less than it looks. Where no feature set is named the inputs come from a default domain and the report says so; where one is named, the report says which and how many rows it held. MAYA cannot judge whether that domain was representative, and does not pretend to: the domain appears in the check’s own detail, where the reviewer reads it, and sending a version back for a comparison over something wider is a judgement a person makes. What the check establishes is that somebody compared the code with the mathematics over</w:t>
+      </w:r>
+      <w:r>
+        <w:t xml:space="preserve"> </w:t>
+      </w:r>
+      <w:r>
+        <w:rPr>
+          <w:i/>
+          <w:iCs/>
+        </w:rPr>
+        <w:t xml:space="preserve">this</w:t>
+      </w:r>
+      <w:r>
+        <w:t xml:space="preserve"> </w:t>
+      </w:r>
+      <w:r>
+        <w:t xml:space="preserve">artifact and they agreed everywhere the comparison looked.</w:t>
+      </w:r>
+    </w:p>
+    <w:p>
+      <w:pPr>
+        <w:pStyle w:val="BodyText"/>
+      </w:pPr>
+      <w:r>
+        <w:t xml:space="preserve">The result is a statement no other platform can make:</w:t>
+      </w:r>
+      <w:r>
+        <w:t xml:space="preserve"> </w:t>
+      </w:r>
+      <w:r>
+        <w:rPr>
+          <w:i/>
+          <w:iCs/>
+        </w:rPr>
+        <w:t xml:space="preserve">the code implements the documentation, checked on 2,000 sampled inputs from a named feature set, to a relative tolerance of 1e-9</w:t>
+      </w:r>
+      <w:r>
+        <w:t xml:space="preserve"> </w:t>
+      </w:r>
+      <w:r>
+        <w:t xml:space="preserve">(</w:t>
+      </w:r>
+      <w:r>
+        <w:rPr>
+          <w:i/>
+          <w:iCs/>
+        </w:rPr>
+        <w:t xml:space="preserve">Revision 2.5:</w:t>
+      </w:r>
+      <w:r>
+        <w:t xml:space="preserve"> </w:t>
+      </w:r>
+      <w:r>
+        <w:t xml:space="preserve">2,000 is the default the service uses; the caller may ask for more). Where they disagree, the reviewer is shown the exact inputs where the implementation and the specification part company. Where the model is a declared black box the test is skipped and the model version says so, which is itself useful information.</w:t>
       </w:r>
     </w:p>
     <w:p>

--- a/docs/MAYA_Requirements_and_Design.docx
+++ b/docs/MAYA_Requirements_and_Design.docx
@@ -292,7 +292,31 @@
         <w:t xml:space="preserve"> </w:t>
       </w:r>
       <w:r>
-        <w:t xml:space="preserve">now is revocation and not retirement.</w:t>
+        <w:t xml:space="preserve">now is revocation and not retirement. Three more from the curve and time-series studies:</w:t>
+      </w:r>
+      <w:r>
+        <w:t xml:space="preserve"> </w:t>
+      </w:r>
+      <w:r>
+        <w:t xml:space="preserve">§8.4 gains joint constraints over several parameters and refuses a scalar bound on a value</w:t>
+      </w:r>
+      <w:r>
+        <w:t xml:space="preserve"> </w:t>
+      </w:r>
+      <w:r>
+        <w:t xml:space="preserve">that is not a scalar; §29.7’s differential test records the parameter values it ran at,</w:t>
+      </w:r>
+      <w:r>
+        <w:t xml:space="preserve"> </w:t>
+      </w:r>
+      <w:r>
+        <w:t xml:space="preserve">because a signed parameter at zero switches off the term it multiplies; and §29.1 says that</w:t>
+      </w:r>
+      <w:r>
+        <w:t xml:space="preserve"> </w:t>
+      </w:r>
+      <w:r>
+        <w:t xml:space="preserve">the leakage certificate is about time alone and cannot see a feature fitted to the target.</w:t>
       </w:r>
     </w:p>
     <w:p>
@@ -5409,6 +5433,53 @@
       </w:pPr>
       <w:r>
         <w:rPr>
+          <w:i/>
+          <w:iCs/>
+        </w:rPr>
+        <w:t xml:space="preserve">Revision 2.5:</w:t>
+      </w:r>
+      <w:r>
+        <w:t xml:space="preserve"> </w:t>
+      </w:r>
+      <w:r>
+        <w:t xml:space="preserve">the leakage certificate is about</w:t>
+      </w:r>
+      <w:r>
+        <w:t xml:space="preserve"> </w:t>
+      </w:r>
+      <w:r>
+        <w:rPr>
+          <w:b/>
+          <w:bCs/>
+        </w:rPr>
+        <w:t xml:space="preserve">time and nothing else</w:t>
+      </w:r>
+      <w:r>
+        <w:t xml:space="preserve">, and it is worth saying so because the certificate is easy to over-read. It cannot see that a feature was</w:t>
+      </w:r>
+      <w:r>
+        <w:t xml:space="preserve"> </w:t>
+      </w:r>
+      <w:r>
+        <w:rPr>
+          <w:i/>
+          <w:iCs/>
+        </w:rPr>
+        <w:t xml:space="preserve">fitted</w:t>
+      </w:r>
+      <w:r>
+        <w:t xml:space="preserve"> </w:t>
+      </w:r>
+      <w:r>
+        <w:t xml:space="preserve">to the warrant’s own target — a bootstrapped curve, a published factor file, a smoothed index — because that is not a question about when a value became knowable. Such a feature can carry a knowledge time that is impeccable and still contain the answer. A feature that is derived from a model should say so and name the version that produced it, and a warrant whose feature set carries one should show it as an exception needing a justification, exactly as a non-causal fill does; that is not built, and until it is, a clean certificate on a model-derived feature means less than it appears to.</w:t>
+      </w:r>
+    </w:p>
+    <w:p>
+      <w:pPr>
+        <w:pStyle w:val="BodyText"/>
+      </w:pPr>
+      <w:r>
+        <w:rPr>
           <w:b/>
           <w:bCs/>
         </w:rPr>
@@ -13237,7 +13308,188 @@
         <w:t xml:space="preserve"> </w:t>
       </w:r>
       <w:r>
-        <w:t xml:space="preserve">has a schema (names, types, shapes, bounds), values, the training warrant that produced it, the metrics reported at training time, the author, and a status. Parameters are validated against the model’s declared bounds on upload. Several parameter sets may exist for one model version — per region, per desk, per vintage — each separately approvable.</w:t>
+        <w:t xml:space="preserve">has a schema (names, types, shapes, bounds), values, the training warrant that produced it, the metrics reported at training time, the author, and a status. Parameters are validated on upload against the model version’s declared parameter inputs — presence, shape and bounds — whether the model is a formula or a declared black box.</w:t>
+      </w:r>
+      <w:r>
+        <w:t xml:space="preserve"> </w:t>
+      </w:r>
+      <w:r>
+        <w:rPr>
+          <w:i/>
+          <w:iCs/>
+        </w:rPr>
+        <w:t xml:space="preserve">Revision 2.5:</w:t>
+      </w:r>
+      <w:r>
+        <w:t xml:space="preserve"> </w:t>
+      </w:r>
+      <w:r>
+        <w:t xml:space="preserve">three things this sentence did not say. Bounds are</w:t>
+      </w:r>
+      <w:r>
+        <w:t xml:space="preserve"> </w:t>
+      </w:r>
+      <w:r>
+        <w:rPr>
+          <w:b/>
+          <w:bCs/>
+        </w:rPr>
+        <w:t xml:space="preserve">per parameter</w:t>
+      </w:r>
+      <w:r>
+        <w:t xml:space="preserve">, and some conditions are not: a GARCH model is stationary only if</w:t>
+      </w:r>
+      <w:r>
+        <w:t xml:space="preserve"> </w:t>
+      </w:r>
+      <m:oMath>
+        <m:r>
+          <m:t>α</m:t>
+        </m:r>
+        <m:r>
+          <m:rPr>
+            <m:sty m:val="p"/>
+          </m:rPr>
+          <m:t>+</m:t>
+        </m:r>
+        <m:r>
+          <m:t>β</m:t>
+        </m:r>
+        <m:r>
+          <m:rPr>
+            <m:sty m:val="p"/>
+          </m:rPr>
+          <m:t>&lt;</m:t>
+        </m:r>
+        <m:r>
+          <m:t>1</m:t>
+        </m:r>
+      </m:oMath>
+      <w:r>
+        <w:t xml:space="preserve">, an AR(2) only inside a triangle in</w:t>
+      </w:r>
+      <w:r>
+        <w:t xml:space="preserve"> </w:t>
+      </w:r>
+      <m:oMath>
+        <m:r>
+          <m:rPr>
+            <m:sty m:val="p"/>
+          </m:rPr>
+          <m:t>(</m:t>
+        </m:r>
+        <m:sSub>
+          <m:e>
+            <m:r>
+              <m:t>ϕ</m:t>
+            </m:r>
+          </m:e>
+          <m:sub>
+            <m:r>
+              <m:t>1</m:t>
+            </m:r>
+          </m:sub>
+        </m:sSub>
+        <m:r>
+          <m:rPr>
+            <m:sty m:val="p"/>
+          </m:rPr>
+          <m:t>,</m:t>
+        </m:r>
+        <m:sSub>
+          <m:e>
+            <m:r>
+              <m:t>ϕ</m:t>
+            </m:r>
+          </m:e>
+          <m:sub>
+            <m:r>
+              <m:t>2</m:t>
+            </m:r>
+          </m:sub>
+        </m:sSub>
+        <m:r>
+          <m:rPr>
+            <m:sty m:val="p"/>
+          </m:rPr>
+          <m:t>)</m:t>
+        </m:r>
+      </m:oMath>
+      <w:r>
+        <w:t xml:space="preserve">, a Nelson–Siegel curve’s instantaneous short rate is</w:t>
+      </w:r>
+      <w:r>
+        <w:t xml:space="preserve"> </w:t>
+      </w:r>
+      <m:oMath>
+        <m:sSub>
+          <m:e>
+            <m:r>
+              <m:t>β</m:t>
+            </m:r>
+          </m:e>
+          <m:sub>
+            <m:r>
+              <m:t>0</m:t>
+            </m:r>
+          </m:sub>
+        </m:sSub>
+        <m:r>
+          <m:rPr>
+            <m:sty m:val="p"/>
+          </m:rPr>
+          <m:t>+</m:t>
+        </m:r>
+        <m:sSub>
+          <m:e>
+            <m:r>
+              <m:t>β</m:t>
+            </m:r>
+          </m:e>
+          <m:sub>
+            <m:r>
+              <m:t>1</m:t>
+            </m:r>
+          </m:sub>
+        </m:sSub>
+      </m:oMath>
+      <w:r>
+        <w:t xml:space="preserve"> </w:t>
+      </w:r>
+      <w:r>
+        <w:t xml:space="preserve">and has to be non-negative however plausible either coefficient looks alone. A version may therefore declare</w:t>
+      </w:r>
+      <w:r>
+        <w:t xml:space="preserve"> </w:t>
+      </w:r>
+      <w:r>
+        <w:rPr>
+          <w:b/>
+          <w:bCs/>
+        </w:rPr>
+        <w:t xml:space="preserve">joint constraints</w:t>
+      </w:r>
+      <w:r>
+        <w:t xml:space="preserve"> </w:t>
+      </w:r>
+      <w:r>
+        <w:t xml:space="preserve">over several of its own parameters: an expression, a comparison, and a reason, which is mandatory because the reason is the only thing a modeller sees when the constraint fires. A constraint reads parameters and never features, because it has to hold before any data is seen. And a declared bound on a value that is not a number is</w:t>
+      </w:r>
+      <w:r>
+        <w:t xml:space="preserve"> </w:t>
+      </w:r>
+      <w:r>
+        <w:rPr>
+          <w:b/>
+          <w:bCs/>
+        </w:rPr>
+        <w:t xml:space="preserve">refused</w:t>
+      </w:r>
+      <w:r>
+        <w:t xml:space="preserve"> </w:t>
+      </w:r>
+      <w:r>
+        <w:t xml:space="preserve">rather than skipped: a scalar bound on an array means one of the two is wrong, and a model whose parameter genuinely is an array — a black box’s weight matrix — declares no bound on it. Several parameter sets may exist for one model version — per region, per desk, per vintage — each separately approvable.</w:t>
       </w:r>
     </w:p>
     <w:bookmarkEnd w:id="46"/>
@@ -42889,7 +43141,7 @@
           <w:i/>
           <w:iCs/>
         </w:rPr>
-        <w:t xml:space="preserve">the code implements the documentation, checked on 2,000 sampled inputs from a named feature set, to a relative tolerance of 1e-9</w:t>
+        <w:t xml:space="preserve">the code implements the documentation, checked on 2,000 sampled inputs from a named feature set, at these parameter values, to a relative tolerance of 1e-9</w:t>
       </w:r>
       <w:r>
         <w:t xml:space="preserve"> </w:t>
@@ -42908,7 +43160,23 @@
         <w:t xml:space="preserve"> </w:t>
       </w:r>
       <w:r>
-        <w:t xml:space="preserve">2,000 is the default the service uses; the caller may ask for more). Where they disagree, the reviewer is shown the exact inputs where the implementation and the specification part company. Where the model is a declared black box the test is skipped and the model version says so, which is itself useful information.</w:t>
+        <w:t xml:space="preserve">2,000 is the default the service uses and the caller may ask for more; and the</w:t>
+      </w:r>
+      <w:r>
+        <w:t xml:space="preserve"> </w:t>
+      </w:r>
+      <w:r>
+        <w:rPr>
+          <w:b/>
+          <w:bCs/>
+        </w:rPr>
+        <w:t xml:space="preserve">parameter values</w:t>
+      </w:r>
+      <w:r>
+        <w:t xml:space="preserve"> </w:t>
+      </w:r>
+      <w:r>
+        <w:t xml:space="preserve">the comparison ran at are part of what it establishes rather than an implementation detail. A signed parameter whose value is zero switches off the term it multiplies, so a comparison run there can agree perfectly with code that computes that term wrongly — which is what happened until the default moved off the midpoint of each bound.) Where they disagree, the reviewer is shown the exact inputs where the implementation and the specification part company. Where the model is a declared black box the test is skipped and the model version says so, which is itself useful information.</w:t>
       </w:r>
     </w:p>
     <w:p>

--- a/docs/MAYA_Requirements_and_Design.docx
+++ b/docs/MAYA_Requirements_and_Design.docx
@@ -72,6 +72,223 @@
           <w:b/>
           <w:bCs/>
         </w:rPr>
+        <w:t xml:space="preserve">Revision 2.6 — 2026-09-20.</w:t>
+      </w:r>
+      <w:r>
+        <w:t xml:space="preserve"> </w:t>
+      </w:r>
+      <w:r>
+        <w:t xml:space="preserve">No new decisions. Like revision 2.4, this one marks places</w:t>
+      </w:r>
+      <w:r>
+        <w:t xml:space="preserve"> </w:t>
+      </w:r>
+      <w:r>
+        <w:t xml:space="preserve">where the document had fallen behind the code, each as</w:t>
+      </w:r>
+      <w:r>
+        <w:t xml:space="preserve"> </w:t>
+      </w:r>
+      <w:r>
+        <w:rPr>
+          <w:i/>
+          <w:iCs/>
+        </w:rPr>
+        <w:t xml:space="preserve">Revision 2.6</w:t>
+      </w:r>
+      <w:r>
+        <w:t xml:space="preserve"> </w:t>
+      </w:r>
+      <w:r>
+        <w:t xml:space="preserve">where it lands, found</w:t>
+      </w:r>
+      <w:r>
+        <w:t xml:space="preserve"> </w:t>
+      </w:r>
+      <w:r>
+        <w:t xml:space="preserve">by reading every sentence of it against</w:t>
+      </w:r>
+      <w:r>
+        <w:t xml:space="preserve"> </w:t>
+      </w:r>
+      <w:r>
+        <w:rPr>
+          <w:rStyle w:val="VerbatimChar"/>
+        </w:rPr>
+        <w:t xml:space="preserve">maya/</w:t>
+      </w:r>
+      <w:r>
+        <w:t xml:space="preserve">. §3’s capability matrix still withheld</w:t>
+      </w:r>
+      <w:r>
+        <w:t xml:space="preserve"> </w:t>
+      </w:r>
+      <w:r>
+        <w:t xml:space="preserve">approval from the model owner, which the audit’s batch 1 gave them precisely because a</w:t>
+      </w:r>
+      <w:r>
+        <w:t xml:space="preserve"> </w:t>
+      </w:r>
+      <w:r>
+        <w:t xml:space="preserve">production namespace could otherwise approve no execution warrant at all — the matrix is</w:t>
+      </w:r>
+      <w:r>
+        <w:t xml:space="preserve"> </w:t>
+      </w:r>
+      <w:r>
+        <w:t xml:space="preserve">the one place that record was not corrected — and it omits two object types the shipped</w:t>
+      </w:r>
+      <w:r>
+        <w:t xml:space="preserve"> </w:t>
+      </w:r>
+      <w:r>
+        <w:t xml:space="preserve">matrix carries. §13.4.2’s register lists twenty seams; the resolver settles nineteen, one of</w:t>
+      </w:r>
+      <w:r>
+        <w:t xml:space="preserve"> </w:t>
+      </w:r>
+      <w:r>
+        <w:t xml:space="preserve">them (</w:t>
+      </w:r>
+      <w:r>
+        <w:rPr>
+          <w:rStyle w:val="VerbatimChar"/>
+        </w:rPr>
+        <w:t xml:space="preserve">tracing</w:t>
+      </w:r>
+      <w:r>
+        <w:t xml:space="preserve">) unlisted here, and the sandbox and SSO rows describe capabilities settled</w:t>
+      </w:r>
+      <w:r>
+        <w:t xml:space="preserve"> </w:t>
+      </w:r>
+      <w:r>
+        <w:t xml:space="preserve">by their own modules rather than by</w:t>
+      </w:r>
+      <w:r>
+        <w:t xml:space="preserve"> </w:t>
+      </w:r>
+      <w:r>
+        <w:rPr>
+          <w:rStyle w:val="VerbatimChar"/>
+        </w:rPr>
+        <w:t xml:space="preserve">maya/core/backends.py</w:t>
+      </w:r>
+      <w:r>
+        <w:t xml:space="preserve">. §16.1 gains the front door —</w:t>
+      </w:r>
+      <w:r>
+        <w:t xml:space="preserve"> </w:t>
+      </w:r>
+      <w:r>
+        <w:rPr>
+          <w:rStyle w:val="VerbatimChar"/>
+        </w:rPr>
+        <w:t xml:space="preserve">/</w:t>
+      </w:r>
+      <w:r>
+        <w:t xml:space="preserve"> </w:t>
+      </w:r>
+      <w:r>
+        <w:t xml:space="preserve">is the landing page until somebody signs in — and says what</w:t>
+      </w:r>
+      <w:r>
+        <w:t xml:space="preserve"> </w:t>
+      </w:r>
+      <w:r>
+        <w:rPr>
+          <w:rStyle w:val="VerbatimChar"/>
+        </w:rPr>
+        <w:t xml:space="preserve">⌘K</w:t>
+      </w:r>
+      <w:r>
+        <w:t xml:space="preserve"> </w:t>
+      </w:r>
+      <w:r>
+        <w:t xml:space="preserve">and the Help menu</w:t>
+      </w:r>
+      <w:r>
+        <w:t xml:space="preserve"> </w:t>
+      </w:r>
+      <w:r>
+        <w:t xml:space="preserve">really are. §16.2 gains the compute-kernel</w:t>
+      </w:r>
+      <w:r>
+        <w:t xml:space="preserve"> </w:t>
+      </w:r>
+      <w:r>
+        <w:t xml:space="preserve">wizard, which is a screen; §16.3 the rule that a node carries its own name, and the count</w:t>
+      </w:r>
+      <w:r>
+        <w:t xml:space="preserve"> </w:t>
+      </w:r>
+      <w:r>
+        <w:t xml:space="preserve">of edge labels a fan leaves unwritten; §17.1 the rule that closes the LaTeX preview. §18.3 named</w:t>
+      </w:r>
+      <w:r>
+        <w:t xml:space="preserve"> </w:t>
+      </w:r>
+      <w:r>
+        <w:rPr>
+          <w:rStyle w:val="VerbatimChar"/>
+        </w:rPr>
+        <w:t xml:space="preserve">maya admin user|role|grant|policy</w:t>
+      </w:r>
+      <w:r>
+        <w:t xml:space="preserve">; the shipped</w:t>
+      </w:r>
+      <w:r>
+        <w:t xml:space="preserve"> </w:t>
+      </w:r>
+      <w:r>
+        <w:t xml:space="preserve">commands are narrower and are listed. And §22.3 still draws</w:t>
+      </w:r>
+      <w:r>
+        <w:t xml:space="preserve"> </w:t>
+      </w:r>
+      <w:r>
+        <w:rPr>
+          <w:rStyle w:val="VerbatimChar"/>
+        </w:rPr>
+        <w:t xml:space="preserve">domain/</w:t>
+      </w:r>
+      <w:r>
+        <w:t xml:space="preserve"> </w:t>
+      </w:r>
+      <w:r>
+        <w:t xml:space="preserve">and</w:t>
+      </w:r>
+      <w:r>
+        <w:t xml:space="preserve"> </w:t>
+      </w:r>
+      <w:r>
+        <w:rPr>
+          <w:rStyle w:val="VerbatimChar"/>
+        </w:rPr>
+        <w:t xml:space="preserve">ports/</w:t>
+      </w:r>
+      <w:r>
+        <w:t xml:space="preserve"> </w:t>
+      </w:r>
+      <w:r>
+        <w:t xml:space="preserve">subpackages that were never built (ADR-001). None of these changes what MAYA does; each is</w:t>
+      </w:r>
+      <w:r>
+        <w:t xml:space="preserve"> </w:t>
+      </w:r>
+      <w:r>
+        <w:t xml:space="preserve">a sentence somebody could have acted on.</w:t>
+      </w:r>
+    </w:p>
+    <w:p>
+      <w:pPr>
+        <w:pStyle w:val="BlockText"/>
+      </w:pPr>
+      <w:r>
+        <w:rPr>
+          <w:b/>
+          <w:bCs/>
+        </w:rPr>
         <w:t xml:space="preserve">Revision 2.5 — 2026-09-19.</w:t>
       </w:r>
       <w:r>
@@ -3622,14 +3839,6 @@
             <w:pPr>
               <w:pStyle w:val="Compact"/>
             </w:pPr>
-          </w:p>
-        </w:tc>
-        <w:tc>
-          <w:tcPr/>
-          <w:p>
-            <w:pPr>
-              <w:pStyle w:val="Compact"/>
-            </w:pPr>
             <w:r>
               <w:t xml:space="preserve">R</w:t>
             </w:r>
@@ -3642,6 +3851,17 @@
               <w:pStyle w:val="Compact"/>
             </w:pPr>
             <w:r>
+              <w:t xml:space="preserve">R</w:t>
+            </w:r>
+          </w:p>
+        </w:tc>
+        <w:tc>
+          <w:tcPr/>
+          <w:p>
+            <w:pPr>
+              <w:pStyle w:val="Compact"/>
+            </w:pPr>
+            <w:r>
               <w:t xml:space="preserve">CRU</w:t>
             </w:r>
           </w:p>
@@ -3675,7 +3895,7 @@
               <w:pStyle w:val="Compact"/>
             </w:pPr>
             <w:r>
-              <w:t xml:space="preserve">RG</w:t>
+              <w:t xml:space="preserve">RAG</w:t>
             </w:r>
           </w:p>
         </w:tc>
@@ -4159,7 +4379,7 @@
               <w:pStyle w:val="Compact"/>
             </w:pPr>
             <w:r>
-              <w:t xml:space="preserve">RG</w:t>
+              <w:t xml:space="preserve">RAG</w:t>
             </w:r>
           </w:p>
         </w:tc>
@@ -4266,6 +4486,166 @@
               <w:pStyle w:val="Compact"/>
             </w:pPr>
             <w:r>
+              <w:t xml:space="preserve">Namespaces</w:t>
+            </w:r>
+          </w:p>
+        </w:tc>
+        <w:tc>
+          <w:tcPr/>
+          <w:p>
+            <w:pPr>
+              <w:pStyle w:val="Compact"/>
+            </w:pPr>
+            <w:r>
+              <w:t xml:space="preserve">CRUG</w:t>
+            </w:r>
+          </w:p>
+        </w:tc>
+        <w:tc>
+          <w:tcPr/>
+          <w:p>
+            <w:pPr>
+              <w:pStyle w:val="Compact"/>
+            </w:pPr>
+          </w:p>
+        </w:tc>
+        <w:tc>
+          <w:tcPr/>
+          <w:p>
+            <w:pPr>
+              <w:pStyle w:val="Compact"/>
+            </w:pPr>
+          </w:p>
+        </w:tc>
+        <w:tc>
+          <w:tcPr/>
+          <w:p>
+            <w:pPr>
+              <w:pStyle w:val="Compact"/>
+            </w:pPr>
+          </w:p>
+        </w:tc>
+        <w:tc>
+          <w:tcPr/>
+          <w:p>
+            <w:pPr>
+              <w:pStyle w:val="Compact"/>
+            </w:pPr>
+          </w:p>
+        </w:tc>
+        <w:tc>
+          <w:tcPr/>
+          <w:p>
+            <w:pPr>
+              <w:pStyle w:val="Compact"/>
+            </w:pPr>
+          </w:p>
+        </w:tc>
+        <w:tc>
+          <w:tcPr/>
+          <w:p>
+            <w:pPr>
+              <w:pStyle w:val="Compact"/>
+            </w:pPr>
+          </w:p>
+        </w:tc>
+        <w:tc>
+          <w:tcPr/>
+          <w:p>
+            <w:pPr>
+              <w:pStyle w:val="Compact"/>
+            </w:pPr>
+          </w:p>
+        </w:tc>
+      </w:tr>
+      <w:tr>
+        <w:tc>
+          <w:tcPr/>
+          <w:p>
+            <w:pPr>
+              <w:pStyle w:val="Compact"/>
+            </w:pPr>
+            <w:r>
+              <w:t xml:space="preserve">Workflow policy</w:t>
+            </w:r>
+          </w:p>
+        </w:tc>
+        <w:tc>
+          <w:tcPr/>
+          <w:p>
+            <w:pPr>
+              <w:pStyle w:val="Compact"/>
+            </w:pPr>
+            <w:r>
+              <w:t xml:space="preserve">CRUAG</w:t>
+            </w:r>
+          </w:p>
+        </w:tc>
+        <w:tc>
+          <w:tcPr/>
+          <w:p>
+            <w:pPr>
+              <w:pStyle w:val="Compact"/>
+            </w:pPr>
+          </w:p>
+        </w:tc>
+        <w:tc>
+          <w:tcPr/>
+          <w:p>
+            <w:pPr>
+              <w:pStyle w:val="Compact"/>
+            </w:pPr>
+          </w:p>
+        </w:tc>
+        <w:tc>
+          <w:tcPr/>
+          <w:p>
+            <w:pPr>
+              <w:pStyle w:val="Compact"/>
+            </w:pPr>
+          </w:p>
+        </w:tc>
+        <w:tc>
+          <w:tcPr/>
+          <w:p>
+            <w:pPr>
+              <w:pStyle w:val="Compact"/>
+            </w:pPr>
+          </w:p>
+        </w:tc>
+        <w:tc>
+          <w:tcPr/>
+          <w:p>
+            <w:pPr>
+              <w:pStyle w:val="Compact"/>
+            </w:pPr>
+          </w:p>
+        </w:tc>
+        <w:tc>
+          <w:tcPr/>
+          <w:p>
+            <w:pPr>
+              <w:pStyle w:val="Compact"/>
+            </w:pPr>
+          </w:p>
+        </w:tc>
+        <w:tc>
+          <w:tcPr/>
+          <w:p>
+            <w:pPr>
+              <w:pStyle w:val="Compact"/>
+            </w:pPr>
+          </w:p>
+        </w:tc>
+      </w:tr>
+      <w:tr>
+        <w:tc>
+          <w:tcPr/>
+          <w:p>
+            <w:pPr>
+              <w:pStyle w:val="Compact"/>
+            </w:pPr>
+            <w:r>
               <w:t xml:space="preserve">Jobs and queues</w:t>
             </w:r>
           </w:p>
@@ -4360,6 +4740,220 @@
         </w:tc>
       </w:tr>
     </w:tbl>
+    <w:p>
+      <w:pPr>
+        <w:pStyle w:val="BodyText"/>
+      </w:pPr>
+      <w:r>
+        <w:rPr>
+          <w:i/>
+          <w:iCs/>
+        </w:rPr>
+        <w:t xml:space="preserve">Revision 2.6:</w:t>
+      </w:r>
+      <w:r>
+        <w:t xml:space="preserve"> </w:t>
+      </w:r>
+      <w:r>
+        <w:t xml:space="preserve">three cells and two rows, all of them the document catching up with</w:t>
+      </w:r>
+      <w:r>
+        <w:t xml:space="preserve"> </w:t>
+      </w:r>
+      <w:r>
+        <w:rPr>
+          <w:rStyle w:val="VerbatimChar"/>
+        </w:rPr>
+        <w:t xml:space="preserve">maya/security/roles.py</w:t>
+      </w:r>
+      <w:r>
+        <w:t xml:space="preserve">, which is the matrix the code actually reads. The</w:t>
+      </w:r>
+      <w:r>
+        <w:t xml:space="preserve"> </w:t>
+      </w:r>
+      <w:r>
+        <w:rPr>
+          <w:b/>
+          <w:bCs/>
+        </w:rPr>
+        <w:t xml:space="preserve">model owner</w:t>
+      </w:r>
+      <w:r>
+        <w:rPr>
+          <w:b/>
+          <w:bCs/>
+        </w:rPr>
+        <w:t xml:space="preserve"> </w:t>
+      </w:r>
+      <w:r>
+        <w:rPr>
+          <w:b/>
+          <w:bCs/>
+        </w:rPr>
+        <w:t xml:space="preserve">holds</w:t>
+      </w:r>
+      <w:r>
+        <w:rPr>
+          <w:b/>
+          <w:bCs/>
+        </w:rPr>
+        <w:t xml:space="preserve"> </w:t>
+      </w:r>
+      <w:r>
+        <w:rPr>
+          <w:rStyle w:val="VerbatimChar"/>
+          <w:b/>
+          <w:bCs/>
+        </w:rPr>
+        <w:t xml:space="preserve">A</w:t>
+      </w:r>
+      <w:r>
+        <w:rPr>
+          <w:b/>
+          <w:bCs/>
+        </w:rPr>
+        <w:t xml:space="preserve"> </w:t>
+      </w:r>
+      <w:r>
+        <w:rPr>
+          <w:b/>
+          <w:bCs/>
+        </w:rPr>
+        <w:t xml:space="preserve">on a model definition and on its execution warrant</w:t>
+      </w:r>
+      <w:r>
+        <w:t xml:space="preserve">: §10.2’s example policy and</w:t>
+      </w:r>
+      <w:r>
+        <w:t xml:space="preserve"> </w:t>
+      </w:r>
+      <w:r>
+        <w:t xml:space="preserve">the shipped execution-warrant policy both ask the owner to sign off in a production</w:t>
+      </w:r>
+      <w:r>
+        <w:t xml:space="preserve"> </w:t>
+      </w:r>
+      <w:r>
+        <w:t xml:space="preserve">namespace, and without approval capability that signature could never be given, so a</w:t>
+      </w:r>
+      <w:r>
+        <w:t xml:space="preserve"> </w:t>
+      </w:r>
+      <w:r>
+        <w:t xml:space="preserve">production namespace could approve no execution warrant at all. It is</w:t>
+      </w:r>
+      <w:r>
+        <w:t xml:space="preserve"> </w:t>
+      </w:r>
+      <w:r>
+        <w:rPr>
+          <w:rStyle w:val="VerbatimChar"/>
+        </w:rPr>
+        <w:t xml:space="preserve">A</w:t>
+      </w:r>
+      <w:r>
+        <w:t xml:space="preserve"> </w:t>
+      </w:r>
+      <w:r>
+        <w:t xml:space="preserve">on the model and</w:t>
+      </w:r>
+      <w:r>
+        <w:t xml:space="preserve"> </w:t>
+      </w:r>
+      <w:r>
+        <w:t xml:space="preserve">its execution warrant only — training warrants and parameter sets stay the manager’s. A</w:t>
+      </w:r>
+      <w:r>
+        <w:t xml:space="preserve"> </w:t>
+      </w:r>
+      <w:r>
+        <w:rPr>
+          <w:b/>
+          <w:bCs/>
+        </w:rPr>
+        <w:t xml:space="preserve">feature designer holds</w:t>
+      </w:r>
+      <w:r>
+        <w:rPr>
+          <w:b/>
+          <w:bCs/>
+        </w:rPr>
+        <w:t xml:space="preserve"> </w:t>
+      </w:r>
+      <w:r>
+        <w:rPr>
+          <w:rStyle w:val="VerbatimChar"/>
+          <w:b/>
+          <w:bCs/>
+        </w:rPr>
+        <w:t xml:space="preserve">R</w:t>
+      </w:r>
+      <w:r>
+        <w:rPr>
+          <w:b/>
+          <w:bCs/>
+        </w:rPr>
+        <w:t xml:space="preserve"> </w:t>
+      </w:r>
+      <w:r>
+        <w:rPr>
+          <w:b/>
+          <w:bCs/>
+        </w:rPr>
+        <w:t xml:space="preserve">on a model definition</w:t>
+      </w:r>
+      <w:r>
+        <w:t xml:space="preserve">, as the code has all along: a designer</w:t>
+      </w:r>
+      <w:r>
+        <w:t xml:space="preserve"> </w:t>
+      </w:r>
+      <w:r>
+        <w:t xml:space="preserve">who cannot see what consumes their feature cannot judge a change to it. And the shipped</w:t>
+      </w:r>
+      <w:r>
+        <w:t xml:space="preserve"> </w:t>
+      </w:r>
+      <w:r>
+        <w:t xml:space="preserve">matrix governs two further object types,</w:t>
+      </w:r>
+      <w:r>
+        <w:t xml:space="preserve"> </w:t>
+      </w:r>
+      <w:r>
+        <w:rPr>
+          <w:b/>
+          <w:bCs/>
+        </w:rPr>
+        <w:t xml:space="preserve">namespaces</w:t>
+      </w:r>
+      <w:r>
+        <w:t xml:space="preserve"> </w:t>
+      </w:r>
+      <w:r>
+        <w:t xml:space="preserve">and</w:t>
+      </w:r>
+      <w:r>
+        <w:t xml:space="preserve"> </w:t>
+      </w:r>
+      <w:r>
+        <w:rPr>
+          <w:b/>
+          <w:bCs/>
+        </w:rPr>
+        <w:t xml:space="preserve">workflow policies</w:t>
+      </w:r>
+      <w:r>
+        <w:t xml:space="preserve">, both administrator-only; a policy is the one object an administrator</w:t>
+      </w:r>
+      <w:r>
+        <w:t xml:space="preserve"> </w:t>
+      </w:r>
+      <w:r>
+        <w:t xml:space="preserve">approves rather than merely edits (§10.6).</w:t>
+      </w:r>
+    </w:p>
     <w:p>
       <w:pPr>
         <w:pStyle w:val="BodyText"/>
@@ -22803,7 +23397,236 @@
           </w:p>
         </w:tc>
       </w:tr>
+      <w:tr>
+        <w:tc>
+          <w:tcPr/>
+          <w:p>
+            <w:pPr>
+              <w:pStyle w:val="Compact"/>
+            </w:pPr>
+            <w:r>
+              <w:rPr>
+                <w:rStyle w:val="VerbatimChar"/>
+              </w:rPr>
+              <w:t xml:space="preserve">maya/observability/tracing</w:t>
+            </w:r>
+          </w:p>
+        </w:tc>
+        <w:tc>
+          <w:tcPr/>
+          <w:p>
+            <w:pPr>
+              <w:pStyle w:val="Compact"/>
+            </w:pPr>
+            <w:r>
+              <w:rPr>
+                <w:b/>
+                <w:bCs/>
+              </w:rPr>
+              <w:t xml:space="preserve">A</w:t>
+            </w:r>
+          </w:p>
+        </w:tc>
+        <w:tc>
+          <w:tcPr/>
+          <w:p>
+            <w:pPr>
+              <w:pStyle w:val="Compact"/>
+            </w:pPr>
+            <w:r>
+              <w:t xml:space="preserve">OpenTelemetry SDK</w:t>
+            </w:r>
+          </w:p>
+        </w:tc>
+        <w:tc>
+          <w:tcPr/>
+          <w:p>
+            <w:pPr>
+              <w:pStyle w:val="Compact"/>
+            </w:pPr>
+            <w:r>
+              <w:t xml:space="preserve">MAYA’s own trace and span ids</w:t>
+            </w:r>
+          </w:p>
+        </w:tc>
+        <w:tc>
+          <w:tcPr/>
+          <w:p>
+            <w:pPr>
+              <w:pStyle w:val="Compact"/>
+            </w:pPr>
+            <w:r>
+              <w:rPr>
+                <w:i/>
+                <w:iCs/>
+              </w:rPr>
+              <w:t xml:space="preserve">Revision 2.6:</w:t>
+            </w:r>
+            <w:r>
+              <w:t xml:space="preserve"> </w:t>
+            </w:r>
+            <w:r>
+              <w:t xml:space="preserve">a seam this table did not list. Trace ids still propagate into logs, audit entries and jobs, so a request stays followable; what is lost is export to a collector</w:t>
+            </w:r>
+          </w:p>
+        </w:tc>
+      </w:tr>
     </w:tbl>
+    <w:p>
+      <w:pPr>
+        <w:pStyle w:val="BodyText"/>
+      </w:pPr>
+      <w:r>
+        <w:rPr>
+          <w:i/>
+          <w:iCs/>
+        </w:rPr>
+        <w:t xml:space="preserve">Revision 2.6:</w:t>
+      </w:r>
+      <w:r>
+        <w:t xml:space="preserve"> </w:t>
+      </w:r>
+      <w:r>
+        <w:t xml:space="preserve">two things about the shape of this table.</w:t>
+      </w:r>
+      <w:r>
+        <w:t xml:space="preserve"> </w:t>
+      </w:r>
+      <w:r>
+        <w:rPr>
+          <w:rStyle w:val="VerbatimChar"/>
+        </w:rPr>
+        <w:t xml:space="preserve">maya/core/backends.py</w:t>
+      </w:r>
+      <w:r>
+        <w:t xml:space="preserve"> </w:t>
+      </w:r>
+      <w:r>
+        <w:t xml:space="preserve">resolves</w:t>
+      </w:r>
+      <w:r>
+        <w:t xml:space="preserve"> </w:t>
+      </w:r>
+      <w:r>
+        <w:rPr>
+          <w:b/>
+          <w:bCs/>
+        </w:rPr>
+        <w:t xml:space="preserve">nineteen</w:t>
+      </w:r>
+      <w:r>
+        <w:t xml:space="preserve"> </w:t>
+      </w:r>
+      <w:r>
+        <w:t xml:space="preserve">seams, not the twenty-one rows above: the</w:t>
+      </w:r>
+      <w:r>
+        <w:t xml:space="preserve"> </w:t>
+      </w:r>
+      <w:r>
+        <w:rPr>
+          <w:rStyle w:val="VerbatimChar"/>
+        </w:rPr>
+        <w:t xml:space="preserve">tracing</w:t>
+      </w:r>
+      <w:r>
+        <w:t xml:space="preserve"> </w:t>
+      </w:r>
+      <w:r>
+        <w:t xml:space="preserve">row was missing and is</w:t>
+      </w:r>
+      <w:r>
+        <w:t xml:space="preserve"> </w:t>
+      </w:r>
+      <w:r>
+        <w:t xml:space="preserve">added, and the</w:t>
+      </w:r>
+      <w:r>
+        <w:t xml:space="preserve"> </w:t>
+      </w:r>
+      <w:r>
+        <w:rPr>
+          <w:b/>
+          <w:bCs/>
+        </w:rPr>
+        <w:t xml:space="preserve">sandbox and SSO rows are not resolved there at all</w:t>
+      </w:r>
+      <w:r>
+        <w:t xml:space="preserve">. Both keep Type C’s polarity —</w:t>
+      </w:r>
+      <w:r>
+        <w:t xml:space="preserve"> </w:t>
+      </w:r>
+      <w:r>
+        <w:t xml:space="preserve">neither ever downgrades quietly — but a sandbox tier is settled by a probe child that tries</w:t>
+      </w:r>
+      <w:r>
+        <w:t xml:space="preserve"> </w:t>
+      </w:r>
+      <w:r>
+        <w:t xml:space="preserve">to escape (</w:t>
+      </w:r>
+      <w:r>
+        <w:rPr>
+          <w:rStyle w:val="VerbatimChar"/>
+        </w:rPr>
+        <w:t xml:space="preserve">maya/security/sandbox.py</w:t>
+      </w:r>
+      <w:r>
+        <w:t xml:space="preserve">) and SAML’s availability by a startup refusal naming</w:t>
+      </w:r>
+      <w:r>
+        <w:t xml:space="preserve"> </w:t>
+      </w:r>
+      <w:r>
+        <w:rPr>
+          <w:rStyle w:val="VerbatimChar"/>
+        </w:rPr>
+        <w:t xml:space="preserve">xmlsec</w:t>
+      </w:r>
+      <w:r>
+        <w:t xml:space="preserve"> </w:t>
+      </w:r>
+      <w:r>
+        <w:t xml:space="preserve">(</w:t>
+      </w:r>
+      <w:r>
+        <w:rPr>
+          <w:rStyle w:val="VerbatimChar"/>
+        </w:rPr>
+        <w:t xml:space="preserve">maya/services/sso.py</w:t>
+      </w:r>
+      <w:r>
+        <w:t xml:space="preserve">), because neither question is answered by whether a module</w:t>
+      </w:r>
+      <w:r>
+        <w:t xml:space="preserve"> </w:t>
+      </w:r>
+      <w:r>
+        <w:t xml:space="preserve">imports. They are reported on the health page beside the nineteen rather than among them.</w:t>
+      </w:r>
+      <w:r>
+        <w:t xml:space="preserve"> </w:t>
+      </w:r>
+      <w:r>
+        <w:t xml:space="preserve">The</w:t>
+      </w:r>
+      <w:r>
+        <w:t xml:space="preserve"> </w:t>
+      </w:r>
+      <w:r>
+        <w:rPr>
+          <w:rStyle w:val="VerbatimChar"/>
+        </w:rPr>
+        <w:t xml:space="preserve">search</w:t>
+      </w:r>
+      <w:r>
+        <w:t xml:space="preserve"> </w:t>
+      </w:r>
+      <w:r>
+        <w:t xml:space="preserve">row has one backend on both databases and no fallback to choose (ADR-019).</w:t>
+      </w:r>
+    </w:p>
     <w:bookmarkEnd w:id="84"/>
     <w:bookmarkStart w:id="85" w:name="rules-that-apply-to-every-seam"/>
     <w:p>
@@ -25853,6 +26676,266 @@
         <w:t xml:space="preserve">. Learning one object teaches all of them.</w:t>
       </w:r>
     </w:p>
+    <w:p>
+      <w:pPr>
+        <w:pStyle w:val="BodyText"/>
+      </w:pPr>
+      <w:r>
+        <w:rPr>
+          <w:i/>
+          <w:iCs/>
+        </w:rPr>
+        <w:t xml:space="preserve">Revision 2.6:</w:t>
+      </w:r>
+      <w:r>
+        <w:t xml:space="preserve"> </w:t>
+      </w:r>
+      <w:r>
+        <w:t xml:space="preserve">three things as built. A</w:t>
+      </w:r>
+      <w:r>
+        <w:t xml:space="preserve"> </w:t>
+      </w:r>
+      <w:r>
+        <w:rPr>
+          <w:b/>
+          <w:bCs/>
+        </w:rPr>
+        <w:t xml:space="preserve">seventh menu, Help</w:t>
+      </w:r>
+      <w:r>
+        <w:t xml:space="preserve">, sits beside the six and is</w:t>
+      </w:r>
+      <w:r>
+        <w:t xml:space="preserve"> </w:t>
+      </w:r>
+      <w:r>
+        <w:t xml:space="preserve">public, because the argument for governing a model has to be readable by somebody who does</w:t>
+      </w:r>
+      <w:r>
+        <w:t xml:space="preserve"> </w:t>
+      </w:r>
+      <w:r>
+        <w:t xml:space="preserve">not yet have an account.</w:t>
+      </w:r>
+      <w:r>
+        <w:t xml:space="preserve"> </w:t>
+      </w:r>
+      <w:r>
+        <w:rPr>
+          <w:b/>
+          <w:bCs/>
+        </w:rPr>
+        <w:t xml:space="preserve">Admin is shown only to</w:t>
+      </w:r>
+      <w:r>
+        <w:rPr>
+          <w:b/>
+          <w:bCs/>
+        </w:rPr>
+        <w:t xml:space="preserve"> </w:t>
+      </w:r>
+      <w:r>
+        <w:rPr>
+          <w:rStyle w:val="VerbatimChar"/>
+          <w:b/>
+          <w:bCs/>
+        </w:rPr>
+        <w:t xml:space="preserve">admin</w:t>
+      </w:r>
+      <w:r>
+        <w:rPr>
+          <w:b/>
+          <w:bCs/>
+        </w:rPr>
+        <w:t xml:space="preserve"> </w:t>
+      </w:r>
+      <w:r>
+        <w:rPr>
+          <w:b/>
+          <w:bCs/>
+        </w:rPr>
+        <w:t xml:space="preserve">and</w:t>
+      </w:r>
+      <w:r>
+        <w:rPr>
+          <w:b/>
+          <w:bCs/>
+        </w:rPr>
+        <w:t xml:space="preserve"> </w:t>
+      </w:r>
+      <w:r>
+        <w:rPr>
+          <w:rStyle w:val="VerbatimChar"/>
+          <w:b/>
+          <w:bCs/>
+        </w:rPr>
+        <w:t xml:space="preserve">techops</w:t>
+      </w:r>
+      <w:r>
+        <w:t xml:space="preserve">, so the bar a</w:t>
+      </w:r>
+      <w:r>
+        <w:t xml:space="preserve"> </w:t>
+      </w:r>
+      <w:r>
+        <w:t xml:space="preserve">reader sees has six menus or seven depending on who they are.</w:t>
+      </w:r>
+      <w:r>
+        <w:t xml:space="preserve"> </w:t>
+      </w:r>
+      <w:r>
+        <w:rPr>
+          <w:rStyle w:val="VerbatimChar"/>
+        </w:rPr>
+        <w:t xml:space="preserve">⌘K</w:t>
+      </w:r>
+      <w:r>
+        <w:t xml:space="preserve"> </w:t>
+      </w:r>
+      <w:r>
+        <w:t xml:space="preserve">(and</w:t>
+      </w:r>
+      <w:r>
+        <w:t xml:space="preserve"> </w:t>
+      </w:r>
+      <w:r>
+        <w:rPr>
+          <w:rStyle w:val="VerbatimChar"/>
+        </w:rPr>
+        <w:t xml:space="preserve">Ctrl-K</w:t>
+      </w:r>
+      <w:r>
+        <w:t xml:space="preserve">) focuses the</w:t>
+      </w:r>
+      <w:r>
+        <w:t xml:space="preserve"> </w:t>
+      </w:r>
+      <w:r>
+        <w:t xml:space="preserve">navigation’s search box rather than opening a palette of its own, and what that search</w:t>
+      </w:r>
+      <w:r>
+        <w:t xml:space="preserve"> </w:t>
+      </w:r>
+      <w:r>
+        <w:t xml:space="preserve">reaches is the inverted index of ADR-019 — name, tags, namespace and description, ranked in</w:t>
+      </w:r>
+      <w:r>
+        <w:t xml:space="preserve"> </w:t>
+      </w:r>
+      <w:r>
+        <w:t xml:space="preserve">that order and filtered by read permission. It does not search by owner or along lineage;</w:t>
+      </w:r>
+      <w:r>
+        <w:t xml:space="preserve"> </w:t>
+      </w:r>
+      <w:r>
+        <w:t xml:space="preserve">the catalog’s facets do the first (§16.2) and the canvas the second (§16.3).</w:t>
+      </w:r>
+    </w:p>
+    <w:p>
+      <w:pPr>
+        <w:pStyle w:val="BodyText"/>
+      </w:pPr>
+      <w:r>
+        <w:rPr>
+          <w:b/>
+          <w:bCs/>
+        </w:rPr>
+        <w:t xml:space="preserve">The front door.</w:t>
+      </w:r>
+      <w:r>
+        <w:t xml:space="preserve"> </w:t>
+      </w:r>
+      <w:r>
+        <w:rPr>
+          <w:rStyle w:val="VerbatimChar"/>
+        </w:rPr>
+        <w:t xml:space="preserve">/</w:t>
+      </w:r>
+      <w:r>
+        <w:t xml:space="preserve"> </w:t>
+      </w:r>
+      <w:r>
+        <w:t xml:space="preserve">is the</w:t>
+      </w:r>
+      <w:r>
+        <w:t xml:space="preserve"> </w:t>
+      </w:r>
+      <w:r>
+        <w:rPr>
+          <w:b/>
+          <w:bCs/>
+        </w:rPr>
+        <w:t xml:space="preserve">landing page</w:t>
+      </w:r>
+      <w:r>
+        <w:t xml:space="preserve"> </w:t>
+      </w:r>
+      <w:r>
+        <w:t xml:space="preserve">when nobody is signed in and the dashboard</w:t>
+      </w:r>
+      <w:r>
+        <w:t xml:space="preserve"> </w:t>
+      </w:r>
+      <w:r>
+        <w:t xml:space="preserve">when somebody is, and signing out returns to it rather than to the sign-in form. A visitor</w:t>
+      </w:r>
+      <w:r>
+        <w:t xml:space="preserve"> </w:t>
+      </w:r>
+      <w:r>
+        <w:t xml:space="preserve">handed a password box has been asked</w:t>
+      </w:r>
+      <w:r>
+        <w:t xml:space="preserve"> </w:t>
+      </w:r>
+      <w:r>
+        <w:t xml:space="preserve">“who are you”</w:t>
+      </w:r>
+      <w:r>
+        <w:t xml:space="preserve"> </w:t>
+      </w:r>
+      <w:r>
+        <w:t xml:space="preserve">before being told why they would want an</w:t>
+      </w:r>
+      <w:r>
+        <w:t xml:space="preserve"> </w:t>
+      </w:r>
+      <w:r>
+        <w:t xml:space="preserve">account here, and somebody who has just left is not halfway through arriving. The landing</w:t>
+      </w:r>
+      <w:r>
+        <w:t xml:space="preserve"> </w:t>
+      </w:r>
+      <w:r>
+        <w:t xml:space="preserve">page states what the platform is for and draws the chain it keeps — source data, a bitemporal</w:t>
+      </w:r>
+      <w:r>
+        <w:t xml:space="preserve"> </w:t>
+      </w:r>
+      <w:r>
+        <w:t xml:space="preserve">feature, a pin sealed by its own hash, a typed formula, a warrant without which nothing runs</w:t>
+      </w:r>
+      <w:r>
+        <w:t xml:space="preserve"> </w:t>
+      </w:r>
+      <w:r>
+        <w:t xml:space="preserve">— and every arrow in that figure is an object MAYA stores, so the illustration and the</w:t>
+      </w:r>
+      <w:r>
+        <w:t xml:space="preserve"> </w:t>
+      </w:r>
+      <w:r>
+        <w:t xml:space="preserve">argument are the same drawing. Help and About are reachable from it, which is what makes the</w:t>
+      </w:r>
+      <w:r>
+        <w:t xml:space="preserve"> </w:t>
+      </w:r>
+      <w:r>
+        <w:t xml:space="preserve">two doors it offers real ones.</w:t>
+      </w:r>
+    </w:p>
     <w:bookmarkEnd w:id="98"/>
     <w:bookmarkStart w:id="99" w:name="screen-inventory"/>
     <w:p>
@@ -25968,7 +27051,7 @@
               <w:pStyle w:val="Compact"/>
             </w:pPr>
             <w:r>
-              <w:t xml:space="preserve">Model editor (formula builder with live LaTeX rendering, input contract, Python editor, parameter sets); spec document editor with PDF export; model diff viewer</w:t>
+              <w:t xml:space="preserve">Model editor (formula builder with live LaTeX rendering, input contract, Python editor, parameter sets); spec document editor with PDF export; model diff viewer; compute-kernel wizard</w:t>
             </w:r>
           </w:p>
         </w:tc>
@@ -26046,6 +27129,158 @@
         </w:tc>
       </w:tr>
     </w:tbl>
+    <w:p>
+      <w:pPr>
+        <w:pStyle w:val="BodyText"/>
+      </w:pPr>
+      <w:r>
+        <w:rPr>
+          <w:i/>
+          <w:iCs/>
+        </w:rPr>
+        <w:t xml:space="preserve">Revision 2.6:</w:t>
+      </w:r>
+      <w:r>
+        <w:t xml:space="preserve"> </w:t>
+      </w:r>
+      <w:r>
+        <w:t xml:space="preserve">the</w:t>
+      </w:r>
+      <w:r>
+        <w:t xml:space="preserve"> </w:t>
+      </w:r>
+      <w:r>
+        <w:rPr>
+          <w:b/>
+          <w:bCs/>
+        </w:rPr>
+        <w:t xml:space="preserve">compute-kernel wizard</w:t>
+      </w:r>
+      <w:r>
+        <w:t xml:space="preserve"> </w:t>
+      </w:r>
+      <w:r>
+        <w:t xml:space="preserve">(</w:t>
+      </w:r>
+      <w:r>
+        <w:rPr>
+          <w:rStyle w:val="VerbatimChar"/>
+        </w:rPr>
+        <w:t xml:space="preserve">/models/kernel</w:t>
+      </w:r>
+      <w:r>
+        <w:t xml:space="preserve">, SDK</w:t>
+      </w:r>
+      <w:r>
+        <w:t xml:space="preserve"> </w:t>
+      </w:r>
+      <w:r>
+        <w:rPr>
+          <w:rStyle w:val="VerbatimChar"/>
+        </w:rPr>
+        <w:t xml:space="preserve">models.kernel</w:t>
+      </w:r>
+      <w:r>
+        <w:t xml:space="preserve">) is the</w:t>
+      </w:r>
+      <w:r>
+        <w:t xml:space="preserve"> </w:t>
+      </w:r>
+      <w:r>
+        <w:t xml:space="preserve">translation step of registering a model, offered on its own. Mathematics goes in; what comes</w:t>
+      </w:r>
+      <w:r>
+        <w:t xml:space="preserve"> </w:t>
+      </w:r>
+      <w:r>
+        <w:t xml:space="preserve">back is the LaTeX rendered from the tree MAYA parsed rather than from the text that was</w:t>
+      </w:r>
+      <w:r>
+        <w:t xml:space="preserve"> </w:t>
+      </w:r>
+      <w:r>
+        <w:t xml:space="preserve">typed, so a misreading is visible; the typed IR a version would store, with its hash; the</w:t>
+      </w:r>
+      <w:r>
+        <w:t xml:space="preserve"> </w:t>
+      </w:r>
+      <w:r>
+        <w:t xml:space="preserve">inputs with the role each was given; and Python that computes it. It creates nothing and</w:t>
+      </w:r>
+      <w:r>
+        <w:t xml:space="preserve"> </w:t>
+      </w:r>
+      <w:r>
+        <w:t xml:space="preserve">reads nothing, and one button carries the formula and the roles into the designer when the</w:t>
+      </w:r>
+      <w:r>
+        <w:t xml:space="preserve"> </w:t>
+      </w:r>
+      <w:r>
+        <w:t xml:space="preserve">translation is right. The generated code is deliberately</w:t>
+      </w:r>
+      <w:r>
+        <w:t xml:space="preserve"> </w:t>
+      </w:r>
+      <w:r>
+        <w:rPr>
+          <w:b/>
+          <w:bCs/>
+        </w:rPr>
+        <w:t xml:space="preserve">not</w:t>
+      </w:r>
+      <w:r>
+        <w:t xml:space="preserve"> </w:t>
+      </w:r>
+      <w:r>
+        <w:t xml:space="preserve">the reference module of</w:t>
+      </w:r>
+      <w:r>
+        <w:t xml:space="preserve"> </w:t>
+      </w:r>
+      <w:r>
+        <w:t xml:space="preserve">§8.3:</w:t>
+      </w:r>
+      <w:r>
+        <w:t xml:space="preserve"> </w:t>
+      </w:r>
+      <w:r>
+        <w:rPr>
+          <w:rStyle w:val="VerbatimChar"/>
+        </w:rPr>
+        <w:t xml:space="preserve">to_python_kernel</w:t>
+      </w:r>
+      <w:r>
+        <w:t xml:space="preserve"> </w:t>
+      </w:r>
+      <w:r>
+        <w:t xml:space="preserve">emits exactly one function, with its imports and helpers nested</w:t>
+      </w:r>
+      <w:r>
+        <w:t xml:space="preserve"> </w:t>
+      </w:r>
+      <w:r>
+        <w:t xml:space="preserve">inside it, because a file pasted into somebody else’s notebook must collide with nothing,</w:t>
+      </w:r>
+      <w:r>
+        <w:t xml:space="preserve"> </w:t>
+      </w:r>
+      <w:r>
+        <w:t xml:space="preserve">whereas the reference module is a file a validator runs on its own. Two generators over one</w:t>
+      </w:r>
+      <w:r>
+        <w:t xml:space="preserve"> </w:t>
+      </w:r>
+      <w:r>
+        <w:t xml:space="preserve">tree that disagreed would be a defect in one of them, so a test runs the kernel against the</w:t>
+      </w:r>
+      <w:r>
+        <w:t xml:space="preserve"> </w:t>
+      </w:r>
+      <w:r>
+        <w:t xml:space="preserve">reference implementation.</w:t>
+      </w:r>
+    </w:p>
     <w:bookmarkEnd w:id="99"/>
     <w:bookmarkStart w:id="100" w:name="lineage-and-algebra-canvas"/>
     <w:p>
@@ -26626,6 +27861,173 @@
       </w:r>
       <w:r>
         <w:t xml:space="preserve">Graphs beyond ~300 visible nodes switch to a focus-plus-context layout: the selected neighbourhood is drawn in full and the rest collapses into namespace clusters with counts, expandable on demand. Layout runs client-side with a server-side path query, so a deep lineage trace does not ship the whole graph to the browser.</w:t>
+      </w:r>
+    </w:p>
+    <w:p>
+      <w:pPr>
+        <w:pStyle w:val="BodyText"/>
+      </w:pPr>
+      <w:r>
+        <w:rPr>
+          <w:i/>
+          <w:iCs/>
+        </w:rPr>
+        <w:t xml:space="preserve">Revision 2.6:</w:t>
+      </w:r>
+      <w:r>
+        <w:t xml:space="preserve"> </w:t>
+      </w:r>
+      <w:r>
+        <w:rPr>
+          <w:b/>
+          <w:bCs/>
+        </w:rPr>
+        <w:t xml:space="preserve">a node carries its own name</w:t>
+      </w:r>
+      <w:r>
+        <w:t xml:space="preserve">, which decides the geometry rather than</w:t>
+      </w:r>
+      <w:r>
+        <w:t xml:space="preserve"> </w:t>
+      </w:r>
+      <w:r>
+        <w:t xml:space="preserve">following from it. Nodes are boxes sized to the text inside them and the zoom is capped at</w:t>
+      </w:r>
+      <w:r>
+        <w:t xml:space="preserve"> </w:t>
+      </w:r>
+      <w:r>
+        <w:t xml:space="preserve">1:1, because shapes too small to hold a word left the label floating underneath and a</w:t>
+      </w:r>
+      <w:r>
+        <w:t xml:space="preserve"> </w:t>
+      </w:r>
+      <w:r>
+        <w:rPr>
+          <w:rStyle w:val="VerbatimChar"/>
+        </w:rPr>
+        <w:t xml:space="preserve">fit()</w:t>
+      </w:r>
+      <w:r>
+        <w:t xml:space="preserve"> </w:t>
+      </w:r>
+      <w:r>
+        <w:t xml:space="preserve">that zoomed to fill the canvas magnified six of them into one line. The kind is</w:t>
+      </w:r>
+      <w:r>
+        <w:t xml:space="preserve"> </w:t>
+      </w:r>
+      <w:r>
+        <w:t xml:space="preserve">therefore carried by colour; only an operator keeps its diamond, since its labels are one</w:t>
+      </w:r>
+      <w:r>
+        <w:t xml:space="preserve"> </w:t>
+      </w:r>
+      <w:r>
+        <w:t xml:space="preserve">short word. A node is labelled with a name and a version rather than a whole ref —</w:t>
+      </w:r>
+      <w:r>
+        <w:t xml:space="preserve"> </w:t>
+      </w:r>
+      <w:r>
+        <w:rPr>
+          <w:rStyle w:val="VerbatimChar"/>
+        </w:rPr>
+        <w:t xml:space="preserve">warrant/train/impairment/ecl_fit_2025h1@v1</w:t>
+      </w:r>
+      <w:r>
+        <w:t xml:space="preserve"> </w:t>
+      </w:r>
+      <w:r>
+        <w:t xml:space="preserve">drawn whole is four times the width of the</w:t>
+      </w:r>
+      <w:r>
+        <w:t xml:space="preserve"> </w:t>
+      </w:r>
+      <w:r>
+        <w:t xml:space="preserve">thing it names — a pin says that it is a pin, so that it and the version it seals are not</w:t>
+      </w:r>
+      <w:r>
+        <w:t xml:space="preserve"> </w:t>
+      </w:r>
+      <w:r>
+        <w:t xml:space="preserve">the same two lines twice, and a parameter set’s content hash is cut to the ten characters</w:t>
+      </w:r>
+      <w:r>
+        <w:t xml:space="preserve"> </w:t>
+      </w:r>
+      <w:r>
+        <w:t xml:space="preserve">that identify it here. A fan of edges that all say</w:t>
+      </w:r>
+      <w:r>
+        <w:t xml:space="preserve"> </w:t>
+      </w:r>
+      <w:r>
+        <w:rPr>
+          <w:rStyle w:val="VerbatimChar"/>
+        </w:rPr>
+        <w:t xml:space="preserve">parameterized_by</w:t>
+      </w:r>
+      <w:r>
+        <w:t xml:space="preserve"> </w:t>
+      </w:r>
+      <w:r>
+        <w:t xml:space="preserve">writes that word once,</w:t>
+      </w:r>
+      <w:r>
+        <w:t xml:space="preserve"> </w:t>
+      </w:r>
+      <w:r>
+        <w:t xml:space="preserve">and</w:t>
+      </w:r>
+      <w:r>
+        <w:t xml:space="preserve"> </w:t>
+      </w:r>
+      <w:r>
+        <w:rPr>
+          <w:b/>
+          <w:bCs/>
+        </w:rPr>
+        <w:t xml:space="preserve">the status line says how many repeats went unnamed</w:t>
+      </w:r>
+      <w:r>
+        <w:t xml:space="preserve">, because the rule everywhere else</w:t>
+      </w:r>
+      <w:r>
+        <w:t xml:space="preserve"> </w:t>
+      </w:r>
+      <w:r>
+        <w:t xml:space="preserve">in MAYA applies to a drawing too: nothing is hidden silently (see the</w:t>
+      </w:r>
+      <w:r>
+        <w:t xml:space="preserve"> </w:t>
+      </w:r>
+      <w:r>
+        <w:rPr>
+          <w:rStyle w:val="VerbatimChar"/>
+        </w:rPr>
+        <w:t xml:space="preserve">hidden</w:t>
+      </w:r>
+      <w:r>
+        <w:t xml:space="preserve"> </w:t>
+      </w:r>
+      <w:r>
+        <w:t xml:space="preserve">count on</w:t>
+      </w:r>
+      <w:r>
+        <w:t xml:space="preserve"> </w:t>
+      </w:r>
+      <w:r>
+        <w:rPr>
+          <w:rStyle w:val="VerbatimChar"/>
+        </w:rPr>
+        <w:t xml:space="preserve">GET /lineage</w:t>
+      </w:r>
+      <w:r>
+        <w:t xml:space="preserve"> </w:t>
+      </w:r>
+      <w:r>
+        <w:t xml:space="preserve">for objects the caller may not read).</w:t>
       </w:r>
     </w:p>
     <w:bookmarkEnd w:id="100"/>
@@ -28068,6 +29470,126 @@
       </w:r>
       <w:r>
         <w:rPr>
+          <w:i/>
+          <w:iCs/>
+        </w:rPr>
+        <w:t xml:space="preserve">Revision 2.6:</w:t>
+      </w:r>
+      <w:r>
+        <w:t xml:space="preserve"> </w:t>
+      </w:r>
+      <w:r>
+        <w:t xml:space="preserve">the rule that closes the preview is worth stating, because a preview with a hole in it tells a reader about itself instead of about their document. Headings render wherever they stand rather than only at the start of a paragraph; lists, display-maths environments, verbatim blocks and the transparent wrappers render; an environment the renderer does not typeset — a</w:t>
+      </w:r>
+      <w:r>
+        <w:t xml:space="preserve"> </w:t>
+      </w:r>
+      <w:r>
+        <w:rPr>
+          <w:rStyle w:val="VerbatimChar"/>
+        </w:rPr>
+        <w:t xml:space="preserve">tabular</w:t>
+      </w:r>
+      <w:r>
+        <w:t xml:space="preserve"> </w:t>
+      </w:r>
+      <w:r>
+        <w:t xml:space="preserve">above all —</w:t>
+      </w:r>
+      <w:r>
+        <w:t xml:space="preserve"> </w:t>
+      </w:r>
+      <w:r>
+        <w:rPr>
+          <w:b/>
+          <w:bCs/>
+        </w:rPr>
+        <w:t xml:space="preserve">names itself as skipped</w:t>
+      </w:r>
+      <w:r>
+        <w:t xml:space="preserve"> </w:t>
+      </w:r>
+      <w:r>
+        <w:t xml:space="preserve">and says the PDF build carries it; and</w:t>
+      </w:r>
+      <w:r>
+        <w:t xml:space="preserve"> </w:t>
+      </w:r>
+      <w:r>
+        <w:rPr>
+          <w:b/>
+          <w:bCs/>
+        </w:rPr>
+        <w:t xml:space="preserve">nothing backslash-shaped reaches the reader</w:t>
+      </w:r>
+      <w:r>
+        <w:t xml:space="preserve">: an unknown</w:t>
+      </w:r>
+      <w:r>
+        <w:t xml:space="preserve"> </w:t>
+      </w:r>
+      <w:r>
+        <w:rPr>
+          <w:rStyle w:val="VerbatimChar"/>
+        </w:rPr>
+        <w:t xml:space="preserve">\command{arg}</w:t>
+      </w:r>
+      <w:r>
+        <w:t xml:space="preserve"> </w:t>
+      </w:r>
+      <w:r>
+        <w:t xml:space="preserve">renders</w:t>
+      </w:r>
+      <w:r>
+        <w:t xml:space="preserve"> </w:t>
+      </w:r>
+      <w:r>
+        <w:rPr>
+          <w:rStyle w:val="VerbatimChar"/>
+        </w:rPr>
+        <w:t xml:space="preserve">arg</w:t>
+      </w:r>
+      <w:r>
+        <w:t xml:space="preserve"> </w:t>
+      </w:r>
+      <w:r>
+        <w:t xml:space="preserve">and a bare</w:t>
+      </w:r>
+      <w:r>
+        <w:t xml:space="preserve"> </w:t>
+      </w:r>
+      <w:r>
+        <w:rPr>
+          <w:rStyle w:val="VerbatimChar"/>
+        </w:rPr>
+        <w:t xml:space="preserve">\command</w:t>
+      </w:r>
+      <w:r>
+        <w:t xml:space="preserve"> </w:t>
+      </w:r>
+      <w:r>
+        <w:t xml:space="preserve">disappears. Escaped characters are set aside before the maths scanner runs, so</w:t>
+      </w:r>
+      <w:r>
+        <w:t xml:space="preserve"> </w:t>
+      </w:r>
+      <w:r>
+        <w:rPr>
+          <w:rStyle w:val="VerbatimChar"/>
+        </w:rPr>
+        <w:t xml:space="preserve">\$5</w:t>
+      </w:r>
+      <w:r>
+        <w:t xml:space="preserve"> </w:t>
+      </w:r>
+      <w:r>
+        <w:t xml:space="preserve">cannot open an equation.</w:t>
+      </w:r>
+      <w:r>
+        <w:t xml:space="preserve"> </w:t>
+      </w:r>
+      <w:r>
+        <w:rPr>
           <w:b/>
           <w:bCs/>
         </w:rPr>
@@ -32624,7 +34146,7 @@
         <w:rPr>
           <w:rStyle w:val="VerbatimChar"/>
         </w:rPr>
-        <w:t xml:space="preserve">maya feature list|show|upload|pin|download|diff</w:t>
+        <w:t xml:space="preserve">maya feature list|show|quick|upload|pin|download|diff</w:t>
       </w:r>
       <w:r>
         <w:t xml:space="preserve">,</w:t>
@@ -32648,7 +34170,7 @@
         <w:rPr>
           <w:rStyle w:val="VerbatimChar"/>
         </w:rPr>
-        <w:t xml:space="preserve">maya model push|validate|diff</w:t>
+        <w:t xml:space="preserve">maya model push|import-workbook|validate|diff</w:t>
       </w:r>
       <w:r>
         <w:t xml:space="preserve">,</w:t>
@@ -32684,7 +34206,7 @@
         <w:rPr>
           <w:rStyle w:val="VerbatimChar"/>
         </w:rPr>
-        <w:t xml:space="preserve">maya admin user|role|grant|policy</w:t>
+        <w:t xml:space="preserve">maya export bundle|verify</w:t>
       </w:r>
       <w:r>
         <w:t xml:space="preserve">,</w:t>
@@ -32696,7 +34218,22 @@
         <w:rPr>
           <w:rStyle w:val="VerbatimChar"/>
         </w:rPr>
-        <w:t xml:space="preserve">maya export bundle|verify</w:t>
+        <w:t xml:space="preserve">maya key list|create|rotate|revoke|report</w:t>
+      </w:r>
+      <w:r>
+        <w:t xml:space="preserve"> </w:t>
+      </w:r>
+      <w:r>
+        <w:t xml:space="preserve">and</w:t>
+      </w:r>
+      <w:r>
+        <w:t xml:space="preserve"> </w:t>
+      </w:r>
+      <w:r>
+        <w:rPr>
+          <w:rStyle w:val="VerbatimChar"/>
+        </w:rPr>
+        <w:t xml:space="preserve">maya credential list|create</w:t>
       </w:r>
       <w:r>
         <w:t xml:space="preserve">. Output is human-readable by default and</w:t>
@@ -32715,6 +34252,171 @@
       </w:r>
       <w:r>
         <w:t xml:space="preserve">for pipelines; every command returns meaningful exit codes so CI can gate on them.</w:t>
+      </w:r>
+    </w:p>
+    <w:p>
+      <w:pPr>
+        <w:pStyle w:val="BodyText"/>
+      </w:pPr>
+      <w:r>
+        <w:rPr>
+          <w:i/>
+          <w:iCs/>
+        </w:rPr>
+        <w:t xml:space="preserve">Revision 2.6:</w:t>
+      </w:r>
+      <w:r>
+        <w:t xml:space="preserve"> </w:t>
+      </w:r>
+      <w:r>
+        <w:t xml:space="preserve">the administrative half is spelled out rather than implied. There is no</w:t>
+      </w:r>
+      <w:r>
+        <w:t xml:space="preserve"> </w:t>
+      </w:r>
+      <w:r>
+        <w:rPr>
+          <w:rStyle w:val="VerbatimChar"/>
+        </w:rPr>
+        <w:t xml:space="preserve">maya admin user</w:t>
+      </w:r>
+      <w:r>
+        <w:t xml:space="preserve">: each is a verb of its own, because these are scripted one at a time and a group that dispatches on a second positional word reads worse in a shell history.</w:t>
+      </w:r>
+      <w:r>
+        <w:t xml:space="preserve"> </w:t>
+      </w:r>
+      <w:r>
+        <w:rPr>
+          <w:rStyle w:val="VerbatimChar"/>
+        </w:rPr>
+        <w:t xml:space="preserve">maya admin user-list|user-create|user-roles</w:t>
+      </w:r>
+      <w:r>
+        <w:t xml:space="preserve">,</w:t>
+      </w:r>
+      <w:r>
+        <w:t xml:space="preserve"> </w:t>
+      </w:r>
+      <w:r>
+        <w:rPr>
+          <w:rStyle w:val="VerbatimChar"/>
+        </w:rPr>
+        <w:t xml:space="preserve">role-list|role-create</w:t>
+      </w:r>
+      <w:r>
+        <w:t xml:space="preserve">,</w:t>
+      </w:r>
+      <w:r>
+        <w:t xml:space="preserve"> </w:t>
+      </w:r>
+      <w:r>
+        <w:rPr>
+          <w:rStyle w:val="VerbatimChar"/>
+        </w:rPr>
+        <w:t xml:space="preserve">namespace-list|namespace-create</w:t>
+      </w:r>
+      <w:r>
+        <w:t xml:space="preserve">,</w:t>
+      </w:r>
+      <w:r>
+        <w:t xml:space="preserve"> </w:t>
+      </w:r>
+      <w:r>
+        <w:rPr>
+          <w:rStyle w:val="VerbatimChar"/>
+        </w:rPr>
+        <w:t xml:space="preserve">grant-list|grant-add</w:t>
+      </w:r>
+      <w:r>
+        <w:t xml:space="preserve">,</w:t>
+      </w:r>
+      <w:r>
+        <w:t xml:space="preserve"> </w:t>
+      </w:r>
+      <w:r>
+        <w:rPr>
+          <w:rStyle w:val="VerbatimChar"/>
+        </w:rPr>
+        <w:t xml:space="preserve">policy-list|policy-show|policy-import|policy-activate</w:t>
+      </w:r>
+      <w:r>
+        <w:t xml:space="preserve">,</w:t>
+      </w:r>
+      <w:r>
+        <w:t xml:space="preserve"> </w:t>
+      </w:r>
+      <w:r>
+        <w:rPr>
+          <w:rStyle w:val="VerbatimChar"/>
+        </w:rPr>
+        <w:t xml:space="preserve">verify-integrity</w:t>
+      </w:r>
+      <w:r>
+        <w:t xml:space="preserve">,</w:t>
+      </w:r>
+      <w:r>
+        <w:t xml:space="preserve"> </w:t>
+      </w:r>
+      <w:r>
+        <w:rPr>
+          <w:rStyle w:val="VerbatimChar"/>
+        </w:rPr>
+        <w:t xml:space="preserve">record-drill|drills</w:t>
+      </w:r>
+      <w:r>
+        <w:t xml:space="preserve">,</w:t>
+      </w:r>
+      <w:r>
+        <w:t xml:space="preserve"> </w:t>
+      </w:r>
+      <w:r>
+        <w:rPr>
+          <w:rStyle w:val="VerbatimChar"/>
+        </w:rPr>
+        <w:t xml:space="preserve">cold-pins|archive-pin|restore-pin|collect-fragments</w:t>
+      </w:r>
+      <w:r>
+        <w:t xml:space="preserve">, and the three that run beside the database rather than through a server —</w:t>
+      </w:r>
+      <w:r>
+        <w:t xml:space="preserve"> </w:t>
+      </w:r>
+      <w:r>
+        <w:rPr>
+          <w:rStyle w:val="VerbatimChar"/>
+        </w:rPr>
+        <w:t xml:space="preserve">init-db</w:t>
+      </w:r>
+      <w:r>
+        <w:t xml:space="preserve">,</w:t>
+      </w:r>
+      <w:r>
+        <w:t xml:space="preserve"> </w:t>
+      </w:r>
+      <w:r>
+        <w:rPr>
+          <w:rStyle w:val="VerbatimChar"/>
+        </w:rPr>
+        <w:t xml:space="preserve">export-estate</w:t>
+      </w:r>
+      <w:r>
+        <w:t xml:space="preserve">,</w:t>
+      </w:r>
+      <w:r>
+        <w:t xml:space="preserve"> </w:t>
+      </w:r>
+      <w:r>
+        <w:rPr>
+          <w:rStyle w:val="VerbatimChar"/>
+        </w:rPr>
+        <w:t xml:space="preserve">import-estate</w:t>
+      </w:r>
+      <w:r>
+        <w:t xml:space="preserve"> </w:t>
+      </w:r>
+      <w:r>
+        <w:t xml:space="preserve">(§14.3).</w:t>
       </w:r>
     </w:p>
     <w:bookmarkEnd w:id="119"/>
@@ -34368,6 +36070,198 @@
       </w:r>
       <w:r>
         <w:t xml:space="preserve">without touching a line of MAYA.</w:t>
+      </w:r>
+    </w:p>
+    <w:p>
+      <w:pPr>
+        <w:pStyle w:val="BodyText"/>
+      </w:pPr>
+      <w:r>
+        <w:rPr>
+          <w:i/>
+          <w:iCs/>
+        </w:rPr>
+        <w:t xml:space="preserve">Revision 2.6:</w:t>
+      </w:r>
+      <w:r>
+        <w:t xml:space="preserve"> </w:t>
+      </w:r>
+      <w:r>
+        <w:rPr>
+          <w:rStyle w:val="VerbatimChar"/>
+          <w:b/>
+          <w:bCs/>
+        </w:rPr>
+        <w:t xml:space="preserve">domain/</w:t>
+      </w:r>
+      <w:r>
+        <w:rPr>
+          <w:b/>
+          <w:bCs/>
+        </w:rPr>
+        <w:t xml:space="preserve"> </w:t>
+      </w:r>
+      <w:r>
+        <w:rPr>
+          <w:b/>
+          <w:bCs/>
+        </w:rPr>
+        <w:t xml:space="preserve">and</w:t>
+      </w:r>
+      <w:r>
+        <w:rPr>
+          <w:b/>
+          <w:bCs/>
+        </w:rPr>
+        <w:t xml:space="preserve"> </w:t>
+      </w:r>
+      <w:r>
+        <w:rPr>
+          <w:rStyle w:val="VerbatimChar"/>
+          <w:b/>
+          <w:bCs/>
+        </w:rPr>
+        <w:t xml:space="preserve">ports/</w:t>
+      </w:r>
+      <w:r>
+        <w:rPr>
+          <w:b/>
+          <w:bCs/>
+        </w:rPr>
+        <w:t xml:space="preserve"> </w:t>
+      </w:r>
+      <w:r>
+        <w:rPr>
+          <w:b/>
+          <w:bCs/>
+        </w:rPr>
+        <w:t xml:space="preserve">were never built</w:t>
+      </w:r>
+      <w:r>
+        <w:t xml:space="preserve"> </w:t>
+      </w:r>
+      <w:r>
+        <w:t xml:space="preserve">and this drawing is older than</w:t>
+      </w:r>
+      <w:r>
+        <w:t xml:space="preserve"> </w:t>
+      </w:r>
+      <w:r>
+        <w:t xml:space="preserve">the code (ADR-001). Domain rules live in</w:t>
+      </w:r>
+      <w:r>
+        <w:t xml:space="preserve"> </w:t>
+      </w:r>
+      <w:r>
+        <w:rPr>
+          <w:rStyle w:val="VerbatimChar"/>
+        </w:rPr>
+        <w:t xml:space="preserve">maya/services/</w:t>
+      </w:r>
+      <w:r>
+        <w:t xml:space="preserve">, and the ports are the repository</w:t>
+      </w:r>
+      <w:r>
+        <w:t xml:space="preserve"> </w:t>
+      </w:r>
+      <w:r>
+        <w:t xml:space="preserve">and lake interfaces in</w:t>
+      </w:r>
+      <w:r>
+        <w:t xml:space="preserve"> </w:t>
+      </w:r>
+      <w:r>
+        <w:rPr>
+          <w:rStyle w:val="VerbatimChar"/>
+        </w:rPr>
+        <w:t xml:space="preserve">maya/persistence/</w:t>
+      </w:r>
+      <w:r>
+        <w:t xml:space="preserve"> </w:t>
+      </w:r>
+      <w:r>
+        <w:t xml:space="preserve">and</w:t>
+      </w:r>
+      <w:r>
+        <w:t xml:space="preserve"> </w:t>
+      </w:r>
+      <w:r>
+        <w:rPr>
+          <w:rStyle w:val="VerbatimChar"/>
+        </w:rPr>
+        <w:t xml:space="preserve">maya/storage/</w:t>
+      </w:r>
+      <w:r>
+        <w:t xml:space="preserve">. The drawing is kept as the</w:t>
+      </w:r>
+      <w:r>
+        <w:t xml:space="preserve"> </w:t>
+      </w:r>
+      <w:r>
+        <w:t xml:space="preserve">shape that was intended, because the boundaries it was drawn to protect are the ones the</w:t>
+      </w:r>
+      <w:r>
+        <w:t xml:space="preserve"> </w:t>
+      </w:r>
+      <w:r>
+        <w:t xml:space="preserve">gates enforce by module name —</w:t>
+      </w:r>
+      <w:r>
+        <w:t xml:space="preserve"> </w:t>
+      </w:r>
+      <w:r>
+        <w:rPr>
+          <w:rStyle w:val="VerbatimChar"/>
+        </w:rPr>
+        <w:t xml:space="preserve">maya.persistence</w:t>
+      </w:r>
+      <w:r>
+        <w:t xml:space="preserve"> </w:t>
+      </w:r>
+      <w:r>
+        <w:t xml:space="preserve">and</w:t>
+      </w:r>
+      <w:r>
+        <w:t xml:space="preserve"> </w:t>
+      </w:r>
+      <w:r>
+        <w:rPr>
+          <w:rStyle w:val="VerbatimChar"/>
+        </w:rPr>
+        <w:t xml:space="preserve">maya.sdk</w:t>
+      </w:r>
+      <w:r>
+        <w:t xml:space="preserve"> </w:t>
+      </w:r>
+      <w:r>
+        <w:t xml:space="preserve">— and those exist. What</w:t>
+      </w:r>
+      <w:r>
+        <w:t xml:space="preserve"> </w:t>
+      </w:r>
+      <w:r>
+        <w:t xml:space="preserve">was lost is the cheap answer to</w:t>
+      </w:r>
+      <w:r>
+        <w:t xml:space="preserve"> </w:t>
+      </w:r>
+      <w:r>
+        <w:t xml:space="preserve">“where does a rule with no I/O live”</w:t>
+      </w:r>
+      <w:r>
+        <w:t xml:space="preserve">; in practice it lives</w:t>
+      </w:r>
+      <w:r>
+        <w:t xml:space="preserve"> </w:t>
+      </w:r>
+      <w:r>
+        <w:t xml:space="preserve">in a service beside the transaction that uses it, and a service module grows until the file</w:t>
+      </w:r>
+      <w:r>
+        <w:t xml:space="preserve"> </w:t>
+      </w:r>
+      <w:r>
+        <w:t xml:space="preserve">size gate notices.</w:t>
       </w:r>
     </w:p>
     <w:bookmarkEnd w:id="130"/>

--- a/docs/MAYA_Requirements_and_Design.docx
+++ b/docs/MAYA_Requirements_and_Design.docx
@@ -36,7 +36,7 @@
         </w:p>
       </w:sdtContent>
     </w:sdt>
-    <w:bookmarkStart w:id="189" w:name="X1066a4d42af2456ea8404a42c0c48b24e053952"/>
+    <w:bookmarkStart w:id="194" w:name="X1066a4d42af2456ea8404a42c0c48b24e053952"/>
     <w:p>
       <w:pPr>
         <w:pStyle w:val="Heading1"/>
@@ -61,6 +61,130 @@
       </w:r>
       <w:r>
         <w:t xml:space="preserve">· Version 2.0 (ground-up rebuild) · 2026-09-17 · Ash (Ashutosh Sinha)</w:t>
+      </w:r>
+    </w:p>
+    <w:p>
+      <w:pPr>
+        <w:pStyle w:val="BlockText"/>
+      </w:pPr>
+      <w:r>
+        <w:rPr>
+          <w:b/>
+          <w:bCs/>
+        </w:rPr>
+        <w:t xml:space="preserve">Revision 2.7 — 2026-09-28.</w:t>
+      </w:r>
+      <w:r>
+        <w:t xml:space="preserve"> </w:t>
+      </w:r>
+      <w:r>
+        <w:t xml:space="preserve">The first revision since version 1.0.0, and the largest since</w:t>
+      </w:r>
+      <w:r>
+        <w:t xml:space="preserve"> </w:t>
+      </w:r>
+      <w:r>
+        <w:t xml:space="preserve">2.2: this document had not described the governance layer at all, nor what was built after it.</w:t>
+      </w:r>
+      <w:r>
+        <w:t xml:space="preserve"> </w:t>
+      </w:r>
+      <w:r>
+        <w:t xml:space="preserve">Each change is marked</w:t>
+      </w:r>
+      <w:r>
+        <w:t xml:space="preserve"> </w:t>
+      </w:r>
+      <w:r>
+        <w:rPr>
+          <w:i/>
+          <w:iCs/>
+        </w:rPr>
+        <w:t xml:space="preserve">Revision 2.7</w:t>
+      </w:r>
+      <w:r>
+        <w:t xml:space="preserve"> </w:t>
+      </w:r>
+      <w:r>
+        <w:t xml:space="preserve">where it lands. §21.4 is new and specifies the governance</w:t>
+      </w:r>
+      <w:r>
+        <w:t xml:space="preserve"> </w:t>
+      </w:r>
+      <w:r>
+        <w:t xml:space="preserve">layer — findings, materiality, periodic review, monitoring, champion and challenger, fairness</w:t>
+      </w:r>
+      <w:r>
+        <w:t xml:space="preserve"> </w:t>
+      </w:r>
+      <w:r>
+        <w:t xml:space="preserve">and importance, and the supervisory inventory — and §21.5 the models MAYA cannot read: black</w:t>
+      </w:r>
+      <w:r>
+        <w:t xml:space="preserve"> </w:t>
+      </w:r>
+      <w:r>
+        <w:t xml:space="preserve">boxes scored as sandboxed oracles, imports from MLflow and SageMaker, and applications built on a</w:t>
+      </w:r>
+      <w:r>
+        <w:t xml:space="preserve"> </w:t>
+      </w:r>
+      <w:r>
+        <w:t xml:space="preserve">language model. §9 gains the time-ordered split a series needs (§9.1), training dispatched to the</w:t>
+      </w:r>
+      <w:r>
+        <w:t xml:space="preserve"> </w:t>
+      </w:r>
+      <w:r>
+        <w:t xml:space="preserve">firm’s own compute and a reference re-fit (§9.1), attested batch scoring (§9.6), and the licence</w:t>
+      </w:r>
+      <w:r>
+        <w:t xml:space="preserve"> </w:t>
+      </w:r>
+      <w:r>
+        <w:t xml:space="preserve">carried to the platform that deploys — an MLflow alias that follows it and a guard around the</w:t>
+      </w:r>
+      <w:r>
+        <w:t xml:space="preserve"> </w:t>
+      </w:r>
+      <w:r>
+        <w:t xml:space="preserve">scoring call (§9.7). §25’s model-runtime row said MAYA executes no model code, which stopped being</w:t>
+      </w:r>
+      <w:r>
+        <w:t xml:space="preserve"> </w:t>
+      </w:r>
+      <w:r>
+        <w:t xml:space="preserve">true when black boxes were first scored blind; it now says what MAYA runs and what it still does</w:t>
+      </w:r>
+      <w:r>
+        <w:t xml:space="preserve"> </w:t>
+      </w:r>
+      <w:r>
+        <w:t xml:space="preserve">not. Smaller: a feature offers the columns its transforms add (§5.4); a model’s contract may name an</w:t>
+      </w:r>
+      <w:r>
+        <w:t xml:space="preserve"> </w:t>
+      </w:r>
+      <w:r>
+        <w:t xml:space="preserve">index column and each input keeps its declared type (§9.1); the forced first-sign-in password</w:t>
+      </w:r>
+      <w:r>
+        <w:t xml:space="preserve"> </w:t>
+      </w:r>
+      <w:r>
+        <w:t xml:space="preserve">change is a setting, off by default, and the default password policy is shorter (§12); what the</w:t>
+      </w:r>
+      <w:r>
+        <w:t xml:space="preserve"> </w:t>
+      </w:r>
+      <w:r>
+        <w:t xml:space="preserve">screens gained, from authoring hints to the case studies in Help (§16.8); the case-study runner as</w:t>
+      </w:r>
+      <w:r>
+        <w:t xml:space="preserve"> </w:t>
+      </w:r>
+      <w:r>
+        <w:t xml:space="preserve">a test layer (§23); and the competitive analysis as a public page (§27).</w:t>
       </w:r>
     </w:p>
     <w:p>
@@ -7658,6 +7782,94 @@
       </w:r>
       <w:r>
         <w:t xml:space="preserve">. Steps are expressed in a restricted, side-effect-free expression language that compiles to Arrow compute kernels, so MAYA can show the plan, hash it, and run it identically on every backend.</w:t>
+      </w:r>
+    </w:p>
+    <w:p>
+      <w:pPr>
+        <w:pStyle w:val="BodyText"/>
+      </w:pPr>
+      <w:r>
+        <w:rPr>
+          <w:i/>
+          <w:iCs/>
+        </w:rPr>
+        <w:t xml:space="preserve">Revision 2.7:</w:t>
+      </w:r>
+      <w:r>
+        <w:t xml:space="preserve"> </w:t>
+      </w:r>
+      <w:r>
+        <w:t xml:space="preserve">what a feature</w:t>
+      </w:r>
+      <w:r>
+        <w:t xml:space="preserve"> </w:t>
+      </w:r>
+      <w:r>
+        <w:rPr>
+          <w:b/>
+          <w:bCs/>
+        </w:rPr>
+        <w:t xml:space="preserve">offers</w:t>
+      </w:r>
+      <w:r>
+        <w:t xml:space="preserve"> </w:t>
+      </w:r>
+      <w:r>
+        <w:t xml:space="preserve">is its declared schema as the pipeline leaves it, not the</w:t>
+      </w:r>
+      <w:r>
+        <w:t xml:space="preserve"> </w:t>
+      </w:r>
+      <w:r>
+        <w:t xml:space="preserve">schema of the upload. A</w:t>
+      </w:r>
+      <w:r>
+        <w:t xml:space="preserve"> </w:t>
+      </w:r>
+      <w:r>
+        <w:rPr>
+          <w:rStyle w:val="VerbatimChar"/>
+        </w:rPr>
+        <w:t xml:space="preserve">lag</w:t>
+      </w:r>
+      <w:r>
+        <w:t xml:space="preserve"> </w:t>
+      </w:r>
+      <w:r>
+        <w:t xml:space="preserve">or a</w:t>
+      </w:r>
+      <w:r>
+        <w:t xml:space="preserve"> </w:t>
+      </w:r>
+      <w:r>
+        <w:rPr>
+          <w:rStyle w:val="VerbatimChar"/>
+        </w:rPr>
+        <w:t xml:space="preserve">derive</w:t>
+      </w:r>
+      <w:r>
+        <w:t xml:space="preserve"> </w:t>
+      </w:r>
+      <w:r>
+        <w:t xml:space="preserve">adds a column that exists only after the pipeline runs;</w:t>
+      </w:r>
+      <w:r>
+        <w:t xml:space="preserve"> </w:t>
+      </w:r>
+      <w:r>
+        <w:t xml:space="preserve">the feature’s metadata — resolved, pinned, or read at definition time by a feature set — reports the</w:t>
+      </w:r>
+      <w:r>
+        <w:t xml:space="preserve"> </w:t>
+      </w:r>
+      <w:r>
+        <w:t xml:space="preserve">pipeline’s output schema, so a feature set can map a lag like any other attribute. The declared</w:t>
+      </w:r>
+      <w:r>
+        <w:t xml:space="preserve"> </w:t>
+      </w:r>
+      <w:r>
+        <w:t xml:space="preserve">schema still describes, and is checked against, what is ingested.</w:t>
       </w:r>
     </w:p>
     <w:bookmarkEnd w:id="20"/>
@@ -15814,7 +16026,7 @@
     </w:p>
     <w:bookmarkEnd w:id="49"/>
     <w:bookmarkEnd w:id="50"/>
-    <w:bookmarkStart w:id="59" w:name="warrant-subsystem"/>
+    <w:bookmarkStart w:id="61" w:name="warrant-subsystem"/>
     <w:p>
       <w:pPr>
         <w:pStyle w:val="Heading2"/>
@@ -16004,6 +16216,370 @@
         <w:t xml:space="preserve">CLI command, an SDK context manager that downloads, verifies and yields Arrow tables, and an upload that accepts JSON, NPZ, Pickle (scanned), or ONNX weights with a declared schema.</w:t>
       </w:r>
     </w:p>
+    <w:p>
+      <w:pPr>
+        <w:pStyle w:val="BodyText"/>
+      </w:pPr>
+      <w:r>
+        <w:rPr>
+          <w:i/>
+          <w:iCs/>
+        </w:rPr>
+        <w:t xml:space="preserve">Revision 2.7:</w:t>
+      </w:r>
+      <w:r>
+        <w:t xml:space="preserve"> </w:t>
+      </w:r>
+      <w:r>
+        <w:rPr>
+          <w:b/>
+          <w:bCs/>
+        </w:rPr>
+        <w:t xml:space="preserve">the split has a shape.</w:t>
+      </w:r>
+      <w:r>
+        <w:t xml:space="preserve"> </w:t>
+      </w:r>
+      <w:r>
+        <w:rPr>
+          <w:rStyle w:val="VerbatimChar"/>
+        </w:rPr>
+        <w:t xml:space="preserve">shape: tabular</w:t>
+      </w:r>
+      <w:r>
+        <w:t xml:space="preserve"> </w:t>
+      </w:r>
+      <w:r>
+        <w:t xml:space="preserve">(the default) assigns rows by hashing the</w:t>
+      </w:r>
+      <w:r>
+        <w:t xml:space="preserve"> </w:t>
+      </w:r>
+      <w:r>
+        <w:t xml:space="preserve">seed with each row’s key, so train, validation and test are samples.</w:t>
+      </w:r>
+      <w:r>
+        <w:t xml:space="preserve"> </w:t>
+      </w:r>
+      <w:r>
+        <w:rPr>
+          <w:rStyle w:val="VerbatimChar"/>
+        </w:rPr>
+        <w:t xml:space="preserve">shape: time_series</w:t>
+      </w:r>
+      <w:r>
+        <w:t xml:space="preserve"> </w:t>
+      </w:r>
+      <w:r>
+        <w:t xml:space="preserve">splits by</w:t>
+      </w:r>
+      <w:r>
+        <w:t xml:space="preserve"> </w:t>
+      </w:r>
+      <w:r>
+        <w:t xml:space="preserve">the first index column, the event date: the earliest dates train, the next validate, the last are</w:t>
+      </w:r>
+      <w:r>
+        <w:t xml:space="preserve"> </w:t>
+      </w:r>
+      <w:r>
+        <w:t xml:space="preserve">the test. Every row of one date lands in one partition, so a panel of several series is cut at the</w:t>
+      </w:r>
+      <w:r>
+        <w:t xml:space="preserve"> </w:t>
+      </w:r>
+      <w:r>
+        <w:t xml:space="preserve">same instant for all of them; the seed does not enter; and the frame is put in event order before</w:t>
+      </w:r>
+      <w:r>
+        <w:t xml:space="preserve"> </w:t>
+      </w:r>
+      <w:r>
+        <w:t xml:space="preserve">it is escrowed, so a model that carries state from one row to the next scores the holdout in the</w:t>
+      </w:r>
+      <w:r>
+        <w:t xml:space="preserve"> </w:t>
+      </w:r>
+      <w:r>
+        <w:t xml:space="preserve">order it happened. A random split of a series trains on the future and scatters the rows a</w:t>
+      </w:r>
+      <w:r>
+        <w:t xml:space="preserve"> </w:t>
+      </w:r>
+      <w:r>
+        <w:t xml:space="preserve">recursion must run through; a warrant on a series MUST be drawn as</w:t>
+      </w:r>
+      <w:r>
+        <w:t xml:space="preserve"> </w:t>
+      </w:r>
+      <w:r>
+        <w:rPr>
+          <w:rStyle w:val="VerbatimChar"/>
+        </w:rPr>
+        <w:t xml:space="preserve">time_series</w:t>
+      </w:r>
+      <w:r>
+        <w:t xml:space="preserve">. The warrant</w:t>
+      </w:r>
+      <w:r>
+        <w:t xml:space="preserve"> </w:t>
+      </w:r>
+      <w:r>
+        <w:t xml:space="preserve">form offers the choice as</w:t>
+      </w:r>
+      <w:r>
+        <w:t xml:space="preserve"> </w:t>
+      </w:r>
+      <w:r>
+        <w:rPr>
+          <w:i/>
+          <w:iCs/>
+        </w:rPr>
+        <w:t xml:space="preserve">Split: rows at random</w:t>
+      </w:r>
+      <w:r>
+        <w:t xml:space="preserve"> </w:t>
+      </w:r>
+      <w:r>
+        <w:t xml:space="preserve">or</w:t>
+      </w:r>
+      <w:r>
+        <w:t xml:space="preserve"> </w:t>
+      </w:r>
+      <w:r>
+        <w:rPr>
+          <w:i/>
+          <w:iCs/>
+        </w:rPr>
+        <w:t xml:space="preserve">by date</w:t>
+      </w:r>
+      <w:r>
+        <w:t xml:space="preserve">.</w:t>
+      </w:r>
+    </w:p>
+    <w:p>
+      <w:pPr>
+        <w:pStyle w:val="BodyText"/>
+      </w:pPr>
+      <w:r>
+        <w:rPr>
+          <w:i/>
+          <w:iCs/>
+        </w:rPr>
+        <w:t xml:space="preserve">Revision 2.7:</w:t>
+      </w:r>
+      <w:r>
+        <w:t xml:space="preserve"> </w:t>
+      </w:r>
+      <w:r>
+        <w:rPr>
+          <w:b/>
+          <w:bCs/>
+        </w:rPr>
+        <w:t xml:space="preserve">what a contract may bind.</w:t>
+      </w:r>
+      <w:r>
+        <w:t xml:space="preserve"> </w:t>
+      </w:r>
+      <w:r>
+        <w:t xml:space="preserve">A model input binds to an attribute of the feature set</w:t>
+      </w:r>
+      <w:r>
+        <w:t xml:space="preserve"> </w:t>
+      </w:r>
+      <w:r>
+        <w:rPr>
+          <w:b/>
+          <w:bCs/>
+        </w:rPr>
+        <w:t xml:space="preserve">or to one of its index columns</w:t>
+      </w:r>
+      <w:r>
+        <w:t xml:space="preserve"> </w:t>
+      </w:r>
+      <w:r>
+        <w:t xml:space="preserve">— an index column is on every row, and a per-series model keeps</w:t>
+      </w:r>
+      <w:r>
+        <w:t xml:space="preserve"> </w:t>
+      </w:r>
+      <w:r>
+        <w:t xml:space="preserve">its series apart by it. Each input is passed as its declared type: numeric inputs as numbers,</w:t>
+      </w:r>
+      <w:r>
+        <w:t xml:space="preserve"> </w:t>
+      </w:r>
+      <w:r>
+        <w:t xml:space="preserve">anything else as text; a numeric input bound to a text column is refused, listing it.</w:t>
+      </w:r>
+    </w:p>
+    <w:p>
+      <w:pPr>
+        <w:pStyle w:val="BodyText"/>
+      </w:pPr>
+      <w:r>
+        <w:rPr>
+          <w:i/>
+          <w:iCs/>
+        </w:rPr>
+        <w:t xml:space="preserve">Revision 2.7:</w:t>
+      </w:r>
+      <w:r>
+        <w:t xml:space="preserve"> </w:t>
+      </w:r>
+      <w:r>
+        <w:rPr>
+          <w:b/>
+          <w:bCs/>
+        </w:rPr>
+        <w:t xml:space="preserve">training that MAYA directs but does not do.</w:t>
+      </w:r>
+      <w:r>
+        <w:t xml:space="preserve"> </w:t>
+      </w:r>
+      <w:r>
+        <w:t xml:space="preserve">A training warrant can be dispatched:</w:t>
+      </w:r>
+      <w:r>
+        <w:t xml:space="preserve"> </w:t>
+      </w:r>
+      <w:r>
+        <w:t xml:space="preserve">MAYA returns a manifest (the warrant, the data’s download path, target, seed, split) signed with the</w:t>
+      </w:r>
+      <w:r>
+        <w:t xml:space="preserve"> </w:t>
+      </w:r>
+      <w:r>
+        <w:t xml:space="preserve">platform key, an API key scoped to the warrant’s namespace that expires in a day, and two job</w:t>
+      </w:r>
+      <w:r>
+        <w:t xml:space="preserve"> </w:t>
+      </w:r>
+      <w:r>
+        <w:t xml:space="preserve">definitions ready to submit — a Kubernetes</w:t>
+      </w:r>
+      <w:r>
+        <w:t xml:space="preserve"> </w:t>
+      </w:r>
+      <w:r>
+        <w:rPr>
+          <w:rStyle w:val="VerbatimChar"/>
+        </w:rPr>
+        <w:t xml:space="preserve">Job</w:t>
+      </w:r>
+      <w:r>
+        <w:t xml:space="preserve"> </w:t>
+      </w:r>
+      <w:r>
+        <w:t xml:space="preserve">and a SageMaker</w:t>
+      </w:r>
+      <w:r>
+        <w:t xml:space="preserve"> </w:t>
+      </w:r>
+      <w:r>
+        <w:rPr>
+          <w:rStyle w:val="VerbatimChar"/>
+        </w:rPr>
+        <w:t xml:space="preserve">CreateTrainingJob</w:t>
+      </w:r>
+      <w:r>
+        <w:t xml:space="preserve"> </w:t>
+      </w:r>
+      <w:r>
+        <w:t xml:space="preserve">request. It runs</w:t>
+      </w:r>
+      <w:r>
+        <w:t xml:space="preserve"> </w:t>
+      </w:r>
+      <w:r>
+        <w:t xml:space="preserve">nothing. Inside the job,</w:t>
+      </w:r>
+      <w:r>
+        <w:t xml:space="preserve"> </w:t>
+      </w:r>
+      <w:r>
+        <w:rPr>
+          <w:rStyle w:val="VerbatimChar"/>
+        </w:rPr>
+        <w:t xml:space="preserve">maya.sdk.trainer.fit_under_warrant</w:t>
+      </w:r>
+      <w:r>
+        <w:t xml:space="preserve"> </w:t>
+      </w:r>
+      <w:r>
+        <w:t xml:space="preserve">downloads the warrant’s data, calls the</w:t>
+      </w:r>
+      <w:r>
+        <w:t xml:space="preserve"> </w:t>
+      </w:r>
+      <w:r>
+        <w:t xml:space="preserve">firm’s fit function and uploads the parameters with the data’s checksum and the dispatch id, so the</w:t>
+      </w:r>
+      <w:r>
+        <w:t xml:space="preserve"> </w:t>
+      </w:r>
+      <w:r>
+        <w:t xml:space="preserve">parameter set records which dispatched run produced it. A sealed warrant cannot be dispatched.</w:t>
+      </w:r>
+    </w:p>
+    <w:p>
+      <w:pPr>
+        <w:pStyle w:val="BodyText"/>
+      </w:pPr>
+      <w:r>
+        <w:rPr>
+          <w:i/>
+          <w:iCs/>
+        </w:rPr>
+        <w:t xml:space="preserve">Revision 2.7:</w:t>
+      </w:r>
+      <w:r>
+        <w:t xml:space="preserve"> </w:t>
+      </w:r>
+      <w:r>
+        <w:rPr>
+          <w:b/>
+          <w:bCs/>
+        </w:rPr>
+        <w:t xml:space="preserve">a reference re-fit.</w:t>
+      </w:r>
+      <w:r>
+        <w:t xml:space="preserve"> </w:t>
+      </w:r>
+      <w:r>
+        <w:t xml:space="preserve">For a closed-form model with parameters, MAYA can fit them</w:t>
+      </w:r>
+      <w:r>
+        <w:t xml:space="preserve"> </w:t>
+      </w:r>
+      <w:r>
+        <w:t xml:space="preserve">itself on the warrant’s training rows — Levenberg–Marquardt least squares, starting from a given</w:t>
+      </w:r>
+      <w:r>
+        <w:t xml:space="preserve"> </w:t>
+      </w:r>
+      <w:r>
+        <w:t xml:space="preserve">parameter set’s values and respecting declared bounds — and compare: both training errors, the</w:t>
+      </w:r>
+      <w:r>
+        <w:t xml:space="preserve"> </w:t>
+      </w:r>
+      <w:r>
+        <w:t xml:space="preserve">relative gap per parameter, and whether the two agree. The result is stored as evidence on the</w:t>
+      </w:r>
+      <w:r>
+        <w:t xml:space="preserve"> </w:t>
+      </w:r>
+      <w:r>
+        <w:t xml:space="preserve">warrant. It is never a parameter set: MAYA checks a fit, it does not supply one. It reads only the</w:t>
+      </w:r>
+      <w:r>
+        <w:t xml:space="preserve"> </w:t>
+      </w:r>
+      <w:r>
+        <w:t xml:space="preserve">training split, so it is not a holdout attempt.</w:t>
+      </w:r>
+    </w:p>
     <w:bookmarkEnd w:id="54"/>
     <w:bookmarkStart w:id="55" w:name="execution-warrant"/>
     <w:p>
@@ -16441,14 +17017,13 @@
       </w:r>
     </w:p>
     <w:bookmarkEnd w:id="58"/>
-    <w:bookmarkEnd w:id="59"/>
-    <w:bookmarkStart w:id="69" w:name="workflow-and-approval-engine"/>
-    <w:p>
-      <w:pPr>
-        <w:pStyle w:val="Heading2"/>
-      </w:pPr>
-      <w:r>
-        <w:t xml:space="preserve">10. Workflow and approval engine</w:t>
+    <w:bookmarkStart w:id="59" w:name="attested-batch-scoring"/>
+    <w:p>
+      <w:pPr>
+        <w:pStyle w:val="Heading3"/>
+      </w:pPr>
+      <w:r>
+        <w:t xml:space="preserve">9.6 Attested batch scoring</w:t>
       </w:r>
     </w:p>
     <w:p>
@@ -16456,7 +17031,17 @@
         <w:pStyle w:val="FirstParagraph"/>
       </w:pPr>
       <w:r>
-        <w:t xml:space="preserve">One engine drives every object’s lifecycle. States, transitions, required approvals and notifications are</w:t>
+        <w:rPr>
+          <w:i/>
+          <w:iCs/>
+        </w:rPr>
+        <w:t xml:space="preserve">Revision 2.7.</w:t>
+      </w:r>
+      <w:r>
+        <w:t xml:space="preserve"> </w:t>
+      </w:r>
+      <w:r>
+        <w:t xml:space="preserve">Under a</w:t>
       </w:r>
       <w:r>
         <w:t xml:space="preserve"> </w:t>
@@ -16466,13 +17051,289 @@
           <w:b/>
           <w:bCs/>
         </w:rPr>
+        <w:t xml:space="preserve">live</w:t>
+      </w:r>
+      <w:r>
+        <w:t xml:space="preserve"> </w:t>
+      </w:r>
+      <w:r>
+        <w:t xml:space="preserve">execution warrant, in an environment it covers, MAYA scores a</w:t>
+      </w:r>
+      <w:r>
+        <w:t xml:space="preserve"> </w:t>
+      </w:r>
+      <w:r>
+        <w:rPr>
+          <w:b/>
+          <w:bCs/>
+        </w:rPr>
+        <w:t xml:space="preserve">pinned</w:t>
+      </w:r>
+      <w:r>
+        <w:t xml:space="preserve"> </w:t>
+      </w:r>
+      <w:r>
+        <w:t xml:space="preserve">feature set as a background job, running only what blind scoring already runs: a model</w:t>
+      </w:r>
+      <w:r>
+        <w:t xml:space="preserve"> </w:t>
+      </w:r>
+      <w:r>
+        <w:t xml:space="preserve">with a formula is evaluated from its IR with the warrant’s approved parameters; a declared black box</w:t>
+      </w:r>
+      <w:r>
+        <w:t xml:space="preserve"> </w:t>
+      </w:r>
+      <w:r>
+        <w:t xml:space="preserve">runs its validated artifact in the sandbox. A reference that is not a pin is refused, as is an</w:t>
+      </w:r>
+      <w:r>
+        <w:t xml:space="preserve"> </w:t>
+      </w:r>
+      <w:r>
+        <w:t xml:space="preserve">environment the warrant does not cover, before any job is queued. Every batch is attested three ways</w:t>
+      </w:r>
+      <w:r>
+        <w:t xml:space="preserve"> </w:t>
+      </w:r>
+      <w:r>
+        <w:t xml:space="preserve">at once: the output table is sealed by its canonical content hash and stored; the run is reported on</w:t>
+      </w:r>
+      <w:r>
+        <w:t xml:space="preserve"> </w:t>
+      </w:r>
+      <w:r>
+        <w:t xml:space="preserve">the warrant exactly as an external caller reports one, so its covenants are evaluated and a breach</w:t>
+      </w:r>
+      <w:r>
+        <w:t xml:space="preserve"> </w:t>
+      </w:r>
+      <w:r>
+        <w:t xml:space="preserve">suspends the warrant; and the custody chain records the pin that went in and the hash that came out.</w:t>
+      </w:r>
+      <w:r>
+        <w:t xml:space="preserve"> </w:t>
+      </w:r>
+      <w:r>
+        <w:t xml:space="preserve">The output downloads as Parquet, with its hash in</w:t>
+      </w:r>
+      <w:r>
+        <w:t xml:space="preserve"> </w:t>
+      </w:r>
+      <w:r>
+        <w:rPr>
+          <w:rStyle w:val="VerbatimChar"/>
+        </w:rPr>
+        <w:t xml:space="preserve">X-Maya-Content-Hash</w:t>
+      </w:r>
+      <w:r>
+        <w:t xml:space="preserve">, by whoever ran the batch or an</w:t>
+      </w:r>
+      <w:r>
+        <w:t xml:space="preserve"> </w:t>
+      </w:r>
+      <w:r>
+        <w:t xml:space="preserve">administrator. MAYA still serves nothing online (§2); a batch is a licensed, reproducible job, not a</w:t>
+      </w:r>
+      <w:r>
+        <w:t xml:space="preserve"> </w:t>
+      </w:r>
+      <w:r>
+        <w:t xml:space="preserve">serving endpoint.</w:t>
+      </w:r>
+    </w:p>
+    <w:bookmarkEnd w:id="59"/>
+    <w:bookmarkStart w:id="60" w:name="the-licence-at-the-platforms-edge"/>
+    <w:p>
+      <w:pPr>
+        <w:pStyle w:val="Heading3"/>
+      </w:pPr>
+      <w:r>
+        <w:t xml:space="preserve">9.7 The licence at the platform’s edge</w:t>
+      </w:r>
+    </w:p>
+    <w:p>
+      <w:pPr>
+        <w:pStyle w:val="FirstParagraph"/>
+      </w:pPr>
+      <w:r>
+        <w:rPr>
+          <w:i/>
+          <w:iCs/>
+        </w:rPr>
+        <w:t xml:space="preserve">Revision 2.7.</w:t>
+      </w:r>
+      <w:r>
+        <w:t xml:space="preserve"> </w:t>
+      </w:r>
+      <w:r>
+        <w:t xml:space="preserve">MAYA does not deploy, so the licence has to reach whatever does.</w:t>
+      </w:r>
+    </w:p>
+    <w:p>
+      <w:pPr>
+        <w:pStyle w:val="Compact"/>
+        <w:numPr>
+          <w:ilvl w:val="0"/>
+          <w:numId w:val="1010"/>
+        </w:numPr>
+      </w:pPr>
+      <w:r>
+        <w:rPr>
+          <w:b/>
+          <w:bCs/>
+        </w:rPr>
+        <w:t xml:space="preserve">The registry alias follows the warrant.</w:t>
+      </w:r>
+      <w:r>
+        <w:t xml:space="preserve"> </w:t>
+      </w:r>
+      <w:r>
+        <w:t xml:space="preserve">For a model version imported from MLflow, a reconciler</w:t>
+      </w:r>
+      <w:r>
+        <w:t xml:space="preserve"> </w:t>
+      </w:r>
+      <w:r>
+        <w:t xml:space="preserve">sets an alias (</w:t>
+      </w:r>
+      <w:r>
+        <w:rPr>
+          <w:rStyle w:val="VerbatimChar"/>
+        </w:rPr>
+        <w:t xml:space="preserve">integrations.mlflow.live_alias</w:t>
+      </w:r>
+      <w:r>
+        <w:t xml:space="preserve">, default</w:t>
+      </w:r>
+      <w:r>
+        <w:t xml:space="preserve"> </w:t>
+      </w:r>
+      <w:r>
+        <w:rPr>
+          <w:rStyle w:val="VerbatimChar"/>
+        </w:rPr>
+        <w:t xml:space="preserve">maya-live</w:t>
+      </w:r>
+      <w:r>
+        <w:t xml:space="preserve">) on the registered version while</w:t>
+      </w:r>
+      <w:r>
+        <w:t xml:space="preserve"> </w:t>
+      </w:r>
+      <w:r>
+        <w:t xml:space="preserve">any execution warrant for it is live, and removes it when none is. It runs on the scheduler every five</w:t>
+      </w:r>
+      <w:r>
+        <w:t xml:space="preserve"> </w:t>
+      </w:r>
+      <w:r>
+        <w:t xml:space="preserve">minutes and on demand, calls MLflow only on a change, and audits each one. A deployment that follows the</w:t>
+      </w:r>
+      <w:r>
+        <w:t xml:space="preserve"> </w:t>
+      </w:r>
+      <w:r>
+        <w:t xml:space="preserve">alias follows the licence, lagging it by at most the interval; a write MLflow refuses is reported.</w:t>
+      </w:r>
+    </w:p>
+    <w:p>
+      <w:pPr>
+        <w:pStyle w:val="Compact"/>
+        <w:numPr>
+          <w:ilvl w:val="0"/>
+          <w:numId w:val="1010"/>
+        </w:numPr>
+      </w:pPr>
+      <w:r>
+        <w:rPr>
+          <w:b/>
+          <w:bCs/>
+        </w:rPr>
+        <w:t xml:space="preserve">A guard around the scoring call.</w:t>
+      </w:r>
+      <w:r>
+        <w:t xml:space="preserve"> </w:t>
+      </w:r>
+      <w:r>
+        <w:rPr>
+          <w:rStyle w:val="VerbatimChar"/>
+        </w:rPr>
+        <w:t xml:space="preserve">maya.sdk.guard.WarrantGuard</w:t>
+      </w:r>
+      <w:r>
+        <w:t xml:space="preserve"> </w:t>
+      </w:r>
+      <w:r>
+        <w:t xml:space="preserve">checks the warrant’s status and</w:t>
+      </w:r>
+      <w:r>
+        <w:t xml:space="preserve"> </w:t>
+      </w:r>
+      <w:r>
+        <w:t xml:space="preserve">environment before a call — refusing with the same errors as any SDK call against a suspended, expired</w:t>
+      </w:r>
+      <w:r>
+        <w:t xml:space="preserve"> </w:t>
+      </w:r>
+      <w:r>
+        <w:t xml:space="preserve">or revoked warrant — and reports the run after it, with input statistics on the bins an</w:t>
+      </w:r>
+      <w:r>
+        <w:t xml:space="preserve"> </w:t>
+      </w:r>
+      <w:r>
+        <w:rPr>
+          <w:rStyle w:val="VerbatimChar"/>
+        </w:rPr>
+        <w:t xml:space="preserve">input_psi</w:t>
+      </w:r>
+      <w:r>
+        <w:t xml:space="preserve"> </w:t>
+      </w:r>
+      <w:r>
+        <w:t xml:space="preserve">covenant declared, so the covenants are evaluated on real traffic. It runs in the caller’s process; MAYA</w:t>
+      </w:r>
+      <w:r>
+        <w:t xml:space="preserve"> </w:t>
+      </w:r>
+      <w:r>
+        <w:t xml:space="preserve">is not in the request path.</w:t>
+      </w:r>
+    </w:p>
+    <w:bookmarkEnd w:id="60"/>
+    <w:bookmarkEnd w:id="61"/>
+    <w:bookmarkStart w:id="71" w:name="workflow-and-approval-engine"/>
+    <w:p>
+      <w:pPr>
+        <w:pStyle w:val="Heading2"/>
+      </w:pPr>
+      <w:r>
+        <w:t xml:space="preserve">10. Workflow and approval engine</w:t>
+      </w:r>
+    </w:p>
+    <w:p>
+      <w:pPr>
+        <w:pStyle w:val="FirstParagraph"/>
+      </w:pPr>
+      <w:r>
+        <w:t xml:space="preserve">One engine drives every object’s lifecycle. States, transitions, required approvals and notifications are</w:t>
+      </w:r>
+      <w:r>
+        <w:t xml:space="preserve"> </w:t>
+      </w:r>
+      <w:r>
+        <w:rPr>
+          <w:b/>
+          <w:bCs/>
+        </w:rPr>
         <w:t xml:space="preserve">configuration</w:t>
       </w:r>
       <w:r>
         <w:t xml:space="preserve">, not code, so a firm can tighten production policy without a release.</w:t>
       </w:r>
     </w:p>
-    <w:bookmarkStart w:id="63" w:name="the-canonical-state-machine"/>
+    <w:bookmarkStart w:id="65" w:name="the-canonical-state-machine"/>
     <w:p>
       <w:pPr>
         <w:pStyle w:val="Heading3"/>
@@ -16490,18 +17351,18 @@
           <wp:inline>
             <wp:extent cx="5334000" cy="7216588"/>
             <wp:effectExtent b="0" l="0" r="0" t="0"/>
-            <wp:docPr descr="" title="" id="61" name="Picture"/>
+            <wp:docPr descr="" title="" id="63" name="Picture"/>
             <a:graphic>
               <a:graphicData uri="http://schemas.openxmlformats.org/drawingml/2006/picture">
                 <pic:pic>
                   <pic:nvPicPr>
-                    <pic:cNvPr descr="diagram-4.png" id="62" name="Picture"/>
+                    <pic:cNvPr descr="diagram-4.png" id="64" name="Picture"/>
                     <pic:cNvPicPr>
                       <a:picLocks noChangeArrowheads="1" noChangeAspect="1"/>
                     </pic:cNvPicPr>
                   </pic:nvPicPr>
                   <pic:blipFill>
-                    <a:blip r:embed="rId60"/>
+                    <a:blip r:embed="rId62"/>
                     <a:stretch>
                       <a:fillRect/>
                     </a:stretch>
@@ -16558,8 +17419,8 @@
         <w:t xml:space="preserve">, not separate states, which keeps the mental model small.</w:t>
       </w:r>
     </w:p>
-    <w:bookmarkEnd w:id="63"/>
-    <w:bookmarkStart w:id="64" w:name="approval-policy"/>
+    <w:bookmarkEnd w:id="65"/>
+    <w:bookmarkStart w:id="66" w:name="approval-policy"/>
     <w:p>
       <w:pPr>
         <w:pStyle w:val="Heading3"/>
@@ -17565,8 +18426,8 @@
         <w:t xml:space="preserve">becomes enforceable.</w:t>
       </w:r>
     </w:p>
-    <w:bookmarkEnd w:id="64"/>
-    <w:bookmarkStart w:id="65" w:name="review-experience"/>
+    <w:bookmarkEnd w:id="66"/>
+    <w:bookmarkStart w:id="67" w:name="review-experience"/>
     <w:p>
       <w:pPr>
         <w:pStyle w:val="Heading3"/>
@@ -17599,8 +18460,8 @@
         <w:t xml:space="preserve">against the previously approved version — schema changes, policy changes, formula changes rendered as mathematics, code diff, spec document diff — plus the impact list: every dependent feature set, warrant and model, and who owns each. Reviewers can comment inline on any element, and open blocking comments prevent approval by default.</w:t>
       </w:r>
     </w:p>
-    <w:bookmarkEnd w:id="65"/>
-    <w:bookmarkStart w:id="66" w:name="delegation-escalation-emergency"/>
+    <w:bookmarkEnd w:id="67"/>
+    <w:bookmarkStart w:id="68" w:name="delegation-escalation-emergency"/>
     <w:p>
       <w:pPr>
         <w:pStyle w:val="Heading3"/>
@@ -17645,8 +18506,8 @@
         <w:t xml:space="preserve">permanently, and lands in a dedicated report that is reviewed monthly. Break-glass is never silent and never erasable.</w:t>
       </w:r>
     </w:p>
-    <w:bookmarkEnd w:id="66"/>
-    <w:bookmarkStart w:id="67" w:name="bulk-and-campaign-operations"/>
+    <w:bookmarkEnd w:id="68"/>
+    <w:bookmarkStart w:id="69" w:name="bulk-and-campaign-operations"/>
     <w:p>
       <w:pPr>
         <w:pStyle w:val="Heading3"/>
@@ -17676,8 +18537,8 @@
         <w:t xml:space="preserve">: a named set of objects moved through a transition together — pin these forty features as of 31 March, re-approve every model touching a changed feature — with one approval covering the campaign, per-item status, partial failure handling and a single audit record that expands to its items.</w:t>
       </w:r>
     </w:p>
-    <w:bookmarkEnd w:id="67"/>
-    <w:bookmarkStart w:id="68" w:name="X60715ae9331c28b00c6b974f2a8a1d7adc4ae5b"/>
+    <w:bookmarkEnd w:id="69"/>
+    <w:bookmarkStart w:id="70" w:name="X60715ae9331c28b00c6b974f2a8a1d7adc4ae5b"/>
     <w:p>
       <w:pPr>
         <w:pStyle w:val="Heading3"/>
@@ -17921,9 +18782,9 @@
         <w:t xml:space="preserve">not two sources of truth — there is one record with a text representation.</w:t>
       </w:r>
     </w:p>
-    <w:bookmarkEnd w:id="68"/>
-    <w:bookmarkEnd w:id="69"/>
-    <w:bookmarkStart w:id="75" w:name="authorization-roles-plus-object-acls"/>
+    <w:bookmarkEnd w:id="70"/>
+    <w:bookmarkEnd w:id="71"/>
+    <w:bookmarkStart w:id="77" w:name="authorization-roles-plus-object-acls"/>
     <w:p>
       <w:pPr>
         <w:pStyle w:val="Heading2"/>
@@ -17952,304 +18813,13 @@
         <w:t xml:space="preserve">. Nothing in the UI, API, SDK or CLI bypasses it, and the decision — allow or deny, and the rule that decided — is logged for sensitive actions.</w:t>
       </w:r>
     </w:p>
-    <w:bookmarkStart w:id="70" w:name="the-four-inputs"/>
+    <w:bookmarkStart w:id="72" w:name="the-four-inputs"/>
     <w:p>
       <w:pPr>
         <w:pStyle w:val="Heading3"/>
       </w:pPr>
       <w:r>
         <w:t xml:space="preserve">11.1 The four inputs</w:t>
-      </w:r>
-    </w:p>
-    <w:p>
-      <w:pPr>
-        <w:pStyle w:val="Compact"/>
-        <w:numPr>
-          <w:ilvl w:val="0"/>
-          <w:numId w:val="1010"/>
-        </w:numPr>
-      </w:pPr>
-      <w:r>
-        <w:rPr>
-          <w:b/>
-          <w:bCs/>
-        </w:rPr>
-        <w:t xml:space="preserve">Role capabilities</w:t>
-      </w:r>
-      <w:r>
-        <w:t xml:space="preserve"> </w:t>
-      </w:r>
-      <w:r>
-        <w:t xml:space="preserve">from the user’s roles (section 3), which say what kinds of action are possible at all.</w:t>
-      </w:r>
-    </w:p>
-    <w:p>
-      <w:pPr>
-        <w:pStyle w:val="Compact"/>
-        <w:numPr>
-          <w:ilvl w:val="0"/>
-          <w:numId w:val="1010"/>
-        </w:numPr>
-      </w:pPr>
-      <w:r>
-        <w:rPr>
-          <w:b/>
-          <w:bCs/>
-        </w:rPr>
-        <w:t xml:space="preserve">Object ACL</w:t>
-      </w:r>
-      <w:r>
-        <w:t xml:space="preserve">: per object, a list of grants. A grant is</w:t>
-      </w:r>
-      <w:r>
-        <w:t xml:space="preserve"> </w:t>
-      </w:r>
-      <w:r>
-        <w:rPr>
-          <w:rStyle w:val="VerbatimChar"/>
-        </w:rPr>
-        <w:t xml:space="preserve">(principal, level, expiry?, conditions?)</w:t>
-      </w:r>
-      <w:r>
-        <w:t xml:space="preserve"> </w:t>
-      </w:r>
-      <w:r>
-        <w:t xml:space="preserve">where principal is a user, a group, a role or</w:t>
-      </w:r>
-      <w:r>
-        <w:t xml:space="preserve"> </w:t>
-      </w:r>
-      <w:r>
-        <w:rPr>
-          <w:rStyle w:val="VerbatimChar"/>
-        </w:rPr>
-        <w:t xml:space="preserve">everyone</w:t>
-      </w:r>
-      <w:r>
-        <w:t xml:space="preserve">, and level is</w:t>
-      </w:r>
-      <w:r>
-        <w:t xml:space="preserve"> </w:t>
-      </w:r>
-      <w:r>
-        <w:rPr>
-          <w:rStyle w:val="VerbatimChar"/>
-        </w:rPr>
-        <w:t xml:space="preserve">read</w:t>
-      </w:r>
-      <w:r>
-        <w:t xml:space="preserve">,</w:t>
-      </w:r>
-      <w:r>
-        <w:t xml:space="preserve"> </w:t>
-      </w:r>
-      <w:r>
-        <w:rPr>
-          <w:rStyle w:val="VerbatimChar"/>
-        </w:rPr>
-        <w:t xml:space="preserve">read_write</w:t>
-      </w:r>
-      <w:r>
-        <w:t xml:space="preserve">,</w:t>
-      </w:r>
-      <w:r>
-        <w:t xml:space="preserve"> </w:t>
-      </w:r>
-      <w:r>
-        <w:rPr>
-          <w:rStyle w:val="VerbatimChar"/>
-        </w:rPr>
-        <w:t xml:space="preserve">approve</w:t>
-      </w:r>
-      <w:r>
-        <w:t xml:space="preserve">,</w:t>
-      </w:r>
-      <w:r>
-        <w:t xml:space="preserve"> </w:t>
-      </w:r>
-      <w:r>
-        <w:rPr>
-          <w:rStyle w:val="VerbatimChar"/>
-        </w:rPr>
-        <w:t xml:space="preserve">own</w:t>
-      </w:r>
-      <w:r>
-        <w:t xml:space="preserve"> </w:t>
-      </w:r>
-      <w:r>
-        <w:t xml:space="preserve">or</w:t>
-      </w:r>
-      <w:r>
-        <w:t xml:space="preserve"> </w:t>
-      </w:r>
-      <w:r>
-        <w:rPr>
-          <w:rStyle w:val="VerbatimChar"/>
-        </w:rPr>
-        <w:t xml:space="preserve">admin</w:t>
-      </w:r>
-      <w:r>
-        <w:t xml:space="preserve">. This satisfies the notes directly: a model owner restricts a model to selected users or opens it to everyone, at read-only or read-write.</w:t>
-      </w:r>
-    </w:p>
-    <w:p>
-      <w:pPr>
-        <w:pStyle w:val="Compact"/>
-        <w:numPr>
-          <w:ilvl w:val="0"/>
-          <w:numId w:val="1010"/>
-        </w:numPr>
-      </w:pPr>
-      <w:r>
-        <w:rPr>
-          <w:b/>
-          <w:bCs/>
-        </w:rPr>
-        <w:t xml:space="preserve">Namespace default</w:t>
-      </w:r>
-      <w:r>
-        <w:t xml:space="preserve">: a namespace declares whether new objects are</w:t>
-      </w:r>
-      <w:r>
-        <w:t xml:space="preserve"> </w:t>
-      </w:r>
-      <w:r>
-        <w:rPr>
-          <w:rStyle w:val="VerbatimChar"/>
-        </w:rPr>
-        <w:t xml:space="preserve">private</w:t>
-      </w:r>
-      <w:r>
-        <w:t xml:space="preserve"> </w:t>
-      </w:r>
-      <w:r>
-        <w:t xml:space="preserve">(owner only),</w:t>
-      </w:r>
-      <w:r>
-        <w:t xml:space="preserve"> </w:t>
-      </w:r>
-      <w:r>
-        <w:rPr>
-          <w:rStyle w:val="VerbatimChar"/>
-        </w:rPr>
-        <w:t xml:space="preserve">namespace_read</w:t>
-      </w:r>
-      <w:r>
-        <w:t xml:space="preserve"> </w:t>
-      </w:r>
-      <w:r>
-        <w:t xml:space="preserve">or</w:t>
-      </w:r>
-      <w:r>
-        <w:t xml:space="preserve"> </w:t>
-      </w:r>
-      <w:r>
-        <w:rPr>
-          <w:rStyle w:val="VerbatimChar"/>
-        </w:rPr>
-        <w:t xml:space="preserve">public_read</w:t>
-      </w:r>
-      <w:r>
-        <w:t xml:space="preserve">. Owners can always tighten or widen an individual object.</w:t>
-      </w:r>
-      <w:r>
-        <w:t xml:space="preserve"> </w:t>
-      </w:r>
-      <w:r>
-        <w:rPr>
-          <w:i/>
-          <w:iCs/>
-        </w:rPr>
-        <w:t xml:space="preserve">Revision 2.4:</w:t>
-      </w:r>
-      <w:r>
-        <w:t xml:space="preserve"> </w:t>
-      </w:r>
-      <w:r>
-        <w:t xml:space="preserve">the two open levels behaved identically, because MAYA had no notion of belonging to a namespace. A namespace’s</w:t>
-      </w:r>
-      <w:r>
-        <w:t xml:space="preserve"> </w:t>
-      </w:r>
-      <w:r>
-        <w:rPr>
-          <w:b/>
-          <w:bCs/>
-        </w:rPr>
-        <w:t xml:space="preserve">people</w:t>
-      </w:r>
-      <w:r>
-        <w:t xml:space="preserve"> </w:t>
-      </w:r>
-      <w:r>
-        <w:t xml:space="preserve">are its owner, anyone holding a grant on it, and holders of the roles its preset staffs (§28.9);</w:t>
-      </w:r>
-      <w:r>
-        <w:t xml:space="preserve"> </w:t>
-      </w:r>
-      <w:r>
-        <w:rPr>
-          <w:rStyle w:val="VerbatimChar"/>
-        </w:rPr>
-        <w:t xml:space="preserve">namespace_read</w:t>
-      </w:r>
-      <w:r>
-        <w:t xml:space="preserve"> </w:t>
-      </w:r>
-      <w:r>
-        <w:t xml:space="preserve">reads to them,</w:t>
-      </w:r>
-      <w:r>
-        <w:t xml:space="preserve"> </w:t>
-      </w:r>
-      <w:r>
-        <w:rPr>
-          <w:rStyle w:val="VerbatimChar"/>
-        </w:rPr>
-        <w:t xml:space="preserve">public_read</w:t>
-      </w:r>
-      <w:r>
-        <w:t xml:space="preserve"> </w:t>
-      </w:r>
-      <w:r>
-        <w:t xml:space="preserve">to anyone signed in. An explicit grant is decided first either way.</w:t>
-      </w:r>
-    </w:p>
-    <w:p>
-      <w:pPr>
-        <w:pStyle w:val="Compact"/>
-        <w:numPr>
-          <w:ilvl w:val="0"/>
-          <w:numId w:val="1010"/>
-        </w:numPr>
-      </w:pPr>
-      <w:r>
-        <w:rPr>
-          <w:b/>
-          <w:bCs/>
-        </w:rPr>
-        <w:t xml:space="preserve">Object state</w:t>
-      </w:r>
-      <w:r>
-        <w:t xml:space="preserve">: sealed and pinned objects are read-only to everyone including their owner; retired objects are readable only with an explicit audit grant.</w:t>
-      </w:r>
-    </w:p>
-    <w:bookmarkEnd w:id="70"/>
-    <w:bookmarkStart w:id="71" w:name="resolution-order"/>
-    <w:p>
-      <w:pPr>
-        <w:pStyle w:val="Heading3"/>
-      </w:pPr>
-      <w:r>
-        <w:t xml:space="preserve">11.2 Resolution order</w:t>
-      </w:r>
-    </w:p>
-    <w:p>
-      <w:pPr>
-        <w:pStyle w:val="FirstParagraph"/>
-      </w:pPr>
-      <w:r>
-        <w:t xml:space="preserve">Deny wins, then the most specific grant wins:</w:t>
       </w:r>
     </w:p>
     <w:p>
@@ -18261,7 +18831,17 @@
         </w:numPr>
       </w:pPr>
       <w:r>
-        <w:t xml:space="preserve">Explicit deny on the object for this user → deny.</w:t>
+        <w:rPr>
+          <w:b/>
+          <w:bCs/>
+        </w:rPr>
+        <w:t xml:space="preserve">Role capabilities</w:t>
+      </w:r>
+      <w:r>
+        <w:t xml:space="preserve"> </w:t>
+      </w:r>
+      <w:r>
+        <w:t xml:space="preserve">from the user’s roles (section 3), which say what kinds of action are possible at all.</w:t>
       </w:r>
     </w:p>
     <w:p>
@@ -18273,7 +18853,104 @@
         </w:numPr>
       </w:pPr>
       <w:r>
-        <w:t xml:space="preserve">Explicit user grant on the object → use it.</w:t>
+        <w:rPr>
+          <w:b/>
+          <w:bCs/>
+        </w:rPr>
+        <w:t xml:space="preserve">Object ACL</w:t>
+      </w:r>
+      <w:r>
+        <w:t xml:space="preserve">: per object, a list of grants. A grant is</w:t>
+      </w:r>
+      <w:r>
+        <w:t xml:space="preserve"> </w:t>
+      </w:r>
+      <w:r>
+        <w:rPr>
+          <w:rStyle w:val="VerbatimChar"/>
+        </w:rPr>
+        <w:t xml:space="preserve">(principal, level, expiry?, conditions?)</w:t>
+      </w:r>
+      <w:r>
+        <w:t xml:space="preserve"> </w:t>
+      </w:r>
+      <w:r>
+        <w:t xml:space="preserve">where principal is a user, a group, a role or</w:t>
+      </w:r>
+      <w:r>
+        <w:t xml:space="preserve"> </w:t>
+      </w:r>
+      <w:r>
+        <w:rPr>
+          <w:rStyle w:val="VerbatimChar"/>
+        </w:rPr>
+        <w:t xml:space="preserve">everyone</w:t>
+      </w:r>
+      <w:r>
+        <w:t xml:space="preserve">, and level is</w:t>
+      </w:r>
+      <w:r>
+        <w:t xml:space="preserve"> </w:t>
+      </w:r>
+      <w:r>
+        <w:rPr>
+          <w:rStyle w:val="VerbatimChar"/>
+        </w:rPr>
+        <w:t xml:space="preserve">read</w:t>
+      </w:r>
+      <w:r>
+        <w:t xml:space="preserve">,</w:t>
+      </w:r>
+      <w:r>
+        <w:t xml:space="preserve"> </w:t>
+      </w:r>
+      <w:r>
+        <w:rPr>
+          <w:rStyle w:val="VerbatimChar"/>
+        </w:rPr>
+        <w:t xml:space="preserve">read_write</w:t>
+      </w:r>
+      <w:r>
+        <w:t xml:space="preserve">,</w:t>
+      </w:r>
+      <w:r>
+        <w:t xml:space="preserve"> </w:t>
+      </w:r>
+      <w:r>
+        <w:rPr>
+          <w:rStyle w:val="VerbatimChar"/>
+        </w:rPr>
+        <w:t xml:space="preserve">approve</w:t>
+      </w:r>
+      <w:r>
+        <w:t xml:space="preserve">,</w:t>
+      </w:r>
+      <w:r>
+        <w:t xml:space="preserve"> </w:t>
+      </w:r>
+      <w:r>
+        <w:rPr>
+          <w:rStyle w:val="VerbatimChar"/>
+        </w:rPr>
+        <w:t xml:space="preserve">own</w:t>
+      </w:r>
+      <w:r>
+        <w:t xml:space="preserve"> </w:t>
+      </w:r>
+      <w:r>
+        <w:t xml:space="preserve">or</w:t>
+      </w:r>
+      <w:r>
+        <w:t xml:space="preserve"> </w:t>
+      </w:r>
+      <w:r>
+        <w:rPr>
+          <w:rStyle w:val="VerbatimChar"/>
+        </w:rPr>
+        <w:t xml:space="preserve">admin</w:t>
+      </w:r>
+      <w:r>
+        <w:t xml:space="preserve">. This satisfies the notes directly: a model owner restricts a model to selected users or opens it to everyone, at read-only or read-write.</w:t>
       </w:r>
     </w:p>
     <w:p>
@@ -18285,7 +18962,118 @@
         </w:numPr>
       </w:pPr>
       <w:r>
-        <w:t xml:space="preserve">Group or role grant on the object → highest level among matches.</w:t>
+        <w:rPr>
+          <w:b/>
+          <w:bCs/>
+        </w:rPr>
+        <w:t xml:space="preserve">Namespace default</w:t>
+      </w:r>
+      <w:r>
+        <w:t xml:space="preserve">: a namespace declares whether new objects are</w:t>
+      </w:r>
+      <w:r>
+        <w:t xml:space="preserve"> </w:t>
+      </w:r>
+      <w:r>
+        <w:rPr>
+          <w:rStyle w:val="VerbatimChar"/>
+        </w:rPr>
+        <w:t xml:space="preserve">private</w:t>
+      </w:r>
+      <w:r>
+        <w:t xml:space="preserve"> </w:t>
+      </w:r>
+      <w:r>
+        <w:t xml:space="preserve">(owner only),</w:t>
+      </w:r>
+      <w:r>
+        <w:t xml:space="preserve"> </w:t>
+      </w:r>
+      <w:r>
+        <w:rPr>
+          <w:rStyle w:val="VerbatimChar"/>
+        </w:rPr>
+        <w:t xml:space="preserve">namespace_read</w:t>
+      </w:r>
+      <w:r>
+        <w:t xml:space="preserve"> </w:t>
+      </w:r>
+      <w:r>
+        <w:t xml:space="preserve">or</w:t>
+      </w:r>
+      <w:r>
+        <w:t xml:space="preserve"> </w:t>
+      </w:r>
+      <w:r>
+        <w:rPr>
+          <w:rStyle w:val="VerbatimChar"/>
+        </w:rPr>
+        <w:t xml:space="preserve">public_read</w:t>
+      </w:r>
+      <w:r>
+        <w:t xml:space="preserve">. Owners can always tighten or widen an individual object.</w:t>
+      </w:r>
+      <w:r>
+        <w:t xml:space="preserve"> </w:t>
+      </w:r>
+      <w:r>
+        <w:rPr>
+          <w:i/>
+          <w:iCs/>
+        </w:rPr>
+        <w:t xml:space="preserve">Revision 2.4:</w:t>
+      </w:r>
+      <w:r>
+        <w:t xml:space="preserve"> </w:t>
+      </w:r>
+      <w:r>
+        <w:t xml:space="preserve">the two open levels behaved identically, because MAYA had no notion of belonging to a namespace. A namespace’s</w:t>
+      </w:r>
+      <w:r>
+        <w:t xml:space="preserve"> </w:t>
+      </w:r>
+      <w:r>
+        <w:rPr>
+          <w:b/>
+          <w:bCs/>
+        </w:rPr>
+        <w:t xml:space="preserve">people</w:t>
+      </w:r>
+      <w:r>
+        <w:t xml:space="preserve"> </w:t>
+      </w:r>
+      <w:r>
+        <w:t xml:space="preserve">are its owner, anyone holding a grant on it, and holders of the roles its preset staffs (§28.9);</w:t>
+      </w:r>
+      <w:r>
+        <w:t xml:space="preserve"> </w:t>
+      </w:r>
+      <w:r>
+        <w:rPr>
+          <w:rStyle w:val="VerbatimChar"/>
+        </w:rPr>
+        <w:t xml:space="preserve">namespace_read</w:t>
+      </w:r>
+      <w:r>
+        <w:t xml:space="preserve"> </w:t>
+      </w:r>
+      <w:r>
+        <w:t xml:space="preserve">reads to them,</w:t>
+      </w:r>
+      <w:r>
+        <w:t xml:space="preserve"> </w:t>
+      </w:r>
+      <w:r>
+        <w:rPr>
+          <w:rStyle w:val="VerbatimChar"/>
+        </w:rPr>
+        <w:t xml:space="preserve">public_read</w:t>
+      </w:r>
+      <w:r>
+        <w:t xml:space="preserve"> </w:t>
+      </w:r>
+      <w:r>
+        <w:t xml:space="preserve">to anyone signed in. An explicit grant is decided first either way.</w:t>
       </w:r>
     </w:p>
     <w:p>
@@ -18298,15 +19086,31 @@
       </w:pPr>
       <w:r>
         <w:rPr>
-          <w:rStyle w:val="VerbatimChar"/>
-        </w:rPr>
-        <w:t xml:space="preserve">everyone</w:t>
-      </w:r>
-      <w:r>
-        <w:t xml:space="preserve"> </w:t>
-      </w:r>
-      <w:r>
-        <w:t xml:space="preserve">grant on the object → use it.</w:t>
+          <w:b/>
+          <w:bCs/>
+        </w:rPr>
+        <w:t xml:space="preserve">Object state</w:t>
+      </w:r>
+      <w:r>
+        <w:t xml:space="preserve">: sealed and pinned objects are read-only to everyone including their owner; retired objects are readable only with an explicit audit grant.</w:t>
+      </w:r>
+    </w:p>
+    <w:bookmarkEnd w:id="72"/>
+    <w:bookmarkStart w:id="73" w:name="resolution-order"/>
+    <w:p>
+      <w:pPr>
+        <w:pStyle w:val="Heading3"/>
+      </w:pPr>
+      <w:r>
+        <w:t xml:space="preserve">11.2 Resolution order</w:t>
+      </w:r>
+    </w:p>
+    <w:p>
+      <w:pPr>
+        <w:pStyle w:val="FirstParagraph"/>
+      </w:pPr>
+      <w:r>
+        <w:t xml:space="preserve">Deny wins, then the most specific grant wins:</w:t>
       </w:r>
     </w:p>
     <w:p>
@@ -18314,11 +19118,11 @@
         <w:pStyle w:val="Compact"/>
         <w:numPr>
           <w:ilvl w:val="0"/>
-          <w:numId w:val="1011"/>
+          <w:numId w:val="1012"/>
         </w:numPr>
       </w:pPr>
       <w:r>
-        <w:t xml:space="preserve">Inherited namespace default → use it.</w:t>
+        <w:t xml:space="preserve">Explicit deny on the object for this user → deny.</w:t>
       </w:r>
     </w:p>
     <w:p>
@@ -18326,7 +19130,64 @@
         <w:pStyle w:val="Compact"/>
         <w:numPr>
           <w:ilvl w:val="0"/>
-          <w:numId w:val="1011"/>
+          <w:numId w:val="1012"/>
+        </w:numPr>
+      </w:pPr>
+      <w:r>
+        <w:t xml:space="preserve">Explicit user grant on the object → use it.</w:t>
+      </w:r>
+    </w:p>
+    <w:p>
+      <w:pPr>
+        <w:pStyle w:val="Compact"/>
+        <w:numPr>
+          <w:ilvl w:val="0"/>
+          <w:numId w:val="1012"/>
+        </w:numPr>
+      </w:pPr>
+      <w:r>
+        <w:t xml:space="preserve">Group or role grant on the object → highest level among matches.</w:t>
+      </w:r>
+    </w:p>
+    <w:p>
+      <w:pPr>
+        <w:pStyle w:val="Compact"/>
+        <w:numPr>
+          <w:ilvl w:val="0"/>
+          <w:numId w:val="1012"/>
+        </w:numPr>
+      </w:pPr>
+      <w:r>
+        <w:rPr>
+          <w:rStyle w:val="VerbatimChar"/>
+        </w:rPr>
+        <w:t xml:space="preserve">everyone</w:t>
+      </w:r>
+      <w:r>
+        <w:t xml:space="preserve"> </w:t>
+      </w:r>
+      <w:r>
+        <w:t xml:space="preserve">grant on the object → use it.</w:t>
+      </w:r>
+    </w:p>
+    <w:p>
+      <w:pPr>
+        <w:pStyle w:val="Compact"/>
+        <w:numPr>
+          <w:ilvl w:val="0"/>
+          <w:numId w:val="1012"/>
+        </w:numPr>
+      </w:pPr>
+      <w:r>
+        <w:t xml:space="preserve">Inherited namespace default → use it.</w:t>
+      </w:r>
+    </w:p>
+    <w:p>
+      <w:pPr>
+        <w:pStyle w:val="Compact"/>
+        <w:numPr>
+          <w:ilvl w:val="0"/>
+          <w:numId w:val="1012"/>
         </w:numPr>
       </w:pPr>
       <w:r>
@@ -18384,8 +19245,8 @@
         <w:t xml:space="preserve">on a model cannot approve it; the grant is inert and the UI says so when it is created, rather than silently.</w:t>
       </w:r>
     </w:p>
-    <w:bookmarkEnd w:id="71"/>
-    <w:bookmarkStart w:id="72" w:name="inheritance-and-cascade"/>
+    <w:bookmarkEnd w:id="73"/>
+    <w:bookmarkStart w:id="74" w:name="inheritance-and-cascade"/>
     <w:p>
       <w:pPr>
         <w:pStyle w:val="Heading3"/>
@@ -18418,8 +19279,8 @@
         <w:t xml:space="preserve">on every member it exposes; MAYA shows a partial view and names the attributes withheld rather than failing the whole read, which keeps collaboration workable while staying strict.</w:t>
       </w:r>
     </w:p>
-    <w:bookmarkEnd w:id="72"/>
-    <w:bookmarkStart w:id="73" w:name="fine-grained-scoping"/>
+    <w:bookmarkEnd w:id="74"/>
+    <w:bookmarkStart w:id="75" w:name="fine-grained-scoping"/>
     <w:p>
       <w:pPr>
         <w:pStyle w:val="Heading3"/>
@@ -18493,8 +19354,8 @@
         <w:t xml:space="preserve">(no data after a cut-off, for a model validator who must not see the out-of-sample period). These are expressed in the same expression language as feature filters and compiled into the read plan.</w:t>
       </w:r>
     </w:p>
-    <w:bookmarkEnd w:id="73"/>
-    <w:bookmarkStart w:id="74" w:name="groups-service-accounts-and-delegation"/>
+    <w:bookmarkEnd w:id="75"/>
+    <w:bookmarkStart w:id="76" w:name="groups-service-accounts-and-delegation"/>
     <w:p>
       <w:pPr>
         <w:pStyle w:val="Heading3"/>
@@ -18540,9 +19401,9 @@
         <w:t xml:space="preserve">list showing who holds what and letting them revoke in bulk.</w:t>
       </w:r>
     </w:p>
-    <w:bookmarkEnd w:id="74"/>
-    <w:bookmarkEnd w:id="75"/>
-    <w:bookmarkStart w:id="76" w:name="authentication"/>
+    <w:bookmarkEnd w:id="76"/>
+    <w:bookmarkEnd w:id="77"/>
+    <w:bookmarkStart w:id="78" w:name="authentication"/>
     <w:p>
       <w:pPr>
         <w:pStyle w:val="Heading2"/>
@@ -19719,16 +20580,110 @@
       </w:pPr>
       <w:r>
         <w:rPr>
+          <w:i/>
+          <w:iCs/>
+        </w:rPr>
+        <w:t xml:space="preserve">Revision 2.7:</w:t>
+      </w:r>
+      <w:r>
+        <w:t xml:space="preserve"> </w:t>
+      </w:r>
+      <w:r>
+        <w:t xml:space="preserve">the forced change is a setting.</w:t>
+      </w:r>
+      <w:r>
+        <w:t xml:space="preserve"> </w:t>
+      </w:r>
+      <w:r>
+        <w:rPr>
+          <w:rStyle w:val="VerbatimChar"/>
+        </w:rPr>
+        <w:t xml:space="preserve">auth.password.force_change</w:t>
+      </w:r>
+      <w:r>
+        <w:t xml:space="preserve"> </w:t>
+      </w:r>
+      <w:r>
+        <w:t xml:space="preserve">(default</w:t>
+      </w:r>
+      <w:r>
+        <w:t xml:space="preserve"> </w:t>
+      </w:r>
+      <w:r>
+        <w:rPr>
           <w:b/>
           <w:bCs/>
         </w:rPr>
-        <w:t xml:space="preserve">Passwords</w:t>
-      </w:r>
-      <w:r>
-        <w:t xml:space="preserve"> </w:t>
-      </w:r>
-      <w:r>
-        <w:t xml:space="preserve">are hashed with Argon2id (memory 64 MB, time 3, parallelism 4), never logged, never returned by any API. Password reset uses single-use, time-limited tokens; an administrator reset forces a change at next login.</w:t>
+        <w:t xml:space="preserve">false</w:t>
+      </w:r>
+      <w:r>
+        <w:t xml:space="preserve">) decides</w:t>
+      </w:r>
+      <w:r>
+        <w:t xml:space="preserve"> </w:t>
+      </w:r>
+      <w:r>
+        <w:t xml:space="preserve">whether a password an administrator set — the bootstrap admin’s, a new account’s, a reset — must be</w:t>
+      </w:r>
+      <w:r>
+        <w:t xml:space="preserve"> </w:t>
+      </w:r>
+      <w:r>
+        <w:t xml:space="preserve">changed at the next sign-in; with SSO it is rarely wanted, and a flag left from before is ignored while</w:t>
+      </w:r>
+      <w:r>
+        <w:t xml:space="preserve"> </w:t>
+      </w:r>
+      <w:r>
+        <w:t xml:space="preserve">the setting is off. The default policy is now eight characters using two of lower, upper, digit and</w:t>
+      </w:r>
+      <w:r>
+        <w:t xml:space="preserve"> </w:t>
+      </w:r>
+      <w:r>
+        <w:t xml:space="preserve">symbol (</w:t>
+      </w:r>
+      <w:r>
+        <w:rPr>
+          <w:rStyle w:val="VerbatimChar"/>
+        </w:rPr>
+        <w:t xml:space="preserve">auth.password.min_length</w:t>
+      </w:r>
+      <w:r>
+        <w:t xml:space="preserve">, at least four;</w:t>
+      </w:r>
+      <w:r>
+        <w:t xml:space="preserve"> </w:t>
+      </w:r>
+      <w:r>
+        <w:rPr>
+          <w:rStyle w:val="VerbatimChar"/>
+        </w:rPr>
+        <w:t xml:space="preserve">auth.password.require_classes</w:t>
+      </w:r>
+      <w:r>
+        <w:t xml:space="preserve">). The maximum age still</w:t>
+      </w:r>
+      <w:r>
+        <w:t xml:space="preserve"> </w:t>
+      </w:r>
+      <w:r>
+        <w:t xml:space="preserve">refuses an expired password until it is reset;</w:t>
+      </w:r>
+      <w:r>
+        <w:t xml:space="preserve"> </w:t>
+      </w:r>
+      <w:r>
+        <w:rPr>
+          <w:rStyle w:val="VerbatimChar"/>
+        </w:rPr>
+        <w:t xml:space="preserve">auth.password.max_age_days: 0</w:t>
+      </w:r>
+      <w:r>
+        <w:t xml:space="preserve"> </w:t>
+      </w:r>
+      <w:r>
+        <w:t xml:space="preserve">switches that off.</w:t>
       </w:r>
     </w:p>
     <w:p>
@@ -19740,96 +20695,83 @@
           <w:b/>
           <w:bCs/>
         </w:rPr>
-        <w:t xml:space="preserve">SSO details.</w:t>
-      </w:r>
-      <w:r>
-        <w:t xml:space="preserve"> </w:t>
-      </w:r>
-      <w:r>
-        <w:t xml:space="preserve">OIDC authorization code flow with PKCE; SAML 2.0 with signed assertions</w:t>
-      </w:r>
-      <w:r>
-        <w:t xml:space="preserve"> </w:t>
-      </w:r>
-      <w:r>
-        <w:t xml:space="preserve">and clock-skew tolerance. The two are not equally portable: OIDC needs nothing beyond</w:t>
-      </w:r>
-      <w:r>
-        <w:t xml:space="preserve"> </w:t>
-      </w:r>
-      <w:r>
-        <w:t xml:space="preserve">pure-Python HTTP and JWT handling and is therefore the floor, always available on every</w:t>
-      </w:r>
-      <w:r>
-        <w:t xml:space="preserve"> </w:t>
-      </w:r>
-      <w:r>
-        <w:t xml:space="preserve">platform. SAML 2.0 signature verification needs</w:t>
-      </w:r>
-      <w:r>
-        <w:t xml:space="preserve"> </w:t>
-      </w:r>
-      <w:r>
-        <w:rPr>
-          <w:rStyle w:val="VerbatimChar"/>
-        </w:rPr>
-        <w:t xml:space="preserve">xmlsec</w:t>
-      </w:r>
-      <w:r>
-        <w:t xml:space="preserve">, a native C library that is a</w:t>
-      </w:r>
-      <w:r>
-        <w:t xml:space="preserve"> </w:t>
-      </w:r>
-      <w:r>
-        <w:t xml:space="preserve">routine install failure on Windows and macOS. MAYA treats SAML as a</w:t>
-      </w:r>
-      <w:r>
-        <w:t xml:space="preserve"> </w:t>
-      </w:r>
+        <w:t xml:space="preserve">Passwords</w:t>
+      </w:r>
+      <w:r>
+        <w:t xml:space="preserve"> </w:t>
+      </w:r>
+      <w:r>
+        <w:t xml:space="preserve">are hashed with Argon2id (memory 64 MB, time 3, parallelism 4), never logged, never returned by any API. Password reset uses single-use, time-limited tokens; an administrator reset forces a change at next login.</w:t>
+      </w:r>
+    </w:p>
+    <w:p>
+      <w:pPr>
+        <w:pStyle w:val="BodyText"/>
+      </w:pPr>
       <w:r>
         <w:rPr>
           <w:b/>
           <w:bCs/>
         </w:rPr>
-        <w:t xml:space="preserve">declared</w:t>
+        <w:t xml:space="preserve">SSO details.</w:t>
+      </w:r>
+      <w:r>
+        <w:t xml:space="preserve"> </w:t>
+      </w:r>
+      <w:r>
+        <w:t xml:space="preserve">OIDC authorization code flow with PKCE; SAML 2.0 with signed assertions</w:t>
+      </w:r>
+      <w:r>
+        <w:t xml:space="preserve"> </w:t>
+      </w:r>
+      <w:r>
+        <w:t xml:space="preserve">and clock-skew tolerance. The two are not equally portable: OIDC needs nothing beyond</w:t>
+      </w:r>
+      <w:r>
+        <w:t xml:space="preserve"> </w:t>
+      </w:r>
+      <w:r>
+        <w:t xml:space="preserve">pure-Python HTTP and JWT handling and is therefore the floor, always available on every</w:t>
+      </w:r>
+      <w:r>
+        <w:t xml:space="preserve"> </w:t>
+      </w:r>
+      <w:r>
+        <w:t xml:space="preserve">platform. SAML 2.0 signature verification needs</w:t>
+      </w:r>
+      <w:r>
+        <w:t xml:space="preserve"> </w:t>
+      </w:r>
+      <w:r>
+        <w:rPr>
+          <w:rStyle w:val="VerbatimChar"/>
+        </w:rPr>
+        <w:t xml:space="preserve">xmlsec</w:t>
+      </w:r>
+      <w:r>
+        <w:t xml:space="preserve">, a native C library that is a</w:t>
+      </w:r>
+      <w:r>
+        <w:t xml:space="preserve"> </w:t>
+      </w:r>
+      <w:r>
+        <w:t xml:space="preserve">routine install failure on Windows and macOS. MAYA treats SAML as a</w:t>
+      </w:r>
+      <w:r>
+        <w:t xml:space="preserve"> </w:t>
       </w:r>
       <w:r>
         <w:rPr>
           <w:b/>
           <w:bCs/>
         </w:rPr>
-        <w:t xml:space="preserve"> </w:t>
+        <w:t xml:space="preserve">declared</w:t>
       </w:r>
       <w:r>
         <w:rPr>
           <w:b/>
           <w:bCs/>
         </w:rPr>
-        <w:t xml:space="preserve">capability</w:t>
-      </w:r>
-      <w:r>
-        <w:t xml:space="preserve"> </w:t>
-      </w:r>
-      <w:r>
-        <w:t xml:space="preserve">(§13.4, Type C): its availability is resolved at startup, and a deployment</w:t>
-      </w:r>
-      <w:r>
-        <w:t xml:space="preserve"> </w:t>
-      </w:r>
-      <w:r>
-        <w:t xml:space="preserve">configured for SAML on a host without</w:t>
-      </w:r>
-      <w:r>
-        <w:t xml:space="preserve"> </w:t>
-      </w:r>
-      <w:r>
-        <w:rPr>
-          <w:rStyle w:val="VerbatimChar"/>
-        </w:rPr>
-        <w:t xml:space="preserve">xmlsec</w:t>
-      </w:r>
-      <w:r>
         <w:t xml:space="preserve"> </w:t>
       </w:r>
       <w:r>
@@ -19837,6 +20779,37 @@
           <w:b/>
           <w:bCs/>
         </w:rPr>
+        <w:t xml:space="preserve">capability</w:t>
+      </w:r>
+      <w:r>
+        <w:t xml:space="preserve"> </w:t>
+      </w:r>
+      <w:r>
+        <w:t xml:space="preserve">(§13.4, Type C): its availability is resolved at startup, and a deployment</w:t>
+      </w:r>
+      <w:r>
+        <w:t xml:space="preserve"> </w:t>
+      </w:r>
+      <w:r>
+        <w:t xml:space="preserve">configured for SAML on a host without</w:t>
+      </w:r>
+      <w:r>
+        <w:t xml:space="preserve"> </w:t>
+      </w:r>
+      <w:r>
+        <w:rPr>
+          <w:rStyle w:val="VerbatimChar"/>
+        </w:rPr>
+        <w:t xml:space="preserve">xmlsec</w:t>
+      </w:r>
+      <w:r>
+        <w:t xml:space="preserve"> </w:t>
+      </w:r>
+      <w:r>
+        <w:rPr>
+          <w:b/>
+          <w:bCs/>
+        </w:rPr>
         <w:t xml:space="preserve">fails to start</w:t>
       </w:r>
       <w:r>
@@ -20231,8 +21204,8 @@
         <w:t xml:space="preserve">, with CSRF tokens on all state-changing requests; API clients use bearer tokens and never cookies. Every authentication event — success, failure, lockout, MFA challenge, token issuance, revocation — is audited.</w:t>
       </w:r>
     </w:p>
-    <w:bookmarkEnd w:id="76"/>
-    <w:bookmarkStart w:id="88" w:name="system-architecture"/>
+    <w:bookmarkEnd w:id="78"/>
+    <w:bookmarkStart w:id="90" w:name="system-architecture"/>
     <w:p>
       <w:pPr>
         <w:pStyle w:val="Heading2"/>
@@ -20258,18 +21231,18 @@
           <wp:inline>
             <wp:extent cx="5334000" cy="4007068"/>
             <wp:effectExtent b="0" l="0" r="0" t="0"/>
-            <wp:docPr descr="" title="" id="78" name="Picture"/>
+            <wp:docPr descr="" title="" id="80" name="Picture"/>
             <a:graphic>
               <a:graphicData uri="http://schemas.openxmlformats.org/drawingml/2006/picture">
                 <pic:pic>
                   <pic:nvPicPr>
-                    <pic:cNvPr descr="diagram-5.png" id="79" name="Picture"/>
+                    <pic:cNvPr descr="diagram-5.png" id="81" name="Picture"/>
                     <pic:cNvPicPr>
                       <a:picLocks noChangeArrowheads="1" noChangeAspect="1"/>
                     </pic:cNvPicPr>
                   </pic:nvPicPr>
                   <pic:blipFill>
-                    <a:blip r:embed="rId77"/>
+                    <a:blip r:embed="rId79"/>
                     <a:stretch>
                       <a:fillRect/>
                     </a:stretch>
@@ -20372,7 +21345,7 @@
         <w:t xml:space="preserve">a structural fact rather than a promise. The rule is enforced in CI by the same import-linter that guards the persistence package (§14, §23), and the SDK contract is section 18.2.</w:t>
       </w:r>
     </w:p>
-    <w:bookmarkStart w:id="80" w:name="stack-decisions"/>
+    <w:bookmarkStart w:id="82" w:name="stack-decisions"/>
     <w:p>
       <w:pPr>
         <w:pStyle w:val="Heading3"/>
@@ -20974,8 +21947,8 @@
         </w:tc>
       </w:tr>
     </w:tbl>
-    <w:bookmarkEnd w:id="80"/>
-    <w:bookmarkStart w:id="81" w:name="request-and-data-paths"/>
+    <w:bookmarkEnd w:id="82"/>
+    <w:bookmarkStart w:id="83" w:name="request-and-data-paths"/>
     <w:p>
       <w:pPr>
         <w:pStyle w:val="Heading3"/>
@@ -21040,8 +22013,8 @@
         <w:t xml:space="preserve">stream to the object store, are scanned and hashed, then a metadata record is written; the file is never buffered whole in memory.</w:t>
       </w:r>
     </w:p>
-    <w:bookmarkEnd w:id="81"/>
-    <w:bookmarkStart w:id="82" w:name="failure-posture"/>
+    <w:bookmarkEnd w:id="83"/>
+    <w:bookmarkStart w:id="84" w:name="failure-posture"/>
     <w:p>
       <w:pPr>
         <w:pStyle w:val="Heading3"/>
@@ -21128,8 +22101,8 @@
         <w:t xml:space="preserve">, the orphan partition is garbage-collected by a reaper, and the job is retried idempotently. MAYA degrades in named ways rather than in surprising ones.</w:t>
       </w:r>
     </w:p>
-    <w:bookmarkEnd w:id="82"/>
-    <w:bookmarkStart w:id="87" w:name="proxied-dependencies"/>
+    <w:bookmarkEnd w:id="84"/>
+    <w:bookmarkStart w:id="89" w:name="proxied-dependencies"/>
     <w:p>
       <w:pPr>
         <w:pStyle w:val="Heading3"/>
@@ -21232,7 +22205,7 @@
         <w:t xml:space="preserve">exist for the interpreter in front of us is an outage we chose in advance.</w:t>
       </w:r>
     </w:p>
-    <w:bookmarkStart w:id="83" w:name="Xafabbe7ca8f554956091662164e877160823cc0"/>
+    <w:bookmarkStart w:id="85" w:name="Xafabbe7ca8f554956091662164e877160823cc0"/>
     <w:p>
       <w:pPr>
         <w:pStyle w:val="Heading4"/>
@@ -21468,8 +22441,8 @@
         <w:t xml:space="preserve">substitution.</w:t>
       </w:r>
     </w:p>
-    <w:bookmarkEnd w:id="83"/>
-    <w:bookmarkStart w:id="84" w:name="the-register"/>
+    <w:bookmarkEnd w:id="85"/>
+    <w:bookmarkStart w:id="86" w:name="the-register"/>
     <w:p>
       <w:pPr>
         <w:pStyle w:val="Heading4"/>
@@ -23627,512 +24600,14 @@
         <w:t xml:space="preserve">row has one backend on both databases and no fallback to choose (ADR-019).</w:t>
       </w:r>
     </w:p>
-    <w:bookmarkEnd w:id="84"/>
-    <w:bookmarkStart w:id="85" w:name="rules-that-apply-to-every-seam"/>
+    <w:bookmarkEnd w:id="86"/>
+    <w:bookmarkStart w:id="87" w:name="rules-that-apply-to-every-seam"/>
     <w:p>
       <w:pPr>
         <w:pStyle w:val="Heading4"/>
       </w:pPr>
       <w:r>
         <w:t xml:space="preserve">13.4.3 Rules that apply to every seam</w:t>
-      </w:r>
-    </w:p>
-    <w:p>
-      <w:pPr>
-        <w:pStyle w:val="Compact"/>
-        <w:numPr>
-          <w:ilvl w:val="0"/>
-          <w:numId w:val="1012"/>
-        </w:numPr>
-      </w:pPr>
-      <w:r>
-        <w:rPr>
-          <w:b/>
-          <w:bCs/>
-        </w:rPr>
-        <w:t xml:space="preserve">One resolver, one report.</w:t>
-      </w:r>
-      <w:r>
-        <w:t xml:space="preserve"> </w:t>
-      </w:r>
-      <w:r>
-        <w:rPr>
-          <w:rStyle w:val="VerbatimChar"/>
-        </w:rPr>
-        <w:t xml:space="preserve">maya/core/backends.py</w:t>
-      </w:r>
-      <w:r>
-        <w:t xml:space="preserve"> </w:t>
-      </w:r>
-      <w:r>
-        <w:t xml:space="preserve">resolves every seam once at</w:t>
-      </w:r>
-      <w:r>
-        <w:t xml:space="preserve"> </w:t>
-      </w:r>
-      <w:r>
-        <w:t xml:space="preserve">startup. The result appears on the system health page, in the startup banner</w:t>
-      </w:r>
-      <w:r>
-        <w:t xml:space="preserve"> </w:t>
-      </w:r>
-      <w:r>
-        <w:t xml:space="preserve">(§24.5), and in</w:t>
-      </w:r>
-      <w:r>
-        <w:t xml:space="preserve"> </w:t>
-      </w:r>
-      <w:r>
-        <w:rPr>
-          <w:rStyle w:val="VerbatimChar"/>
-        </w:rPr>
-        <w:t xml:space="preserve">/readyz</w:t>
-      </w:r>
-      <w:r>
-        <w:t xml:space="preserve">. There is no second place a backend can be chosen, and no</w:t>
-      </w:r>
-      <w:r>
-        <w:t xml:space="preserve"> </w:t>
-      </w:r>
-      <w:r>
-        <w:rPr>
-          <w:rStyle w:val="VerbatimChar"/>
-        </w:rPr>
-        <w:t xml:space="preserve">try: import X except ImportError</w:t>
-      </w:r>
-      <w:r>
-        <w:t xml:space="preserve"> </w:t>
-      </w:r>
-      <w:r>
-        <w:t xml:space="preserve">scattered through the codebase.</w:t>
-      </w:r>
-    </w:p>
-    <w:p>
-      <w:pPr>
-        <w:pStyle w:val="Compact"/>
-        <w:numPr>
-          <w:ilvl w:val="0"/>
-          <w:numId w:val="1012"/>
-        </w:numPr>
-      </w:pPr>
-      <w:r>
-        <w:rPr>
-          <w:b/>
-          <w:bCs/>
-        </w:rPr>
-        <w:t xml:space="preserve">Selection is never silent.</w:t>
-      </w:r>
-      <w:r>
-        <w:t xml:space="preserve"> </w:t>
-      </w:r>
-      <w:r>
-        <w:t xml:space="preserve">A fallback that engages without saying so is how</w:t>
-      </w:r>
-      <w:r>
-        <w:t xml:space="preserve"> </w:t>
-      </w:r>
-      <w:r>
-        <w:t xml:space="preserve">“it works on my machine”</w:t>
-      </w:r>
-      <w:r>
-        <w:t xml:space="preserve"> </w:t>
-      </w:r>
-      <w:r>
-        <w:t xml:space="preserve">becomes a week of debugging. Every fallback logs at</w:t>
-      </w:r>
-      <w:r>
-        <w:t xml:space="preserve"> </w:t>
-      </w:r>
-      <w:r>
-        <w:t xml:space="preserve">startup, names what it wanted, and says what it costs.</w:t>
-      </w:r>
-    </w:p>
-    <w:p>
-      <w:pPr>
-        <w:pStyle w:val="Compact"/>
-        <w:numPr>
-          <w:ilvl w:val="0"/>
-          <w:numId w:val="1012"/>
-        </w:numPr>
-      </w:pPr>
-      <w:r>
-        <w:rPr>
-          <w:b/>
-          <w:bCs/>
-        </w:rPr>
-        <w:t xml:space="preserve">Any seam may be pinned by configuration.</w:t>
-      </w:r>
-      <w:r>
-        <w:t xml:space="preserve"> </w:t>
-      </w:r>
-      <w:r>
-        <w:rPr>
-          <w:rStyle w:val="VerbatimChar"/>
-        </w:rPr>
-        <w:t xml:space="preserve">lake.backend: pure</w:t>
-      </w:r>
-      <w:r>
-        <w:t xml:space="preserve">,</w:t>
-      </w:r>
-      <w:r>
-        <w:t xml:space="preserve"> </w:t>
-      </w:r>
-      <w:r>
-        <w:rPr>
-          <w:rStyle w:val="VerbatimChar"/>
-        </w:rPr>
-        <w:t xml:space="preserve">json.backend: stdlib</w:t>
-      </w:r>
-      <w:r>
-        <w:t xml:space="preserve">, and so on — so a site can force the portable path and the</w:t>
-      </w:r>
-      <w:r>
-        <w:t xml:space="preserve"> </w:t>
-      </w:r>
-      <w:r>
-        <w:t xml:space="preserve">CI matrix can exercise it deliberately rather than only by accident of what happens</w:t>
-      </w:r>
-      <w:r>
-        <w:t xml:space="preserve"> </w:t>
-      </w:r>
-      <w:r>
-        <w:t xml:space="preserve">to be installed.</w:t>
-      </w:r>
-    </w:p>
-    <w:p>
-      <w:pPr>
-        <w:pStyle w:val="Compact"/>
-        <w:numPr>
-          <w:ilvl w:val="0"/>
-          <w:numId w:val="1012"/>
-        </w:numPr>
-      </w:pPr>
-      <w:r>
-        <w:rPr>
-          <w:b/>
-          <w:bCs/>
-        </w:rPr>
-        <w:t xml:space="preserve">The resolved backend set is provenance.</w:t>
-      </w:r>
-      <w:r>
-        <w:t xml:space="preserve"> </w:t>
-      </w:r>
-      <w:r>
-        <w:t xml:space="preserve">It is written into every pin’s</w:t>
-      </w:r>
-      <w:r>
-        <w:t xml:space="preserve"> </w:t>
-      </w:r>
-      <w:r>
-        <w:t xml:space="preserve">provenance record (§19), every warrant, and every reproducibility bundle (§18.4).</w:t>
-      </w:r>
-      <w:r>
-        <w:t xml:space="preserve"> </w:t>
-      </w:r>
-      <w:r>
-        <w:t xml:space="preserve">A result that cannot be reproduced because a different backend was resolved is a</w:t>
-      </w:r>
-      <w:r>
-        <w:t xml:space="preserve"> </w:t>
-      </w:r>
-      <w:r>
-        <w:t xml:space="preserve">result whose backend set was not recorded.</w:t>
-      </w:r>
-    </w:p>
-    <w:p>
-      <w:pPr>
-        <w:pStyle w:val="Compact"/>
-        <w:numPr>
-          <w:ilvl w:val="0"/>
-          <w:numId w:val="1012"/>
-        </w:numPr>
-      </w:pPr>
-      <w:r>
-        <w:rPr>
-          <w:b/>
-          <w:bCs/>
-        </w:rPr>
-        <w:t xml:space="preserve">Type B seams are byte-compared in CI, on every platform.</w:t>
-      </w:r>
-      <w:r>
-        <w:t xml:space="preserve"> </w:t>
-      </w:r>
-      <w:r>
-        <w:t xml:space="preserve">Not</w:t>
-      </w:r>
-      <w:r>
-        <w:t xml:space="preserve"> </w:t>
-      </w:r>
-      <w:r>
-        <w:t xml:space="preserve">“tested”</w:t>
-      </w:r>
-      <w:r>
-        <w:t xml:space="preserve"> </w:t>
-      </w:r>
-      <w:r>
-        <w:t xml:space="preserve">— compared.</w:t>
-      </w:r>
-      <w:r>
-        <w:t xml:space="preserve"> </w:t>
-      </w:r>
-      <w:r>
-        <w:t xml:space="preserve">The pure implementation’s output is the fixture.</w:t>
-      </w:r>
-    </w:p>
-    <w:p>
-      <w:pPr>
-        <w:pStyle w:val="Compact"/>
-        <w:numPr>
-          <w:ilvl w:val="0"/>
-          <w:numId w:val="1012"/>
-        </w:numPr>
-      </w:pPr>
-      <w:r>
-        <w:rPr>
-          <w:b/>
-          <w:bCs/>
-        </w:rPr>
-        <w:t xml:space="preserve">A Type A seam’s suite runs twice</w:t>
-      </w:r>
-      <w:r>
-        <w:t xml:space="preserve">, once per backend, exactly as</w:t>
-      </w:r>
-      <w:r>
-        <w:t xml:space="preserve"> </w:t>
-      </w:r>
-      <w:r>
-        <w:rPr>
-          <w:rStyle w:val="VerbatimChar"/>
-        </w:rPr>
-        <w:t xml:space="preserve">maya_delta</w:t>
-      </w:r>
-      <w:r>
-        <w:t xml:space="preserve">’s</w:t>
-      </w:r>
-      <w:r>
-        <w:t xml:space="preserve"> </w:t>
-      </w:r>
-      <w:r>
-        <w:t xml:space="preserve">conformance suite does. A fallback nobody exercises is a fallback that does not work.</w:t>
-      </w:r>
-    </w:p>
-    <w:p>
-      <w:pPr>
-        <w:pStyle w:val="Compact"/>
-        <w:numPr>
-          <w:ilvl w:val="0"/>
-          <w:numId w:val="1012"/>
-        </w:numPr>
-      </w:pPr>
-      <w:r>
-        <w:rPr>
-          <w:b/>
-          <w:bCs/>
-        </w:rPr>
-        <w:t xml:space="preserve">No new seam without a stated cost.</w:t>
-      </w:r>
-      <w:r>
-        <w:t xml:space="preserve"> </w:t>
-      </w:r>
-      <w:r>
-        <w:t xml:space="preserve">The register above names what is lost in every</w:t>
-      </w:r>
-      <w:r>
-        <w:t xml:space="preserve"> </w:t>
-      </w:r>
-      <w:r>
-        <w:t xml:space="preserve">row. A proxy introduced without an answer to</w:t>
-      </w:r>
-      <w:r>
-        <w:t xml:space="preserve"> </w:t>
-      </w:r>
-      <w:r>
-        <w:t xml:space="preserve">“and what is worse now”</w:t>
-      </w:r>
-      <w:r>
-        <w:t xml:space="preserve"> </w:t>
-      </w:r>
-      <w:r>
-        <w:t xml:space="preserve">is usually a</w:t>
-      </w:r>
-      <w:r>
-        <w:t xml:space="preserve"> </w:t>
-      </w:r>
-      <w:r>
-        <w:t xml:space="preserve">proxy that should have been a hard dependency.</w:t>
-      </w:r>
-    </w:p>
-    <w:p>
-      <w:pPr>
-        <w:pStyle w:val="FirstParagraph"/>
-      </w:pPr>
-      <w:r>
-        <w:rPr>
-          <w:b/>
-          <w:bCs/>
-        </w:rPr>
-        <w:t xml:space="preserve">The labelled fallback, and why typesetting is the interesting case.</w:t>
-      </w:r>
-      <w:r>
-        <w:t xml:space="preserve"> </w:t>
-      </w:r>
-      <w:r>
-        <w:t xml:space="preserve">§17.1 promises</w:t>
-      </w:r>
-      <w:r>
-        <w:t xml:space="preserve"> </w:t>
-      </w:r>
-      <w:r>
-        <w:t xml:space="preserve">that a specification document’s PDF is a</w:t>
-      </w:r>
-      <w:r>
-        <w:t xml:space="preserve"> </w:t>
-      </w:r>
-      <w:r>
-        <w:rPr>
-          <w:i/>
-          <w:iCs/>
-        </w:rPr>
-        <w:t xml:space="preserve">true LaTeX build rather than an approximation</w:t>
-      </w:r>
-      <w:r>
-        <w:rPr>
-          <w:i/>
-          <w:iCs/>
-        </w:rPr>
-        <w:t xml:space="preserve"> </w:t>
-      </w:r>
-      <w:r>
-        <w:rPr>
-          <w:i/>
-          <w:iCs/>
-        </w:rPr>
-        <w:t xml:space="preserve">of one</w:t>
-      </w:r>
-      <w:r>
-        <w:t xml:space="preserve">, and a silent fallback would make that promise false while the artifact still</w:t>
-      </w:r>
-      <w:r>
-        <w:t xml:space="preserve"> </w:t>
-      </w:r>
-      <w:r>
-        <w:t xml:space="preserve">looked right — the exact failure this platform exists to remove. So</w:t>
-      </w:r>
-      <w:r>
-        <w:t xml:space="preserve"> </w:t>
-      </w:r>
-      <w:r>
-        <w:rPr>
-          <w:rStyle w:val="VerbatimChar"/>
-        </w:rPr>
-        <w:t xml:space="preserve">maya/core/typeset</w:t>
-      </w:r>
-      <w:r>
-        <w:t xml:space="preserve"> </w:t>
-      </w:r>
-      <w:r>
-        <w:t xml:space="preserve">is Type A with a condition: without Tectonic, MAYA renders a structurally faithful draft</w:t>
-      </w:r>
-      <w:r>
-        <w:t xml:space="preserve"> </w:t>
-      </w:r>
-      <w:r>
-        <w:t xml:space="preserve">that is</w:t>
-      </w:r>
-      <w:r>
-        <w:t xml:space="preserve"> </w:t>
-      </w:r>
-      <w:r>
-        <w:rPr>
-          <w:b/>
-          <w:bCs/>
-        </w:rPr>
-        <w:t xml:space="preserve">watermarked on every page</w:t>
-      </w:r>
-      <w:r>
-        <w:t xml:space="preserve">, marked</w:t>
-      </w:r>
-      <w:r>
-        <w:t xml:space="preserve"> </w:t>
-      </w:r>
-      <w:r>
-        <w:rPr>
-          <w:rStyle w:val="VerbatimChar"/>
-        </w:rPr>
-        <w:t xml:space="preserve">draft_render</w:t>
-      </w:r>
-      <w:r>
-        <w:t xml:space="preserve"> </w:t>
-      </w:r>
-      <w:r>
-        <w:t xml:space="preserve">in its metadata, and</w:t>
-      </w:r>
-      <w:r>
-        <w:t xml:space="preserve"> </w:t>
-      </w:r>
-      <w:r>
-        <w:rPr>
-          <w:b/>
-          <w:bCs/>
-        </w:rPr>
-        <w:t xml:space="preserve">refused</w:t>
-      </w:r>
-      <w:r>
-        <w:t xml:space="preserve"> </w:t>
-      </w:r>
-      <w:r>
-        <w:t xml:space="preserve">wherever the PDF is evidence — a sealed model version, an execution manifest,</w:t>
-      </w:r>
-      <w:r>
-        <w:t xml:space="preserve"> </w:t>
-      </w:r>
-      <w:r>
-        <w:t xml:space="preserve">an export bundle. A model cannot reach</w:t>
-      </w:r>
-      <w:r>
-        <w:t xml:space="preserve"> </w:t>
-      </w:r>
-      <w:r>
-        <w:rPr>
-          <w:rStyle w:val="VerbatimChar"/>
-        </w:rPr>
-        <w:t xml:space="preserve">approved</w:t>
-      </w:r>
-      <w:r>
-        <w:t xml:space="preserve"> </w:t>
-      </w:r>
-      <w:r>
-        <w:t xml:space="preserve">on a draft render. The capability</w:t>
-      </w:r>
-      <w:r>
-        <w:t xml:space="preserve"> </w:t>
-      </w:r>
-      <w:r>
-        <w:t xml:space="preserve">degrades; the guarantee does not.</w:t>
-      </w:r>
-    </w:p>
-    <w:bookmarkEnd w:id="85"/>
-    <w:bookmarkStart w:id="86" w:name="what-is-deliberately-not-proxied"/>
-    <w:p>
-      <w:pPr>
-        <w:pStyle w:val="Heading4"/>
-      </w:pPr>
-      <w:r>
-        <w:t xml:space="preserve">13.4.4 What is deliberately not proxied</w:t>
-      </w:r>
-    </w:p>
-    <w:p>
-      <w:pPr>
-        <w:pStyle w:val="FirstParagraph"/>
-      </w:pPr>
-      <w:r>
-        <w:t xml:space="preserve">Stating this matters as much as the register, because a pattern applied everywhere stops</w:t>
-      </w:r>
-      <w:r>
-        <w:t xml:space="preserve"> </w:t>
-      </w:r>
-      <w:r>
-        <w:t xml:space="preserve">being a decision.</w:t>
       </w:r>
     </w:p>
     <w:p>
@@ -24148,65 +24623,61 @@
           <w:b/>
           <w:bCs/>
         </w:rPr>
-        <w:t xml:space="preserve">Apache Arrow (</w:t>
-      </w:r>
-      <w:r>
-        <w:rPr>
-          <w:rStyle w:val="VerbatimChar"/>
-          <w:b/>
-          <w:bCs/>
-        </w:rPr>
-        <w:t xml:space="preserve">pyarrow</w:t>
-      </w:r>
-      <w:r>
-        <w:rPr>
-          <w:b/>
-          <w:bCs/>
-        </w:rPr>
-        <w:t xml:space="preserve">).</w:t>
-      </w:r>
-      <w:r>
-        <w:t xml:space="preserve"> </w:t>
-      </w:r>
-      <w:r>
-        <w:t xml:space="preserve">It is not a dependency, it is MAYA’s memory format, its</w:t>
-      </w:r>
-      <w:r>
-        <w:t xml:space="preserve"> </w:t>
-      </w:r>
-      <w:r>
-        <w:t xml:space="preserve">type system and its wire format. There is nothing to fall back</w:t>
-      </w:r>
-      <w:r>
-        <w:t xml:space="preserve"> </w:t>
-      </w:r>
-      <w:r>
-        <w:rPr>
-          <w:i/>
-          <w:iCs/>
-        </w:rPr>
-        <w:t xml:space="preserve">to</w:t>
-      </w:r>
-      <w:r>
-        <w:t xml:space="preserve">, and a</w:t>
-      </w:r>
-      <w:r>
-        <w:t xml:space="preserve"> </w:t>
-      </w:r>
-      <w:r>
-        <w:t xml:space="preserve">pure-Python re-implementation of Arrow would be a different product. It is a hard</w:t>
-      </w:r>
-      <w:r>
-        <w:t xml:space="preserve"> </w:t>
-      </w:r>
-      <w:r>
-        <w:t xml:space="preserve">floor, has wheels everywhere MAYA claims to run, and its absence is an install error</w:t>
-      </w:r>
-      <w:r>
-        <w:t xml:space="preserve"> </w:t>
-      </w:r>
-      <w:r>
-        <w:t xml:space="preserve">rather than a degraded mode.</w:t>
+        <w:t xml:space="preserve">One resolver, one report.</w:t>
+      </w:r>
+      <w:r>
+        <w:t xml:space="preserve"> </w:t>
+      </w:r>
+      <w:r>
+        <w:rPr>
+          <w:rStyle w:val="VerbatimChar"/>
+        </w:rPr>
+        <w:t xml:space="preserve">maya/core/backends.py</w:t>
+      </w:r>
+      <w:r>
+        <w:t xml:space="preserve"> </w:t>
+      </w:r>
+      <w:r>
+        <w:t xml:space="preserve">resolves every seam once at</w:t>
+      </w:r>
+      <w:r>
+        <w:t xml:space="preserve"> </w:t>
+      </w:r>
+      <w:r>
+        <w:t xml:space="preserve">startup. The result appears on the system health page, in the startup banner</w:t>
+      </w:r>
+      <w:r>
+        <w:t xml:space="preserve"> </w:t>
+      </w:r>
+      <w:r>
+        <w:t xml:space="preserve">(§24.5), and in</w:t>
+      </w:r>
+      <w:r>
+        <w:t xml:space="preserve"> </w:t>
+      </w:r>
+      <w:r>
+        <w:rPr>
+          <w:rStyle w:val="VerbatimChar"/>
+        </w:rPr>
+        <w:t xml:space="preserve">/readyz</w:t>
+      </w:r>
+      <w:r>
+        <w:t xml:space="preserve">. There is no second place a backend can be chosen, and no</w:t>
+      </w:r>
+      <w:r>
+        <w:t xml:space="preserve"> </w:t>
+      </w:r>
+      <w:r>
+        <w:rPr>
+          <w:rStyle w:val="VerbatimChar"/>
+        </w:rPr>
+        <w:t xml:space="preserve">try: import X except ImportError</w:t>
+      </w:r>
+      <w:r>
+        <w:t xml:space="preserve"> </w:t>
+      </w:r>
+      <w:r>
+        <w:t xml:space="preserve">scattered through the codebase.</w:t>
       </w:r>
     </w:p>
     <w:p>
@@ -24222,25 +24693,31 @@
           <w:b/>
           <w:bCs/>
         </w:rPr>
-        <w:t xml:space="preserve">SQLAlchemy.</w:t>
-      </w:r>
-      <w:r>
-        <w:t xml:space="preserve"> </w:t>
-      </w:r>
-      <w:r>
-        <w:t xml:space="preserve">The persistence package is defined in terms of it (§14) and the two</w:t>
-      </w:r>
-      <w:r>
-        <w:t xml:space="preserve"> </w:t>
-      </w:r>
-      <w:r>
-        <w:t xml:space="preserve">shipped schema files are generated from its metadata (§14.3). A second ORM behind a</w:t>
-      </w:r>
-      <w:r>
-        <w:t xml:space="preserve"> </w:t>
-      </w:r>
-      <w:r>
-        <w:t xml:space="preserve">seam would be a second schema.</w:t>
+        <w:t xml:space="preserve">Selection is never silent.</w:t>
+      </w:r>
+      <w:r>
+        <w:t xml:space="preserve"> </w:t>
+      </w:r>
+      <w:r>
+        <w:t xml:space="preserve">A fallback that engages without saying so is how</w:t>
+      </w:r>
+      <w:r>
+        <w:t xml:space="preserve"> </w:t>
+      </w:r>
+      <w:r>
+        <w:t xml:space="preserve">“it works on my machine”</w:t>
+      </w:r>
+      <w:r>
+        <w:t xml:space="preserve"> </w:t>
+      </w:r>
+      <w:r>
+        <w:t xml:space="preserve">becomes a week of debugging. Every fallback logs at</w:t>
+      </w:r>
+      <w:r>
+        <w:t xml:space="preserve"> </w:t>
+      </w:r>
+      <w:r>
+        <w:t xml:space="preserve">startup, names what it wanted, and says what it costs.</w:t>
       </w:r>
     </w:p>
     <w:p>
@@ -24256,41 +24733,43 @@
           <w:b/>
           <w:bCs/>
         </w:rPr>
-        <w:t xml:space="preserve">FastAPI, Pydantic, Jinja2,</w:t>
-      </w:r>
-      <w:r>
-        <w:rPr>
-          <w:b/>
-          <w:bCs/>
-        </w:rPr>
-        <w:t xml:space="preserve"> </w:t>
-      </w:r>
-      <w:r>
-        <w:rPr>
-          <w:rStyle w:val="VerbatimChar"/>
-          <w:b/>
-          <w:bCs/>
-        </w:rPr>
-        <w:t xml:space="preserve">httpx</w:t>
-      </w:r>
-      <w:r>
-        <w:rPr>
-          <w:b/>
-          <w:bCs/>
-        </w:rPr>
-        <w:t xml:space="preserve">.</w:t>
-      </w:r>
-      <w:r>
-        <w:t xml:space="preserve"> </w:t>
-      </w:r>
-      <w:r>
-        <w:t xml:space="preserve">Pure Python, universally installable, and</w:t>
-      </w:r>
-      <w:r>
-        <w:t xml:space="preserve"> </w:t>
-      </w:r>
-      <w:r>
-        <w:t xml:space="preserve">structurally load-bearing. A seam here would buy nothing.</w:t>
+        <w:t xml:space="preserve">Any seam may be pinned by configuration.</w:t>
+      </w:r>
+      <w:r>
+        <w:t xml:space="preserve"> </w:t>
+      </w:r>
+      <w:r>
+        <w:rPr>
+          <w:rStyle w:val="VerbatimChar"/>
+        </w:rPr>
+        <w:t xml:space="preserve">lake.backend: pure</w:t>
+      </w:r>
+      <w:r>
+        <w:t xml:space="preserve">,</w:t>
+      </w:r>
+      <w:r>
+        <w:t xml:space="preserve"> </w:t>
+      </w:r>
+      <w:r>
+        <w:rPr>
+          <w:rStyle w:val="VerbatimChar"/>
+        </w:rPr>
+        <w:t xml:space="preserve">json.backend: stdlib</w:t>
+      </w:r>
+      <w:r>
+        <w:t xml:space="preserve">, and so on — so a site can force the portable path and the</w:t>
+      </w:r>
+      <w:r>
+        <w:t xml:space="preserve"> </w:t>
+      </w:r>
+      <w:r>
+        <w:t xml:space="preserve">CI matrix can exercise it deliberately rather than only by accident of what happens</w:t>
+      </w:r>
+      <w:r>
+        <w:t xml:space="preserve"> </w:t>
+      </w:r>
+      <w:r>
+        <w:t xml:space="preserve">to be installed.</w:t>
       </w:r>
     </w:p>
     <w:p>
@@ -24306,215 +24785,709 @@
           <w:b/>
           <w:bCs/>
         </w:rPr>
-        <w:t xml:space="preserve">The database engines themselves.</w:t>
-      </w:r>
-      <w:r>
-        <w:t xml:space="preserve"> </w:t>
-      </w:r>
-      <w:r>
-        <w:t xml:space="preserve">SQLite and PostgreSQL are both first-class and</w:t>
-      </w:r>
-      <w:r>
-        <w:t xml:space="preserve"> </w:t>
-      </w:r>
-      <w:r>
-        <w:t xml:space="preserve">both tested; that is parity (§14.1), not a proxy. MAYA does not silently substitute</w:t>
-      </w:r>
-      <w:r>
-        <w:t xml:space="preserve"> </w:t>
-      </w:r>
-      <w:r>
-        <w:t xml:space="preserve">one for the other, ever.</w:t>
-      </w:r>
-    </w:p>
-    <w:bookmarkEnd w:id="86"/>
-    <w:bookmarkEnd w:id="87"/>
-    <w:bookmarkEnd w:id="88"/>
-    <w:bookmarkStart w:id="92" w:name="persistence-layer"/>
-    <w:p>
-      <w:pPr>
-        <w:pStyle w:val="Heading2"/>
-      </w:pPr>
-      <w:r>
-        <w:t xml:space="preserve">14. Persistence layer</w:t>
-      </w:r>
-    </w:p>
-    <w:p>
-      <w:pPr>
-        <w:pStyle w:val="FirstParagraph"/>
-      </w:pPr>
-      <w:r>
-        <w:t xml:space="preserve">All database code lives in</w:t>
-      </w:r>
-      <w:r>
-        <w:t xml:space="preserve"> </w:t>
-      </w:r>
-      <w:r>
-        <w:rPr>
-          <w:rStyle w:val="VerbatimChar"/>
-        </w:rPr>
-        <w:t xml:space="preserve">maya.persistence</w:t>
-      </w:r>
-      <w:r>
-        <w:t xml:space="preserve"> </w:t>
-      </w:r>
-      <w:r>
-        <w:t xml:space="preserve">and nowhere else. The rule is enforced by an import-linter check in CI: any module outside that package importing</w:t>
-      </w:r>
-      <w:r>
-        <w:t xml:space="preserve"> </w:t>
-      </w:r>
-      <w:r>
-        <w:rPr>
-          <w:rStyle w:val="VerbatimChar"/>
-        </w:rPr>
-        <w:t xml:space="preserve">sqlalchemy</w:t>
-      </w:r>
-      <w:r>
-        <w:t xml:space="preserve"> </w:t>
-      </w:r>
-      <w:r>
-        <w:t xml:space="preserve">fails the build. No service, API handler or UI adapter ever sees a</w:t>
-      </w:r>
-      <w:r>
-        <w:t xml:space="preserve"> </w:t>
-      </w:r>
-      <w:r>
-        <w:rPr>
-          <w:rStyle w:val="VerbatimChar"/>
-        </w:rPr>
-        <w:t xml:space="preserve">Session</w:t>
-      </w:r>
-      <w:r>
-        <w:t xml:space="preserve">.</w:t>
-      </w:r>
-    </w:p>
-    <w:p>
-      <w:pPr>
-        <w:pStyle w:val="SourceCode"/>
-      </w:pPr>
-      <w:r>
-        <w:rPr>
-          <w:rStyle w:val="VerbatimChar"/>
-        </w:rPr>
-        <w:t xml:space="preserve">maya/persistence/</w:t>
-      </w:r>
-      <w:r>
-        <w:br/>
-      </w:r>
-      <w:r>
-        <w:rPr>
-          <w:rStyle w:val="VerbatimChar"/>
-        </w:rPr>
-        <w:t xml:space="preserve">  engine.py          # engine + session factory, dialect selection</w:t>
-      </w:r>
-      <w:r>
-        <w:br/>
-      </w:r>
-      <w:r>
-        <w:rPr>
-          <w:rStyle w:val="VerbatimChar"/>
-        </w:rPr>
-        <w:t xml:space="preserve">  session.py         # UnitOfWork: transaction scope, retry, savepoints</w:t>
-      </w:r>
-      <w:r>
-        <w:br/>
-      </w:r>
-      <w:r>
-        <w:rPr>
-          <w:rStyle w:val="VerbatimChar"/>
-        </w:rPr>
-        <w:t xml:space="preserve">  models/            # declarative ORM classes, one module per aggregate</w:t>
-      </w:r>
-      <w:r>
-        <w:br/>
-      </w:r>
-      <w:r>
-        <w:rPr>
-          <w:rStyle w:val="VerbatimChar"/>
-        </w:rPr>
-        <w:t xml:space="preserve">  repositories/      # one repository per aggregate root, port-implementing</w:t>
-      </w:r>
-      <w:r>
-        <w:br/>
-      </w:r>
-      <w:r>
-        <w:rPr>
-          <w:rStyle w:val="VerbatimChar"/>
-        </w:rPr>
-        <w:t xml:space="preserve">  mappers/           # ORM row &lt;-&gt; domain entity translation</w:t>
-      </w:r>
-      <w:r>
-        <w:br/>
-      </w:r>
-      <w:r>
-        <w:rPr>
-          <w:rStyle w:val="VerbatimChar"/>
-        </w:rPr>
-        <w:t xml:space="preserve">  types.py           # portable column types (JSONB/JSON, UUID, decimal, tz-aware)</w:t>
-      </w:r>
-      <w:r>
-        <w:br/>
-      </w:r>
-      <w:r>
-        <w:rPr>
-          <w:rStyle w:val="VerbatimChar"/>
-        </w:rPr>
-        <w:t xml:space="preserve">  locks.py           # advisory locks (PG) / mutex fallback (SQLite)</w:t>
-      </w:r>
-      <w:r>
-        <w:br/>
-      </w:r>
-      <w:r>
-        <w:rPr>
-          <w:rStyle w:val="VerbatimChar"/>
-        </w:rPr>
-        <w:t xml:space="preserve">  schema/            # postgresql.sql, sqlite.sql — GENERATED, never hand-edited</w:t>
-      </w:r>
-      <w:r>
-        <w:br/>
-      </w:r>
-      <w:r>
-        <w:rPr>
-          <w:rStyle w:val="VerbatimChar"/>
-        </w:rPr>
-        <w:t xml:space="preserve">  seed.py            # bootstrap admin, default roles, default policies</w:t>
-      </w:r>
-    </w:p>
-    <w:p>
-      <w:pPr>
-        <w:pStyle w:val="FirstParagraph"/>
+        <w:t xml:space="preserve">The resolved backend set is provenance.</w:t>
+      </w:r>
+      <w:r>
+        <w:t xml:space="preserve"> </w:t>
+      </w:r>
+      <w:r>
+        <w:t xml:space="preserve">It is written into every pin’s</w:t>
+      </w:r>
+      <w:r>
+        <w:t xml:space="preserve"> </w:t>
+      </w:r>
+      <w:r>
+        <w:t xml:space="preserve">provenance record (§19), every warrant, and every reproducibility bundle (§18.4).</w:t>
+      </w:r>
+      <w:r>
+        <w:t xml:space="preserve"> </w:t>
+      </w:r>
+      <w:r>
+        <w:t xml:space="preserve">A result that cannot be reproduced because a different backend was resolved is a</w:t>
+      </w:r>
+      <w:r>
+        <w:t xml:space="preserve"> </w:t>
+      </w:r>
+      <w:r>
+        <w:t xml:space="preserve">result whose backend set was not recorded.</w:t>
+      </w:r>
+    </w:p>
+    <w:p>
+      <w:pPr>
+        <w:pStyle w:val="Compact"/>
+        <w:numPr>
+          <w:ilvl w:val="0"/>
+          <w:numId w:val="1013"/>
+        </w:numPr>
       </w:pPr>
       <w:r>
         <w:rPr>
           <w:b/>
           <w:bCs/>
         </w:rPr>
-        <w:t xml:space="preserve">Repositories</w:t>
-      </w:r>
-      <w:r>
-        <w:t xml:space="preserve"> </w:t>
-      </w:r>
-      <w:r>
-        <w:t xml:space="preserve">expose intention-revealing methods (</w:t>
-      </w:r>
-      <w:r>
-        <w:rPr>
-          <w:rStyle w:val="VerbatimChar"/>
-        </w:rPr>
-        <w:t xml:space="preserve">find_approved_versions(feature_id)</w:t>
-      </w:r>
-      <w:r>
-        <w:t xml:space="preserve">), not a generic query builder, so query behaviour is testable and every N+1 problem has one place to live.</w:t>
-      </w:r>
-      <w:r>
-        <w:t xml:space="preserve"> </w:t>
-      </w:r>
+        <w:t xml:space="preserve">Type B seams are byte-compared in CI, on every platform.</w:t>
+      </w:r>
+      <w:r>
+        <w:t xml:space="preserve"> </w:t>
+      </w:r>
+      <w:r>
+        <w:t xml:space="preserve">Not</w:t>
+      </w:r>
+      <w:r>
+        <w:t xml:space="preserve"> </w:t>
+      </w:r>
+      <w:r>
+        <w:t xml:space="preserve">“tested”</w:t>
+      </w:r>
+      <w:r>
+        <w:t xml:space="preserve"> </w:t>
+      </w:r>
+      <w:r>
+        <w:t xml:space="preserve">— compared.</w:t>
+      </w:r>
+      <w:r>
+        <w:t xml:space="preserve"> </w:t>
+      </w:r>
+      <w:r>
+        <w:t xml:space="preserve">The pure implementation’s output is the fixture.</w:t>
+      </w:r>
+    </w:p>
+    <w:p>
+      <w:pPr>
+        <w:pStyle w:val="Compact"/>
+        <w:numPr>
+          <w:ilvl w:val="0"/>
+          <w:numId w:val="1013"/>
+        </w:numPr>
+      </w:pPr>
       <w:r>
         <w:rPr>
           <w:b/>
           <w:bCs/>
         </w:rPr>
+        <w:t xml:space="preserve">A Type A seam’s suite runs twice</w:t>
+      </w:r>
+      <w:r>
+        <w:t xml:space="preserve">, once per backend, exactly as</w:t>
+      </w:r>
+      <w:r>
+        <w:t xml:space="preserve"> </w:t>
+      </w:r>
+      <w:r>
+        <w:rPr>
+          <w:rStyle w:val="VerbatimChar"/>
+        </w:rPr>
+        <w:t xml:space="preserve">maya_delta</w:t>
+      </w:r>
+      <w:r>
+        <w:t xml:space="preserve">’s</w:t>
+      </w:r>
+      <w:r>
+        <w:t xml:space="preserve"> </w:t>
+      </w:r>
+      <w:r>
+        <w:t xml:space="preserve">conformance suite does. A fallback nobody exercises is a fallback that does not work.</w:t>
+      </w:r>
+    </w:p>
+    <w:p>
+      <w:pPr>
+        <w:pStyle w:val="Compact"/>
+        <w:numPr>
+          <w:ilvl w:val="0"/>
+          <w:numId w:val="1013"/>
+        </w:numPr>
+      </w:pPr>
+      <w:r>
+        <w:rPr>
+          <w:b/>
+          <w:bCs/>
+        </w:rPr>
+        <w:t xml:space="preserve">No new seam without a stated cost.</w:t>
+      </w:r>
+      <w:r>
+        <w:t xml:space="preserve"> </w:t>
+      </w:r>
+      <w:r>
+        <w:t xml:space="preserve">The register above names what is lost in every</w:t>
+      </w:r>
+      <w:r>
+        <w:t xml:space="preserve"> </w:t>
+      </w:r>
+      <w:r>
+        <w:t xml:space="preserve">row. A proxy introduced without an answer to</w:t>
+      </w:r>
+      <w:r>
+        <w:t xml:space="preserve"> </w:t>
+      </w:r>
+      <w:r>
+        <w:t xml:space="preserve">“and what is worse now”</w:t>
+      </w:r>
+      <w:r>
+        <w:t xml:space="preserve"> </w:t>
+      </w:r>
+      <w:r>
+        <w:t xml:space="preserve">is usually a</w:t>
+      </w:r>
+      <w:r>
+        <w:t xml:space="preserve"> </w:t>
+      </w:r>
+      <w:r>
+        <w:t xml:space="preserve">proxy that should have been a hard dependency.</w:t>
+      </w:r>
+    </w:p>
+    <w:p>
+      <w:pPr>
+        <w:pStyle w:val="FirstParagraph"/>
+      </w:pPr>
+      <w:r>
+        <w:rPr>
+          <w:b/>
+          <w:bCs/>
+        </w:rPr>
+        <w:t xml:space="preserve">The labelled fallback, and why typesetting is the interesting case.</w:t>
+      </w:r>
+      <w:r>
+        <w:t xml:space="preserve"> </w:t>
+      </w:r>
+      <w:r>
+        <w:t xml:space="preserve">§17.1 promises</w:t>
+      </w:r>
+      <w:r>
+        <w:t xml:space="preserve"> </w:t>
+      </w:r>
+      <w:r>
+        <w:t xml:space="preserve">that a specification document’s PDF is a</w:t>
+      </w:r>
+      <w:r>
+        <w:t xml:space="preserve"> </w:t>
+      </w:r>
+      <w:r>
+        <w:rPr>
+          <w:i/>
+          <w:iCs/>
+        </w:rPr>
+        <w:t xml:space="preserve">true LaTeX build rather than an approximation</w:t>
+      </w:r>
+      <w:r>
+        <w:rPr>
+          <w:i/>
+          <w:iCs/>
+        </w:rPr>
+        <w:t xml:space="preserve"> </w:t>
+      </w:r>
+      <w:r>
+        <w:rPr>
+          <w:i/>
+          <w:iCs/>
+        </w:rPr>
+        <w:t xml:space="preserve">of one</w:t>
+      </w:r>
+      <w:r>
+        <w:t xml:space="preserve">, and a silent fallback would make that promise false while the artifact still</w:t>
+      </w:r>
+      <w:r>
+        <w:t xml:space="preserve"> </w:t>
+      </w:r>
+      <w:r>
+        <w:t xml:space="preserve">looked right — the exact failure this platform exists to remove. So</w:t>
+      </w:r>
+      <w:r>
+        <w:t xml:space="preserve"> </w:t>
+      </w:r>
+      <w:r>
+        <w:rPr>
+          <w:rStyle w:val="VerbatimChar"/>
+        </w:rPr>
+        <w:t xml:space="preserve">maya/core/typeset</w:t>
+      </w:r>
+      <w:r>
+        <w:t xml:space="preserve"> </w:t>
+      </w:r>
+      <w:r>
+        <w:t xml:space="preserve">is Type A with a condition: without Tectonic, MAYA renders a structurally faithful draft</w:t>
+      </w:r>
+      <w:r>
+        <w:t xml:space="preserve"> </w:t>
+      </w:r>
+      <w:r>
+        <w:t xml:space="preserve">that is</w:t>
+      </w:r>
+      <w:r>
+        <w:t xml:space="preserve"> </w:t>
+      </w:r>
+      <w:r>
+        <w:rPr>
+          <w:b/>
+          <w:bCs/>
+        </w:rPr>
+        <w:t xml:space="preserve">watermarked on every page</w:t>
+      </w:r>
+      <w:r>
+        <w:t xml:space="preserve">, marked</w:t>
+      </w:r>
+      <w:r>
+        <w:t xml:space="preserve"> </w:t>
+      </w:r>
+      <w:r>
+        <w:rPr>
+          <w:rStyle w:val="VerbatimChar"/>
+        </w:rPr>
+        <w:t xml:space="preserve">draft_render</w:t>
+      </w:r>
+      <w:r>
+        <w:t xml:space="preserve"> </w:t>
+      </w:r>
+      <w:r>
+        <w:t xml:space="preserve">in its metadata, and</w:t>
+      </w:r>
+      <w:r>
+        <w:t xml:space="preserve"> </w:t>
+      </w:r>
+      <w:r>
+        <w:rPr>
+          <w:b/>
+          <w:bCs/>
+        </w:rPr>
+        <w:t xml:space="preserve">refused</w:t>
+      </w:r>
+      <w:r>
+        <w:t xml:space="preserve"> </w:t>
+      </w:r>
+      <w:r>
+        <w:t xml:space="preserve">wherever the PDF is evidence — a sealed model version, an execution manifest,</w:t>
+      </w:r>
+      <w:r>
+        <w:t xml:space="preserve"> </w:t>
+      </w:r>
+      <w:r>
+        <w:t xml:space="preserve">an export bundle. A model cannot reach</w:t>
+      </w:r>
+      <w:r>
+        <w:t xml:space="preserve"> </w:t>
+      </w:r>
+      <w:r>
+        <w:rPr>
+          <w:rStyle w:val="VerbatimChar"/>
+        </w:rPr>
+        <w:t xml:space="preserve">approved</w:t>
+      </w:r>
+      <w:r>
+        <w:t xml:space="preserve"> </w:t>
+      </w:r>
+      <w:r>
+        <w:t xml:space="preserve">on a draft render. The capability</w:t>
+      </w:r>
+      <w:r>
+        <w:t xml:space="preserve"> </w:t>
+      </w:r>
+      <w:r>
+        <w:t xml:space="preserve">degrades; the guarantee does not.</w:t>
+      </w:r>
+    </w:p>
+    <w:bookmarkEnd w:id="87"/>
+    <w:bookmarkStart w:id="88" w:name="what-is-deliberately-not-proxied"/>
+    <w:p>
+      <w:pPr>
+        <w:pStyle w:val="Heading4"/>
+      </w:pPr>
+      <w:r>
+        <w:t xml:space="preserve">13.4.4 What is deliberately not proxied</w:t>
+      </w:r>
+    </w:p>
+    <w:p>
+      <w:pPr>
+        <w:pStyle w:val="FirstParagraph"/>
+      </w:pPr>
+      <w:r>
+        <w:t xml:space="preserve">Stating this matters as much as the register, because a pattern applied everywhere stops</w:t>
+      </w:r>
+      <w:r>
+        <w:t xml:space="preserve"> </w:t>
+      </w:r>
+      <w:r>
+        <w:t xml:space="preserve">being a decision.</w:t>
+      </w:r>
+    </w:p>
+    <w:p>
+      <w:pPr>
+        <w:pStyle w:val="Compact"/>
+        <w:numPr>
+          <w:ilvl w:val="0"/>
+          <w:numId w:val="1014"/>
+        </w:numPr>
+      </w:pPr>
+      <w:r>
+        <w:rPr>
+          <w:b/>
+          <w:bCs/>
+        </w:rPr>
+        <w:t xml:space="preserve">Apache Arrow (</w:t>
+      </w:r>
+      <w:r>
+        <w:rPr>
+          <w:rStyle w:val="VerbatimChar"/>
+          <w:b/>
+          <w:bCs/>
+        </w:rPr>
+        <w:t xml:space="preserve">pyarrow</w:t>
+      </w:r>
+      <w:r>
+        <w:rPr>
+          <w:b/>
+          <w:bCs/>
+        </w:rPr>
+        <w:t xml:space="preserve">).</w:t>
+      </w:r>
+      <w:r>
+        <w:t xml:space="preserve"> </w:t>
+      </w:r>
+      <w:r>
+        <w:t xml:space="preserve">It is not a dependency, it is MAYA’s memory format, its</w:t>
+      </w:r>
+      <w:r>
+        <w:t xml:space="preserve"> </w:t>
+      </w:r>
+      <w:r>
+        <w:t xml:space="preserve">type system and its wire format. There is nothing to fall back</w:t>
+      </w:r>
+      <w:r>
+        <w:t xml:space="preserve"> </w:t>
+      </w:r>
+      <w:r>
+        <w:rPr>
+          <w:i/>
+          <w:iCs/>
+        </w:rPr>
+        <w:t xml:space="preserve">to</w:t>
+      </w:r>
+      <w:r>
+        <w:t xml:space="preserve">, and a</w:t>
+      </w:r>
+      <w:r>
+        <w:t xml:space="preserve"> </w:t>
+      </w:r>
+      <w:r>
+        <w:t xml:space="preserve">pure-Python re-implementation of Arrow would be a different product. It is a hard</w:t>
+      </w:r>
+      <w:r>
+        <w:t xml:space="preserve"> </w:t>
+      </w:r>
+      <w:r>
+        <w:t xml:space="preserve">floor, has wheels everywhere MAYA claims to run, and its absence is an install error</w:t>
+      </w:r>
+      <w:r>
+        <w:t xml:space="preserve"> </w:t>
+      </w:r>
+      <w:r>
+        <w:t xml:space="preserve">rather than a degraded mode.</w:t>
+      </w:r>
+    </w:p>
+    <w:p>
+      <w:pPr>
+        <w:pStyle w:val="Compact"/>
+        <w:numPr>
+          <w:ilvl w:val="0"/>
+          <w:numId w:val="1014"/>
+        </w:numPr>
+      </w:pPr>
+      <w:r>
+        <w:rPr>
+          <w:b/>
+          <w:bCs/>
+        </w:rPr>
+        <w:t xml:space="preserve">SQLAlchemy.</w:t>
+      </w:r>
+      <w:r>
+        <w:t xml:space="preserve"> </w:t>
+      </w:r>
+      <w:r>
+        <w:t xml:space="preserve">The persistence package is defined in terms of it (§14) and the two</w:t>
+      </w:r>
+      <w:r>
+        <w:t xml:space="preserve"> </w:t>
+      </w:r>
+      <w:r>
+        <w:t xml:space="preserve">shipped schema files are generated from its metadata (§14.3). A second ORM behind a</w:t>
+      </w:r>
+      <w:r>
+        <w:t xml:space="preserve"> </w:t>
+      </w:r>
+      <w:r>
+        <w:t xml:space="preserve">seam would be a second schema.</w:t>
+      </w:r>
+    </w:p>
+    <w:p>
+      <w:pPr>
+        <w:pStyle w:val="Compact"/>
+        <w:numPr>
+          <w:ilvl w:val="0"/>
+          <w:numId w:val="1014"/>
+        </w:numPr>
+      </w:pPr>
+      <w:r>
+        <w:rPr>
+          <w:b/>
+          <w:bCs/>
+        </w:rPr>
+        <w:t xml:space="preserve">FastAPI, Pydantic, Jinja2,</w:t>
+      </w:r>
+      <w:r>
+        <w:rPr>
+          <w:b/>
+          <w:bCs/>
+        </w:rPr>
+        <w:t xml:space="preserve"> </w:t>
+      </w:r>
+      <w:r>
+        <w:rPr>
+          <w:rStyle w:val="VerbatimChar"/>
+          <w:b/>
+          <w:bCs/>
+        </w:rPr>
+        <w:t xml:space="preserve">httpx</w:t>
+      </w:r>
+      <w:r>
+        <w:rPr>
+          <w:b/>
+          <w:bCs/>
+        </w:rPr>
+        <w:t xml:space="preserve">.</w:t>
+      </w:r>
+      <w:r>
+        <w:t xml:space="preserve"> </w:t>
+      </w:r>
+      <w:r>
+        <w:t xml:space="preserve">Pure Python, universally installable, and</w:t>
+      </w:r>
+      <w:r>
+        <w:t xml:space="preserve"> </w:t>
+      </w:r>
+      <w:r>
+        <w:t xml:space="preserve">structurally load-bearing. A seam here would buy nothing.</w:t>
+      </w:r>
+    </w:p>
+    <w:p>
+      <w:pPr>
+        <w:pStyle w:val="Compact"/>
+        <w:numPr>
+          <w:ilvl w:val="0"/>
+          <w:numId w:val="1014"/>
+        </w:numPr>
+      </w:pPr>
+      <w:r>
+        <w:rPr>
+          <w:b/>
+          <w:bCs/>
+        </w:rPr>
+        <w:t xml:space="preserve">The database engines themselves.</w:t>
+      </w:r>
+      <w:r>
+        <w:t xml:space="preserve"> </w:t>
+      </w:r>
+      <w:r>
+        <w:t xml:space="preserve">SQLite and PostgreSQL are both first-class and</w:t>
+      </w:r>
+      <w:r>
+        <w:t xml:space="preserve"> </w:t>
+      </w:r>
+      <w:r>
+        <w:t xml:space="preserve">both tested; that is parity (§14.1), not a proxy. MAYA does not silently substitute</w:t>
+      </w:r>
+      <w:r>
+        <w:t xml:space="preserve"> </w:t>
+      </w:r>
+      <w:r>
+        <w:t xml:space="preserve">one for the other, ever.</w:t>
+      </w:r>
+    </w:p>
+    <w:bookmarkEnd w:id="88"/>
+    <w:bookmarkEnd w:id="89"/>
+    <w:bookmarkEnd w:id="90"/>
+    <w:bookmarkStart w:id="94" w:name="persistence-layer"/>
+    <w:p>
+      <w:pPr>
+        <w:pStyle w:val="Heading2"/>
+      </w:pPr>
+      <w:r>
+        <w:t xml:space="preserve">14. Persistence layer</w:t>
+      </w:r>
+    </w:p>
+    <w:p>
+      <w:pPr>
+        <w:pStyle w:val="FirstParagraph"/>
+      </w:pPr>
+      <w:r>
+        <w:t xml:space="preserve">All database code lives in</w:t>
+      </w:r>
+      <w:r>
+        <w:t xml:space="preserve"> </w:t>
+      </w:r>
+      <w:r>
+        <w:rPr>
+          <w:rStyle w:val="VerbatimChar"/>
+        </w:rPr>
+        <w:t xml:space="preserve">maya.persistence</w:t>
+      </w:r>
+      <w:r>
+        <w:t xml:space="preserve"> </w:t>
+      </w:r>
+      <w:r>
+        <w:t xml:space="preserve">and nowhere else. The rule is enforced by an import-linter check in CI: any module outside that package importing</w:t>
+      </w:r>
+      <w:r>
+        <w:t xml:space="preserve"> </w:t>
+      </w:r>
+      <w:r>
+        <w:rPr>
+          <w:rStyle w:val="VerbatimChar"/>
+        </w:rPr>
+        <w:t xml:space="preserve">sqlalchemy</w:t>
+      </w:r>
+      <w:r>
+        <w:t xml:space="preserve"> </w:t>
+      </w:r>
+      <w:r>
+        <w:t xml:space="preserve">fails the build. No service, API handler or UI adapter ever sees a</w:t>
+      </w:r>
+      <w:r>
+        <w:t xml:space="preserve"> </w:t>
+      </w:r>
+      <w:r>
+        <w:rPr>
+          <w:rStyle w:val="VerbatimChar"/>
+        </w:rPr>
+        <w:t xml:space="preserve">Session</w:t>
+      </w:r>
+      <w:r>
+        <w:t xml:space="preserve">.</w:t>
+      </w:r>
+    </w:p>
+    <w:p>
+      <w:pPr>
+        <w:pStyle w:val="SourceCode"/>
+      </w:pPr>
+      <w:r>
+        <w:rPr>
+          <w:rStyle w:val="VerbatimChar"/>
+        </w:rPr>
+        <w:t xml:space="preserve">maya/persistence/</w:t>
+      </w:r>
+      <w:r>
+        <w:br/>
+      </w:r>
+      <w:r>
+        <w:rPr>
+          <w:rStyle w:val="VerbatimChar"/>
+        </w:rPr>
+        <w:t xml:space="preserve">  engine.py          # engine + session factory, dialect selection</w:t>
+      </w:r>
+      <w:r>
+        <w:br/>
+      </w:r>
+      <w:r>
+        <w:rPr>
+          <w:rStyle w:val="VerbatimChar"/>
+        </w:rPr>
+        <w:t xml:space="preserve">  session.py         # UnitOfWork: transaction scope, retry, savepoints</w:t>
+      </w:r>
+      <w:r>
+        <w:br/>
+      </w:r>
+      <w:r>
+        <w:rPr>
+          <w:rStyle w:val="VerbatimChar"/>
+        </w:rPr>
+        <w:t xml:space="preserve">  models/            # declarative ORM classes, one module per aggregate</w:t>
+      </w:r>
+      <w:r>
+        <w:br/>
+      </w:r>
+      <w:r>
+        <w:rPr>
+          <w:rStyle w:val="VerbatimChar"/>
+        </w:rPr>
+        <w:t xml:space="preserve">  repositories/      # one repository per aggregate root, port-implementing</w:t>
+      </w:r>
+      <w:r>
+        <w:br/>
+      </w:r>
+      <w:r>
+        <w:rPr>
+          <w:rStyle w:val="VerbatimChar"/>
+        </w:rPr>
+        <w:t xml:space="preserve">  mappers/           # ORM row &lt;-&gt; domain entity translation</w:t>
+      </w:r>
+      <w:r>
+        <w:br/>
+      </w:r>
+      <w:r>
+        <w:rPr>
+          <w:rStyle w:val="VerbatimChar"/>
+        </w:rPr>
+        <w:t xml:space="preserve">  types.py           # portable column types (JSONB/JSON, UUID, decimal, tz-aware)</w:t>
+      </w:r>
+      <w:r>
+        <w:br/>
+      </w:r>
+      <w:r>
+        <w:rPr>
+          <w:rStyle w:val="VerbatimChar"/>
+        </w:rPr>
+        <w:t xml:space="preserve">  locks.py           # advisory locks (PG) / mutex fallback (SQLite)</w:t>
+      </w:r>
+      <w:r>
+        <w:br/>
+      </w:r>
+      <w:r>
+        <w:rPr>
+          <w:rStyle w:val="VerbatimChar"/>
+        </w:rPr>
+        <w:t xml:space="preserve">  schema/            # postgresql.sql, sqlite.sql — GENERATED, never hand-edited</w:t>
+      </w:r>
+      <w:r>
+        <w:br/>
+      </w:r>
+      <w:r>
+        <w:rPr>
+          <w:rStyle w:val="VerbatimChar"/>
+        </w:rPr>
+        <w:t xml:space="preserve">  seed.py            # bootstrap admin, default roles, default policies</w:t>
+      </w:r>
+    </w:p>
+    <w:p>
+      <w:pPr>
+        <w:pStyle w:val="FirstParagraph"/>
+      </w:pPr>
+      <w:r>
+        <w:rPr>
+          <w:b/>
+          <w:bCs/>
+        </w:rPr>
+        <w:t xml:space="preserve">Repositories</w:t>
+      </w:r>
+      <w:r>
+        <w:t xml:space="preserve"> </w:t>
+      </w:r>
+      <w:r>
+        <w:t xml:space="preserve">expose intention-revealing methods (</w:t>
+      </w:r>
+      <w:r>
+        <w:rPr>
+          <w:rStyle w:val="VerbatimChar"/>
+        </w:rPr>
+        <w:t xml:space="preserve">find_approved_versions(feature_id)</w:t>
+      </w:r>
+      <w:r>
+        <w:t xml:space="preserve">), not a generic query builder, so query behaviour is testable and every N+1 problem has one place to live.</w:t>
+      </w:r>
+      <w:r>
+        <w:t xml:space="preserve"> </w:t>
+      </w:r>
+      <w:r>
+        <w:rPr>
+          <w:b/>
+          <w:bCs/>
+        </w:rPr>
         <w:t xml:space="preserve">Unit of work</w:t>
       </w:r>
       <w:r>
@@ -24539,7 +25512,7 @@
         <w:t xml:space="preserve">and never commit inside a loop.</w:t>
       </w:r>
     </w:p>
-    <w:bookmarkStart w:id="89" w:name="sqlite-and-postgresql-parity"/>
+    <w:bookmarkStart w:id="91" w:name="sqlite-and-postgresql-parity"/>
     <w:p>
       <w:pPr>
         <w:pStyle w:val="Heading3"/>
@@ -24987,8 +25960,8 @@
         <w:t xml:space="preserve">SQLite is supported for single-node, small-team and development use, and MAYA says so plainly in the UI when running on it, including its concurrency ceiling. PostgreSQL 14+ is the supported production backend.</w:t>
       </w:r>
     </w:p>
-    <w:bookmarkEnd w:id="89"/>
-    <w:bookmarkStart w:id="90" w:name="schema-conventions"/>
+    <w:bookmarkEnd w:id="91"/>
+    <w:bookmarkStart w:id="92" w:name="schema-conventions"/>
     <w:p>
       <w:pPr>
         <w:pStyle w:val="Heading3"/>
@@ -25089,8 +26062,8 @@
         <w:t xml:space="preserve">. Audit and lineage tables are append-only, enforced by a database rule where the backend supports it.</w:t>
       </w:r>
     </w:p>
-    <w:bookmarkEnd w:id="90"/>
-    <w:bookmarkStart w:id="91" w:name="Xd8a3cc5f7ecd94381b93346a45c37c1dbb182e5"/>
+    <w:bookmarkEnd w:id="92"/>
+    <w:bookmarkStart w:id="93" w:name="Xd8a3cc5f7ecd94381b93346a45c37c1dbb182e5"/>
     <w:p>
       <w:pPr>
         <w:pStyle w:val="Heading3"/>
@@ -25573,9 +26546,9 @@
         <w:t xml:space="preserve">are immutable, content-addressed and independent of the metadata schema.</w:t>
       </w:r>
     </w:p>
-    <w:bookmarkEnd w:id="91"/>
-    <w:bookmarkEnd w:id="92"/>
-    <w:bookmarkStart w:id="97" w:name="X8bc6e7704b6b88e5d903dd42d99158a522dd802"/>
+    <w:bookmarkEnd w:id="93"/>
+    <w:bookmarkEnd w:id="94"/>
+    <w:bookmarkStart w:id="99" w:name="X8bc6e7704b6b88e5d903dd42d99158a522dd802"/>
     <w:p>
       <w:pPr>
         <w:pStyle w:val="Heading2"/>
@@ -25608,7 +26581,7 @@
         <w:t xml:space="preserve">Throwing threads at everything would hit the GIL and make things worse.</w:t>
       </w:r>
     </w:p>
-    <w:bookmarkStart w:id="93" w:name="execution-model"/>
+    <w:bookmarkStart w:id="95" w:name="execution-model"/>
     <w:p>
       <w:pPr>
         <w:pStyle w:val="Heading3"/>
@@ -25860,8 +26833,8 @@
         <w:t xml:space="preserve">Each layer’s concurrency is bounded by explicit, configurable limits: HTTP workers, DB pool size and overflow, resolution thread pool, job worker count, per-user concurrent jobs, per-namespace concurrent resolutions. No unbounded pool exists anywhere.</w:t>
       </w:r>
     </w:p>
-    <w:bookmarkEnd w:id="93"/>
-    <w:bookmarkStart w:id="94" w:name="jobs"/>
+    <w:bookmarkEnd w:id="95"/>
+    <w:bookmarkStart w:id="96" w:name="jobs"/>
     <w:p>
       <w:pPr>
         <w:pStyle w:val="Heading3"/>
@@ -26038,8 +27011,8 @@
         <w:t xml:space="preserve">— every job carries a trace id linking its logs, spans and audit events.</w:t>
       </w:r>
     </w:p>
-    <w:bookmarkEnd w:id="94"/>
-    <w:bookmarkStart w:id="95" w:name="locking-and-consistency"/>
+    <w:bookmarkEnd w:id="96"/>
+    <w:bookmarkStart w:id="97" w:name="locking-and-consistency"/>
     <w:p>
       <w:pPr>
         <w:pStyle w:val="Heading3"/>
@@ -26101,8 +27074,8 @@
         <w:t xml:space="preserve">: write Delta partition → verify hash → commit metadata. If the metadata commit fails, the partition is orphaned and reclaimed by the reaper, and the pin never becomes visible. Nothing is visible to users until the metadata commit succeeds, so a half-pin cannot be observed.</w:t>
       </w:r>
     </w:p>
-    <w:bookmarkEnd w:id="95"/>
-    <w:bookmarkStart w:id="96" w:name="caching-and-backpressure"/>
+    <w:bookmarkEnd w:id="97"/>
+    <w:bookmarkStart w:id="98" w:name="caching-and-backpressure"/>
     <w:p>
       <w:pPr>
         <w:pStyle w:val="Heading3"/>
@@ -26139,9 +27112,9 @@
         <w:t xml:space="preserve">When the queue exceeds a configured depth or memory pressure crosses a threshold, MAYA sheds load deliberately: new resolution requests are queued rather than started, the UI shows an honest wait estimate, and interactive metadata traffic keeps priority. Every resolution declares an estimated memory footprint and is rejected up front if it exceeds the per-job limit, with a suggestion to narrow the date range or split the request.</w:t>
       </w:r>
     </w:p>
-    <w:bookmarkEnd w:id="96"/>
-    <w:bookmarkEnd w:id="97"/>
-    <w:bookmarkStart w:id="105" w:name="web-ui"/>
+    <w:bookmarkEnd w:id="98"/>
+    <w:bookmarkEnd w:id="99"/>
+    <w:bookmarkStart w:id="108" w:name="web-ui"/>
     <w:p>
       <w:pPr>
         <w:pStyle w:val="Heading2"/>
@@ -26504,7 +27477,7 @@
         <w:t xml:space="preserve">transport removes the socket entirely while still running the full API stack.</w:t>
       </w:r>
     </w:p>
-    <w:bookmarkStart w:id="98" w:name="information-architecture"/>
+    <w:bookmarkStart w:id="100" w:name="information-architecture"/>
     <w:p>
       <w:pPr>
         <w:pStyle w:val="Heading3"/>
@@ -26936,8 +27909,8 @@
         <w:t xml:space="preserve">two doors it offers real ones.</w:t>
       </w:r>
     </w:p>
-    <w:bookmarkEnd w:id="98"/>
-    <w:bookmarkStart w:id="99" w:name="screen-inventory"/>
+    <w:bookmarkEnd w:id="100"/>
+    <w:bookmarkStart w:id="101" w:name="screen-inventory"/>
     <w:p>
       <w:pPr>
         <w:pStyle w:val="Heading3"/>
@@ -27281,8 +28254,8 @@
         <w:t xml:space="preserve">reference implementation.</w:t>
       </w:r>
     </w:p>
-    <w:bookmarkEnd w:id="99"/>
-    <w:bookmarkStart w:id="100" w:name="lineage-and-algebra-canvas"/>
+    <w:bookmarkEnd w:id="101"/>
+    <w:bookmarkStart w:id="102" w:name="lineage-and-algebra-canvas"/>
     <w:p>
       <w:pPr>
         <w:pStyle w:val="Heading3"/>
@@ -28030,8 +29003,8 @@
         <w:t xml:space="preserve">for objects the caller may not read).</w:t>
       </w:r>
     </w:p>
-    <w:bookmarkEnd w:id="100"/>
-    <w:bookmarkStart w:id="101" w:name="interaction-principles"/>
+    <w:bookmarkEnd w:id="102"/>
+    <w:bookmarkStart w:id="103" w:name="interaction-principles"/>
     <w:p>
       <w:pPr>
         <w:pStyle w:val="Heading3"/>
@@ -28142,8 +29115,8 @@
         <w:t xml:space="preserve">Dependent objects and their owners are one click away from any definition change.</w:t>
       </w:r>
     </w:p>
-    <w:bookmarkEnd w:id="101"/>
-    <w:bookmarkStart w:id="102" w:name="accessibility-and-browser-support"/>
+    <w:bookmarkEnd w:id="103"/>
+    <w:bookmarkStart w:id="104" w:name="accessibility-and-browser-support"/>
     <w:p>
       <w:pPr>
         <w:pStyle w:val="Heading3"/>
@@ -28160,8 +29133,8 @@
         <w:t xml:space="preserve">WCAG 2.1 AA: keyboard navigation for every action, visible focus, labelled form controls, live regions for job progress, contrast-checked tokens, and no meaning carried by colour alone (status pills carry a glyph and a word). Tables support keyboard paging and column-level sort and filter. Supported browsers: current and previous major of Chrome, Edge, Firefox, Safari. The UI is responsive to 1280 px and usable to 1024 px; it is not a mobile product, and MAYA says so rather than pretending.</w:t>
       </w:r>
     </w:p>
-    <w:bookmarkEnd w:id="102"/>
-    <w:bookmarkStart w:id="103" w:name="visual-system-harvard-crimson"/>
+    <w:bookmarkEnd w:id="104"/>
+    <w:bookmarkStart w:id="105" w:name="visual-system-harvard-crimson"/>
     <w:p>
       <w:pPr>
         <w:pStyle w:val="Heading3"/>
@@ -29062,8 +30035,8 @@
         <w:t xml:space="preserve">the base is 14px with a compact table row, generous line height, and a single accent.</w:t>
       </w:r>
     </w:p>
-    <w:bookmarkEnd w:id="103"/>
-    <w:bookmarkStart w:id="104" w:name="the-universal-table-contract"/>
+    <w:bookmarkEnd w:id="105"/>
+    <w:bookmarkStart w:id="106" w:name="the-universal-table-contract"/>
     <w:p>
       <w:pPr>
         <w:pStyle w:val="Heading3"/>
@@ -29134,680 +30107,6 @@
       </w:r>
       <w:r>
         <w:t xml:space="preserve">is produced by it. It provides, uniformly:</w:t>
-      </w:r>
-    </w:p>
-    <w:p>
-      <w:pPr>
-        <w:pStyle w:val="Compact"/>
-        <w:numPr>
-          <w:ilvl w:val="0"/>
-          <w:numId w:val="1014"/>
-        </w:numPr>
-      </w:pPr>
-      <w:r>
-        <w:rPr>
-          <w:b/>
-          <w:bCs/>
-        </w:rPr>
-        <w:t xml:space="preserve">Pagination</w:t>
-      </w:r>
-      <w:r>
-        <w:t xml:space="preserve"> </w:t>
-      </w:r>
-      <w:r>
-        <w:t xml:space="preserve">with a rows-per-page dropdown offering 25 / 50 / 100 / 250 / All, the</w:t>
-      </w:r>
-      <w:r>
-        <w:t xml:space="preserve"> </w:t>
-      </w:r>
-      <w:r>
-        <w:t xml:space="preserve">choice remembered per table per user, and a clear statement of what is shown and out of</w:t>
-      </w:r>
-      <w:r>
-        <w:t xml:space="preserve"> </w:t>
-      </w:r>
-      <w:r>
-        <w:t xml:space="preserve">how many. Beyond a configurable threshold the macro switches from client-side paging to</w:t>
-      </w:r>
-      <w:r>
-        <w:t xml:space="preserve"> </w:t>
-      </w:r>
-      <w:r>
-        <w:t xml:space="preserve">the cursor pagination of §18.1 without changing how it looks or behaves.</w:t>
-      </w:r>
-      <w:r>
-        <w:t xml:space="preserve"> </w:t>
-      </w:r>
-      <w:r>
-        <w:rPr>
-          <w:i/>
-          <w:iCs/>
-        </w:rPr>
-        <w:t xml:space="preserve">Revision 2.4:</w:t>
-      </w:r>
-      <w:r>
-        <w:t xml:space="preserve"> </w:t>
-      </w:r>
-      <w:r>
-        <w:t xml:space="preserve">the switch is by table, not by threshold: features, feature sets, models, pins, audit,</w:t>
-      </w:r>
-      <w:r>
-        <w:t xml:space="preserve"> </w:t>
-      </w:r>
-      <w:r>
-        <w:t xml:space="preserve">events and jobs always page on the server, other tables on the client, and a server</w:t>
-      </w:r>
-      <w:r>
-        <w:t xml:space="preserve"> </w:t>
-      </w:r>
-      <w:r>
-        <w:t xml:space="preserve">table sorts on one server-orderable column at a time (ADR-016).</w:t>
-      </w:r>
-    </w:p>
-    <w:p>
-      <w:pPr>
-        <w:pStyle w:val="Compact"/>
-        <w:numPr>
-          <w:ilvl w:val="0"/>
-          <w:numId w:val="1014"/>
-        </w:numPr>
-      </w:pPr>
-      <w:r>
-        <w:rPr>
-          <w:b/>
-          <w:bCs/>
-        </w:rPr>
-        <w:t xml:space="preserve">Search</w:t>
-      </w:r>
-      <w:r>
-        <w:t xml:space="preserve"> </w:t>
-      </w:r>
-      <w:r>
-        <w:t xml:space="preserve">across the visible columns, debounced, with the matched term highlighted and</w:t>
-      </w:r>
-      <w:r>
-        <w:t xml:space="preserve"> </w:t>
-      </w:r>
-      <w:r>
-        <w:t xml:space="preserve">a stated count of what the filter removed. Server-side beyond the threshold, in which</w:t>
-      </w:r>
-      <w:r>
-        <w:t xml:space="preserve"> </w:t>
-      </w:r>
-      <w:r>
-        <w:t xml:space="preserve">case it becomes the catalog’s own</w:t>
-      </w:r>
-      <w:r>
-        <w:t xml:space="preserve"> </w:t>
-      </w:r>
-      <w:r>
-        <w:rPr>
-          <w:rStyle w:val="VerbatimChar"/>
-        </w:rPr>
-        <w:t xml:space="preserve">q=</w:t>
-      </w:r>
-      <w:r>
-        <w:t xml:space="preserve"> </w:t>
-      </w:r>
-      <w:r>
-        <w:t xml:space="preserve">parameter, so a large table searches the whole</w:t>
-      </w:r>
-      <w:r>
-        <w:t xml:space="preserve"> </w:t>
-      </w:r>
-      <w:r>
-        <w:t xml:space="preserve">result set rather than the loaded page.</w:t>
-      </w:r>
-    </w:p>
-    <w:p>
-      <w:pPr>
-        <w:pStyle w:val="Compact"/>
-        <w:numPr>
-          <w:ilvl w:val="0"/>
-          <w:numId w:val="1014"/>
-        </w:numPr>
-      </w:pPr>
-      <w:r>
-        <w:rPr>
-          <w:b/>
-          <w:bCs/>
-        </w:rPr>
-        <w:t xml:space="preserve">Sort</w:t>
-      </w:r>
-      <w:r>
-        <w:t xml:space="preserve"> </w:t>
-      </w:r>
-      <w:r>
-        <w:t xml:space="preserve">on every column that has a meaningful order, multi-column with a modifier,</w:t>
-      </w:r>
-      <w:r>
-        <w:t xml:space="preserve"> </w:t>
-      </w:r>
-      <w:r>
-        <w:t xml:space="preserve">ascending and descending, with the active sort shown in the header and — this being the</w:t>
-      </w:r>
-      <w:r>
-        <w:t xml:space="preserve"> </w:t>
-      </w:r>
-      <w:r>
-        <w:t xml:space="preserve">point — applied to the</w:t>
-      </w:r>
-      <w:r>
-        <w:t xml:space="preserve"> </w:t>
-      </w:r>
-      <w:r>
-        <w:rPr>
-          <w:i/>
-          <w:iCs/>
-        </w:rPr>
-        <w:t xml:space="preserve">whole</w:t>
-      </w:r>
-      <w:r>
-        <w:t xml:space="preserve"> </w:t>
-      </w:r>
-      <w:r>
-        <w:t xml:space="preserve">result set, never only to the visible page.</w:t>
-      </w:r>
-    </w:p>
-    <w:p>
-      <w:pPr>
-        <w:pStyle w:val="Compact"/>
-        <w:numPr>
-          <w:ilvl w:val="0"/>
-          <w:numId w:val="1014"/>
-        </w:numPr>
-      </w:pPr>
-      <w:r>
-        <w:t xml:space="preserve">Column show/hide with the choice remembered, CSV and Arrow export of the current view</w:t>
-      </w:r>
-      <w:r>
-        <w:t xml:space="preserve"> </w:t>
-      </w:r>
-      <w:r>
-        <w:t xml:space="preserve">honouring the active filter and sort, keyboard paging and sorting for accessibility</w:t>
-      </w:r>
-      <w:r>
-        <w:t xml:space="preserve"> </w:t>
-      </w:r>
-      <w:r>
-        <w:t xml:space="preserve">(§16.5), and an empty state that says why it is empty and what to do next.</w:t>
-      </w:r>
-    </w:p>
-    <w:p>
-      <w:pPr>
-        <w:pStyle w:val="FirstParagraph"/>
-      </w:pPr>
-      <w:r>
-        <w:rPr>
-          <w:b/>
-          <w:bCs/>
-        </w:rPr>
-        <w:t xml:space="preserve">Enforced, not encouraged.</w:t>
-      </w:r>
-      <w:r>
-        <w:t xml:space="preserve"> </w:t>
-      </w:r>
-      <w:r>
-        <w:t xml:space="preserve">A template crawler in CI parses every file under</w:t>
-      </w:r>
-      <w:r>
-        <w:t xml:space="preserve"> </w:t>
-      </w:r>
-      <w:r>
-        <w:rPr>
-          <w:rStyle w:val="VerbatimChar"/>
-        </w:rPr>
-        <w:t xml:space="preserve">maya/web/templates/</w:t>
-      </w:r>
-      <w:r>
-        <w:t xml:space="preserve"> </w:t>
-      </w:r>
-      <w:r>
-        <w:t xml:space="preserve">and fails the build on any</w:t>
-      </w:r>
-      <w:r>
-        <w:t xml:space="preserve"> </w:t>
-      </w:r>
-      <w:r>
-        <w:rPr>
-          <w:rStyle w:val="VerbatimChar"/>
-        </w:rPr>
-        <w:t xml:space="preserve">&lt;table&gt;</w:t>
-      </w:r>
-      <w:r>
-        <w:t xml:space="preserve"> </w:t>
-      </w:r>
-      <w:r>
-        <w:t xml:space="preserve">element not emitted by the</w:t>
-      </w:r>
-      <w:r>
-        <w:t xml:space="preserve"> </w:t>
-      </w:r>
-      <w:r>
-        <w:t xml:space="preserve">macro (SC-17). This is deliberately the same shape of check as the navigation crawler:</w:t>
-      </w:r>
-      <w:r>
-        <w:t xml:space="preserve"> </w:t>
-      </w:r>
-      <w:r>
-        <w:t xml:space="preserve">a rule that is merely written down is a rule that holds until the first deadline.</w:t>
-      </w:r>
-    </w:p>
-    <w:bookmarkEnd w:id="104"/>
-    <w:bookmarkEnd w:id="105"/>
-    <w:bookmarkStart w:id="109" w:name="embedded-editors"/>
-    <w:p>
-      <w:pPr>
-        <w:pStyle w:val="Heading2"/>
-      </w:pPr>
-      <w:r>
-        <w:t xml:space="preserve">17. Embedded editors</w:t>
-      </w:r>
-    </w:p>
-    <w:p>
-      <w:pPr>
-        <w:pStyle w:val="FirstParagraph"/>
-      </w:pPr>
-      <w:r>
-        <w:t xml:space="preserve">Both editors use CodeMirror 5, vendored, no build step, consistent with the UI rules above.</w:t>
-      </w:r>
-      <w:r>
-        <w:t xml:space="preserve"> </w:t>
-      </w:r>
-      <w:r>
-        <w:rPr>
-          <w:i/>
-          <w:iCs/>
-        </w:rPr>
-        <w:t xml:space="preserve">Revision 2.2:</w:t>
-      </w:r>
-      <w:r>
-        <w:t xml:space="preserve"> </w:t>
-      </w:r>
-      <w:r>
-        <w:t xml:space="preserve">this section said CodeMirror 6, but CodeMirror 6 ships as ES modules meant to be</w:t>
-      </w:r>
-      <w:r>
-        <w:t xml:space="preserve"> </w:t>
-      </w:r>
-      <w:r>
-        <w:t xml:space="preserve">bundled, which §16’s no-build-pipeline rule forbids. CodeMirror 5 is a single vendored file</w:t>
-      </w:r>
-      <w:r>
-        <w:t xml:space="preserve"> </w:t>
-      </w:r>
-      <w:r>
-        <w:t xml:space="preserve">with the Python and LaTeX (</w:t>
-      </w:r>
-      <w:r>
-        <w:rPr>
-          <w:rStyle w:val="VerbatimChar"/>
-        </w:rPr>
-        <w:t xml:space="preserve">stex</w:t>
-      </w:r>
-      <w:r>
-        <w:t xml:space="preserve">) modes, and is what ships.</w:t>
-      </w:r>
-    </w:p>
-    <w:bookmarkStart w:id="106" w:name="latex-editor"/>
-    <w:p>
-      <w:pPr>
-        <w:pStyle w:val="Heading3"/>
-      </w:pPr>
-      <w:r>
-        <w:t xml:space="preserve">17.1 LaTeX editor</w:t>
-      </w:r>
-    </w:p>
-    <w:p>
-      <w:pPr>
-        <w:pStyle w:val="FirstParagraph"/>
-      </w:pPr>
-      <w:r>
-        <w:t xml:space="preserve">Split pane: source on the left, rendered preview on the right. Preview uses KaTeX for formulas and a client-side renderer for structure, updating within ~200 ms of a keystroke — fast feedback without a server round-trip.</w:t>
-      </w:r>
-      <w:r>
-        <w:t xml:space="preserve"> </w:t>
-      </w:r>
-      <w:r>
-        <w:rPr>
-          <w:i/>
-          <w:iCs/>
-        </w:rPr>
-        <w:t xml:space="preserve">Revision 2.6:</w:t>
-      </w:r>
-      <w:r>
-        <w:t xml:space="preserve"> </w:t>
-      </w:r>
-      <w:r>
-        <w:t xml:space="preserve">the rule that closes the preview is worth stating, because a preview with a hole in it tells a reader about itself instead of about their document. Headings render wherever they stand rather than only at the start of a paragraph; lists, display-maths environments, verbatim blocks and the transparent wrappers render; an environment the renderer does not typeset — a</w:t>
-      </w:r>
-      <w:r>
-        <w:t xml:space="preserve"> </w:t>
-      </w:r>
-      <w:r>
-        <w:rPr>
-          <w:rStyle w:val="VerbatimChar"/>
-        </w:rPr>
-        <w:t xml:space="preserve">tabular</w:t>
-      </w:r>
-      <w:r>
-        <w:t xml:space="preserve"> </w:t>
-      </w:r>
-      <w:r>
-        <w:t xml:space="preserve">above all —</w:t>
-      </w:r>
-      <w:r>
-        <w:t xml:space="preserve"> </w:t>
-      </w:r>
-      <w:r>
-        <w:rPr>
-          <w:b/>
-          <w:bCs/>
-        </w:rPr>
-        <w:t xml:space="preserve">names itself as skipped</w:t>
-      </w:r>
-      <w:r>
-        <w:t xml:space="preserve"> </w:t>
-      </w:r>
-      <w:r>
-        <w:t xml:space="preserve">and says the PDF build carries it; and</w:t>
-      </w:r>
-      <w:r>
-        <w:t xml:space="preserve"> </w:t>
-      </w:r>
-      <w:r>
-        <w:rPr>
-          <w:b/>
-          <w:bCs/>
-        </w:rPr>
-        <w:t xml:space="preserve">nothing backslash-shaped reaches the reader</w:t>
-      </w:r>
-      <w:r>
-        <w:t xml:space="preserve">: an unknown</w:t>
-      </w:r>
-      <w:r>
-        <w:t xml:space="preserve"> </w:t>
-      </w:r>
-      <w:r>
-        <w:rPr>
-          <w:rStyle w:val="VerbatimChar"/>
-        </w:rPr>
-        <w:t xml:space="preserve">\command{arg}</w:t>
-      </w:r>
-      <w:r>
-        <w:t xml:space="preserve"> </w:t>
-      </w:r>
-      <w:r>
-        <w:t xml:space="preserve">renders</w:t>
-      </w:r>
-      <w:r>
-        <w:t xml:space="preserve"> </w:t>
-      </w:r>
-      <w:r>
-        <w:rPr>
-          <w:rStyle w:val="VerbatimChar"/>
-        </w:rPr>
-        <w:t xml:space="preserve">arg</w:t>
-      </w:r>
-      <w:r>
-        <w:t xml:space="preserve"> </w:t>
-      </w:r>
-      <w:r>
-        <w:t xml:space="preserve">and a bare</w:t>
-      </w:r>
-      <w:r>
-        <w:t xml:space="preserve"> </w:t>
-      </w:r>
-      <w:r>
-        <w:rPr>
-          <w:rStyle w:val="VerbatimChar"/>
-        </w:rPr>
-        <w:t xml:space="preserve">\command</w:t>
-      </w:r>
-      <w:r>
-        <w:t xml:space="preserve"> </w:t>
-      </w:r>
-      <w:r>
-        <w:t xml:space="preserve">disappears. Escaped characters are set aside before the maths scanner runs, so</w:t>
-      </w:r>
-      <w:r>
-        <w:t xml:space="preserve"> </w:t>
-      </w:r>
-      <w:r>
-        <w:rPr>
-          <w:rStyle w:val="VerbatimChar"/>
-        </w:rPr>
-        <w:t xml:space="preserve">\$5</w:t>
-      </w:r>
-      <w:r>
-        <w:t xml:space="preserve"> </w:t>
-      </w:r>
-      <w:r>
-        <w:t xml:space="preserve">cannot open an equation.</w:t>
-      </w:r>
-      <w:r>
-        <w:t xml:space="preserve"> </w:t>
-      </w:r>
-      <w:r>
-        <w:rPr>
-          <w:b/>
-          <w:bCs/>
-        </w:rPr>
-        <w:t xml:space="preserve">Export to PDF</w:t>
-      </w:r>
-      <w:r>
-        <w:t xml:space="preserve"> </w:t>
-      </w:r>
-      <w:r>
-        <w:t xml:space="preserve">compiles the real document with Tectonic in a sandboxed worker, which</w:t>
-      </w:r>
-      <w:r>
-        <w:t xml:space="preserve"> </w:t>
-      </w:r>
-      <w:r>
-        <w:t xml:space="preserve">guarantees the PDF is a true LaTeX build rather than an approximation of one. Where</w:t>
-      </w:r>
-      <w:r>
-        <w:t xml:space="preserve"> </w:t>
-      </w:r>
-      <w:r>
-        <w:t xml:space="preserve">Tectonic is unavailable — an air-gapped site, a platform with no build, an installation</w:t>
-      </w:r>
-      <w:r>
-        <w:t xml:space="preserve"> </w:t>
-      </w:r>
-      <w:r>
-        <w:t xml:space="preserve">that declined the download — MAYA does</w:t>
-      </w:r>
-      <w:r>
-        <w:t xml:space="preserve"> </w:t>
-      </w:r>
-      <w:r>
-        <w:rPr>
-          <w:b/>
-          <w:bCs/>
-        </w:rPr>
-        <w:t xml:space="preserve">not</w:t>
-      </w:r>
-      <w:r>
-        <w:t xml:space="preserve"> </w:t>
-      </w:r>
-      <w:r>
-        <w:t xml:space="preserve">silently produce something that looks like</w:t>
-      </w:r>
-      <w:r>
-        <w:t xml:space="preserve"> </w:t>
-      </w:r>
-      <w:r>
-        <w:t xml:space="preserve">a LaTeX build. It renders a structurally faithful</w:t>
-      </w:r>
-      <w:r>
-        <w:t xml:space="preserve"> </w:t>
-      </w:r>
-      <w:r>
-        <w:rPr>
-          <w:b/>
-          <w:bCs/>
-        </w:rPr>
-        <w:t xml:space="preserve">draft</w:t>
-      </w:r>
-      <w:r>
-        <w:t xml:space="preserve">, watermarked on every page and</w:t>
-      </w:r>
-      <w:r>
-        <w:t xml:space="preserve"> </w:t>
-      </w:r>
-      <w:r>
-        <w:t xml:space="preserve">marked</w:t>
-      </w:r>
-      <w:r>
-        <w:t xml:space="preserve"> </w:t>
-      </w:r>
-      <w:r>
-        <w:rPr>
-          <w:rStyle w:val="VerbatimChar"/>
-        </w:rPr>
-        <w:t xml:space="preserve">draft_render</w:t>
-      </w:r>
-      <w:r>
-        <w:t xml:space="preserve"> </w:t>
-      </w:r>
-      <w:r>
-        <w:t xml:space="preserve">in its metadata, and refuses it anywhere the PDF is evidence: a</w:t>
-      </w:r>
-      <w:r>
-        <w:t xml:space="preserve"> </w:t>
-      </w:r>
-      <w:r>
-        <w:t xml:space="preserve">sealed model version, an execution manifest, an export bundle. A model version cannot</w:t>
-      </w:r>
-      <w:r>
-        <w:t xml:space="preserve"> </w:t>
-      </w:r>
-      <w:r>
-        <w:t xml:space="preserve">reach</w:t>
-      </w:r>
-      <w:r>
-        <w:t xml:space="preserve"> </w:t>
-      </w:r>
-      <w:r>
-        <w:rPr>
-          <w:rStyle w:val="VerbatimChar"/>
-        </w:rPr>
-        <w:t xml:space="preserve">approved</w:t>
-      </w:r>
-      <w:r>
-        <w:t xml:space="preserve"> </w:t>
-      </w:r>
-      <w:r>
-        <w:t xml:space="preserve">on a draft render. The capability degrades; the guarantee does not</w:t>
-      </w:r>
-      <w:r>
-        <w:t xml:space="preserve"> </w:t>
-      </w:r>
-      <w:r>
-        <w:t xml:space="preserve">(§13.4.3).</w:t>
-      </w:r>
-    </w:p>
-    <w:p>
-      <w:pPr>
-        <w:pStyle w:val="BodyText"/>
-      </w:pPr>
-      <w:r>
-        <w:t xml:space="preserve">Features: firm templates with required sections; a section outline with completeness indicators;</w:t>
-      </w:r>
-      <w:r>
-        <w:t xml:space="preserve"> </w:t>
-      </w:r>
-      <w:r>
-        <w:rPr>
-          <w:rStyle w:val="VerbatimChar"/>
-        </w:rPr>
-        <w:t xml:space="preserve">\mayaformula{...}</w:t>
-      </w:r>
-      <w:r>
-        <w:t xml:space="preserve"> </w:t>
-      </w:r>
-      <w:r>
-        <w:t xml:space="preserve">and</w:t>
-      </w:r>
-      <w:r>
-        <w:t xml:space="preserve"> </w:t>
-      </w:r>
-      <w:r>
-        <w:rPr>
-          <w:rStyle w:val="VerbatimChar"/>
-        </w:rPr>
-        <w:t xml:space="preserve">\mayaref{maya://...}</w:t>
-      </w:r>
-      <w:r>
-        <w:t xml:space="preserve"> </w:t>
-      </w:r>
-      <w:r>
-        <w:t xml:space="preserve">macros that pull live content from the formula IR and the object catalog, so numbers and references cannot go stale; figure and table upload; BibTeX bibliography; spell check; find and replace; full version history with side-by-side diff; comments anchored to line ranges; and a compile log surfaced in readable form when a build fails. Compilation is capped (time, memory, output size), runs with no network and no shell escape, and a failed build never blocks editing.</w:t>
-      </w:r>
-    </w:p>
-    <w:bookmarkEnd w:id="106"/>
-    <w:bookmarkStart w:id="107" w:name="python-editor"/>
-    <w:p>
-      <w:pPr>
-        <w:pStyle w:val="Heading3"/>
-      </w:pPr>
-      <w:r>
-        <w:t xml:space="preserve">17.2 Python editor</w:t>
-      </w:r>
-    </w:p>
-    <w:p>
-      <w:pPr>
-        <w:pStyle w:val="FirstParagraph"/>
-      </w:pPr>
-      <w:r>
-        <w:t xml:space="preserve">For model code artifacts and for</w:t>
-      </w:r>
-      <w:r>
-        <w:t xml:space="preserve"> </w:t>
-      </w:r>
-      <w:r>
-        <w:rPr>
-          <w:rStyle w:val="VerbatimChar"/>
-        </w:rPr>
-        <w:t xml:space="preserve">python</w:t>
-      </w:r>
-      <w:r>
-        <w:t xml:space="preserve"> </w:t>
-      </w:r>
-      <w:r>
-        <w:t xml:space="preserve">feature transforms. Syntax highlighting, indentation, bracket matching, multi-file tabs, and language intelligence through a pinned Pyright/LSP worker — completion, hover types and inline diagnostics against MAYA’s own stub package, so a designer gets type errors on</w:t>
-      </w:r>
-      <w:r>
-        <w:t xml:space="preserve"> </w:t>
-      </w:r>
-      <w:r>
-        <w:rPr>
-          <w:rStyle w:val="VerbatimChar"/>
-        </w:rPr>
-        <w:t xml:space="preserve">ctx.features</w:t>
-      </w:r>
-      <w:r>
-        <w:t xml:space="preserve"> </w:t>
-      </w:r>
-      <w:r>
-        <w:t xml:space="preserve">before they ever run anything.</w:t>
-      </w:r>
-    </w:p>
-    <w:p>
-      <w:pPr>
-        <w:pStyle w:val="BodyText"/>
-      </w:pPr>
-      <w:r>
-        <w:rPr>
-          <w:b/>
-          <w:bCs/>
-        </w:rPr>
-        <w:t xml:space="preserve">Validation ladder</w:t>
-      </w:r>
-      <w:r>
-        <w:t xml:space="preserve">, run in order, each failure reported precisely:</w:t>
       </w:r>
     </w:p>
     <w:p>
@@ -29819,16 +30118,63 @@
         </w:numPr>
       </w:pPr>
       <w:r>
-        <w:t xml:space="preserve">Parse and lint (</w:t>
-      </w:r>
-      <w:r>
-        <w:rPr>
-          <w:rStyle w:val="VerbatimChar"/>
-        </w:rPr>
-        <w:t xml:space="preserve">ruff</w:t>
-      </w:r>
-      <w:r>
-        <w:t xml:space="preserve">), with a MAYA rule set.</w:t>
+        <w:rPr>
+          <w:b/>
+          <w:bCs/>
+        </w:rPr>
+        <w:t xml:space="preserve">Pagination</w:t>
+      </w:r>
+      <w:r>
+        <w:t xml:space="preserve"> </w:t>
+      </w:r>
+      <w:r>
+        <w:t xml:space="preserve">with a rows-per-page dropdown offering 25 / 50 / 100 / 250 / All, the</w:t>
+      </w:r>
+      <w:r>
+        <w:t xml:space="preserve"> </w:t>
+      </w:r>
+      <w:r>
+        <w:t xml:space="preserve">choice remembered per table per user, and a clear statement of what is shown and out of</w:t>
+      </w:r>
+      <w:r>
+        <w:t xml:space="preserve"> </w:t>
+      </w:r>
+      <w:r>
+        <w:t xml:space="preserve">how many. Beyond a configurable threshold the macro switches from client-side paging to</w:t>
+      </w:r>
+      <w:r>
+        <w:t xml:space="preserve"> </w:t>
+      </w:r>
+      <w:r>
+        <w:t xml:space="preserve">the cursor pagination of §18.1 without changing how it looks or behaves.</w:t>
+      </w:r>
+      <w:r>
+        <w:t xml:space="preserve"> </w:t>
+      </w:r>
+      <w:r>
+        <w:rPr>
+          <w:i/>
+          <w:iCs/>
+        </w:rPr>
+        <w:t xml:space="preserve">Revision 2.4:</w:t>
+      </w:r>
+      <w:r>
+        <w:t xml:space="preserve"> </w:t>
+      </w:r>
+      <w:r>
+        <w:t xml:space="preserve">the switch is by table, not by threshold: features, feature sets, models, pins, audit,</w:t>
+      </w:r>
+      <w:r>
+        <w:t xml:space="preserve"> </w:t>
+      </w:r>
+      <w:r>
+        <w:t xml:space="preserve">events and jobs always page on the server, other tables on the client, and a server</w:t>
+      </w:r>
+      <w:r>
+        <w:t xml:space="preserve"> </w:t>
+      </w:r>
+      <w:r>
+        <w:t xml:space="preserve">table sorts on one server-orderable column at a time (ADR-016).</w:t>
       </w:r>
     </w:p>
     <w:p>
@@ -29840,7 +30186,50 @@
         </w:numPr>
       </w:pPr>
       <w:r>
-        <w:t xml:space="preserve">Entry point and signature check against the declared interface.</w:t>
+        <w:rPr>
+          <w:b/>
+          <w:bCs/>
+        </w:rPr>
+        <w:t xml:space="preserve">Search</w:t>
+      </w:r>
+      <w:r>
+        <w:t xml:space="preserve"> </w:t>
+      </w:r>
+      <w:r>
+        <w:t xml:space="preserve">across the visible columns, debounced, with the matched term highlighted and</w:t>
+      </w:r>
+      <w:r>
+        <w:t xml:space="preserve"> </w:t>
+      </w:r>
+      <w:r>
+        <w:t xml:space="preserve">a stated count of what the filter removed. Server-side beyond the threshold, in which</w:t>
+      </w:r>
+      <w:r>
+        <w:t xml:space="preserve"> </w:t>
+      </w:r>
+      <w:r>
+        <w:t xml:space="preserve">case it becomes the catalog’s own</w:t>
+      </w:r>
+      <w:r>
+        <w:t xml:space="preserve"> </w:t>
+      </w:r>
+      <w:r>
+        <w:rPr>
+          <w:rStyle w:val="VerbatimChar"/>
+        </w:rPr>
+        <w:t xml:space="preserve">q=</w:t>
+      </w:r>
+      <w:r>
+        <w:t xml:space="preserve"> </w:t>
+      </w:r>
+      <w:r>
+        <w:t xml:space="preserve">parameter, so a large table searches the whole</w:t>
+      </w:r>
+      <w:r>
+        <w:t xml:space="preserve"> </w:t>
+      </w:r>
+      <w:r>
+        <w:t xml:space="preserve">result set rather than the loaded page.</w:t>
       </w:r>
     </w:p>
     <w:p>
@@ -29852,91 +30241,45 @@
         </w:numPr>
       </w:pPr>
       <w:r>
-        <w:t xml:space="preserve">Import allowlist: standard library subset plus</w:t>
-      </w:r>
-      <w:r>
-        <w:t xml:space="preserve"> </w:t>
-      </w:r>
-      <w:r>
-        <w:rPr>
-          <w:rStyle w:val="VerbatimChar"/>
-        </w:rPr>
-        <w:t xml:space="preserve">numpy</w:t>
-      </w:r>
-      <w:r>
-        <w:t xml:space="preserve">,</w:t>
-      </w:r>
-      <w:r>
-        <w:t xml:space="preserve"> </w:t>
-      </w:r>
-      <w:r>
-        <w:rPr>
-          <w:rStyle w:val="VerbatimChar"/>
-        </w:rPr>
-        <w:t xml:space="preserve">pandas</w:t>
-      </w:r>
-      <w:r>
-        <w:t xml:space="preserve">,</w:t>
-      </w:r>
-      <w:r>
-        <w:t xml:space="preserve"> </w:t>
-      </w:r>
-      <w:r>
-        <w:rPr>
-          <w:rStyle w:val="VerbatimChar"/>
-        </w:rPr>
-        <w:t xml:space="preserve">polars</w:t>
-      </w:r>
-      <w:r>
-        <w:t xml:space="preserve">,</w:t>
-      </w:r>
-      <w:r>
-        <w:t xml:space="preserve"> </w:t>
-      </w:r>
-      <w:r>
-        <w:rPr>
-          <w:rStyle w:val="VerbatimChar"/>
-        </w:rPr>
-        <w:t xml:space="preserve">pyarrow</w:t>
-      </w:r>
-      <w:r>
-        <w:t xml:space="preserve">,</w:t>
-      </w:r>
-      <w:r>
-        <w:t xml:space="preserve"> </w:t>
-      </w:r>
-      <w:r>
-        <w:rPr>
-          <w:rStyle w:val="VerbatimChar"/>
-        </w:rPr>
-        <w:t xml:space="preserve">scipy</w:t>
-      </w:r>
-      <w:r>
-        <w:t xml:space="preserve">,</w:t>
-      </w:r>
-      <w:r>
-        <w:t xml:space="preserve"> </w:t>
-      </w:r>
-      <w:r>
-        <w:rPr>
-          <w:rStyle w:val="VerbatimChar"/>
-        </w:rPr>
-        <w:t xml:space="preserve">scikit-learn</w:t>
-      </w:r>
-      <w:r>
-        <w:t xml:space="preserve">,</w:t>
-      </w:r>
-      <w:r>
-        <w:t xml:space="preserve"> </w:t>
-      </w:r>
-      <w:r>
-        <w:rPr>
-          <w:rStyle w:val="VerbatimChar"/>
-        </w:rPr>
-        <w:t xml:space="preserve">statsmodels</w:t>
-      </w:r>
-      <w:r>
-        <w:t xml:space="preserve">; the list is administrator-configurable per namespace.</w:t>
+        <w:rPr>
+          <w:b/>
+          <w:bCs/>
+        </w:rPr>
+        <w:t xml:space="preserve">Sort</w:t>
+      </w:r>
+      <w:r>
+        <w:t xml:space="preserve"> </w:t>
+      </w:r>
+      <w:r>
+        <w:t xml:space="preserve">on every column that has a meaningful order, multi-column with a modifier,</w:t>
+      </w:r>
+      <w:r>
+        <w:t xml:space="preserve"> </w:t>
+      </w:r>
+      <w:r>
+        <w:t xml:space="preserve">ascending and descending, with the active sort shown in the header and — this being the</w:t>
+      </w:r>
+      <w:r>
+        <w:t xml:space="preserve"> </w:t>
+      </w:r>
+      <w:r>
+        <w:t xml:space="preserve">point — applied to the</w:t>
+      </w:r>
+      <w:r>
+        <w:t xml:space="preserve"> </w:t>
+      </w:r>
+      <w:r>
+        <w:rPr>
+          <w:i/>
+          <w:iCs/>
+        </w:rPr>
+        <w:t xml:space="preserve">whole</w:t>
+      </w:r>
+      <w:r>
+        <w:t xml:space="preserve"> </w:t>
+      </w:r>
+      <w:r>
+        <w:t xml:space="preserve">result set, never only to the visible page.</w:t>
       </w:r>
     </w:p>
     <w:p>
@@ -29948,31 +30291,101 @@
         </w:numPr>
       </w:pPr>
       <w:r>
-        <w:t xml:space="preserve">Static ban on filesystem, subprocess, socket and</w:t>
-      </w:r>
-      <w:r>
-        <w:t xml:space="preserve"> </w:t>
-      </w:r>
-      <w:r>
-        <w:rPr>
-          <w:rStyle w:val="VerbatimChar"/>
-        </w:rPr>
-        <w:t xml:space="preserve">eval</w:t>
-      </w:r>
-      <w:r>
-        <w:t xml:space="preserve">/</w:t>
-      </w:r>
-      <w:r>
-        <w:rPr>
-          <w:rStyle w:val="VerbatimChar"/>
-        </w:rPr>
-        <w:t xml:space="preserve">exec</w:t>
-      </w:r>
-      <w:r>
-        <w:t xml:space="preserve"> </w:t>
-      </w:r>
-      <w:r>
-        <w:t xml:space="preserve">use outside the provided context object.</w:t>
+        <w:t xml:space="preserve">Column show/hide with the choice remembered, CSV and Arrow export of the current view</w:t>
+      </w:r>
+      <w:r>
+        <w:t xml:space="preserve"> </w:t>
+      </w:r>
+      <w:r>
+        <w:t xml:space="preserve">honouring the active filter and sort, keyboard paging and sorting for accessibility</w:t>
+      </w:r>
+      <w:r>
+        <w:t xml:space="preserve"> </w:t>
+      </w:r>
+      <w:r>
+        <w:t xml:space="preserve">(§16.5), and an empty state that says why it is empty and what to do next.</w:t>
+      </w:r>
+    </w:p>
+    <w:p>
+      <w:pPr>
+        <w:pStyle w:val="FirstParagraph"/>
+      </w:pPr>
+      <w:r>
+        <w:rPr>
+          <w:b/>
+          <w:bCs/>
+        </w:rPr>
+        <w:t xml:space="preserve">Enforced, not encouraged.</w:t>
+      </w:r>
+      <w:r>
+        <w:t xml:space="preserve"> </w:t>
+      </w:r>
+      <w:r>
+        <w:t xml:space="preserve">A template crawler in CI parses every file under</w:t>
+      </w:r>
+      <w:r>
+        <w:t xml:space="preserve"> </w:t>
+      </w:r>
+      <w:r>
+        <w:rPr>
+          <w:rStyle w:val="VerbatimChar"/>
+        </w:rPr>
+        <w:t xml:space="preserve">maya/web/templates/</w:t>
+      </w:r>
+      <w:r>
+        <w:t xml:space="preserve"> </w:t>
+      </w:r>
+      <w:r>
+        <w:t xml:space="preserve">and fails the build on any</w:t>
+      </w:r>
+      <w:r>
+        <w:t xml:space="preserve"> </w:t>
+      </w:r>
+      <w:r>
+        <w:rPr>
+          <w:rStyle w:val="VerbatimChar"/>
+        </w:rPr>
+        <w:t xml:space="preserve">&lt;table&gt;</w:t>
+      </w:r>
+      <w:r>
+        <w:t xml:space="preserve"> </w:t>
+      </w:r>
+      <w:r>
+        <w:t xml:space="preserve">element not emitted by the</w:t>
+      </w:r>
+      <w:r>
+        <w:t xml:space="preserve"> </w:t>
+      </w:r>
+      <w:r>
+        <w:t xml:space="preserve">macro (SC-17). This is deliberately the same shape of check as the navigation crawler:</w:t>
+      </w:r>
+      <w:r>
+        <w:t xml:space="preserve"> </w:t>
+      </w:r>
+      <w:r>
+        <w:t xml:space="preserve">a rule that is merely written down is a rule that holds until the first deadline.</w:t>
+      </w:r>
+    </w:p>
+    <w:bookmarkEnd w:id="106"/>
+    <w:bookmarkStart w:id="107" w:name="what-the-screens-gained"/>
+    <w:p>
+      <w:pPr>
+        <w:pStyle w:val="Heading3"/>
+      </w:pPr>
+      <w:r>
+        <w:t xml:space="preserve">16.8 What the screens gained</w:t>
+      </w:r>
+    </w:p>
+    <w:p>
+      <w:pPr>
+        <w:pStyle w:val="FirstParagraph"/>
+      </w:pPr>
+      <w:r>
+        <w:rPr>
+          <w:i/>
+          <w:iCs/>
+        </w:rPr>
+        <w:t xml:space="preserve">Revision 2.7.</w:t>
       </w:r>
     </w:p>
     <w:p>
@@ -29980,11 +30393,57 @@
         <w:pStyle w:val="Compact"/>
         <w:numPr>
           <w:ilvl w:val="0"/>
-          <w:numId w:val="1015"/>
+          <w:numId w:val="1016"/>
         </w:numPr>
       </w:pPr>
       <w:r>
-        <w:t xml:space="preserve">Smoke run in a sandboxed subprocess against a sample from the declared feature set, with CPU, memory, wall-clock and output-size caps, no network, and a read-only filesystem.</w:t>
+        <w:rPr>
+          <w:b/>
+          <w:bCs/>
+        </w:rPr>
+        <w:t xml:space="preserve">The landing page</w:t>
+      </w:r>
+      <w:r>
+        <w:t xml:space="preserve"> </w:t>
+      </w:r>
+      <w:r>
+        <w:t xml:space="preserve">makes its argument in three figures, each drawn once when it comes into view and</w:t>
+      </w:r>
+      <w:r>
+        <w:t xml:space="preserve"> </w:t>
+      </w:r>
+      <w:r>
+        <w:t xml:space="preserve">then left at rest, with a replay control and a still frame under reduced motion: the question every</w:t>
+      </w:r>
+      <w:r>
+        <w:t xml:space="preserve"> </w:t>
+      </w:r>
+      <w:r>
+        <w:t xml:space="preserve">model must answer turning into the chain MAYA keeps (hero); two clocks, with values known too late</w:t>
+      </w:r>
+      <w:r>
+        <w:t xml:space="preserve"> </w:t>
+      </w:r>
+      <w:r>
+        <w:t xml:space="preserve">refused at the gate</w:t>
+      </w:r>
+      <w:r>
+        <w:t xml:space="preserve"> </w:t>
+      </w:r>
+      <w:r>
+        <w:rPr>
+          <w:rStyle w:val="VerbatimChar"/>
+        </w:rPr>
+        <w:t xml:space="preserve">k ≤ e + ℓ</w:t>
+      </w:r>
+      <w:r>
+        <w:t xml:space="preserve">; and the audit log writing itself. The number strip counts the case</w:t>
+      </w:r>
+      <w:r>
+        <w:t xml:space="preserve"> </w:t>
+      </w:r>
+      <w:r>
+        <w:t xml:space="preserve">studies from their index.</w:t>
       </w:r>
     </w:p>
     <w:p>
@@ -29992,7 +30451,815 @@
         <w:pStyle w:val="Compact"/>
         <w:numPr>
           <w:ilvl w:val="0"/>
-          <w:numId w:val="1015"/>
+          <w:numId w:val="1016"/>
+        </w:numPr>
+      </w:pPr>
+      <w:r>
+        <w:rPr>
+          <w:b/>
+          <w:bCs/>
+        </w:rPr>
+        <w:t xml:space="preserve">A public competitive page</w:t>
+      </w:r>
+      <w:r>
+        <w:t xml:space="preserve"> </w:t>
+      </w:r>
+      <w:r>
+        <w:t xml:space="preserve">(</w:t>
+      </w:r>
+      <w:r>
+        <w:rPr>
+          <w:rStyle w:val="VerbatimChar"/>
+        </w:rPr>
+        <w:t xml:space="preserve">/about/competitive</w:t>
+      </w:r>
+      <w:r>
+        <w:t xml:space="preserve">), linked from About and Help: the category table of</w:t>
+      </w:r>
+      <w:r>
+        <w:t xml:space="preserve"> </w:t>
+      </w:r>
+      <w:r>
+        <w:t xml:space="preserve">§27, each row linked to a note on what the others leave unsolved and how MAYA does it.</w:t>
+      </w:r>
+    </w:p>
+    <w:p>
+      <w:pPr>
+        <w:pStyle w:val="Compact"/>
+        <w:numPr>
+          <w:ilvl w:val="0"/>
+          <w:numId w:val="1016"/>
+        </w:numPr>
+      </w:pPr>
+      <w:r>
+        <w:rPr>
+          <w:b/>
+          <w:bCs/>
+        </w:rPr>
+        <w:t xml:space="preserve">Case studies in Help</w:t>
+      </w:r>
+      <w:r>
+        <w:t xml:space="preserve"> </w:t>
+      </w:r>
+      <w:r>
+        <w:t xml:space="preserve">(</w:t>
+      </w:r>
+      <w:r>
+        <w:rPr>
+          <w:rStyle w:val="VerbatimChar"/>
+        </w:rPr>
+        <w:t xml:space="preserve">/help/case-studies</w:t>
+      </w:r>
+      <w:r>
+        <w:t xml:space="preserve">): a card per built study, each opening that study’s README</w:t>
+      </w:r>
+      <w:r>
+        <w:t xml:space="preserve"> </w:t>
+      </w:r>
+      <w:r>
+        <w:t xml:space="preserve">rendered as a page — contents, tables, code, KaTeX maths, previous and next.</w:t>
+      </w:r>
+    </w:p>
+    <w:p>
+      <w:pPr>
+        <w:pStyle w:val="Compact"/>
+        <w:numPr>
+          <w:ilvl w:val="0"/>
+          <w:numId w:val="1016"/>
+        </w:numPr>
+      </w:pPr>
+      <w:r>
+        <w:rPr>
+          <w:b/>
+          <w:bCs/>
+        </w:rPr>
+        <w:t xml:space="preserve">What this needs.</w:t>
+      </w:r>
+      <w:r>
+        <w:t xml:space="preserve"> </w:t>
+      </w:r>
+      <w:r>
+        <w:t xml:space="preserve">Every authoring screen — the model definition, the artifact box, the feature designer,</w:t>
+      </w:r>
+      <w:r>
+        <w:t xml:space="preserve"> </w:t>
+      </w:r>
+      <w:r>
+        <w:t xml:space="preserve">the feature set builder, both warrant forms and the kernel designer — carries a closed panel with its rules</w:t>
+      </w:r>
+      <w:r>
+        <w:t xml:space="preserve"> </w:t>
+      </w:r>
+      <w:r>
+        <w:t xml:space="preserve">in brief, linking to the matching section of the reference</w:t>
+      </w:r>
+      <w:r>
+        <w:t xml:space="preserve"> </w:t>
+      </w:r>
+      <w:r>
+        <w:rPr>
+          <w:i/>
+          <w:iCs/>
+        </w:rPr>
+        <w:t xml:space="preserve">What each designer expects</w:t>
+      </w:r>
+      <w:r>
+        <w:t xml:space="preserve">.</w:t>
+      </w:r>
+    </w:p>
+    <w:p>
+      <w:pPr>
+        <w:pStyle w:val="Compact"/>
+        <w:numPr>
+          <w:ilvl w:val="0"/>
+          <w:numId w:val="1016"/>
+        </w:numPr>
+      </w:pPr>
+      <w:r>
+        <w:rPr>
+          <w:b/>
+          <w:bCs/>
+        </w:rPr>
+        <w:t xml:space="preserve">Python in, from a file or a paste.</w:t>
+      </w:r>
+      <w:r>
+        <w:t xml:space="preserve"> </w:t>
+      </w:r>
+      <w:r>
+        <w:t xml:space="preserve">The Python-function box, the artifact box and the kernel designer each</w:t>
+      </w:r>
+      <w:r>
+        <w:t xml:space="preserve"> </w:t>
+      </w:r>
+      <w:r>
+        <w:t xml:space="preserve">load a chosen</w:t>
+      </w:r>
+      <w:r>
+        <w:t xml:space="preserve"> </w:t>
+      </w:r>
+      <w:r>
+        <w:rPr>
+          <w:rStyle w:val="VerbatimChar"/>
+        </w:rPr>
+        <w:t xml:space="preserve">.py</w:t>
+      </w:r>
+      <w:r>
+        <w:t xml:space="preserve"> </w:t>
+      </w:r>
+      <w:r>
+        <w:t xml:space="preserve">file (up to 1 MB) into the editor for review; the form submits the text, so a file and a</w:t>
+      </w:r>
+      <w:r>
+        <w:t xml:space="preserve"> </w:t>
+      </w:r>
+      <w:r>
+        <w:t xml:space="preserve">paste reach the server the same way. The kernel designer lifts a Python function as well as formula text.</w:t>
+      </w:r>
+    </w:p>
+    <w:p>
+      <w:pPr>
+        <w:pStyle w:val="Compact"/>
+        <w:numPr>
+          <w:ilvl w:val="0"/>
+          <w:numId w:val="1016"/>
+        </w:numPr>
+      </w:pPr>
+      <w:r>
+        <w:rPr>
+          <w:b/>
+          <w:bCs/>
+        </w:rPr>
+        <w:t xml:space="preserve">A one-line description under each name</w:t>
+      </w:r>
+      <w:r>
+        <w:t xml:space="preserve"> </w:t>
+      </w:r>
+      <w:r>
+        <w:t xml:space="preserve">on the features, feature sets and models lists.</w:t>
+      </w:r>
+    </w:p>
+    <w:p>
+      <w:pPr>
+        <w:pStyle w:val="Compact"/>
+        <w:numPr>
+          <w:ilvl w:val="0"/>
+          <w:numId w:val="1016"/>
+        </w:numPr>
+      </w:pPr>
+      <w:r>
+        <w:rPr>
+          <w:b/>
+          <w:bCs/>
+        </w:rPr>
+        <w:t xml:space="preserve">The execution warrant page</w:t>
+      </w:r>
+      <w:r>
+        <w:t xml:space="preserve"> </w:t>
+      </w:r>
+      <w:r>
+        <w:t xml:space="preserve">schedules and lists batches (§9.6) with their output hashes and downloads.</w:t>
+      </w:r>
+    </w:p>
+    <w:bookmarkEnd w:id="107"/>
+    <w:bookmarkEnd w:id="108"/>
+    <w:bookmarkStart w:id="112" w:name="embedded-editors"/>
+    <w:p>
+      <w:pPr>
+        <w:pStyle w:val="Heading2"/>
+      </w:pPr>
+      <w:r>
+        <w:t xml:space="preserve">17. Embedded editors</w:t>
+      </w:r>
+    </w:p>
+    <w:p>
+      <w:pPr>
+        <w:pStyle w:val="FirstParagraph"/>
+      </w:pPr>
+      <w:r>
+        <w:t xml:space="preserve">Both editors use CodeMirror 5, vendored, no build step, consistent with the UI rules above.</w:t>
+      </w:r>
+      <w:r>
+        <w:t xml:space="preserve"> </w:t>
+      </w:r>
+      <w:r>
+        <w:rPr>
+          <w:i/>
+          <w:iCs/>
+        </w:rPr>
+        <w:t xml:space="preserve">Revision 2.2:</w:t>
+      </w:r>
+      <w:r>
+        <w:t xml:space="preserve"> </w:t>
+      </w:r>
+      <w:r>
+        <w:t xml:space="preserve">this section said CodeMirror 6, but CodeMirror 6 ships as ES modules meant to be</w:t>
+      </w:r>
+      <w:r>
+        <w:t xml:space="preserve"> </w:t>
+      </w:r>
+      <w:r>
+        <w:t xml:space="preserve">bundled, which §16’s no-build-pipeline rule forbids. CodeMirror 5 is a single vendored file</w:t>
+      </w:r>
+      <w:r>
+        <w:t xml:space="preserve"> </w:t>
+      </w:r>
+      <w:r>
+        <w:t xml:space="preserve">with the Python and LaTeX (</w:t>
+      </w:r>
+      <w:r>
+        <w:rPr>
+          <w:rStyle w:val="VerbatimChar"/>
+        </w:rPr>
+        <w:t xml:space="preserve">stex</w:t>
+      </w:r>
+      <w:r>
+        <w:t xml:space="preserve">) modes, and is what ships.</w:t>
+      </w:r>
+    </w:p>
+    <w:bookmarkStart w:id="109" w:name="latex-editor"/>
+    <w:p>
+      <w:pPr>
+        <w:pStyle w:val="Heading3"/>
+      </w:pPr>
+      <w:r>
+        <w:t xml:space="preserve">17.1 LaTeX editor</w:t>
+      </w:r>
+    </w:p>
+    <w:p>
+      <w:pPr>
+        <w:pStyle w:val="FirstParagraph"/>
+      </w:pPr>
+      <w:r>
+        <w:t xml:space="preserve">Split pane: source on the left, rendered preview on the right. Preview uses KaTeX for formulas and a client-side renderer for structure, updating within ~200 ms of a keystroke — fast feedback without a server round-trip.</w:t>
+      </w:r>
+      <w:r>
+        <w:t xml:space="preserve"> </w:t>
+      </w:r>
+      <w:r>
+        <w:rPr>
+          <w:i/>
+          <w:iCs/>
+        </w:rPr>
+        <w:t xml:space="preserve">Revision 2.6:</w:t>
+      </w:r>
+      <w:r>
+        <w:t xml:space="preserve"> </w:t>
+      </w:r>
+      <w:r>
+        <w:t xml:space="preserve">the rule that closes the preview is worth stating, because a preview with a hole in it tells a reader about itself instead of about their document. Headings render wherever they stand rather than only at the start of a paragraph; lists, display-maths environments, verbatim blocks and the transparent wrappers render; an environment the renderer does not typeset — a</w:t>
+      </w:r>
+      <w:r>
+        <w:t xml:space="preserve"> </w:t>
+      </w:r>
+      <w:r>
+        <w:rPr>
+          <w:rStyle w:val="VerbatimChar"/>
+        </w:rPr>
+        <w:t xml:space="preserve">tabular</w:t>
+      </w:r>
+      <w:r>
+        <w:t xml:space="preserve"> </w:t>
+      </w:r>
+      <w:r>
+        <w:t xml:space="preserve">above all —</w:t>
+      </w:r>
+      <w:r>
+        <w:t xml:space="preserve"> </w:t>
+      </w:r>
+      <w:r>
+        <w:rPr>
+          <w:b/>
+          <w:bCs/>
+        </w:rPr>
+        <w:t xml:space="preserve">names itself as skipped</w:t>
+      </w:r>
+      <w:r>
+        <w:t xml:space="preserve"> </w:t>
+      </w:r>
+      <w:r>
+        <w:t xml:space="preserve">and says the PDF build carries it; and</w:t>
+      </w:r>
+      <w:r>
+        <w:t xml:space="preserve"> </w:t>
+      </w:r>
+      <w:r>
+        <w:rPr>
+          <w:b/>
+          <w:bCs/>
+        </w:rPr>
+        <w:t xml:space="preserve">nothing backslash-shaped reaches the reader</w:t>
+      </w:r>
+      <w:r>
+        <w:t xml:space="preserve">: an unknown</w:t>
+      </w:r>
+      <w:r>
+        <w:t xml:space="preserve"> </w:t>
+      </w:r>
+      <w:r>
+        <w:rPr>
+          <w:rStyle w:val="VerbatimChar"/>
+        </w:rPr>
+        <w:t xml:space="preserve">\command{arg}</w:t>
+      </w:r>
+      <w:r>
+        <w:t xml:space="preserve"> </w:t>
+      </w:r>
+      <w:r>
+        <w:t xml:space="preserve">renders</w:t>
+      </w:r>
+      <w:r>
+        <w:t xml:space="preserve"> </w:t>
+      </w:r>
+      <w:r>
+        <w:rPr>
+          <w:rStyle w:val="VerbatimChar"/>
+        </w:rPr>
+        <w:t xml:space="preserve">arg</w:t>
+      </w:r>
+      <w:r>
+        <w:t xml:space="preserve"> </w:t>
+      </w:r>
+      <w:r>
+        <w:t xml:space="preserve">and a bare</w:t>
+      </w:r>
+      <w:r>
+        <w:t xml:space="preserve"> </w:t>
+      </w:r>
+      <w:r>
+        <w:rPr>
+          <w:rStyle w:val="VerbatimChar"/>
+        </w:rPr>
+        <w:t xml:space="preserve">\command</w:t>
+      </w:r>
+      <w:r>
+        <w:t xml:space="preserve"> </w:t>
+      </w:r>
+      <w:r>
+        <w:t xml:space="preserve">disappears. Escaped characters are set aside before the maths scanner runs, so</w:t>
+      </w:r>
+      <w:r>
+        <w:t xml:space="preserve"> </w:t>
+      </w:r>
+      <w:r>
+        <w:rPr>
+          <w:rStyle w:val="VerbatimChar"/>
+        </w:rPr>
+        <w:t xml:space="preserve">\$5</w:t>
+      </w:r>
+      <w:r>
+        <w:t xml:space="preserve"> </w:t>
+      </w:r>
+      <w:r>
+        <w:t xml:space="preserve">cannot open an equation.</w:t>
+      </w:r>
+      <w:r>
+        <w:t xml:space="preserve"> </w:t>
+      </w:r>
+      <w:r>
+        <w:rPr>
+          <w:b/>
+          <w:bCs/>
+        </w:rPr>
+        <w:t xml:space="preserve">Export to PDF</w:t>
+      </w:r>
+      <w:r>
+        <w:t xml:space="preserve"> </w:t>
+      </w:r>
+      <w:r>
+        <w:t xml:space="preserve">compiles the real document with Tectonic in a sandboxed worker, which</w:t>
+      </w:r>
+      <w:r>
+        <w:t xml:space="preserve"> </w:t>
+      </w:r>
+      <w:r>
+        <w:t xml:space="preserve">guarantees the PDF is a true LaTeX build rather than an approximation of one. Where</w:t>
+      </w:r>
+      <w:r>
+        <w:t xml:space="preserve"> </w:t>
+      </w:r>
+      <w:r>
+        <w:t xml:space="preserve">Tectonic is unavailable — an air-gapped site, a platform with no build, an installation</w:t>
+      </w:r>
+      <w:r>
+        <w:t xml:space="preserve"> </w:t>
+      </w:r>
+      <w:r>
+        <w:t xml:space="preserve">that declined the download — MAYA does</w:t>
+      </w:r>
+      <w:r>
+        <w:t xml:space="preserve"> </w:t>
+      </w:r>
+      <w:r>
+        <w:rPr>
+          <w:b/>
+          <w:bCs/>
+        </w:rPr>
+        <w:t xml:space="preserve">not</w:t>
+      </w:r>
+      <w:r>
+        <w:t xml:space="preserve"> </w:t>
+      </w:r>
+      <w:r>
+        <w:t xml:space="preserve">silently produce something that looks like</w:t>
+      </w:r>
+      <w:r>
+        <w:t xml:space="preserve"> </w:t>
+      </w:r>
+      <w:r>
+        <w:t xml:space="preserve">a LaTeX build. It renders a structurally faithful</w:t>
+      </w:r>
+      <w:r>
+        <w:t xml:space="preserve"> </w:t>
+      </w:r>
+      <w:r>
+        <w:rPr>
+          <w:b/>
+          <w:bCs/>
+        </w:rPr>
+        <w:t xml:space="preserve">draft</w:t>
+      </w:r>
+      <w:r>
+        <w:t xml:space="preserve">, watermarked on every page and</w:t>
+      </w:r>
+      <w:r>
+        <w:t xml:space="preserve"> </w:t>
+      </w:r>
+      <w:r>
+        <w:t xml:space="preserve">marked</w:t>
+      </w:r>
+      <w:r>
+        <w:t xml:space="preserve"> </w:t>
+      </w:r>
+      <w:r>
+        <w:rPr>
+          <w:rStyle w:val="VerbatimChar"/>
+        </w:rPr>
+        <w:t xml:space="preserve">draft_render</w:t>
+      </w:r>
+      <w:r>
+        <w:t xml:space="preserve"> </w:t>
+      </w:r>
+      <w:r>
+        <w:t xml:space="preserve">in its metadata, and refuses it anywhere the PDF is evidence: a</w:t>
+      </w:r>
+      <w:r>
+        <w:t xml:space="preserve"> </w:t>
+      </w:r>
+      <w:r>
+        <w:t xml:space="preserve">sealed model version, an execution manifest, an export bundle. A model version cannot</w:t>
+      </w:r>
+      <w:r>
+        <w:t xml:space="preserve"> </w:t>
+      </w:r>
+      <w:r>
+        <w:t xml:space="preserve">reach</w:t>
+      </w:r>
+      <w:r>
+        <w:t xml:space="preserve"> </w:t>
+      </w:r>
+      <w:r>
+        <w:rPr>
+          <w:rStyle w:val="VerbatimChar"/>
+        </w:rPr>
+        <w:t xml:space="preserve">approved</w:t>
+      </w:r>
+      <w:r>
+        <w:t xml:space="preserve"> </w:t>
+      </w:r>
+      <w:r>
+        <w:t xml:space="preserve">on a draft render. The capability degrades; the guarantee does not</w:t>
+      </w:r>
+      <w:r>
+        <w:t xml:space="preserve"> </w:t>
+      </w:r>
+      <w:r>
+        <w:t xml:space="preserve">(§13.4.3).</w:t>
+      </w:r>
+    </w:p>
+    <w:p>
+      <w:pPr>
+        <w:pStyle w:val="BodyText"/>
+      </w:pPr>
+      <w:r>
+        <w:t xml:space="preserve">Features: firm templates with required sections; a section outline with completeness indicators;</w:t>
+      </w:r>
+      <w:r>
+        <w:t xml:space="preserve"> </w:t>
+      </w:r>
+      <w:r>
+        <w:rPr>
+          <w:rStyle w:val="VerbatimChar"/>
+        </w:rPr>
+        <w:t xml:space="preserve">\mayaformula{...}</w:t>
+      </w:r>
+      <w:r>
+        <w:t xml:space="preserve"> </w:t>
+      </w:r>
+      <w:r>
+        <w:t xml:space="preserve">and</w:t>
+      </w:r>
+      <w:r>
+        <w:t xml:space="preserve"> </w:t>
+      </w:r>
+      <w:r>
+        <w:rPr>
+          <w:rStyle w:val="VerbatimChar"/>
+        </w:rPr>
+        <w:t xml:space="preserve">\mayaref{maya://...}</w:t>
+      </w:r>
+      <w:r>
+        <w:t xml:space="preserve"> </w:t>
+      </w:r>
+      <w:r>
+        <w:t xml:space="preserve">macros that pull live content from the formula IR and the object catalog, so numbers and references cannot go stale; figure and table upload; BibTeX bibliography; spell check; find and replace; full version history with side-by-side diff; comments anchored to line ranges; and a compile log surfaced in readable form when a build fails. Compilation is capped (time, memory, output size), runs with no network and no shell escape, and a failed build never blocks editing.</w:t>
+      </w:r>
+    </w:p>
+    <w:bookmarkEnd w:id="109"/>
+    <w:bookmarkStart w:id="110" w:name="python-editor"/>
+    <w:p>
+      <w:pPr>
+        <w:pStyle w:val="Heading3"/>
+      </w:pPr>
+      <w:r>
+        <w:t xml:space="preserve">17.2 Python editor</w:t>
+      </w:r>
+    </w:p>
+    <w:p>
+      <w:pPr>
+        <w:pStyle w:val="FirstParagraph"/>
+      </w:pPr>
+      <w:r>
+        <w:t xml:space="preserve">For model code artifacts and for</w:t>
+      </w:r>
+      <w:r>
+        <w:t xml:space="preserve"> </w:t>
+      </w:r>
+      <w:r>
+        <w:rPr>
+          <w:rStyle w:val="VerbatimChar"/>
+        </w:rPr>
+        <w:t xml:space="preserve">python</w:t>
+      </w:r>
+      <w:r>
+        <w:t xml:space="preserve"> </w:t>
+      </w:r>
+      <w:r>
+        <w:t xml:space="preserve">feature transforms. Syntax highlighting, indentation, bracket matching, multi-file tabs, and language intelligence through a pinned Pyright/LSP worker — completion, hover types and inline diagnostics against MAYA’s own stub package, so a designer gets type errors on</w:t>
+      </w:r>
+      <w:r>
+        <w:t xml:space="preserve"> </w:t>
+      </w:r>
+      <w:r>
+        <w:rPr>
+          <w:rStyle w:val="VerbatimChar"/>
+        </w:rPr>
+        <w:t xml:space="preserve">ctx.features</w:t>
+      </w:r>
+      <w:r>
+        <w:t xml:space="preserve"> </w:t>
+      </w:r>
+      <w:r>
+        <w:t xml:space="preserve">before they ever run anything.</w:t>
+      </w:r>
+    </w:p>
+    <w:p>
+      <w:pPr>
+        <w:pStyle w:val="BodyText"/>
+      </w:pPr>
+      <w:r>
+        <w:rPr>
+          <w:b/>
+          <w:bCs/>
+        </w:rPr>
+        <w:t xml:space="preserve">Validation ladder</w:t>
+      </w:r>
+      <w:r>
+        <w:t xml:space="preserve">, run in order, each failure reported precisely:</w:t>
+      </w:r>
+    </w:p>
+    <w:p>
+      <w:pPr>
+        <w:pStyle w:val="Compact"/>
+        <w:numPr>
+          <w:ilvl w:val="0"/>
+          <w:numId w:val="1017"/>
+        </w:numPr>
+      </w:pPr>
+      <w:r>
+        <w:t xml:space="preserve">Parse and lint (</w:t>
+      </w:r>
+      <w:r>
+        <w:rPr>
+          <w:rStyle w:val="VerbatimChar"/>
+        </w:rPr>
+        <w:t xml:space="preserve">ruff</w:t>
+      </w:r>
+      <w:r>
+        <w:t xml:space="preserve">), with a MAYA rule set.</w:t>
+      </w:r>
+    </w:p>
+    <w:p>
+      <w:pPr>
+        <w:pStyle w:val="Compact"/>
+        <w:numPr>
+          <w:ilvl w:val="0"/>
+          <w:numId w:val="1017"/>
+        </w:numPr>
+      </w:pPr>
+      <w:r>
+        <w:t xml:space="preserve">Entry point and signature check against the declared interface.</w:t>
+      </w:r>
+    </w:p>
+    <w:p>
+      <w:pPr>
+        <w:pStyle w:val="Compact"/>
+        <w:numPr>
+          <w:ilvl w:val="0"/>
+          <w:numId w:val="1017"/>
+        </w:numPr>
+      </w:pPr>
+      <w:r>
+        <w:t xml:space="preserve">Import allowlist: standard library subset plus</w:t>
+      </w:r>
+      <w:r>
+        <w:t xml:space="preserve"> </w:t>
+      </w:r>
+      <w:r>
+        <w:rPr>
+          <w:rStyle w:val="VerbatimChar"/>
+        </w:rPr>
+        <w:t xml:space="preserve">numpy</w:t>
+      </w:r>
+      <w:r>
+        <w:t xml:space="preserve">,</w:t>
+      </w:r>
+      <w:r>
+        <w:t xml:space="preserve"> </w:t>
+      </w:r>
+      <w:r>
+        <w:rPr>
+          <w:rStyle w:val="VerbatimChar"/>
+        </w:rPr>
+        <w:t xml:space="preserve">pandas</w:t>
+      </w:r>
+      <w:r>
+        <w:t xml:space="preserve">,</w:t>
+      </w:r>
+      <w:r>
+        <w:t xml:space="preserve"> </w:t>
+      </w:r>
+      <w:r>
+        <w:rPr>
+          <w:rStyle w:val="VerbatimChar"/>
+        </w:rPr>
+        <w:t xml:space="preserve">polars</w:t>
+      </w:r>
+      <w:r>
+        <w:t xml:space="preserve">,</w:t>
+      </w:r>
+      <w:r>
+        <w:t xml:space="preserve"> </w:t>
+      </w:r>
+      <w:r>
+        <w:rPr>
+          <w:rStyle w:val="VerbatimChar"/>
+        </w:rPr>
+        <w:t xml:space="preserve">pyarrow</w:t>
+      </w:r>
+      <w:r>
+        <w:t xml:space="preserve">,</w:t>
+      </w:r>
+      <w:r>
+        <w:t xml:space="preserve"> </w:t>
+      </w:r>
+      <w:r>
+        <w:rPr>
+          <w:rStyle w:val="VerbatimChar"/>
+        </w:rPr>
+        <w:t xml:space="preserve">scipy</w:t>
+      </w:r>
+      <w:r>
+        <w:t xml:space="preserve">,</w:t>
+      </w:r>
+      <w:r>
+        <w:t xml:space="preserve"> </w:t>
+      </w:r>
+      <w:r>
+        <w:rPr>
+          <w:rStyle w:val="VerbatimChar"/>
+        </w:rPr>
+        <w:t xml:space="preserve">scikit-learn</w:t>
+      </w:r>
+      <w:r>
+        <w:t xml:space="preserve">,</w:t>
+      </w:r>
+      <w:r>
+        <w:t xml:space="preserve"> </w:t>
+      </w:r>
+      <w:r>
+        <w:rPr>
+          <w:rStyle w:val="VerbatimChar"/>
+        </w:rPr>
+        <w:t xml:space="preserve">statsmodels</w:t>
+      </w:r>
+      <w:r>
+        <w:t xml:space="preserve">; the list is administrator-configurable per namespace.</w:t>
+      </w:r>
+    </w:p>
+    <w:p>
+      <w:pPr>
+        <w:pStyle w:val="Compact"/>
+        <w:numPr>
+          <w:ilvl w:val="0"/>
+          <w:numId w:val="1017"/>
+        </w:numPr>
+      </w:pPr>
+      <w:r>
+        <w:t xml:space="preserve">Static ban on filesystem, subprocess, socket and</w:t>
+      </w:r>
+      <w:r>
+        <w:t xml:space="preserve"> </w:t>
+      </w:r>
+      <w:r>
+        <w:rPr>
+          <w:rStyle w:val="VerbatimChar"/>
+        </w:rPr>
+        <w:t xml:space="preserve">eval</w:t>
+      </w:r>
+      <w:r>
+        <w:t xml:space="preserve">/</w:t>
+      </w:r>
+      <w:r>
+        <w:rPr>
+          <w:rStyle w:val="VerbatimChar"/>
+        </w:rPr>
+        <w:t xml:space="preserve">exec</w:t>
+      </w:r>
+      <w:r>
+        <w:t xml:space="preserve"> </w:t>
+      </w:r>
+      <w:r>
+        <w:t xml:space="preserve">use outside the provided context object.</w:t>
+      </w:r>
+    </w:p>
+    <w:p>
+      <w:pPr>
+        <w:pStyle w:val="Compact"/>
+        <w:numPr>
+          <w:ilvl w:val="0"/>
+          <w:numId w:val="1017"/>
+        </w:numPr>
+      </w:pPr>
+      <w:r>
+        <w:t xml:space="preserve">Smoke run in a sandboxed subprocess against a sample from the declared feature set, with CPU, memory, wall-clock and output-size caps, no network, and a read-only filesystem.</w:t>
+      </w:r>
+    </w:p>
+    <w:p>
+      <w:pPr>
+        <w:pStyle w:val="Compact"/>
+        <w:numPr>
+          <w:ilvl w:val="0"/>
+          <w:numId w:val="1017"/>
         </w:numPr>
       </w:pPr>
       <w:r>
@@ -30349,8 +31616,8 @@
         <w:t xml:space="preserve">knows what the green tick was worth. Artifacts that pass are content-hashed and stored immutably; the validation report is attached to the version and shown to reviewers.</w:t>
       </w:r>
     </w:p>
-    <w:bookmarkEnd w:id="107"/>
-    <w:bookmarkStart w:id="108" w:name="expression-editor"/>
+    <w:bookmarkEnd w:id="110"/>
+    <w:bookmarkStart w:id="111" w:name="expression-editor"/>
     <w:p>
       <w:pPr>
         <w:pStyle w:val="Heading3"/>
@@ -30367,9 +31634,9 @@
         <w:t xml:space="preserve">A third, lighter editor for transformation and filter expressions, with autocomplete over available attributes, inline type checking, and a live three-row result preview. It shares the same grammar everywhere expressions appear — feature transforms, feature set filters, ACL row filters, workflow check conditions — so one syntax is learned once.</w:t>
       </w:r>
     </w:p>
-    <w:bookmarkEnd w:id="108"/>
-    <w:bookmarkEnd w:id="109"/>
-    <w:bookmarkStart w:id="121" w:name="api-sdk-and-cli"/>
+    <w:bookmarkEnd w:id="111"/>
+    <w:bookmarkEnd w:id="112"/>
+    <w:bookmarkStart w:id="124" w:name="api-sdk-and-cli"/>
     <w:p>
       <w:pPr>
         <w:pStyle w:val="Heading2"/>
@@ -30386,7 +31653,7 @@
         <w:t xml:space="preserve">One API, one client library, no private endpoints. The REST API is the only way into MAYA, the Python SDK is the only library that speaks it, and the web UI is a client of that SDK like everyone else (§13, §16). If the UI can do it, a script can do it, by construction rather than by policy.</w:t>
       </w:r>
     </w:p>
-    <w:bookmarkStart w:id="110" w:name="rest-api"/>
+    <w:bookmarkStart w:id="113" w:name="rest-api"/>
     <w:p>
       <w:pPr>
         <w:pStyle w:val="Heading3"/>
@@ -30704,8 +31971,8 @@
         <w:t xml:space="preserve">, and the rest) delivered by webhook with HMAC signatures and retries, or consumed over SSE. This is the hook a monitoring or scheduling system needs without MAYA growing one.</w:t>
       </w:r>
     </w:p>
-    <w:bookmarkEnd w:id="110"/>
-    <w:bookmarkStart w:id="118" w:name="python-sdk"/>
+    <w:bookmarkEnd w:id="113"/>
+    <w:bookmarkStart w:id="121" w:name="python-sdk"/>
     <w:p>
       <w:pPr>
         <w:pStyle w:val="Heading3"/>
@@ -30735,7 +32002,7 @@
         <w:t xml:space="preserve">, used by the web UI, the CLI, notebooks, schedulers and CI alike. A capability that is not in the SDK does not exist for anyone, including our own UI, so API completeness and SDK completeness are the same problem and cannot drift apart.</w:t>
       </w:r>
     </w:p>
-    <w:bookmarkStart w:id="111" w:name="principles"/>
+    <w:bookmarkStart w:id="114" w:name="principles"/>
     <w:p>
       <w:pPr>
         <w:pStyle w:val="Heading4"/>
@@ -30749,7 +32016,7 @@
         <w:pStyle w:val="Compact"/>
         <w:numPr>
           <w:ilvl w:val="0"/>
-          <w:numId w:val="1016"/>
+          <w:numId w:val="1018"/>
         </w:numPr>
       </w:pPr>
       <w:r>
@@ -30771,7 +32038,7 @@
         <w:pStyle w:val="Compact"/>
         <w:numPr>
           <w:ilvl w:val="0"/>
-          <w:numId w:val="1016"/>
+          <w:numId w:val="1018"/>
         </w:numPr>
       </w:pPr>
       <w:r>
@@ -30793,7 +32060,7 @@
         <w:pStyle w:val="Compact"/>
         <w:numPr>
           <w:ilvl w:val="0"/>
-          <w:numId w:val="1016"/>
+          <w:numId w:val="1018"/>
         </w:numPr>
       </w:pPr>
       <w:r>
@@ -30836,7 +32103,7 @@
         <w:pStyle w:val="Compact"/>
         <w:numPr>
           <w:ilvl w:val="0"/>
-          <w:numId w:val="1016"/>
+          <w:numId w:val="1018"/>
         </w:numPr>
       </w:pPr>
       <w:r>
@@ -30858,7 +32125,7 @@
         <w:pStyle w:val="Compact"/>
         <w:numPr>
           <w:ilvl w:val="0"/>
-          <w:numId w:val="1016"/>
+          <w:numId w:val="1018"/>
         </w:numPr>
       </w:pPr>
       <w:r>
@@ -30875,8 +32142,8 @@
         <w:t xml:space="preserve">Authorization, quotas, workflow and validation live server-side. The SDK may pre-check for a friendlier error but never grants anything.</w:t>
       </w:r>
     </w:p>
-    <w:bookmarkEnd w:id="111"/>
-    <w:bookmarkStart w:id="112" w:name="authentication-and-credentials"/>
+    <w:bookmarkEnd w:id="114"/>
+    <w:bookmarkStart w:id="115" w:name="authentication-and-credentials"/>
     <w:p>
       <w:pPr>
         <w:pStyle w:val="Heading4"/>
@@ -31353,8 +32620,8 @@
         <w:t xml:space="preserve">. Session token in hand, the web tier can do exactly what the user could do from a terminal — no special path, no elevated scope.</w:t>
       </w:r>
     </w:p>
-    <w:bookmarkEnd w:id="112"/>
-    <w:bookmarkStart w:id="113" w:name="remote-by-default"/>
+    <w:bookmarkEnd w:id="115"/>
+    <w:bookmarkStart w:id="116" w:name="remote-by-default"/>
     <w:p>
       <w:pPr>
         <w:pStyle w:val="Heading4"/>
@@ -31628,7 +32895,7 @@
         <w:pStyle w:val="Compact"/>
         <w:numPr>
           <w:ilvl w:val="0"/>
-          <w:numId w:val="1017"/>
+          <w:numId w:val="1019"/>
         </w:numPr>
       </w:pPr>
       <w:r>
@@ -31650,7 +32917,7 @@
         <w:pStyle w:val="Compact"/>
         <w:numPr>
           <w:ilvl w:val="0"/>
-          <w:numId w:val="1017"/>
+          <w:numId w:val="1019"/>
         </w:numPr>
       </w:pPr>
       <w:r>
@@ -31672,7 +32939,7 @@
         <w:pStyle w:val="Compact"/>
         <w:numPr>
           <w:ilvl w:val="0"/>
-          <w:numId w:val="1017"/>
+          <w:numId w:val="1019"/>
         </w:numPr>
       </w:pPr>
       <w:r>
@@ -31694,7 +32961,7 @@
         <w:pStyle w:val="Compact"/>
         <w:numPr>
           <w:ilvl w:val="0"/>
-          <w:numId w:val="1017"/>
+          <w:numId w:val="1019"/>
         </w:numPr>
       </w:pPr>
       <w:r>
@@ -31716,7 +32983,7 @@
         <w:pStyle w:val="Compact"/>
         <w:numPr>
           <w:ilvl w:val="0"/>
-          <w:numId w:val="1017"/>
+          <w:numId w:val="1019"/>
         </w:numPr>
       </w:pPr>
       <w:r>
@@ -31762,7 +33029,7 @@
         <w:pStyle w:val="Compact"/>
         <w:numPr>
           <w:ilvl w:val="0"/>
-          <w:numId w:val="1017"/>
+          <w:numId w:val="1019"/>
         </w:numPr>
       </w:pPr>
       <w:r>
@@ -31820,8 +33087,8 @@
         <w:t xml:space="preserve">, which serves the read API from a reproducibility bundle (§18.4) on a machine with no route to any MAYA at all.</w:t>
       </w:r>
     </w:p>
-    <w:bookmarkEnd w:id="113"/>
-    <w:bookmarkStart w:id="114" w:name="shape-of-the-api"/>
+    <w:bookmarkEnd w:id="116"/>
+    <w:bookmarkStart w:id="117" w:name="shape-of-the-api"/>
     <w:p>
       <w:pPr>
         <w:pStyle w:val="Heading4"/>
@@ -33226,8 +34493,8 @@
         <w:t xml:space="preserve">are published from one source; the async client is what the web tier uses so a page render never blocks a worker thread.</w:t>
       </w:r>
     </w:p>
-    <w:bookmarkEnd w:id="114"/>
-    <w:bookmarkStart w:id="115" w:name="behaviour-the-sdk-guarantees"/>
+    <w:bookmarkEnd w:id="117"/>
+    <w:bookmarkStart w:id="118" w:name="behaviour-the-sdk-guarantees"/>
     <w:p>
       <w:pPr>
         <w:pStyle w:val="Heading4"/>
@@ -33873,8 +35140,8 @@
         </w:tc>
       </w:tr>
     </w:tbl>
-    <w:bookmarkEnd w:id="115"/>
-    <w:bookmarkStart w:id="116" w:name="package-layout"/>
+    <w:bookmarkEnd w:id="118"/>
+    <w:bookmarkStart w:id="119" w:name="package-layout"/>
     <w:p>
       <w:pPr>
         <w:pStyle w:val="Heading4"/>
@@ -34085,8 +35352,8 @@
         <w:t xml:space="preserve">in a constrained environment pulls in almost nothing. It is published as a wheel with a lock file, is installable from a local mirror for air-gapped sites, and follows semantic versioning independently of the server, with a compatibility table in the help pages.</w:t>
       </w:r>
     </w:p>
-    <w:bookmarkEnd w:id="116"/>
-    <w:bookmarkStart w:id="117" w:name="testing-and-support"/>
+    <w:bookmarkEnd w:id="119"/>
+    <w:bookmarkStart w:id="120" w:name="testing-and-support"/>
     <w:p>
       <w:pPr>
         <w:pStyle w:val="Heading4"/>
@@ -34112,9 +35379,9 @@
         <w:t xml:space="preserve">ships an in-memory fake implementing the same protocol, so a team can unit-test code that uses MAYA without a server, plus a recorded-fixture mode for integration tests. Our own UI tests run against the fake, which is the sharpest proof that the UI holds no backdoor: if the SDK protocol is enough to render every screen, then no screen depends on anything private.</w:t>
       </w:r>
     </w:p>
-    <w:bookmarkEnd w:id="117"/>
-    <w:bookmarkEnd w:id="118"/>
-    <w:bookmarkStart w:id="119" w:name="cli"/>
+    <w:bookmarkEnd w:id="120"/>
+    <w:bookmarkEnd w:id="121"/>
+    <w:bookmarkStart w:id="122" w:name="cli"/>
     <w:p>
       <w:pPr>
         <w:pStyle w:val="Heading3"/>
@@ -34419,8 +35686,8 @@
         <w:t xml:space="preserve">(§14.3).</w:t>
       </w:r>
     </w:p>
-    <w:bookmarkEnd w:id="119"/>
-    <w:bookmarkStart w:id="120" w:name="reproducibility-bundle"/>
+    <w:bookmarkEnd w:id="122"/>
+    <w:bookmarkStart w:id="123" w:name="reproducibility-bundle"/>
     <w:p>
       <w:pPr>
         <w:pStyle w:val="Heading3"/>
@@ -34476,9 +35743,9 @@
         <w:t xml:space="preserve">checks a bundle offline, on a machine with no MAYA access. This is the artifact you hand a regulator or an acquirer.</w:t>
       </w:r>
     </w:p>
-    <w:bookmarkEnd w:id="120"/>
-    <w:bookmarkEnd w:id="121"/>
-    <w:bookmarkStart w:id="122" w:name="lineage-provenance-and-audit"/>
+    <w:bookmarkEnd w:id="123"/>
+    <w:bookmarkEnd w:id="124"/>
+    <w:bookmarkStart w:id="125" w:name="lineage-provenance-and-audit"/>
     <w:p>
       <w:pPr>
         <w:pStyle w:val="Heading2"/>
@@ -34650,7 +35917,7 @@
         <w:pStyle w:val="Compact"/>
         <w:numPr>
           <w:ilvl w:val="0"/>
-          <w:numId w:val="1018"/>
+          <w:numId w:val="1020"/>
         </w:numPr>
       </w:pPr>
       <w:r>
@@ -34669,7 +35936,7 @@
         <w:pStyle w:val="Compact"/>
         <w:numPr>
           <w:ilvl w:val="0"/>
-          <w:numId w:val="1018"/>
+          <w:numId w:val="1020"/>
         </w:numPr>
       </w:pPr>
       <w:r>
@@ -34790,8 +36057,8 @@
         <w:t xml:space="preserve">view reads as a narrative: what was proposed, who objected, what changed, who approved, and when.</w:t>
       </w:r>
     </w:p>
-    <w:bookmarkEnd w:id="122"/>
-    <w:bookmarkStart w:id="123" w:name="observability-and-operations"/>
+    <w:bookmarkEnd w:id="125"/>
+    <w:bookmarkStart w:id="126" w:name="observability-and-operations"/>
     <w:p>
       <w:pPr>
         <w:pStyle w:val="Heading2"/>
@@ -35018,8 +36285,8 @@
         <w:t xml:space="preserve">this contradicted §14.3. MAYA has no migrations: an upgrade that changes the schema is an estate export under the old version, a schema created by the new one, and an import, and a rollback is the same in reverse from the export kept (ADR-012). The API stays backward-compatible one version back. Every release carries a changelog entry and a version bump across the same set of files DishtaYantra uses, by the same ritual.</w:t>
       </w:r>
     </w:p>
-    <w:bookmarkEnd w:id="123"/>
-    <w:bookmarkStart w:id="127" w:name="security-and-model-risk-governance"/>
+    <w:bookmarkEnd w:id="126"/>
+    <w:bookmarkStart w:id="132" w:name="security-and-model-risk-governance"/>
     <w:p>
       <w:pPr>
         <w:pStyle w:val="Heading2"/>
@@ -35028,7 +36295,7 @@
         <w:t xml:space="preserve">21. Security and model risk governance</w:t>
       </w:r>
     </w:p>
-    <w:bookmarkStart w:id="124" w:name="threat-model"/>
+    <w:bookmarkStart w:id="127" w:name="threat-model"/>
     <w:p>
       <w:pPr>
         <w:pStyle w:val="Heading3"/>
@@ -35316,8 +36583,8 @@
         </w:tc>
       </w:tr>
     </w:tbl>
-    <w:bookmarkEnd w:id="124"/>
-    <w:bookmarkStart w:id="125" w:name="data-protection"/>
+    <w:bookmarkEnd w:id="127"/>
+    <w:bookmarkStart w:id="128" w:name="data-protection"/>
     <w:p>
       <w:pPr>
         <w:pStyle w:val="Heading3"/>
@@ -35379,8 +36646,8 @@
         <w:t xml:space="preserve">) that drives export controls, masking defaults and retention. Personal data is out of MAYA’s intended scope; where a feature could contain it, the namespace is marked and exports require an additional approval.</w:t>
       </w:r>
     </w:p>
-    <w:bookmarkEnd w:id="125"/>
-    <w:bookmarkStart w:id="126" w:name="model-risk-alignment"/>
+    <w:bookmarkEnd w:id="128"/>
+    <w:bookmarkStart w:id="129" w:name="model-risk-alignment"/>
     <w:p>
       <w:pPr>
         <w:pStyle w:val="Heading3"/>
@@ -35402,7 +36669,7 @@
         <w:pStyle w:val="Compact"/>
         <w:numPr>
           <w:ilvl w:val="0"/>
-          <w:numId w:val="1019"/>
+          <w:numId w:val="1021"/>
         </w:numPr>
       </w:pPr>
       <w:r>
@@ -35421,7 +36688,7 @@
         <w:pStyle w:val="Compact"/>
         <w:numPr>
           <w:ilvl w:val="0"/>
-          <w:numId w:val="1019"/>
+          <w:numId w:val="1021"/>
         </w:numPr>
       </w:pPr>
       <w:r>
@@ -35440,7 +36707,7 @@
         <w:pStyle w:val="Compact"/>
         <w:numPr>
           <w:ilvl w:val="0"/>
-          <w:numId w:val="1019"/>
+          <w:numId w:val="1021"/>
         </w:numPr>
       </w:pPr>
       <w:r>
@@ -35459,7 +36726,7 @@
         <w:pStyle w:val="Compact"/>
         <w:numPr>
           <w:ilvl w:val="0"/>
-          <w:numId w:val="1019"/>
+          <w:numId w:val="1021"/>
         </w:numPr>
       </w:pPr>
       <w:r>
@@ -35478,7 +36745,7 @@
         <w:pStyle w:val="Compact"/>
         <w:numPr>
           <w:ilvl w:val="0"/>
-          <w:numId w:val="1019"/>
+          <w:numId w:val="1021"/>
         </w:numPr>
       </w:pPr>
       <w:r>
@@ -35497,7 +36764,7 @@
         <w:pStyle w:val="Compact"/>
         <w:numPr>
           <w:ilvl w:val="0"/>
-          <w:numId w:val="1019"/>
+          <w:numId w:val="1021"/>
         </w:numPr>
       </w:pPr>
       <w:r>
@@ -35516,7 +36783,7 @@
         <w:pStyle w:val="Compact"/>
         <w:numPr>
           <w:ilvl w:val="0"/>
-          <w:numId w:val="1019"/>
+          <w:numId w:val="1021"/>
         </w:numPr>
       </w:pPr>
       <w:r>
@@ -35550,24 +36817,14 @@
         <w:t xml:space="preserve">means, which is why every requirement above is configurable per namespace rather than hard-coded.</w:t>
       </w:r>
     </w:p>
-    <w:bookmarkEnd w:id="126"/>
-    <w:bookmarkEnd w:id="127"/>
-    <w:bookmarkStart w:id="132" w:name="engineering-standards"/>
-    <w:p>
-      <w:pPr>
-        <w:pStyle w:val="Heading2"/>
-      </w:pPr>
-      <w:r>
-        <w:t xml:space="preserve">22. Engineering standards</w:t>
-      </w:r>
-    </w:p>
-    <w:bookmarkStart w:id="128" w:name="size-and-modularity"/>
+    <w:bookmarkEnd w:id="129"/>
+    <w:bookmarkStart w:id="130" w:name="the-governance-layer"/>
     <w:p>
       <w:pPr>
         <w:pStyle w:val="Heading3"/>
       </w:pPr>
       <w:r>
-        <w:t xml:space="preserve">22.1 Size and modularity</w:t>
+        <w:t xml:space="preserve">21.4 The governance layer</w:t>
       </w:r>
     </w:p>
     <w:p>
@@ -35575,40 +36832,29 @@
         <w:pStyle w:val="FirstParagraph"/>
       </w:pPr>
       <w:r>
-        <w:t xml:space="preserve">No non-UI source file exceeds</w:t>
-      </w:r>
-      <w:r>
-        <w:t xml:space="preserve"> </w:t>
-      </w:r>
-      <w:r>
-        <w:rPr>
-          <w:b/>
-          <w:bCs/>
-        </w:rPr>
-        <w:t xml:space="preserve">1,500 lines excluding comments and blank lines</w:t>
-      </w:r>
-      <w:r>
-        <w:t xml:space="preserve">, measured by a CI check that fails the build. Two softer thresholds sit under it, reported but not fatal: 800 lines is a warning, and a file over 1,200 lines requires a note in the pull request explaining why it should not be split. UI templates are exempt, as in DishtaYantra.</w:t>
-      </w:r>
-    </w:p>
-    <w:p>
-      <w:pPr>
-        <w:pStyle w:val="BodyText"/>
-      </w:pPr>
-      <w:r>
-        <w:t xml:space="preserve">The constraint is a means, not the goal. It is satisfied by design, not by moving code into a</w:t>
-      </w:r>
-      <w:r>
-        <w:t xml:space="preserve"> </w:t>
-      </w:r>
-      <w:r>
-        <w:rPr>
-          <w:rStyle w:val="VerbatimChar"/>
-        </w:rPr>
-        <w:t xml:space="preserve">utils2.py</w:t>
-      </w:r>
-      <w:r>
-        <w:t xml:space="preserve">:</w:t>
+        <w:rPr>
+          <w:i/>
+          <w:iCs/>
+        </w:rPr>
+        <w:t xml:space="preserve">Revision 2.7.</w:t>
+      </w:r>
+      <w:r>
+        <w:t xml:space="preserve"> </w:t>
+      </w:r>
+      <w:r>
+        <w:t xml:space="preserve">§21.3 lists the evidence a model risk function asks for; version 1.0.0 records the judgements</w:t>
+      </w:r>
+      <w:r>
+        <w:t xml:space="preserve"> </w:t>
+      </w:r>
+      <w:r>
+        <w:t xml:space="preserve">made on it. Each is computed from facts MAYA already holds, and each separates the person who acts from the</w:t>
+      </w:r>
+      <w:r>
+        <w:t xml:space="preserve"> </w:t>
+      </w:r>
+      <w:r>
+        <w:t xml:space="preserve">person who closes.</w:t>
       </w:r>
     </w:p>
     <w:p>
@@ -35616,11 +36862,39 @@
         <w:pStyle w:val="Compact"/>
         <w:numPr>
           <w:ilvl w:val="0"/>
-          <w:numId w:val="1020"/>
+          <w:numId w:val="1022"/>
         </w:numPr>
       </w:pPr>
       <w:r>
-        <w:t xml:space="preserve">One aggregate per module; one responsibility per class.</w:t>
+        <w:rPr>
+          <w:b/>
+          <w:bCs/>
+        </w:rPr>
+        <w:t xml:space="preserve">Findings.</w:t>
+      </w:r>
+      <w:r>
+        <w:t xml:space="preserve"> </w:t>
+      </w:r>
+      <w:r>
+        <w:t xml:space="preserve">A validator raises a finding against a model version with a severity, an owner and a due date;</w:t>
+      </w:r>
+      <w:r>
+        <w:t xml:space="preserve"> </w:t>
+      </w:r>
+      <w:r>
+        <w:t xml:space="preserve">every move is kept in its own history and in the audit chain. Somebody other than the person who remediated</w:t>
+      </w:r>
+      <w:r>
+        <w:t xml:space="preserve"> </w:t>
+      </w:r>
+      <w:r>
+        <w:t xml:space="preserve">closes it, or the risk is accepted with a written reason. Nobody closes their own fix, for the reason nobody</w:t>
+      </w:r>
+      <w:r>
+        <w:t xml:space="preserve"> </w:t>
+      </w:r>
+      <w:r>
+        <w:t xml:space="preserve">approves their own model.</w:t>
       </w:r>
     </w:p>
     <w:p>
@@ -35628,11 +36902,54 @@
         <w:pStyle w:val="Compact"/>
         <w:numPr>
           <w:ilvl w:val="0"/>
-          <w:numId w:val="1020"/>
+          <w:numId w:val="1022"/>
         </w:numPr>
       </w:pPr>
       <w:r>
-        <w:t xml:space="preserve">Strategy objects for every axis of variation — source drivers, resolution rules, storage backends, auth providers, export formats, workflow checks — each a small class implementing a declared protocol, registered by name.</w:t>
+        <w:rPr>
+          <w:b/>
+          <w:bCs/>
+        </w:rPr>
+        <w:t xml:space="preserve">Materiality.</w:t>
+      </w:r>
+      <w:r>
+        <w:t xml:space="preserve"> </w:t>
+      </w:r>
+      <w:r>
+        <w:t xml:space="preserve">A tier from 1 (most material) to 3, derived from what MAYA can see — how many live execution</w:t>
+      </w:r>
+      <w:r>
+        <w:t xml:space="preserve"> </w:t>
+      </w:r>
+      <w:r>
+        <w:t xml:space="preserve">warrants the model runs under, how often it has run, whether it is a black box — and from what only the owner</w:t>
+      </w:r>
+      <w:r>
+        <w:t xml:space="preserve"> </w:t>
+      </w:r>
+      <w:r>
+        <w:t xml:space="preserve">can declare: its use and its exposure, and the firm’s own questionnaire (</w:t>
+      </w:r>
+      <w:r>
+        <w:rPr>
+          <w:rStyle w:val="VerbatimChar"/>
+        </w:rPr>
+        <w:t xml:space="preserve">governance.tiering_questionnaire</w:t>
+      </w:r>
+      <w:r>
+        <w:t xml:space="preserve">,</w:t>
+      </w:r>
+      <w:r>
+        <w:t xml:space="preserve"> </w:t>
+      </w:r>
+      <w:r>
+        <w:t xml:space="preserve">a file the firm edits). The derivation is monotone: more exposure never lowers the tier. An override needs a</w:t>
+      </w:r>
+      <w:r>
+        <w:t xml:space="preserve"> </w:t>
+      </w:r>
+      <w:r>
+        <w:t xml:space="preserve">reason, and one that makes a model less material than the evidence says is flagged.</w:t>
       </w:r>
     </w:p>
     <w:p>
@@ -35640,11 +36957,33 @@
         <w:pStyle w:val="Compact"/>
         <w:numPr>
           <w:ilvl w:val="0"/>
-          <w:numId w:val="1020"/>
+          <w:numId w:val="1022"/>
         </w:numPr>
       </w:pPr>
       <w:r>
-        <w:t xml:space="preserve">Composition over inheritance; inheritance depth capped at 3.</w:t>
+        <w:rPr>
+          <w:b/>
+          <w:bCs/>
+        </w:rPr>
+        <w:t xml:space="preserve">Periodic review.</w:t>
+      </w:r>
+      <w:r>
+        <w:t xml:space="preserve"> </w:t>
+      </w:r>
+      <w:r>
+        <w:t xml:space="preserve">The tier sets how often a model is looked at again. When a review falls overdue, a</w:t>
+      </w:r>
+      <w:r>
+        <w:t xml:space="preserve"> </w:t>
+      </w:r>
+      <w:r>
+        <w:t xml:space="preserve">scheduled sweep suspends every live execution warrant the model runs under, through the same suspension a</w:t>
+      </w:r>
+      <w:r>
+        <w:t xml:space="preserve"> </w:t>
+      </w:r>
+      <w:r>
+        <w:t xml:space="preserve">covenant breach uses; recording the review lifts exactly those suspensions and no others.</w:t>
       </w:r>
     </w:p>
     <w:p>
@@ -35652,23 +36991,78 @@
         <w:pStyle w:val="Compact"/>
         <w:numPr>
           <w:ilvl w:val="0"/>
-          <w:numId w:val="1020"/>
+          <w:numId w:val="1022"/>
         </w:numPr>
       </w:pPr>
       <w:r>
-        <w:t xml:space="preserve">Functions under 50 lines, cyclomatic complexity under 10, enforced by</w:t>
-      </w:r>
-      <w:r>
-        <w:t xml:space="preserve"> </w:t>
-      </w:r>
-      <w:r>
-        <w:rPr>
-          <w:rStyle w:val="VerbatimChar"/>
-        </w:rPr>
-        <w:t xml:space="preserve">ruff</w:t>
-      </w:r>
-      <w:r>
-        <w:t xml:space="preserve">.</w:t>
+        <w:rPr>
+          <w:b/>
+          <w:bCs/>
+        </w:rPr>
+        <w:t xml:space="preserve">Monitoring.</w:t>
+      </w:r>
+      <w:r>
+        <w:t xml:space="preserve"> </w:t>
+      </w:r>
+      <w:r>
+        <w:t xml:space="preserve">The reports under each execution warrant read as series — volume, null rates, ranges against</w:t>
+      </w:r>
+      <w:r>
+        <w:t xml:space="preserve"> </w:t>
+      </w:r>
+      <w:r>
+        <w:t xml:space="preserve">the covenant bounds, PSI against the covenant’s baseline — and every live warrant is graded</w:t>
+      </w:r>
+      <w:r>
+        <w:t xml:space="preserve"> </w:t>
+      </w:r>
+      <w:r>
+        <w:rPr>
+          <w:i/>
+          <w:iCs/>
+        </w:rPr>
+        <w:t xml:space="preserve">breach</w:t>
+      </w:r>
+      <w:r>
+        <w:t xml:space="preserve"> </w:t>
+      </w:r>
+      <w:r>
+        <w:t xml:space="preserve">(suspended, or a breach in seven days),</w:t>
+      </w:r>
+      <w:r>
+        <w:t xml:space="preserve"> </w:t>
+      </w:r>
+      <w:r>
+        <w:rPr>
+          <w:i/>
+          <w:iCs/>
+        </w:rPr>
+        <w:t xml:space="preserve">watch</w:t>
+      </w:r>
+      <w:r>
+        <w:t xml:space="preserve"> </w:t>
+      </w:r>
+      <w:r>
+        <w:t xml:space="preserve">(PSI in 0.10–0.25, a null rate doubling its median, or thirty</w:t>
+      </w:r>
+      <w:r>
+        <w:t xml:space="preserve"> </w:t>
+      </w:r>
+      <w:r>
+        <w:t xml:space="preserve">days of silence) or</w:t>
+      </w:r>
+      <w:r>
+        <w:t xml:space="preserve"> </w:t>
+      </w:r>
+      <w:r>
+        <w:rPr>
+          <w:i/>
+          <w:iCs/>
+        </w:rPr>
+        <w:t xml:space="preserve">ok</w:t>
+      </w:r>
+      <w:r>
+        <w:t xml:space="preserve">. Monitoring writes nothing; it cannot drift from what the covenants decided.</w:t>
       </w:r>
     </w:p>
     <w:p>
@@ -35676,458 +37070,473 @@
         <w:pStyle w:val="Compact"/>
         <w:numPr>
           <w:ilvl w:val="0"/>
-          <w:numId w:val="1020"/>
+          <w:numId w:val="1022"/>
         </w:numPr>
       </w:pPr>
       <w:r>
-        <w:t xml:space="preserve">Public interfaces are protocols in a</w:t>
-      </w:r>
-      <w:r>
-        <w:t xml:space="preserve"> </w:t>
-      </w:r>
-      <w:r>
-        <w:rPr>
-          <w:rStyle w:val="VerbatimChar"/>
-        </w:rPr>
-        <w:t xml:space="preserve">ports</w:t>
-      </w:r>
-      <w:r>
-        <w:t xml:space="preserve"> </w:t>
-      </w:r>
-      <w:r>
-        <w:t xml:space="preserve">module; implementations never import each other.</w:t>
-      </w:r>
-    </w:p>
-    <w:bookmarkEnd w:id="128"/>
-    <w:bookmarkStart w:id="129" w:name="typing-and-errors"/>
-    <w:p>
-      <w:pPr>
-        <w:pStyle w:val="Heading3"/>
-      </w:pPr>
-      <w:r>
-        <w:t xml:space="preserve">22.2 Typing and errors</w:t>
-      </w:r>
-    </w:p>
-    <w:p>
-      <w:pPr>
-        <w:pStyle w:val="FirstParagraph"/>
-      </w:pPr>
-      <w:r>
-        <w:t xml:space="preserve">Full type annotations,</w:t>
-      </w:r>
-      <w:r>
-        <w:t xml:space="preserve"> </w:t>
-      </w:r>
-      <w:r>
-        <w:rPr>
-          <w:rStyle w:val="VerbatimChar"/>
-        </w:rPr>
-        <w:t xml:space="preserve">mypy --strict</w:t>
-      </w:r>
-      <w:r>
-        <w:t xml:space="preserve"> </w:t>
-      </w:r>
-      <w:r>
-        <w:t xml:space="preserve">on the domain and service layers. Errors are a typed hierarchy rooted at</w:t>
-      </w:r>
-      <w:r>
-        <w:t xml:space="preserve"> </w:t>
-      </w:r>
-      <w:r>
-        <w:rPr>
-          <w:rStyle w:val="VerbatimChar"/>
-        </w:rPr>
-        <w:t xml:space="preserve">MayaError</w:t>
-      </w:r>
-      <w:r>
-        <w:t xml:space="preserve"> </w:t>
-      </w:r>
-      <w:r>
-        <w:t xml:space="preserve">with subclasses carrying a stable code, a user-facing message and machine-readable context; every API error maps to one. No bare</w:t>
-      </w:r>
-      <w:r>
-        <w:t xml:space="preserve"> </w:t>
-      </w:r>
-      <w:r>
-        <w:rPr>
-          <w:rStyle w:val="VerbatimChar"/>
-        </w:rPr>
-        <w:t xml:space="preserve">except</w:t>
-      </w:r>
-      <w:r>
-        <w:t xml:space="preserve">; no swallowed exceptions except in deliberately defensive audit and recording paths, as in DishtaYantra. No silent config defaults — an unset required setting fails at startup with the setting’s name and an example value.</w:t>
-      </w:r>
-    </w:p>
-    <w:bookmarkEnd w:id="129"/>
-    <w:bookmarkStart w:id="130" w:name="package-layout-1"/>
-    <w:p>
-      <w:pPr>
-        <w:pStyle w:val="Heading3"/>
-      </w:pPr>
-      <w:r>
-        <w:t xml:space="preserve">22.3 Package layout</w:t>
-      </w:r>
-    </w:p>
-    <w:p>
-      <w:pPr>
-        <w:pStyle w:val="SourceCode"/>
-      </w:pPr>
-      <w:r>
-        <w:rPr>
-          <w:rStyle w:val="VerbatimChar"/>
-        </w:rPr>
-        <w:t xml:space="preserve">&lt;repo root&gt;/</w:t>
-      </w:r>
-      <w:r>
-        <w:br/>
-      </w:r>
-      <w:r>
-        <w:rPr>
-          <w:rStyle w:val="VerbatimChar"/>
-        </w:rPr>
-        <w:t xml:space="preserve">  run_maya_web.py    # the startup script — the one supported way to start MAYA</w:t>
-      </w:r>
-      <w:r>
-        <w:br/>
-      </w:r>
-      <w:r>
-        <w:rPr>
-          <w:rStyle w:val="VerbatimChar"/>
-        </w:rPr>
-        <w:t xml:space="preserve">  maya/</w:t>
-      </w:r>
-      <w:r>
-        <w:br/>
-      </w:r>
-      <w:r>
-        <w:rPr>
-          <w:rStyle w:val="VerbatimChar"/>
-        </w:rPr>
-        <w:t xml:space="preserve">    domain/          # entities, value objects, policies, state machines — no I/O</w:t>
-      </w:r>
-      <w:r>
-        <w:br/>
-      </w:r>
-      <w:r>
-        <w:rPr>
-          <w:rStyle w:val="VerbatimChar"/>
-        </w:rPr>
-        <w:t xml:space="preserve">    ports/           # protocols the domain requires</w:t>
-      </w:r>
-      <w:r>
-        <w:br/>
-      </w:r>
-      <w:r>
-        <w:rPr>
-          <w:rStyle w:val="VerbatimChar"/>
-        </w:rPr>
-        <w:t xml:space="preserve">    services/        # use cases, transactions, orchestration</w:t>
-      </w:r>
-      <w:r>
-        <w:br/>
-      </w:r>
-      <w:r>
-        <w:rPr>
-          <w:rStyle w:val="VerbatimChar"/>
-        </w:rPr>
-        <w:t xml:space="preserve">    resolution/      # planner, kernels, rules, shape handling</w:t>
-      </w:r>
-      <w:r>
-        <w:br/>
-      </w:r>
-      <w:r>
-        <w:rPr>
-          <w:rStyle w:val="VerbatimChar"/>
-        </w:rPr>
-        <w:t xml:space="preserve">    storage/         # lake (via maya_delta), object store, cache adapters</w:t>
-      </w:r>
-      <w:r>
-        <w:br/>
-      </w:r>
-      <w:r>
-        <w:rPr>
-          <w:rStyle w:val="VerbatimChar"/>
-        </w:rPr>
-        <w:t xml:space="preserve">    persistence/     # SQLAlchemy only (section 14), incl. the generated schema/</w:t>
-      </w:r>
-      <w:r>
-        <w:br/>
-      </w:r>
-      <w:r>
-        <w:rPr>
-          <w:rStyle w:val="VerbatimChar"/>
-        </w:rPr>
-        <w:t xml:space="preserve">    workflow/        # engine, policies, checks, the UI-facing policy editor model</w:t>
-      </w:r>
-      <w:r>
-        <w:br/>
-      </w:r>
-      <w:r>
-        <w:rPr>
-          <w:rStyle w:val="VerbatimChar"/>
-        </w:rPr>
-        <w:t xml:space="preserve">    security/        # authn providers, authz evaluator, per-platform sandbox</w:t>
-      </w:r>
-      <w:r>
-        <w:br/>
-      </w:r>
-      <w:r>
-        <w:rPr>
-          <w:rStyle w:val="VerbatimChar"/>
-        </w:rPr>
-        <w:t xml:space="preserve">    api/             # FastAPI routers, schemas</w:t>
-      </w:r>
-      <w:r>
-        <w:br/>
-      </w:r>
-      <w:r>
-        <w:rPr>
-          <w:rStyle w:val="VerbatimChar"/>
-        </w:rPr>
-        <w:t xml:space="preserve">    web/             # templates, static, routes (section 16)</w:t>
-      </w:r>
-      <w:r>
-        <w:br/>
-      </w:r>
-      <w:r>
-        <w:rPr>
-          <w:rStyle w:val="VerbatimChar"/>
-        </w:rPr>
-        <w:t xml:space="preserve">    jobs/            # queue, workers, handlers</w:t>
-      </w:r>
-      <w:r>
-        <w:br/>
-      </w:r>
-      <w:r>
-        <w:rPr>
-          <w:rStyle w:val="VerbatimChar"/>
-        </w:rPr>
-        <w:t xml:space="preserve">    sdk/  cli/       # client surfaces</w:t>
-      </w:r>
-      <w:r>
-        <w:br/>
-      </w:r>
-      <w:r>
-        <w:rPr>
-          <w:rStyle w:val="VerbatimChar"/>
-        </w:rPr>
-        <w:t xml:space="preserve">    config/  observability/</w:t>
-      </w:r>
-      <w:r>
-        <w:br/>
-      </w:r>
-      <w:r>
-        <w:rPr>
-          <w:rStyle w:val="VerbatimChar"/>
-        </w:rPr>
-        <w:t xml:space="preserve">    core/            # version.py, and the dependency seams of section 13.4:</w:t>
-      </w:r>
-      <w:r>
-        <w:br/>
-      </w:r>
-      <w:r>
-        <w:rPr>
-          <w:rStyle w:val="VerbatimChar"/>
-        </w:rPr>
-        <w:t xml:space="preserve">                     #   backends.py (the one resolver), djson, frames, pushdown,</w:t>
-      </w:r>
-      <w:r>
-        <w:br/>
-      </w:r>
-      <w:r>
-        <w:rPr>
-          <w:rStyle w:val="VerbatimChar"/>
-        </w:rPr>
-        <w:t xml:space="preserve">                     #   search, compress, tzdb, procstat, typeset, crypto,</w:t>
-      </w:r>
-      <w:r>
-        <w:br/>
-      </w:r>
-      <w:r>
-        <w:rPr>
-          <w:rStyle w:val="VerbatimChar"/>
-        </w:rPr>
-        <w:t xml:space="preserve">                     #   chunker, canonical, calendars/</w:t>
-      </w:r>
-      <w:r>
-        <w:br/>
-      </w:r>
-      <w:r>
-        <w:rPr>
-          <w:rStyle w:val="VerbatimChar"/>
-        </w:rPr>
-        <w:t xml:space="preserve">  maya_delta/        # the lakehouse layer (section 7.4) — its own top-level package</w:t>
-      </w:r>
-      <w:r>
-        <w:br/>
-      </w:r>
-      <w:r>
-        <w:rPr>
-          <w:rStyle w:val="VerbatimChar"/>
-        </w:rPr>
-        <w:t xml:space="preserve">    native.py        #   the deltalake-backed backend</w:t>
-      </w:r>
-      <w:r>
-        <w:br/>
-      </w:r>
-      <w:r>
-        <w:rPr>
-          <w:rStyle w:val="VerbatimChar"/>
-        </w:rPr>
-        <w:t xml:space="preserve">    pure/            #   MAYA's own Delta protocol implementation</w:t>
-      </w:r>
-      <w:r>
-        <w:br/>
-      </w:r>
-      <w:r>
-        <w:rPr>
-          <w:rStyle w:val="VerbatimChar"/>
-        </w:rPr>
-        <w:t xml:space="preserve">    conformance/     #   the suite both backends must pass identically</w:t>
-      </w:r>
-      <w:r>
-        <w:br/>
-      </w:r>
-      <w:r>
-        <w:rPr>
-          <w:rStyle w:val="VerbatimChar"/>
-        </w:rPr>
-        <w:t xml:space="preserve">  config/            # application.yaml (tracked) + application.local.yaml (ignored)</w:t>
-      </w:r>
-      <w:r>
-        <w:br/>
-      </w:r>
-      <w:r>
-        <w:rPr>
-          <w:rStyle w:val="VerbatimChar"/>
-        </w:rPr>
-        <w:t xml:space="preserve">  tools/ci/          # the gate scripts — Python, so they run on all three platforms</w:t>
-      </w:r>
-      <w:r>
-        <w:br/>
-      </w:r>
-      <w:r>
-        <w:rPr>
-          <w:rStyle w:val="VerbatimChar"/>
-        </w:rPr>
-        <w:t xml:space="preserve">  tests/  docs/  assets/</w:t>
-      </w:r>
-    </w:p>
-    <w:p>
-      <w:pPr>
-        <w:pStyle w:val="FirstParagraph"/>
-      </w:pPr>
-      <w:r>
-        <w:rPr>
-          <w:rStyle w:val="VerbatimChar"/>
-        </w:rPr>
-        <w:t xml:space="preserve">maya_delta</w:t>
-      </w:r>
-      <w:r>
-        <w:t xml:space="preserve"> </w:t>
-      </w:r>
-      <w:r>
-        <w:t xml:space="preserve">sits beside</w:t>
-      </w:r>
-      <w:r>
-        <w:t xml:space="preserve"> </w:t>
-      </w:r>
-      <w:r>
-        <w:rPr>
-          <w:rStyle w:val="VerbatimChar"/>
-        </w:rPr>
-        <w:t xml:space="preserve">maya</w:t>
-      </w:r>
-      <w:r>
-        <w:t xml:space="preserve"> </w:t>
-      </w:r>
-      <w:r>
-        <w:t xml:space="preserve">rather than inside it because it holds no MAYA domain</w:t>
-      </w:r>
-      <w:r>
-        <w:t xml:space="preserve"> </w:t>
-      </w:r>
-      <w:r>
-        <w:t xml:space="preserve">knowledge: it is a general Delta Lake implementation, reachable only through the</w:t>
-      </w:r>
-      <w:r>
-        <w:t xml:space="preserve"> </w:t>
-      </w:r>
-      <w:r>
-        <w:rPr>
-          <w:rStyle w:val="VerbatimChar"/>
-        </w:rPr>
-        <w:t xml:space="preserve">LakeStore</w:t>
-      </w:r>
-      <w:r>
-        <w:t xml:space="preserve"> </w:t>
-      </w:r>
-      <w:r>
-        <w:t xml:space="preserve">port of §25, independently testable, and swappable for something better</w:t>
-      </w:r>
-      <w:r>
-        <w:t xml:space="preserve"> </w:t>
-      </w:r>
-      <w:r>
-        <w:t xml:space="preserve">without touching a line of MAYA.</w:t>
-      </w:r>
-    </w:p>
-    <w:p>
-      <w:pPr>
-        <w:pStyle w:val="BodyText"/>
-      </w:pPr>
+        <w:rPr>
+          <w:b/>
+          <w:bCs/>
+        </w:rPr>
+        <w:t xml:space="preserve">Champion and challenger.</w:t>
+      </w:r>
+      <w:r>
+        <w:t xml:space="preserve"> </w:t>
+      </w:r>
+      <w:r>
+        <w:t xml:space="preserve">Two warrants whose escrowed holdouts have equal content hashes are scored on the</w:t>
+      </w:r>
+      <w:r>
+        <w:t xml:space="preserve"> </w:t>
+      </w:r>
+      <w:r>
+        <w:t xml:space="preserve">same rows in the same order, and only they may be compared. MAYA reports the metric difference, a seeded</w:t>
+      </w:r>
+      <w:r>
+        <w:t xml:space="preserve"> </w:t>
+      </w:r>
+      <w:r>
+        <w:t xml:space="preserve">paired-bootstrap 95% interval and the share of rows the challenger wins;</w:t>
+      </w:r>
+      <w:r>
+        <w:t xml:space="preserve"> </w:t>
+      </w:r>
       <w:r>
         <w:rPr>
           <w:i/>
           <w:iCs/>
         </w:rPr>
-        <w:t xml:space="preserve">Revision 2.6:</w:t>
-      </w:r>
-      <w:r>
-        <w:t xml:space="preserve"> </w:t>
-      </w:r>
-      <w:r>
-        <w:rPr>
-          <w:rStyle w:val="VerbatimChar"/>
+        <w:t xml:space="preserve">challenger better</w:t>
+      </w:r>
+      <w:r>
+        <w:t xml:space="preserve"> </w:t>
+      </w:r>
+      <w:r>
+        <w:t xml:space="preserve">needs the whole</w:t>
+      </w:r>
+      <w:r>
+        <w:t xml:space="preserve"> </w:t>
+      </w:r>
+      <w:r>
+        <w:t xml:space="preserve">interval below zero. Promotion is recorded, with a rationale, by somebody who does not own the challenger;</w:t>
+      </w:r>
+      <w:r>
+        <w:t xml:space="preserve"> </w:t>
+      </w:r>
+      <w:r>
+        <w:t xml:space="preserve">the champion’s execution warrants are untouched until someone changes them.</w:t>
+      </w:r>
+    </w:p>
+    <w:p>
+      <w:pPr>
+        <w:pStyle w:val="Compact"/>
+        <w:numPr>
+          <w:ilvl w:val="0"/>
+          <w:numId w:val="1022"/>
+        </w:numPr>
+      </w:pPr>
+      <w:r>
+        <w:rPr>
           <w:b/>
           <w:bCs/>
         </w:rPr>
-        <w:t xml:space="preserve">domain/</w:t>
-      </w:r>
+        <w:t xml:space="preserve">Fairness and importance.</w:t>
+      </w:r>
+      <w:r>
+        <w:t xml:space="preserve"> </w:t>
+      </w:r>
+      <w:r>
+        <w:t xml:space="preserve">On a warrant’s escrowed holdout: error, bias and mean prediction per segment, a</w:t>
+      </w:r>
+      <w:r>
+        <w:t xml:space="preserve"> </w:t>
+      </w:r>
+      <w:r>
+        <w:t xml:space="preserve">segment flagged when its error is well above the overall figure and marked</w:t>
+      </w:r>
+      <w:r>
+        <w:t xml:space="preserve"> </w:t>
+      </w:r>
+      <w:r>
+        <w:rPr>
+          <w:i/>
+          <w:iCs/>
+        </w:rPr>
+        <w:t xml:space="preserve">systematic</w:t>
+      </w:r>
+      <w:r>
+        <w:t xml:space="preserve"> </w:t>
+      </w:r>
+      <w:r>
+        <w:t xml:space="preserve">when its bias is more</w:t>
+      </w:r>
+      <w:r>
+        <w:t xml:space="preserve"> </w:t>
+      </w:r>
+      <w:r>
+        <w:t xml:space="preserve">than half its own error, segments below a minimum size suppressed; and permutation importance, which needs</w:t>
+      </w:r>
+      <w:r>
+        <w:t xml:space="preserve"> </w:t>
+      </w:r>
+      <w:r>
+        <w:t xml:space="preserve">only predictions and so covers black boxes. Each run counts as a holdout attempt.</w:t>
+      </w:r>
+    </w:p>
+    <w:p>
+      <w:pPr>
+        <w:pStyle w:val="Compact"/>
+        <w:numPr>
+          <w:ilvl w:val="0"/>
+          <w:numId w:val="1022"/>
+        </w:numPr>
+      </w:pPr>
       <w:r>
         <w:rPr>
           <w:b/>
           <w:bCs/>
         </w:rPr>
-        <w:t xml:space="preserve"> </w:t>
-      </w:r>
+        <w:t xml:space="preserve">The supervisory inventory.</w:t>
+      </w:r>
+      <w:r>
+        <w:t xml:space="preserve"> </w:t>
+      </w:r>
+      <w:r>
+        <w:t xml:space="preserve">One row per model, exported in SR 11-7 and SS1/23 layouts (the same rows under</w:t>
+      </w:r>
+      <w:r>
+        <w:t xml:space="preserve"> </w:t>
+      </w:r>
+      <w:r>
+        <w:t xml:space="preserve">two labellings), built from the registry, the governance profile, the findings, the reviews and the warrants.</w:t>
+      </w:r>
+      <w:r>
+        <w:t xml:space="preserve"> </w:t>
+      </w:r>
+      <w:r>
+        <w:t xml:space="preserve">It exports only what the caller may read and says how many rows it left out; its header says it is an</w:t>
+      </w:r>
+      <w:r>
+        <w:t xml:space="preserve"> </w:t>
+      </w:r>
+      <w:r>
+        <w:t xml:space="preserve">aligned layout, not a filing template.</w:t>
+      </w:r>
+    </w:p>
+    <w:bookmarkEnd w:id="130"/>
+    <w:bookmarkStart w:id="131" w:name="models-maya-cannot-read"/>
+    <w:p>
+      <w:pPr>
+        <w:pStyle w:val="Heading3"/>
+      </w:pPr>
+      <w:r>
+        <w:t xml:space="preserve">21.5 Models MAYA cannot read</w:t>
+      </w:r>
+    </w:p>
+    <w:p>
+      <w:pPr>
+        <w:pStyle w:val="FirstParagraph"/>
+      </w:pPr>
+      <w:r>
+        <w:rPr>
+          <w:i/>
+          <w:iCs/>
+        </w:rPr>
+        <w:t xml:space="preserve">Revision 2.7.</w:t>
+      </w:r>
+    </w:p>
+    <w:p>
+      <w:pPr>
+        <w:pStyle w:val="Compact"/>
+        <w:numPr>
+          <w:ilvl w:val="0"/>
+          <w:numId w:val="1023"/>
+        </w:numPr>
+      </w:pPr>
       <w:r>
         <w:rPr>
           <w:b/>
           <w:bCs/>
         </w:rPr>
-        <w:t xml:space="preserve">and</w:t>
+        <w:t xml:space="preserve">Declared black boxes</w:t>
+      </w:r>
+      <w:r>
+        <w:t xml:space="preserve"> </w:t>
+      </w:r>
+      <w:r>
+        <w:t xml:space="preserve">carry an input contract, a written account of what they estimate and how, declared</w:t>
+      </w:r>
+      <w:r>
+        <w:t xml:space="preserve"> </w:t>
+      </w:r>
+      <w:r>
+        <w:t xml:space="preserve">parameters and their constraints, and a code artifact. The artifact passes the six-rung ladder (§17.2) and is</w:t>
+      </w:r>
+      <w:r>
+        <w:t xml:space="preserve"> </w:t>
+      </w:r>
+      <w:r>
+        <w:t xml:space="preserve">then run as an</w:t>
+      </w:r>
+      <w:r>
+        <w:t xml:space="preserve"> </w:t>
       </w:r>
       <w:r>
         <w:rPr>
           <w:b/>
           <w:bCs/>
         </w:rPr>
-        <w:t xml:space="preserve"> </w:t>
-      </w:r>
-      <w:r>
-        <w:rPr>
-          <w:rStyle w:val="VerbatimChar"/>
+        <w:t xml:space="preserve">oracle</w:t>
+      </w:r>
+      <w:r>
+        <w:t xml:space="preserve"> </w:t>
+      </w:r>
+      <w:r>
+        <w:t xml:space="preserve">in the sandbox: blind scoring hands it only the contract’s columns of the escrowed</w:t>
+      </w:r>
+      <w:r>
+        <w:t xml:space="preserve"> </w:t>
+      </w:r>
+      <w:r>
+        <w:t xml:space="preserve">rows, compares its output with the target outside the sandbox, and refuses a contract that names the target.</w:t>
+      </w:r>
+      <w:r>
+        <w:t xml:space="preserve"> </w:t>
+      </w:r>
+      <w:r>
+        <w:t xml:space="preserve">A black box forfeits exactly the evidence it cannot give — conformance against a formula — and no more.</w:t>
+      </w:r>
+    </w:p>
+    <w:p>
+      <w:pPr>
+        <w:pStyle w:val="Compact"/>
+        <w:numPr>
+          <w:ilvl w:val="0"/>
+          <w:numId w:val="1023"/>
+        </w:numPr>
+      </w:pPr>
+      <w:r>
+        <w:rPr>
           <w:b/>
           <w:bCs/>
         </w:rPr>
-        <w:t xml:space="preserve">ports/</w:t>
-      </w:r>
+        <w:t xml:space="preserve">Imports.</w:t>
+      </w:r>
+      <w:r>
+        <w:t xml:space="preserve"> </w:t>
+      </w:r>
+      <w:r>
+        <w:t xml:space="preserve">A model registered in MLflow (from its</w:t>
+      </w:r>
+      <w:r>
+        <w:t xml:space="preserve"> </w:t>
+      </w:r>
+      <w:r>
+        <w:rPr>
+          <w:rStyle w:val="VerbatimChar"/>
+        </w:rPr>
+        <w:t xml:space="preserve">MLmodel</w:t>
+      </w:r>
+      <w:r>
+        <w:t xml:space="preserve"> </w:t>
+      </w:r>
+      <w:r>
+        <w:t xml:space="preserve">signature, or from the configured tracking</w:t>
+      </w:r>
+      <w:r>
+        <w:t xml:space="preserve"> </w:t>
+      </w:r>
+      <w:r>
+        <w:t xml:space="preserve">server) or a SageMaker model package comes in as a declared black box with its provenance; the input contract</w:t>
+      </w:r>
+      <w:r>
+        <w:t xml:space="preserve"> </w:t>
+      </w:r>
+      <w:r>
+        <w:t xml:space="preserve">is the vendor’s, never a guess. Lineage goes out as OpenLineage.</w:t>
+      </w:r>
+    </w:p>
+    <w:p>
+      <w:pPr>
+        <w:pStyle w:val="Compact"/>
+        <w:numPr>
+          <w:ilvl w:val="0"/>
+          <w:numId w:val="1023"/>
+        </w:numPr>
+      </w:pPr>
       <w:r>
         <w:rPr>
           <w:b/>
           <w:bCs/>
         </w:rPr>
+        <w:t xml:space="preserve">Applications on a language model.</w:t>
+      </w:r>
+      <w:r>
+        <w:t xml:space="preserve"> </w:t>
+      </w:r>
+      <w:r>
+        <w:t xml:space="preserve">The version is the definition: provider, model name, system prompt,</w:t>
+      </w:r>
+      <w:r>
+        <w:t xml:space="preserve"> </w:t>
+      </w:r>
+      <w:r>
+        <w:t xml:space="preserve">template, sampling parameters and guardrails, sealed into a definition hash and editable only in draft. The</w:t>
+      </w:r>
+      <w:r>
+        <w:t xml:space="preserve"> </w:t>
+      </w:r>
+      <w:r>
+        <w:t xml:space="preserve">evaluation set is hashed as content. Checks are deterministic (</w:t>
+      </w:r>
+      <w:r>
+        <w:rPr>
+          <w:rStyle w:val="VerbatimChar"/>
+        </w:rPr>
+        <w:t xml:space="preserve">contains</w:t>
+      </w:r>
+      <w:r>
+        <w:t xml:space="preserve">,</w:t>
+      </w:r>
+      <w:r>
+        <w:t xml:space="preserve"> </w:t>
+      </w:r>
+      <w:r>
+        <w:rPr>
+          <w:rStyle w:val="VerbatimChar"/>
+        </w:rPr>
+        <w:t xml:space="preserve">not_contains</w:t>
+      </w:r>
+      <w:r>
+        <w:t xml:space="preserve">,</w:t>
+      </w:r>
+      <w:r>
+        <w:t xml:space="preserve"> </w:t>
+      </w:r>
+      <w:r>
+        <w:rPr>
+          <w:rStyle w:val="VerbatimChar"/>
+        </w:rPr>
+        <w:t xml:space="preserve">equals</w:t>
+      </w:r>
+      <w:r>
+        <w:t xml:space="preserve">,</w:t>
+      </w:r>
+      <w:r>
+        <w:t xml:space="preserve"> </w:t>
+      </w:r>
+      <w:r>
+        <w:rPr>
+          <w:rStyle w:val="VerbatimChar"/>
+        </w:rPr>
+        <w:t xml:space="preserve">regex</w:t>
+      </w:r>
+      <w:r>
+        <w:t xml:space="preserve">,</w:t>
+      </w:r>
+      <w:r>
+        <w:t xml:space="preserve"> </w:t>
+      </w:r>
+      <w:r>
+        <w:rPr>
+          <w:rStyle w:val="VerbatimChar"/>
+        </w:rPr>
+        <w:t xml:space="preserve">max_chars</w:t>
+      </w:r>
+      <w:r>
+        <w:t xml:space="preserve">,</w:t>
+      </w:r>
+      <w:r>
+        <w:t xml:space="preserve"> </w:t>
+      </w:r>
+      <w:r>
+        <w:rPr>
+          <w:rStyle w:val="VerbatimChar"/>
+        </w:rPr>
+        <w:t xml:space="preserve">json</w:t>
+      </w:r>
+      <w:r>
+        <w:t xml:space="preserve">); no model grades another. Guardrails — blocked terms, a length cap, personal-data patterns —</w:t>
+      </w:r>
+      <w:r>
+        <w:t xml:space="preserve"> </w:t>
+      </w:r>
+      <w:r>
+        <w:t xml:space="preserve">run on every answer. Runs are</w:t>
+      </w:r>
+      <w:r>
+        <w:t xml:space="preserve"> </w:t>
+      </w:r>
+      <w:r>
+        <w:rPr>
+          <w:i/>
+          <w:iCs/>
+        </w:rPr>
+        <w:t xml:space="preserve">recorded</w:t>
+      </w:r>
+      <w:r>
+        <w:t xml:space="preserve"> </w:t>
+      </w:r>
+      <w:r>
+        <w:t xml:space="preserve">(answers produced elsewhere, submitted for scoring) or</w:t>
+      </w:r>
+      <w:r>
+        <w:t xml:space="preserve"> </w:t>
+      </w:r>
+      <w:r>
+        <w:rPr>
+          <w:i/>
+          <w:iCs/>
+        </w:rPr>
+        <w:t xml:space="preserve">live</w:t>
+      </w:r>
+      <w:r>
+        <w:t xml:space="preserve"> </w:t>
+      </w:r>
+      <w:r>
+        <w:t xml:space="preserve">(MAYA</w:t>
+      </w:r>
+      <w:r>
+        <w:t xml:space="preserve"> </w:t>
+      </w:r>
+      <w:r>
+        <w:t xml:space="preserve">calls the provider). A version is submitted only with a clean run on its own definition hash against the</w:t>
+      </w:r>
+      <w:r>
+        <w:t xml:space="preserve"> </w:t>
+      </w:r>
+      <w:r>
+        <w:t xml:space="preserve">evaluation set in its current state, and approved by somebody who neither owns it nor submitted it.</w:t>
+      </w:r>
+    </w:p>
+    <w:bookmarkEnd w:id="131"/>
+    <w:bookmarkEnd w:id="132"/>
+    <w:bookmarkStart w:id="137" w:name="engineering-standards"/>
+    <w:p>
+      <w:pPr>
+        <w:pStyle w:val="Heading2"/>
+      </w:pPr>
+      <w:r>
+        <w:t xml:space="preserve">22. Engineering standards</w:t>
+      </w:r>
+    </w:p>
+    <w:bookmarkStart w:id="133" w:name="size-and-modularity"/>
+    <w:p>
+      <w:pPr>
+        <w:pStyle w:val="Heading3"/>
+      </w:pPr>
+      <w:r>
+        <w:t xml:space="preserve">22.1 Size and modularity</w:t>
+      </w:r>
+    </w:p>
+    <w:p>
+      <w:pPr>
+        <w:pStyle w:val="FirstParagraph"/>
+      </w:pPr>
+      <w:r>
+        <w:t xml:space="preserve">No non-UI source file exceeds</w:t>
+      </w:r>
+      <w:r>
         <w:t xml:space="preserve"> </w:t>
       </w:r>
       <w:r>
@@ -36135,143 +37544,127 @@
           <w:b/>
           <w:bCs/>
         </w:rPr>
-        <w:t xml:space="preserve">were never built</w:t>
-      </w:r>
-      <w:r>
-        <w:t xml:space="preserve"> </w:t>
-      </w:r>
-      <w:r>
-        <w:t xml:space="preserve">and this drawing is older than</w:t>
-      </w:r>
-      <w:r>
-        <w:t xml:space="preserve"> </w:t>
-      </w:r>
-      <w:r>
-        <w:t xml:space="preserve">the code (ADR-001). Domain rules live in</w:t>
-      </w:r>
-      <w:r>
-        <w:t xml:space="preserve"> </w:t>
-      </w:r>
-      <w:r>
-        <w:rPr>
-          <w:rStyle w:val="VerbatimChar"/>
-        </w:rPr>
-        <w:t xml:space="preserve">maya/services/</w:t>
-      </w:r>
-      <w:r>
-        <w:t xml:space="preserve">, and the ports are the repository</w:t>
-      </w:r>
-      <w:r>
-        <w:t xml:space="preserve"> </w:t>
-      </w:r>
-      <w:r>
-        <w:t xml:space="preserve">and lake interfaces in</w:t>
-      </w:r>
-      <w:r>
-        <w:t xml:space="preserve"> </w:t>
-      </w:r>
-      <w:r>
-        <w:rPr>
-          <w:rStyle w:val="VerbatimChar"/>
-        </w:rPr>
-        <w:t xml:space="preserve">maya/persistence/</w:t>
-      </w:r>
-      <w:r>
-        <w:t xml:space="preserve"> </w:t>
-      </w:r>
-      <w:r>
-        <w:t xml:space="preserve">and</w:t>
-      </w:r>
-      <w:r>
-        <w:t xml:space="preserve"> </w:t>
-      </w:r>
-      <w:r>
-        <w:rPr>
-          <w:rStyle w:val="VerbatimChar"/>
-        </w:rPr>
-        <w:t xml:space="preserve">maya/storage/</w:t>
-      </w:r>
-      <w:r>
-        <w:t xml:space="preserve">. The drawing is kept as the</w:t>
-      </w:r>
-      <w:r>
-        <w:t xml:space="preserve"> </w:t>
-      </w:r>
-      <w:r>
-        <w:t xml:space="preserve">shape that was intended, because the boundaries it was drawn to protect are the ones the</w:t>
-      </w:r>
-      <w:r>
-        <w:t xml:space="preserve"> </w:t>
-      </w:r>
-      <w:r>
-        <w:t xml:space="preserve">gates enforce by module name —</w:t>
-      </w:r>
-      <w:r>
-        <w:t xml:space="preserve"> </w:t>
-      </w:r>
-      <w:r>
-        <w:rPr>
-          <w:rStyle w:val="VerbatimChar"/>
-        </w:rPr>
-        <w:t xml:space="preserve">maya.persistence</w:t>
-      </w:r>
-      <w:r>
-        <w:t xml:space="preserve"> </w:t>
-      </w:r>
-      <w:r>
-        <w:t xml:space="preserve">and</w:t>
-      </w:r>
-      <w:r>
-        <w:t xml:space="preserve"> </w:t>
-      </w:r>
-      <w:r>
-        <w:rPr>
-          <w:rStyle w:val="VerbatimChar"/>
-        </w:rPr>
-        <w:t xml:space="preserve">maya.sdk</w:t>
-      </w:r>
-      <w:r>
-        <w:t xml:space="preserve"> </w:t>
-      </w:r>
-      <w:r>
-        <w:t xml:space="preserve">— and those exist. What</w:t>
-      </w:r>
-      <w:r>
-        <w:t xml:space="preserve"> </w:t>
-      </w:r>
-      <w:r>
-        <w:t xml:space="preserve">was lost is the cheap answer to</w:t>
-      </w:r>
-      <w:r>
-        <w:t xml:space="preserve"> </w:t>
-      </w:r>
-      <w:r>
-        <w:t xml:space="preserve">“where does a rule with no I/O live”</w:t>
-      </w:r>
-      <w:r>
-        <w:t xml:space="preserve">; in practice it lives</w:t>
-      </w:r>
-      <w:r>
-        <w:t xml:space="preserve"> </w:t>
-      </w:r>
-      <w:r>
-        <w:t xml:space="preserve">in a service beside the transaction that uses it, and a service module grows until the file</w:t>
-      </w:r>
-      <w:r>
-        <w:t xml:space="preserve"> </w:t>
-      </w:r>
-      <w:r>
-        <w:t xml:space="preserve">size gate notices.</w:t>
-      </w:r>
-    </w:p>
-    <w:bookmarkEnd w:id="130"/>
-    <w:bookmarkStart w:id="131" w:name="conventions"/>
+        <w:t xml:space="preserve">1,500 lines excluding comments and blank lines</w:t>
+      </w:r>
+      <w:r>
+        <w:t xml:space="preserve">, measured by a CI check that fails the build. Two softer thresholds sit under it, reported but not fatal: 800 lines is a warning, and a file over 1,200 lines requires a note in the pull request explaining why it should not be split. UI templates are exempt, as in DishtaYantra.</w:t>
+      </w:r>
+    </w:p>
+    <w:p>
+      <w:pPr>
+        <w:pStyle w:val="BodyText"/>
+      </w:pPr>
+      <w:r>
+        <w:t xml:space="preserve">The constraint is a means, not the goal. It is satisfied by design, not by moving code into a</w:t>
+      </w:r>
+      <w:r>
+        <w:t xml:space="preserve"> </w:t>
+      </w:r>
+      <w:r>
+        <w:rPr>
+          <w:rStyle w:val="VerbatimChar"/>
+        </w:rPr>
+        <w:t xml:space="preserve">utils2.py</w:t>
+      </w:r>
+      <w:r>
+        <w:t xml:space="preserve">:</w:t>
+      </w:r>
+    </w:p>
+    <w:p>
+      <w:pPr>
+        <w:pStyle w:val="Compact"/>
+        <w:numPr>
+          <w:ilvl w:val="0"/>
+          <w:numId w:val="1024"/>
+        </w:numPr>
+      </w:pPr>
+      <w:r>
+        <w:t xml:space="preserve">One aggregate per module; one responsibility per class.</w:t>
+      </w:r>
+    </w:p>
+    <w:p>
+      <w:pPr>
+        <w:pStyle w:val="Compact"/>
+        <w:numPr>
+          <w:ilvl w:val="0"/>
+          <w:numId w:val="1024"/>
+        </w:numPr>
+      </w:pPr>
+      <w:r>
+        <w:t xml:space="preserve">Strategy objects for every axis of variation — source drivers, resolution rules, storage backends, auth providers, export formats, workflow checks — each a small class implementing a declared protocol, registered by name.</w:t>
+      </w:r>
+    </w:p>
+    <w:p>
+      <w:pPr>
+        <w:pStyle w:val="Compact"/>
+        <w:numPr>
+          <w:ilvl w:val="0"/>
+          <w:numId w:val="1024"/>
+        </w:numPr>
+      </w:pPr>
+      <w:r>
+        <w:t xml:space="preserve">Composition over inheritance; inheritance depth capped at 3.</w:t>
+      </w:r>
+    </w:p>
+    <w:p>
+      <w:pPr>
+        <w:pStyle w:val="Compact"/>
+        <w:numPr>
+          <w:ilvl w:val="0"/>
+          <w:numId w:val="1024"/>
+        </w:numPr>
+      </w:pPr>
+      <w:r>
+        <w:t xml:space="preserve">Functions under 50 lines, cyclomatic complexity under 10, enforced by</w:t>
+      </w:r>
+      <w:r>
+        <w:t xml:space="preserve"> </w:t>
+      </w:r>
+      <w:r>
+        <w:rPr>
+          <w:rStyle w:val="VerbatimChar"/>
+        </w:rPr>
+        <w:t xml:space="preserve">ruff</w:t>
+      </w:r>
+      <w:r>
+        <w:t xml:space="preserve">.</w:t>
+      </w:r>
+    </w:p>
+    <w:p>
+      <w:pPr>
+        <w:pStyle w:val="Compact"/>
+        <w:numPr>
+          <w:ilvl w:val="0"/>
+          <w:numId w:val="1024"/>
+        </w:numPr>
+      </w:pPr>
+      <w:r>
+        <w:t xml:space="preserve">Public interfaces are protocols in a</w:t>
+      </w:r>
+      <w:r>
+        <w:t xml:space="preserve"> </w:t>
+      </w:r>
+      <w:r>
+        <w:rPr>
+          <w:rStyle w:val="VerbatimChar"/>
+        </w:rPr>
+        <w:t xml:space="preserve">ports</w:t>
+      </w:r>
+      <w:r>
+        <w:t xml:space="preserve"> </w:t>
+      </w:r>
+      <w:r>
+        <w:t xml:space="preserve">module; implementations never import each other.</w:t>
+      </w:r>
+    </w:p>
+    <w:bookmarkEnd w:id="133"/>
+    <w:bookmarkStart w:id="134" w:name="typing-and-errors"/>
     <w:p>
       <w:pPr>
         <w:pStyle w:val="Heading3"/>
       </w:pPr>
       <w:r>
-        <w:t xml:space="preserve">22.4 Conventions</w:t>
+        <w:t xml:space="preserve">22.2 Typing and errors</w:t>
       </w:r>
     </w:p>
     <w:p>
@@ -36279,40 +37672,606 @@
         <w:pStyle w:val="FirstParagraph"/>
       </w:pPr>
       <w:r>
-        <w:t xml:space="preserve">Additive, backward-compatible changes by default. Semantic versioning. Every release bumps the version across the same file set by the established ritual and prepends to</w:t>
-      </w:r>
-      <w:r>
-        <w:t xml:space="preserve"> </w:t>
-      </w:r>
-      <w:r>
-        <w:rPr>
-          <w:rStyle w:val="VerbatimChar"/>
-        </w:rPr>
-        <w:t xml:space="preserve">docs/CHANGELOG.md</w:t>
-      </w:r>
-      <w:r>
-        <w:t xml:space="preserve">. Docstrings on every public class and method. Architecture decisions recorded as numbered ADRs in</w:t>
-      </w:r>
-      <w:r>
-        <w:t xml:space="preserve"> </w:t>
-      </w:r>
-      <w:r>
-        <w:rPr>
-          <w:rStyle w:val="VerbatimChar"/>
-        </w:rPr>
-        <w:t xml:space="preserve">docs/adr/</w:t>
-      </w:r>
-      <w:r>
-        <w:t xml:space="preserve">, referenced from the code they govern. Scripts that must run on all three platforms are</w:t>
-      </w:r>
-      <w:r>
-        <w:t xml:space="preserve"> </w:t>
-      </w:r>
-      <w:r>
-        <w:rPr>
+        <w:t xml:space="preserve">Full type annotations,</w:t>
+      </w:r>
+      <w:r>
+        <w:t xml:space="preserve"> </w:t>
+      </w:r>
+      <w:r>
+        <w:rPr>
+          <w:rStyle w:val="VerbatimChar"/>
+        </w:rPr>
+        <w:t xml:space="preserve">mypy --strict</w:t>
+      </w:r>
+      <w:r>
+        <w:t xml:space="preserve"> </w:t>
+      </w:r>
+      <w:r>
+        <w:t xml:space="preserve">on the domain and service layers. Errors are a typed hierarchy rooted at</w:t>
+      </w:r>
+      <w:r>
+        <w:t xml:space="preserve"> </w:t>
+      </w:r>
+      <w:r>
+        <w:rPr>
+          <w:rStyle w:val="VerbatimChar"/>
+        </w:rPr>
+        <w:t xml:space="preserve">MayaError</w:t>
+      </w:r>
+      <w:r>
+        <w:t xml:space="preserve"> </w:t>
+      </w:r>
+      <w:r>
+        <w:t xml:space="preserve">with subclasses carrying a stable code, a user-facing message and machine-readable context; every API error maps to one. No bare</w:t>
+      </w:r>
+      <w:r>
+        <w:t xml:space="preserve"> </w:t>
+      </w:r>
+      <w:r>
+        <w:rPr>
+          <w:rStyle w:val="VerbatimChar"/>
+        </w:rPr>
+        <w:t xml:space="preserve">except</w:t>
+      </w:r>
+      <w:r>
+        <w:t xml:space="preserve">; no swallowed exceptions except in deliberately defensive audit and recording paths, as in DishtaYantra. No silent config defaults — an unset required setting fails at startup with the setting’s name and an example value.</w:t>
+      </w:r>
+    </w:p>
+    <w:bookmarkEnd w:id="134"/>
+    <w:bookmarkStart w:id="135" w:name="package-layout-1"/>
+    <w:p>
+      <w:pPr>
+        <w:pStyle w:val="Heading3"/>
+      </w:pPr>
+      <w:r>
+        <w:t xml:space="preserve">22.3 Package layout</w:t>
+      </w:r>
+    </w:p>
+    <w:p>
+      <w:pPr>
+        <w:pStyle w:val="SourceCode"/>
+      </w:pPr>
+      <w:r>
+        <w:rPr>
+          <w:rStyle w:val="VerbatimChar"/>
+        </w:rPr>
+        <w:t xml:space="preserve">&lt;repo root&gt;/</w:t>
+      </w:r>
+      <w:r>
+        <w:br/>
+      </w:r>
+      <w:r>
+        <w:rPr>
+          <w:rStyle w:val="VerbatimChar"/>
+        </w:rPr>
+        <w:t xml:space="preserve">  run_maya_web.py    # the startup script — the one supported way to start MAYA</w:t>
+      </w:r>
+      <w:r>
+        <w:br/>
+      </w:r>
+      <w:r>
+        <w:rPr>
+          <w:rStyle w:val="VerbatimChar"/>
+        </w:rPr>
+        <w:t xml:space="preserve">  maya/</w:t>
+      </w:r>
+      <w:r>
+        <w:br/>
+      </w:r>
+      <w:r>
+        <w:rPr>
+          <w:rStyle w:val="VerbatimChar"/>
+        </w:rPr>
+        <w:t xml:space="preserve">    domain/          # entities, value objects, policies, state machines — no I/O</w:t>
+      </w:r>
+      <w:r>
+        <w:br/>
+      </w:r>
+      <w:r>
+        <w:rPr>
+          <w:rStyle w:val="VerbatimChar"/>
+        </w:rPr>
+        <w:t xml:space="preserve">    ports/           # protocols the domain requires</w:t>
+      </w:r>
+      <w:r>
+        <w:br/>
+      </w:r>
+      <w:r>
+        <w:rPr>
+          <w:rStyle w:val="VerbatimChar"/>
+        </w:rPr>
+        <w:t xml:space="preserve">    services/        # use cases, transactions, orchestration</w:t>
+      </w:r>
+      <w:r>
+        <w:br/>
+      </w:r>
+      <w:r>
+        <w:rPr>
+          <w:rStyle w:val="VerbatimChar"/>
+        </w:rPr>
+        <w:t xml:space="preserve">    resolution/      # planner, kernels, rules, shape handling</w:t>
+      </w:r>
+      <w:r>
+        <w:br/>
+      </w:r>
+      <w:r>
+        <w:rPr>
+          <w:rStyle w:val="VerbatimChar"/>
+        </w:rPr>
+        <w:t xml:space="preserve">    storage/         # lake (via maya_delta), object store, cache adapters</w:t>
+      </w:r>
+      <w:r>
+        <w:br/>
+      </w:r>
+      <w:r>
+        <w:rPr>
+          <w:rStyle w:val="VerbatimChar"/>
+        </w:rPr>
+        <w:t xml:space="preserve">    persistence/     # SQLAlchemy only (section 14), incl. the generated schema/</w:t>
+      </w:r>
+      <w:r>
+        <w:br/>
+      </w:r>
+      <w:r>
+        <w:rPr>
+          <w:rStyle w:val="VerbatimChar"/>
+        </w:rPr>
+        <w:t xml:space="preserve">    workflow/        # engine, policies, checks, the UI-facing policy editor model</w:t>
+      </w:r>
+      <w:r>
+        <w:br/>
+      </w:r>
+      <w:r>
+        <w:rPr>
+          <w:rStyle w:val="VerbatimChar"/>
+        </w:rPr>
+        <w:t xml:space="preserve">    security/        # authn providers, authz evaluator, per-platform sandbox</w:t>
+      </w:r>
+      <w:r>
+        <w:br/>
+      </w:r>
+      <w:r>
+        <w:rPr>
+          <w:rStyle w:val="VerbatimChar"/>
+        </w:rPr>
+        <w:t xml:space="preserve">    api/             # FastAPI routers, schemas</w:t>
+      </w:r>
+      <w:r>
+        <w:br/>
+      </w:r>
+      <w:r>
+        <w:rPr>
+          <w:rStyle w:val="VerbatimChar"/>
+        </w:rPr>
+        <w:t xml:space="preserve">    web/             # templates, static, routes (section 16)</w:t>
+      </w:r>
+      <w:r>
+        <w:br/>
+      </w:r>
+      <w:r>
+        <w:rPr>
+          <w:rStyle w:val="VerbatimChar"/>
+        </w:rPr>
+        <w:t xml:space="preserve">    jobs/            # queue, workers, handlers</w:t>
+      </w:r>
+      <w:r>
+        <w:br/>
+      </w:r>
+      <w:r>
+        <w:rPr>
+          <w:rStyle w:val="VerbatimChar"/>
+        </w:rPr>
+        <w:t xml:space="preserve">    sdk/  cli/       # client surfaces</w:t>
+      </w:r>
+      <w:r>
+        <w:br/>
+      </w:r>
+      <w:r>
+        <w:rPr>
+          <w:rStyle w:val="VerbatimChar"/>
+        </w:rPr>
+        <w:t xml:space="preserve">    config/  observability/</w:t>
+      </w:r>
+      <w:r>
+        <w:br/>
+      </w:r>
+      <w:r>
+        <w:rPr>
+          <w:rStyle w:val="VerbatimChar"/>
+        </w:rPr>
+        <w:t xml:space="preserve">    core/            # version.py, and the dependency seams of section 13.4:</w:t>
+      </w:r>
+      <w:r>
+        <w:br/>
+      </w:r>
+      <w:r>
+        <w:rPr>
+          <w:rStyle w:val="VerbatimChar"/>
+        </w:rPr>
+        <w:t xml:space="preserve">                     #   backends.py (the one resolver), djson, frames, pushdown,</w:t>
+      </w:r>
+      <w:r>
+        <w:br/>
+      </w:r>
+      <w:r>
+        <w:rPr>
+          <w:rStyle w:val="VerbatimChar"/>
+        </w:rPr>
+        <w:t xml:space="preserve">                     #   search, compress, tzdb, procstat, typeset, crypto,</w:t>
+      </w:r>
+      <w:r>
+        <w:br/>
+      </w:r>
+      <w:r>
+        <w:rPr>
+          <w:rStyle w:val="VerbatimChar"/>
+        </w:rPr>
+        <w:t xml:space="preserve">                     #   chunker, canonical, calendars/</w:t>
+      </w:r>
+      <w:r>
+        <w:br/>
+      </w:r>
+      <w:r>
+        <w:rPr>
+          <w:rStyle w:val="VerbatimChar"/>
+        </w:rPr>
+        <w:t xml:space="preserve">  maya_delta/        # the lakehouse layer (section 7.4) — its own top-level package</w:t>
+      </w:r>
+      <w:r>
+        <w:br/>
+      </w:r>
+      <w:r>
+        <w:rPr>
+          <w:rStyle w:val="VerbatimChar"/>
+        </w:rPr>
+        <w:t xml:space="preserve">    native.py        #   the deltalake-backed backend</w:t>
+      </w:r>
+      <w:r>
+        <w:br/>
+      </w:r>
+      <w:r>
+        <w:rPr>
+          <w:rStyle w:val="VerbatimChar"/>
+        </w:rPr>
+        <w:t xml:space="preserve">    pure/            #   MAYA's own Delta protocol implementation</w:t>
+      </w:r>
+      <w:r>
+        <w:br/>
+      </w:r>
+      <w:r>
+        <w:rPr>
+          <w:rStyle w:val="VerbatimChar"/>
+        </w:rPr>
+        <w:t xml:space="preserve">    conformance/     #   the suite both backends must pass identically</w:t>
+      </w:r>
+      <w:r>
+        <w:br/>
+      </w:r>
+      <w:r>
+        <w:rPr>
+          <w:rStyle w:val="VerbatimChar"/>
+        </w:rPr>
+        <w:t xml:space="preserve">  config/            # application.yaml (tracked) + application.local.yaml (ignored)</w:t>
+      </w:r>
+      <w:r>
+        <w:br/>
+      </w:r>
+      <w:r>
+        <w:rPr>
+          <w:rStyle w:val="VerbatimChar"/>
+        </w:rPr>
+        <w:t xml:space="preserve">  tools/ci/          # the gate scripts — Python, so they run on all three platforms</w:t>
+      </w:r>
+      <w:r>
+        <w:br/>
+      </w:r>
+      <w:r>
+        <w:rPr>
+          <w:rStyle w:val="VerbatimChar"/>
+        </w:rPr>
+        <w:t xml:space="preserve">  tests/  docs/  assets/</w:t>
+      </w:r>
+    </w:p>
+    <w:p>
+      <w:pPr>
+        <w:pStyle w:val="FirstParagraph"/>
+      </w:pPr>
+      <w:r>
+        <w:rPr>
+          <w:rStyle w:val="VerbatimChar"/>
+        </w:rPr>
+        <w:t xml:space="preserve">maya_delta</w:t>
+      </w:r>
+      <w:r>
+        <w:t xml:space="preserve"> </w:t>
+      </w:r>
+      <w:r>
+        <w:t xml:space="preserve">sits beside</w:t>
+      </w:r>
+      <w:r>
+        <w:t xml:space="preserve"> </w:t>
+      </w:r>
+      <w:r>
+        <w:rPr>
+          <w:rStyle w:val="VerbatimChar"/>
+        </w:rPr>
+        <w:t xml:space="preserve">maya</w:t>
+      </w:r>
+      <w:r>
+        <w:t xml:space="preserve"> </w:t>
+      </w:r>
+      <w:r>
+        <w:t xml:space="preserve">rather than inside it because it holds no MAYA domain</w:t>
+      </w:r>
+      <w:r>
+        <w:t xml:space="preserve"> </w:t>
+      </w:r>
+      <w:r>
+        <w:t xml:space="preserve">knowledge: it is a general Delta Lake implementation, reachable only through the</w:t>
+      </w:r>
+      <w:r>
+        <w:t xml:space="preserve"> </w:t>
+      </w:r>
+      <w:r>
+        <w:rPr>
+          <w:rStyle w:val="VerbatimChar"/>
+        </w:rPr>
+        <w:t xml:space="preserve">LakeStore</w:t>
+      </w:r>
+      <w:r>
+        <w:t xml:space="preserve"> </w:t>
+      </w:r>
+      <w:r>
+        <w:t xml:space="preserve">port of §25, independently testable, and swappable for something better</w:t>
+      </w:r>
+      <w:r>
+        <w:t xml:space="preserve"> </w:t>
+      </w:r>
+      <w:r>
+        <w:t xml:space="preserve">without touching a line of MAYA.</w:t>
+      </w:r>
+    </w:p>
+    <w:p>
+      <w:pPr>
+        <w:pStyle w:val="BodyText"/>
+      </w:pPr>
+      <w:r>
+        <w:rPr>
+          <w:i/>
+          <w:iCs/>
+        </w:rPr>
+        <w:t xml:space="preserve">Revision 2.6:</w:t>
+      </w:r>
+      <w:r>
+        <w:t xml:space="preserve"> </w:t>
+      </w:r>
+      <w:r>
+        <w:rPr>
+          <w:rStyle w:val="VerbatimChar"/>
           <w:b/>
           <w:bCs/>
         </w:rPr>
+        <w:t xml:space="preserve">domain/</w:t>
+      </w:r>
+      <w:r>
+        <w:rPr>
+          <w:b/>
+          <w:bCs/>
+        </w:rPr>
+        <w:t xml:space="preserve"> </w:t>
+      </w:r>
+      <w:r>
+        <w:rPr>
+          <w:b/>
+          <w:bCs/>
+        </w:rPr>
+        <w:t xml:space="preserve">and</w:t>
+      </w:r>
+      <w:r>
+        <w:rPr>
+          <w:b/>
+          <w:bCs/>
+        </w:rPr>
+        <w:t xml:space="preserve"> </w:t>
+      </w:r>
+      <w:r>
+        <w:rPr>
+          <w:rStyle w:val="VerbatimChar"/>
+          <w:b/>
+          <w:bCs/>
+        </w:rPr>
+        <w:t xml:space="preserve">ports/</w:t>
+      </w:r>
+      <w:r>
+        <w:rPr>
+          <w:b/>
+          <w:bCs/>
+        </w:rPr>
+        <w:t xml:space="preserve"> </w:t>
+      </w:r>
+      <w:r>
+        <w:rPr>
+          <w:b/>
+          <w:bCs/>
+        </w:rPr>
+        <w:t xml:space="preserve">were never built</w:t>
+      </w:r>
+      <w:r>
+        <w:t xml:space="preserve"> </w:t>
+      </w:r>
+      <w:r>
+        <w:t xml:space="preserve">and this drawing is older than</w:t>
+      </w:r>
+      <w:r>
+        <w:t xml:space="preserve"> </w:t>
+      </w:r>
+      <w:r>
+        <w:t xml:space="preserve">the code (ADR-001). Domain rules live in</w:t>
+      </w:r>
+      <w:r>
+        <w:t xml:space="preserve"> </w:t>
+      </w:r>
+      <w:r>
+        <w:rPr>
+          <w:rStyle w:val="VerbatimChar"/>
+        </w:rPr>
+        <w:t xml:space="preserve">maya/services/</w:t>
+      </w:r>
+      <w:r>
+        <w:t xml:space="preserve">, and the ports are the repository</w:t>
+      </w:r>
+      <w:r>
+        <w:t xml:space="preserve"> </w:t>
+      </w:r>
+      <w:r>
+        <w:t xml:space="preserve">and lake interfaces in</w:t>
+      </w:r>
+      <w:r>
+        <w:t xml:space="preserve"> </w:t>
+      </w:r>
+      <w:r>
+        <w:rPr>
+          <w:rStyle w:val="VerbatimChar"/>
+        </w:rPr>
+        <w:t xml:space="preserve">maya/persistence/</w:t>
+      </w:r>
+      <w:r>
+        <w:t xml:space="preserve"> </w:t>
+      </w:r>
+      <w:r>
+        <w:t xml:space="preserve">and</w:t>
+      </w:r>
+      <w:r>
+        <w:t xml:space="preserve"> </w:t>
+      </w:r>
+      <w:r>
+        <w:rPr>
+          <w:rStyle w:val="VerbatimChar"/>
+        </w:rPr>
+        <w:t xml:space="preserve">maya/storage/</w:t>
+      </w:r>
+      <w:r>
+        <w:t xml:space="preserve">. The drawing is kept as the</w:t>
+      </w:r>
+      <w:r>
+        <w:t xml:space="preserve"> </w:t>
+      </w:r>
+      <w:r>
+        <w:t xml:space="preserve">shape that was intended, because the boundaries it was drawn to protect are the ones the</w:t>
+      </w:r>
+      <w:r>
+        <w:t xml:space="preserve"> </w:t>
+      </w:r>
+      <w:r>
+        <w:t xml:space="preserve">gates enforce by module name —</w:t>
+      </w:r>
+      <w:r>
+        <w:t xml:space="preserve"> </w:t>
+      </w:r>
+      <w:r>
+        <w:rPr>
+          <w:rStyle w:val="VerbatimChar"/>
+        </w:rPr>
+        <w:t xml:space="preserve">maya.persistence</w:t>
+      </w:r>
+      <w:r>
+        <w:t xml:space="preserve"> </w:t>
+      </w:r>
+      <w:r>
+        <w:t xml:space="preserve">and</w:t>
+      </w:r>
+      <w:r>
+        <w:t xml:space="preserve"> </w:t>
+      </w:r>
+      <w:r>
+        <w:rPr>
+          <w:rStyle w:val="VerbatimChar"/>
+        </w:rPr>
+        <w:t xml:space="preserve">maya.sdk</w:t>
+      </w:r>
+      <w:r>
+        <w:t xml:space="preserve"> </w:t>
+      </w:r>
+      <w:r>
+        <w:t xml:space="preserve">— and those exist. What</w:t>
+      </w:r>
+      <w:r>
+        <w:t xml:space="preserve"> </w:t>
+      </w:r>
+      <w:r>
+        <w:t xml:space="preserve">was lost is the cheap answer to</w:t>
+      </w:r>
+      <w:r>
+        <w:t xml:space="preserve"> </w:t>
+      </w:r>
+      <w:r>
+        <w:t xml:space="preserve">“where does a rule with no I/O live”</w:t>
+      </w:r>
+      <w:r>
+        <w:t xml:space="preserve">; in practice it lives</w:t>
+      </w:r>
+      <w:r>
+        <w:t xml:space="preserve"> </w:t>
+      </w:r>
+      <w:r>
+        <w:t xml:space="preserve">in a service beside the transaction that uses it, and a service module grows until the file</w:t>
+      </w:r>
+      <w:r>
+        <w:t xml:space="preserve"> </w:t>
+      </w:r>
+      <w:r>
+        <w:t xml:space="preserve">size gate notices.</w:t>
+      </w:r>
+    </w:p>
+    <w:bookmarkEnd w:id="135"/>
+    <w:bookmarkStart w:id="136" w:name="conventions"/>
+    <w:p>
+      <w:pPr>
+        <w:pStyle w:val="Heading3"/>
+      </w:pPr>
+      <w:r>
+        <w:t xml:space="preserve">22.4 Conventions</w:t>
+      </w:r>
+    </w:p>
+    <w:p>
+      <w:pPr>
+        <w:pStyle w:val="FirstParagraph"/>
+      </w:pPr>
+      <w:r>
+        <w:t xml:space="preserve">Additive, backward-compatible changes by default. Semantic versioning. Every release bumps the version across the same file set by the established ritual and prepends to</w:t>
+      </w:r>
+      <w:r>
+        <w:t xml:space="preserve"> </w:t>
+      </w:r>
+      <w:r>
+        <w:rPr>
+          <w:rStyle w:val="VerbatimChar"/>
+        </w:rPr>
+        <w:t xml:space="preserve">docs/CHANGELOG.md</w:t>
+      </w:r>
+      <w:r>
+        <w:t xml:space="preserve">. Docstrings on every public class and method. Architecture decisions recorded as numbered ADRs in</w:t>
+      </w:r>
+      <w:r>
+        <w:t xml:space="preserve"> </w:t>
+      </w:r>
+      <w:r>
+        <w:rPr>
+          <w:rStyle w:val="VerbatimChar"/>
+        </w:rPr>
+        <w:t xml:space="preserve">docs/adr/</w:t>
+      </w:r>
+      <w:r>
+        <w:t xml:space="preserve">, referenced from the code they govern. Scripts that must run on all three platforms are</w:t>
+      </w:r>
+      <w:r>
+        <w:t xml:space="preserve"> </w:t>
+      </w:r>
+      <w:r>
+        <w:rPr>
+          <w:b/>
+          <w:bCs/>
+        </w:rPr>
         <w:t xml:space="preserve">Python, not shell</w:t>
       </w:r>
       <w:r>
@@ -36382,9 +38341,9 @@
         <w:t xml:space="preserve">separator baked into anything stored or compared.</w:t>
       </w:r>
     </w:p>
-    <w:bookmarkEnd w:id="131"/>
-    <w:bookmarkEnd w:id="132"/>
-    <w:bookmarkStart w:id="133" w:name="testing-and-release-engineering"/>
+    <w:bookmarkEnd w:id="136"/>
+    <w:bookmarkEnd w:id="137"/>
+    <w:bookmarkStart w:id="138" w:name="testing-and-release-engineering"/>
     <w:p>
       <w:pPr>
         <w:pStyle w:val="Heading2"/>
@@ -36883,16 +38842,83 @@
       </w:pPr>
       <w:r>
         <w:rPr>
+          <w:i/>
+          <w:iCs/>
+        </w:rPr>
+        <w:t xml:space="preserve">Revision 2.7:</w:t>
+      </w:r>
+      <w:r>
+        <w:t xml:space="preserve"> </w:t>
+      </w:r>
+      <w:r>
+        <w:rPr>
           <w:b/>
           <w:bCs/>
         </w:rPr>
-        <w:t xml:space="preserve">Test data.</w:t>
-      </w:r>
-      <w:r>
-        <w:t xml:space="preserve"> </w:t>
-      </w:r>
-      <w:r>
-        <w:t xml:space="preserve">A synthetic market dataset ships with the repo — symbols, calendars, gaps, corporate actions, a volatility surface with tensor values, deliberately messy CSVs — so every developer tests against the same realistic, awkward data rather than tidy fixtures.</w:t>
+        <w:t xml:space="preserve">case studies</w:t>
+      </w:r>
+      <w:r>
+        <w:t xml:space="preserve"> </w:t>
+      </w:r>
+      <w:r>
+        <w:t xml:space="preserve">are a test layer. Every study with a</w:t>
+      </w:r>
+      <w:r>
+        <w:t xml:space="preserve"> </w:t>
+      </w:r>
+      <w:r>
+        <w:rPr>
+          <w:rStyle w:val="VerbatimChar"/>
+        </w:rPr>
+        <w:t xml:space="preserve">run.py</w:t>
+      </w:r>
+      <w:r>
+        <w:t xml:space="preserve"> </w:t>
+      </w:r>
+      <w:r>
+        <w:t xml:space="preserve">is run from nothing, in its own</w:t>
+      </w:r>
+      <w:r>
+        <w:t xml:space="preserve"> </w:t>
+      </w:r>
+      <w:r>
+        <w:t xml:space="preserve">process, against its own throwaway estate (</w:t>
+      </w:r>
+      <w:r>
+        <w:rPr>
+          <w:rStyle w:val="VerbatimChar"/>
+        </w:rPr>
+        <w:t xml:space="preserve">MAYA_TEST_CASE_STUDIES=1</w:t>
+      </w:r>
+      <w:r>
+        <w:t xml:space="preserve">, which</w:t>
+      </w:r>
+      <w:r>
+        <w:t xml:space="preserve"> </w:t>
+      </w:r>
+      <w:r>
+        <w:rPr>
+          <w:rStyle w:val="VerbatimChar"/>
+        </w:rPr>
+        <w:t xml:space="preserve">tools/ci/gates.py --tests</w:t>
+      </w:r>
+      <w:r>
+        <w:t xml:space="preserve"> </w:t>
+      </w:r>
+      <w:r>
+        <w:t xml:space="preserve">sets),</w:t>
+      </w:r>
+      <w:r>
+        <w:t xml:space="preserve"> </w:t>
+      </w:r>
+      <w:r>
+        <w:t xml:space="preserve">and every one must be listed in the case-study index. A study that has rotted is a demonstration that fails in</w:t>
+      </w:r>
+      <w:r>
+        <w:t xml:space="preserve"> </w:t>
+      </w:r>
+      <w:r>
+        <w:t xml:space="preserve">front of people, which is worse than none.</w:t>
       </w:r>
     </w:p>
     <w:p>
@@ -36904,67 +38930,13 @@
           <w:b/>
           <w:bCs/>
         </w:rPr>
-        <w:t xml:space="preserve">CI pipeline.</w:t>
-      </w:r>
-      <w:r>
-        <w:t xml:space="preserve"> </w:t>
-      </w:r>
-      <w:r>
-        <w:t xml:space="preserve">Lint → type-check → file-size check → import-linter (no</w:t>
-      </w:r>
-      <w:r>
-        <w:t xml:space="preserve"> </w:t>
-      </w:r>
-      <w:r>
-        <w:rPr>
-          <w:rStyle w:val="VerbatimChar"/>
-        </w:rPr>
-        <w:t xml:space="preserve">sqlalchemy</w:t>
-      </w:r>
-      <w:r>
-        <w:t xml:space="preserve"> </w:t>
-      </w:r>
-      <w:r>
-        <w:t xml:space="preserve">outside</w:t>
-      </w:r>
-      <w:r>
-        <w:t xml:space="preserve"> </w:t>
-      </w:r>
-      <w:r>
-        <w:rPr>
-          <w:rStyle w:val="VerbatimChar"/>
-        </w:rPr>
-        <w:t xml:space="preserve">persistence</w:t>
-      </w:r>
-      <w:r>
-        <w:t xml:space="preserve">) → client-boundary check (nothing under</w:t>
-      </w:r>
-      <w:r>
-        <w:t xml:space="preserve"> </w:t>
-      </w:r>
-      <w:r>
-        <w:rPr>
-          <w:rStyle w:val="VerbatimChar"/>
-        </w:rPr>
-        <w:t xml:space="preserve">maya.web</w:t>
-      </w:r>
-      <w:r>
-        <w:t xml:space="preserve"> </w:t>
-      </w:r>
-      <w:r>
-        <w:t xml:space="preserve">imports anything but</w:t>
-      </w:r>
-      <w:r>
-        <w:t xml:space="preserve"> </w:t>
-      </w:r>
-      <w:r>
-        <w:rPr>
-          <w:rStyle w:val="VerbatimChar"/>
-        </w:rPr>
-        <w:t xml:space="preserve">maya.sdk</w:t>
-      </w:r>
-      <w:r>
-        <w:t xml:space="preserve">) → SDK/API parity check (every endpoint has a method, every method an endpoint) → unit → repository on both backends → service → API contract → authorization matrix → concurrency → e2e → build artifacts. A pull request cannot merge on a red pipeline, and the file-size and import-boundary checks are non-overridable.</w:t>
+        <w:t xml:space="preserve">Test data.</w:t>
+      </w:r>
+      <w:r>
+        <w:t xml:space="preserve"> </w:t>
+      </w:r>
+      <w:r>
+        <w:t xml:space="preserve">A synthetic market dataset ships with the repo — symbols, calendars, gaps, corporate actions, a volatility surface with tensor values, deliberately messy CSVs — so every developer tests against the same realistic, awkward data rather than tidy fixtures.</w:t>
       </w:r>
     </w:p>
     <w:p>
@@ -36976,6 +38948,78 @@
           <w:b/>
           <w:bCs/>
         </w:rPr>
+        <w:t xml:space="preserve">CI pipeline.</w:t>
+      </w:r>
+      <w:r>
+        <w:t xml:space="preserve"> </w:t>
+      </w:r>
+      <w:r>
+        <w:t xml:space="preserve">Lint → type-check → file-size check → import-linter (no</w:t>
+      </w:r>
+      <w:r>
+        <w:t xml:space="preserve"> </w:t>
+      </w:r>
+      <w:r>
+        <w:rPr>
+          <w:rStyle w:val="VerbatimChar"/>
+        </w:rPr>
+        <w:t xml:space="preserve">sqlalchemy</w:t>
+      </w:r>
+      <w:r>
+        <w:t xml:space="preserve"> </w:t>
+      </w:r>
+      <w:r>
+        <w:t xml:space="preserve">outside</w:t>
+      </w:r>
+      <w:r>
+        <w:t xml:space="preserve"> </w:t>
+      </w:r>
+      <w:r>
+        <w:rPr>
+          <w:rStyle w:val="VerbatimChar"/>
+        </w:rPr>
+        <w:t xml:space="preserve">persistence</w:t>
+      </w:r>
+      <w:r>
+        <w:t xml:space="preserve">) → client-boundary check (nothing under</w:t>
+      </w:r>
+      <w:r>
+        <w:t xml:space="preserve"> </w:t>
+      </w:r>
+      <w:r>
+        <w:rPr>
+          <w:rStyle w:val="VerbatimChar"/>
+        </w:rPr>
+        <w:t xml:space="preserve">maya.web</w:t>
+      </w:r>
+      <w:r>
+        <w:t xml:space="preserve"> </w:t>
+      </w:r>
+      <w:r>
+        <w:t xml:space="preserve">imports anything but</w:t>
+      </w:r>
+      <w:r>
+        <w:t xml:space="preserve"> </w:t>
+      </w:r>
+      <w:r>
+        <w:rPr>
+          <w:rStyle w:val="VerbatimChar"/>
+        </w:rPr>
+        <w:t xml:space="preserve">maya.sdk</w:t>
+      </w:r>
+      <w:r>
+        <w:t xml:space="preserve">) → SDK/API parity check (every endpoint has a method, every method an endpoint) → unit → repository on both backends → service → API contract → authorization matrix → concurrency → e2e → build artifacts. A pull request cannot merge on a red pipeline, and the file-size and import-boundary checks are non-overridable.</w:t>
+      </w:r>
+    </w:p>
+    <w:p>
+      <w:pPr>
+        <w:pStyle w:val="BodyText"/>
+      </w:pPr>
+      <w:r>
+        <w:rPr>
+          <w:b/>
+          <w:bCs/>
+        </w:rPr>
         <w:t xml:space="preserve">Release.</w:t>
       </w:r>
       <w:r>
@@ -36998,8 +39042,8 @@
         <w:t xml:space="preserve">an estate export and reload rehearsed on a production-shaped copy, §14.3), canary deployment, and a rollback tested in staging before every production release.</w:t>
       </w:r>
     </w:p>
-    <w:bookmarkEnd w:id="133"/>
-    <w:bookmarkStart w:id="139" w:name="deployment-configuration-and-capacity"/>
+    <w:bookmarkEnd w:id="138"/>
+    <w:bookmarkStart w:id="144" w:name="deployment-configuration-and-capacity"/>
     <w:p>
       <w:pPr>
         <w:pStyle w:val="Heading2"/>
@@ -37008,7 +39052,7 @@
         <w:t xml:space="preserve">24. Deployment, configuration and capacity</w:t>
       </w:r>
     </w:p>
-    <w:bookmarkStart w:id="134" w:name="topologies"/>
+    <w:bookmarkStart w:id="139" w:name="topologies"/>
     <w:p>
       <w:pPr>
         <w:pStyle w:val="Heading3"/>
@@ -37216,8 +39260,8 @@
         <w:t xml:space="preserve">The same artifact runs all four; only configuration differs. Containers are built reproducibly with pinned dependencies and run as a non-root user.</w:t>
       </w:r>
     </w:p>
-    <w:bookmarkEnd w:id="134"/>
-    <w:bookmarkStart w:id="135" w:name="configuration"/>
+    <w:bookmarkEnd w:id="139"/>
+    <w:bookmarkStart w:id="140" w:name="configuration"/>
     <w:p>
       <w:pPr>
         <w:pStyle w:val="Heading3"/>
@@ -37277,8 +39321,8 @@
         <w:t xml:space="preserve">: where a value materially changes behaviour — authentication mode, database URL, storage root, sandbox enablement — there is no default at all in non-dev environments. Secrets come from the environment or a vault reference, never from a file in the repo, and are redacted everywhere they could be displayed or logged.</w:t>
       </w:r>
     </w:p>
-    <w:bookmarkEnd w:id="135"/>
-    <w:bookmarkStart w:id="136" w:name="capacity-and-performance-targets"/>
+    <w:bookmarkEnd w:id="140"/>
+    <w:bookmarkStart w:id="141" w:name="capacity-and-performance-targets"/>
     <w:p>
       <w:pPr>
         <w:pStyle w:val="Heading3"/>
@@ -37558,8 +39602,8 @@
         <w:t xml:space="preserve">Scaling levers, in the order to pull them: add job workers (resolution is embarrassingly parallel across pins), add API pods, add read replicas for catalog queries, then partition namespaces across Delta roots. Vertical scaling of worker memory matters more than core count for wide tensor feature sets.</w:t>
       </w:r>
     </w:p>
-    <w:bookmarkEnd w:id="136"/>
-    <w:bookmarkStart w:id="137" w:name="client-connectivity"/>
+    <w:bookmarkEnd w:id="141"/>
+    <w:bookmarkStart w:id="142" w:name="client-connectivity"/>
     <w:p>
       <w:pPr>
         <w:pStyle w:val="Heading3"/>
@@ -37792,8 +39836,8 @@
         </w:tc>
       </w:tr>
     </w:tbl>
-    <w:bookmarkEnd w:id="137"/>
-    <w:bookmarkStart w:id="138" w:name="platform-support"/>
+    <w:bookmarkEnd w:id="142"/>
+    <w:bookmarkStart w:id="143" w:name="platform-support"/>
     <w:p>
       <w:pPr>
         <w:pStyle w:val="Heading3"/>
@@ -38602,9 +40646,9 @@
         <w:t xml:space="preserve">second set of startup invariants to get wrong.</w:t>
       </w:r>
     </w:p>
-    <w:bookmarkEnd w:id="138"/>
-    <w:bookmarkEnd w:id="139"/>
-    <w:bookmarkStart w:id="140" w:name="extensibility-and-integrations"/>
+    <w:bookmarkEnd w:id="143"/>
+    <w:bookmarkEnd w:id="144"/>
+    <w:bookmarkStart w:id="145" w:name="extensibility-and-integrations"/>
     <w:p>
       <w:pPr>
         <w:pStyle w:val="Heading2"/>
@@ -39162,8 +41206,8 @@
         <w:t xml:space="preserve">, each thin because the event stream and API already exist: Git sync (export definitions as YAML to a repo and diff them there, so definitions live under source control too); Airflow/Prefect operators that resolve and pin on a schedule; Jupyter/JupyterLab extension for browsing the catalog and pulling a pin into a notebook in one cell; BI connectors reading pinned data directly from Delta; and an OpenLineage emitter so MAYA’s lineage joins a firm-wide graph rather than staying an island.</w:t>
       </w:r>
     </w:p>
-    <w:bookmarkEnd w:id="140"/>
-    <w:bookmarkStart w:id="144" w:name="roadmap-risks-and-open-decisions"/>
+    <w:bookmarkEnd w:id="145"/>
+    <w:bookmarkStart w:id="149" w:name="roadmap-risks-and-open-decisions"/>
     <w:p>
       <w:pPr>
         <w:pStyle w:val="Heading2"/>
@@ -39172,7 +41216,7 @@
         <w:t xml:space="preserve">26. Roadmap, risks and open decisions</w:t>
       </w:r>
     </w:p>
-    <w:bookmarkStart w:id="141" w:name="phases"/>
+    <w:bookmarkStart w:id="146" w:name="phases"/>
     <w:p>
       <w:pPr>
         <w:pStyle w:val="Heading3"/>
@@ -39540,8 +41584,8 @@
         <w:t xml:space="preserve">is unanswerable and a vendor restatement corrupts backtests silently, with nothing in the system to detect it. Content-addressed pin storage (§7.1, §29.3) fixes the physical layout: without it, cascade pins duplicate terabytes of unchanged history, and sealed pins cannot be rewritten to fix it afterwards. Everything else in §28 and §29 is additive and can arrive in a later phase; these two are one-way doors.</w:t>
       </w:r>
     </w:p>
-    <w:bookmarkEnd w:id="141"/>
-    <w:bookmarkStart w:id="142" w:name="top-risks"/>
+    <w:bookmarkEnd w:id="146"/>
+    <w:bookmarkStart w:id="147" w:name="top-risks"/>
     <w:p>
       <w:pPr>
         <w:pStyle w:val="Heading3"/>
@@ -39855,8 +41899,8 @@
         </w:tc>
       </w:tr>
     </w:tbl>
-    <w:bookmarkEnd w:id="142"/>
-    <w:bookmarkStart w:id="143" w:name="decisions-taken"/>
+    <w:bookmarkEnd w:id="147"/>
+    <w:bookmarkStart w:id="148" w:name="decisions-taken"/>
     <w:p>
       <w:pPr>
         <w:pStyle w:val="Heading3"/>
@@ -40786,7 +42830,7 @@
         <w:pStyle w:val="Compact"/>
         <w:numPr>
           <w:ilvl w:val="0"/>
-          <w:numId w:val="1021"/>
+          <w:numId w:val="1025"/>
         </w:numPr>
       </w:pPr>
       <w:r>
@@ -40862,7 +42906,7 @@
         <w:pStyle w:val="Compact"/>
         <w:numPr>
           <w:ilvl w:val="0"/>
-          <w:numId w:val="1021"/>
+          <w:numId w:val="1025"/>
         </w:numPr>
       </w:pPr>
       <w:r>
@@ -40891,9 +42935,9 @@
         <w:t xml:space="preserve">one, and it decides whether the finished platform lands into use or into silence.</w:t>
       </w:r>
     </w:p>
-    <w:bookmarkEnd w:id="143"/>
-    <w:bookmarkEnd w:id="144"/>
-    <w:bookmarkStart w:id="160" w:name="competitive-analysis"/>
+    <w:bookmarkEnd w:id="148"/>
+    <w:bookmarkEnd w:id="149"/>
+    <w:bookmarkStart w:id="165" w:name="competitive-analysis"/>
     <w:p>
       <w:pPr>
         <w:pStyle w:val="Heading2"/>
@@ -40910,7 +42954,46 @@
         <w:t xml:space="preserve">No product occupies MAYA’s position, but five adjacent categories each do part of the job well, and a serious design should steal from all of them rather than pretend they do not exist.</w:t>
       </w:r>
     </w:p>
-    <w:bookmarkStart w:id="149" w:name="the-landscape"/>
+    <w:p>
+      <w:pPr>
+        <w:pStyle w:val="BodyText"/>
+      </w:pPr>
+      <w:r>
+        <w:rPr>
+          <w:i/>
+          <w:iCs/>
+        </w:rPr>
+        <w:t xml:space="preserve">Revision 2.7:</w:t>
+      </w:r>
+      <w:r>
+        <w:t xml:space="preserve"> </w:t>
+      </w:r>
+      <w:r>
+        <w:t xml:space="preserve">the analysis is also a public page,</w:t>
+      </w:r>
+      <w:r>
+        <w:t xml:space="preserve"> </w:t>
+      </w:r>
+      <w:r>
+        <w:rPr>
+          <w:rStyle w:val="VerbatimChar"/>
+        </w:rPr>
+        <w:t xml:space="preserve">/about/competitive</w:t>
+      </w:r>
+      <w:r>
+        <w:t xml:space="preserve"> </w:t>
+      </w:r>
+      <w:r>
+        <w:t xml:space="preserve">(§16.8): categories, not vendors, with</w:t>
+      </w:r>
+      <w:r>
+        <w:t xml:space="preserve"> </w:t>
+      </w:r>
+      <w:r>
+        <w:t xml:space="preserve">each capability linked to how MAYA does it.</w:t>
+      </w:r>
+    </w:p>
+    <w:bookmarkStart w:id="154" w:name="the-landscape"/>
     <w:p>
       <w:pPr>
         <w:pStyle w:val="Heading3"/>
@@ -40999,7 +43082,7 @@
             <w:pPr>
               <w:pStyle w:val="Compact"/>
             </w:pPr>
-            <w:hyperlink r:id="rId145">
+            <w:hyperlink r:id="rId150">
               <w:r>
                 <w:rPr>
                   <w:rStyle w:val="Hyperlink"/>
@@ -41013,7 +43096,7 @@
             <w:r>
               <w:t xml:space="preserve"> </w:t>
             </w:r>
-            <w:hyperlink r:id="rId146">
+            <w:hyperlink r:id="rId151">
               <w:r>
                 <w:rPr>
                   <w:rStyle w:val="Hyperlink"/>
@@ -41030,7 +43113,7 @@
             <w:r>
               <w:t xml:space="preserve"> </w:t>
             </w:r>
-            <w:hyperlink r:id="rId147">
+            <w:hyperlink r:id="rId152">
               <w:r>
                 <w:rPr>
                   <w:rStyle w:val="Hyperlink"/>
@@ -41090,7 +43173,7 @@
             <w:r>
               <w:t xml:space="preserve"> </w:t>
             </w:r>
-            <w:hyperlink r:id="rId148">
+            <w:hyperlink r:id="rId153">
               <w:r>
                 <w:rPr>
                   <w:rStyle w:val="Hyperlink"/>
@@ -41338,8 +43421,8 @@
         <w:t xml:space="preserve">The gap MAYA occupies is the seam: feature stores hold the data but not the governance, MRM tools hold the governance but not the data, and the in-house platforms hold both but cost a decade. MAYA is the buyable middle — governed, reproducible, and deliberately not a serving engine.</w:t>
       </w:r>
     </w:p>
-    <w:bookmarkEnd w:id="149"/>
-    <w:bookmarkStart w:id="150" w:name="head-to-head"/>
+    <w:bookmarkEnd w:id="154"/>
+    <w:bookmarkStart w:id="155" w:name="head-to-head"/>
     <w:p>
       <w:pPr>
         <w:pStyle w:val="Heading3"/>
@@ -42592,8 +44675,8 @@
         </w:tc>
       </w:tr>
     </w:tbl>
-    <w:bookmarkEnd w:id="150"/>
-    <w:bookmarkStart w:id="151" w:name="what-maya-takes-from-each"/>
+    <w:bookmarkEnd w:id="155"/>
+    <w:bookmarkStart w:id="156" w:name="what-maya-takes-from-each"/>
     <w:p>
       <w:pPr>
         <w:pStyle w:val="Heading3"/>
@@ -43197,8 +45280,8 @@
         </w:tc>
       </w:tr>
     </w:tbl>
-    <w:bookmarkEnd w:id="151"/>
-    <w:bookmarkStart w:id="159" w:name="where-maya-deliberately-loses"/>
+    <w:bookmarkEnd w:id="156"/>
+    <w:bookmarkStart w:id="164" w:name="where-maya-deliberately-loses"/>
     <w:p>
       <w:pPr>
         <w:pStyle w:val="Heading3"/>
@@ -43327,7 +45410,7 @@
       <w:r>
         <w:t xml:space="preserve"> </w:t>
       </w:r>
-      <w:hyperlink r:id="rId152">
+      <w:hyperlink r:id="rId157">
         <w:r>
           <w:rPr>
             <w:rStyle w:val="Hyperlink"/>
@@ -43344,7 +45427,7 @@
       <w:r>
         <w:t xml:space="preserve"> </w:t>
       </w:r>
-      <w:hyperlink r:id="rId153">
+      <w:hyperlink r:id="rId158">
         <w:r>
           <w:rPr>
             <w:rStyle w:val="Hyperlink"/>
@@ -43361,7 +45444,7 @@
       <w:r>
         <w:t xml:space="preserve"> </w:t>
       </w:r>
-      <w:hyperlink r:id="rId154">
+      <w:hyperlink r:id="rId159">
         <w:r>
           <w:rPr>
             <w:rStyle w:val="Hyperlink"/>
@@ -43378,7 +45461,7 @@
       <w:r>
         <w:t xml:space="preserve"> </w:t>
       </w:r>
-      <w:hyperlink r:id="rId155">
+      <w:hyperlink r:id="rId160">
         <w:r>
           <w:rPr>
             <w:rStyle w:val="Hyperlink"/>
@@ -43395,7 +45478,7 @@
       <w:r>
         <w:t xml:space="preserve"> </w:t>
       </w:r>
-      <w:hyperlink r:id="rId156">
+      <w:hyperlink r:id="rId161">
         <w:r>
           <w:rPr>
             <w:rStyle w:val="Hyperlink"/>
@@ -43412,7 +45495,7 @@
       <w:r>
         <w:t xml:space="preserve"> </w:t>
       </w:r>
-      <w:hyperlink r:id="rId157">
+      <w:hyperlink r:id="rId162">
         <w:r>
           <w:rPr>
             <w:rStyle w:val="Hyperlink"/>
@@ -43429,7 +45512,7 @@
       <w:r>
         <w:t xml:space="preserve"> </w:t>
       </w:r>
-      <w:hyperlink r:id="rId158">
+      <w:hyperlink r:id="rId163">
         <w:r>
           <w:rPr>
             <w:rStyle w:val="Hyperlink"/>
@@ -43438,9 +45521,9 @@
         </w:r>
       </w:hyperlink>
     </w:p>
-    <w:bookmarkEnd w:id="159"/>
-    <w:bookmarkEnd w:id="160"/>
-    <w:bookmarkStart w:id="172" w:name="critical-review-of-this-design"/>
+    <w:bookmarkEnd w:id="164"/>
+    <w:bookmarkEnd w:id="165"/>
+    <w:bookmarkStart w:id="177" w:name="critical-review-of-this-design"/>
     <w:p>
       <w:pPr>
         <w:pStyle w:val="Heading2"/>
@@ -43457,7 +45540,7 @@
         <w:t xml:space="preserve">Sections 1–26 describe a coherent system. Read adversarially, it has eleven real weaknesses. Each is stated plainly, with the change made in response; where the change is structural it must land in Phase 0 or 1, because retrofitting is either impossible or a rewrite.</w:t>
       </w:r>
     </w:p>
-    <w:bookmarkStart w:id="161" w:name="the-platform-is-easy-to-route-around"/>
+    <w:bookmarkStart w:id="166" w:name="the-platform-is-easy-to-route-around"/>
     <w:p>
       <w:pPr>
         <w:pStyle w:val="Heading3"/>
@@ -43564,8 +45647,8 @@
         <w:t xml:space="preserve">gives a typed, resolvable, shareable feature in one command — and only then to make the governed path worth taking. Ceremony scales with consequence: a scratch feature has none, a production execution warrant has all of it.</w:t>
       </w:r>
     </w:p>
-    <w:bookmarkEnd w:id="161"/>
-    <w:bookmarkStart w:id="162" w:name="Xee1292276164dd84c3fcdd0e08d897b5bbeb8e5"/>
+    <w:bookmarkEnd w:id="166"/>
+    <w:bookmarkStart w:id="167" w:name="Xee1292276164dd84c3fcdd0e08d897b5bbeb8e5"/>
     <w:p>
       <w:pPr>
         <w:pStyle w:val="Heading3"/>
@@ -43651,8 +45734,8 @@
         <w:t xml:space="preserve">: every row carries an event time and a knowledge time (the instant MAYA could first have known the value), and every resolution declares an as-of-known instant, defaulting to the pin’s as-of date. Details in §29.1.</w:t>
       </w:r>
     </w:p>
-    <w:bookmarkEnd w:id="162"/>
-    <w:bookmarkStart w:id="163" w:name="change-has-no-safe-rehearsal-space"/>
+    <w:bookmarkEnd w:id="167"/>
+    <w:bookmarkStart w:id="168" w:name="change-has-no-safe-rehearsal-space"/>
     <w:p>
       <w:pPr>
         <w:pStyle w:val="Heading3"/>
@@ -43729,8 +45812,8 @@
         <w:t xml:space="preserve">— a copy-on-write branch of the catalog, borrowed from Iceberg and lakeFS. Inside a workspace a designer edits definitions, resolves against them, and runs the shadow replay of §29.2; the review screen shows the branch diff and the numeric impact; approval is a merge. Workspaces are cheap because nothing is copied until it is written, and they give the platform its write-audit-publish story.</w:t>
       </w:r>
     </w:p>
-    <w:bookmarkEnd w:id="163"/>
-    <w:bookmarkStart w:id="164" w:name="cascade-pins-will-multiply-storage"/>
+    <w:bookmarkEnd w:id="168"/>
+    <w:bookmarkStart w:id="169" w:name="cascade-pins-will-multiply-storage"/>
     <w:p>
       <w:pPr>
         <w:pStyle w:val="Heading3"/>
@@ -43791,8 +45874,8 @@
         <w:t xml:space="preserve">(§29.3): a pin is a manifest of immutable fragments, fragments are shared across pins that contain the same bytes, and only genuinely changed data is written. A month-end pin of a slow-moving feature costs its delta, not its size.</w:t>
       </w:r>
     </w:p>
-    <w:bookmarkEnd w:id="164"/>
-    <w:bookmarkStart w:id="165" w:name="the-warrant-stops-at-the-door"/>
+    <w:bookmarkEnd w:id="169"/>
+    <w:bookmarkStart w:id="170" w:name="the-warrant-stops-at-the-door"/>
     <w:p>
       <w:pPr>
         <w:pStyle w:val="Heading3"/>
@@ -43881,8 +45964,8 @@
         <w:t xml:space="preserve">on the warrant, so the weaker mode is visible rather than assumed.</w:t>
       </w:r>
     </w:p>
-    <w:bookmarkEnd w:id="165"/>
-    <w:bookmarkStart w:id="166" w:name="the-formula-ir-asks-a-lot-of-its-authors"/>
+    <w:bookmarkEnd w:id="170"/>
+    <w:bookmarkStart w:id="171" w:name="the-formula-ir-asks-a-lot-of-its-authors"/>
     <w:p>
       <w:pPr>
         <w:pStyle w:val="Heading3"/>
@@ -43940,8 +46023,8 @@
         <w:t xml:space="preserve">: parsed from LaTeX, lifted from Python via AST analysis of the uploaded artifact, extracted from an Excel workbook (§29.9), or drafted by the assistant of §29.8 and corrected by the author. The IR then earns its place by doing work the author wants — type checking against the feature set, automatic document rendering, semantic diffs, and the conformance testing of §29.7.</w:t>
       </w:r>
     </w:p>
-    <w:bookmarkEnd w:id="166"/>
-    <w:bookmarkStart w:id="167" w:name="X5efaff1aeec80dc29fb0e8afa37482e55f464df"/>
+    <w:bookmarkEnd w:id="171"/>
+    <w:bookmarkStart w:id="172" w:name="X5efaff1aeec80dc29fb0e8afa37482e55f464df"/>
     <w:p>
       <w:pPr>
         <w:pStyle w:val="Heading3"/>
@@ -44017,8 +46100,8 @@
         <w:t xml:space="preserve">re-executes and compares outputs, not just inputs. Where re-execution is impossible — a black-box vendor model — the bundle says so explicitly instead of implying a verification it cannot perform.</w:t>
       </w:r>
     </w:p>
-    <w:bookmarkEnd w:id="167"/>
-    <w:bookmarkStart w:id="168" w:name="Xe946cdb1bad5067c84d525f85599d649831f69e"/>
+    <w:bookmarkEnd w:id="172"/>
+    <w:bookmarkStart w:id="173" w:name="Xe946cdb1bad5067c84d525f85599d649831f69e"/>
     <w:p>
       <w:pPr>
         <w:pStyle w:val="Heading3"/>
@@ -44079,8 +46162,8 @@
         <w:t xml:space="preserve">of a derivation’s operands (§29.6). Exports and warrants that would breach terms are blocked with the clause named.</w:t>
       </w:r>
     </w:p>
-    <w:bookmarkEnd w:id="168"/>
-    <w:bookmarkStart w:id="169" w:name="eight-roles-is-more-than-most-teams-have"/>
+    <w:bookmarkEnd w:id="173"/>
+    <w:bookmarkStart w:id="174" w:name="eight-roles-is-more-than-most-teams-have"/>
     <w:p>
       <w:pPr>
         <w:pStyle w:val="Heading3"/>
@@ -44228,8 +46311,8 @@
         <w:t xml:space="preserve">, and the UI states which is active on every review screen.</w:t>
       </w:r>
     </w:p>
-    <w:bookmarkEnd w:id="169"/>
-    <w:bookmarkStart w:id="170" w:name="X36cf1652d1e16973ca6a916dbfa3b288527273a"/>
+    <w:bookmarkEnd w:id="174"/>
+    <w:bookmarkStart w:id="175" w:name="X36cf1652d1e16973ca6a916dbfa3b288527273a"/>
     <w:p>
       <w:pPr>
         <w:pStyle w:val="Heading3"/>
@@ -44289,8 +46372,8 @@
         <w:t xml:space="preserve">The line limit stays as a cheap smoke alarm, but the real gates are the ones that constrain structure: the import-linter boundaries of §14, a maximum public-symbol count per module, cyclomatic complexity, and a dependency-cycle check. A module that passes those and exceeds the line count needs a note; a module that fails them fails the build regardless of length.</w:t>
       </w:r>
     </w:p>
-    <w:bookmarkEnd w:id="170"/>
-    <w:bookmarkStart w:id="171" w:name="remaining-honest-risks"/>
+    <w:bookmarkEnd w:id="175"/>
+    <w:bookmarkStart w:id="176" w:name="remaining-honest-risks"/>
     <w:p>
       <w:pPr>
         <w:pStyle w:val="Heading3"/>
@@ -44368,9 +46451,9 @@
         <w:t xml:space="preserve">, which the platform cannot create — the first two namespaces must be seeded by whoever sponsors the build, or the catalog is an empty shop.</w:t>
       </w:r>
     </w:p>
-    <w:bookmarkEnd w:id="171"/>
-    <w:bookmarkEnd w:id="172"/>
-    <w:bookmarkStart w:id="184" w:name="maya-innovations"/>
+    <w:bookmarkEnd w:id="176"/>
+    <w:bookmarkEnd w:id="177"/>
+    <w:bookmarkStart w:id="189" w:name="maya-innovations"/>
     <w:p>
       <w:pPr>
         <w:pStyle w:val="Heading2"/>
@@ -44387,7 +46470,7 @@
         <w:t xml:space="preserve">Ten ideas that no product in §27 offers, each specified enough to build and honest about its cost. They are ordered by how early they must land: 29.1 to 29.3 are structural and belong in Phase 1, the rest layer on.</w:t>
       </w:r>
     </w:p>
-    <w:bookmarkStart w:id="173" w:name="X5b798d41100fc32293ca71e8fa3f645c4a40c39"/>
+    <w:bookmarkStart w:id="178" w:name="X5b798d41100fc32293ca71e8fa3f645c4a40c39"/>
     <w:p>
       <w:pPr>
         <w:pStyle w:val="Heading3"/>
@@ -44563,8 +46646,8 @@
         <w:t xml:space="preserve">Two extra columns in every table, a second index dimension, and roughly 20–30% more storage. It must be in the schema from Phase 1.</w:t>
       </w:r>
     </w:p>
-    <w:bookmarkEnd w:id="173"/>
-    <w:bookmarkStart w:id="174" w:name="shadow-replay-numeric-impact-analysis"/>
+    <w:bookmarkEnd w:id="178"/>
+    <w:bookmarkStart w:id="179" w:name="shadow-replay-numeric-impact-analysis"/>
     <w:p>
       <w:pPr>
         <w:pStyle w:val="Heading3"/>
@@ -44687,8 +46770,8 @@
         <w:t xml:space="preserve">) — with the sample size, and the share of the population it covers, stated on the report. The sample is the most recent rows of each index rather than a random draw, which is a recency bias and is said so rather than left to be discovered.</w:t>
       </w:r>
     </w:p>
-    <w:bookmarkEnd w:id="174"/>
-    <w:bookmarkStart w:id="175" w:name="content-addressed-materialization"/>
+    <w:bookmarkEnd w:id="179"/>
+    <w:bookmarkStart w:id="180" w:name="content-addressed-materialization"/>
     <w:p>
       <w:pPr>
         <w:pStyle w:val="Heading3"/>
@@ -44744,8 +46827,8 @@
         <w:t xml:space="preserve">A fragment index and a garbage collector that is provably safe against sealed pins. Fragment boundaries must be chosen by content (rolling hash over the index), not by row count, or a single inserted row invalidates everything downstream.</w:t>
       </w:r>
     </w:p>
-    <w:bookmarkEnd w:id="175"/>
-    <w:bookmarkStart w:id="176" w:name="escrowed-holdout-and-blind-scoring"/>
+    <w:bookmarkEnd w:id="180"/>
+    <w:bookmarkStart w:id="181" w:name="escrowed-holdout-and-blind-scoring"/>
     <w:p>
       <w:pPr>
         <w:pStyle w:val="Heading3"/>
@@ -44801,8 +46884,8 @@
         <w:t xml:space="preserve">MAYA must execute scoring, which is a narrow, well-bounded step into the runtime it otherwise avoids — the sandbox of §17.2 already does exactly this work.</w:t>
       </w:r>
     </w:p>
-    <w:bookmarkEnd w:id="176"/>
-    <w:bookmarkStart w:id="177" w:name="warrants-with-covenants"/>
+    <w:bookmarkEnd w:id="181"/>
+    <w:bookmarkStart w:id="182" w:name="warrants-with-covenants"/>
     <w:p>
       <w:pPr>
         <w:pStyle w:val="Heading3"/>
@@ -44870,8 +46953,8 @@
         <w:t xml:space="preserve">A monitoring loop and a clear false-positive story; covenants are opt-in per warrant, with recommended defaults that start loose.</w:t>
       </w:r>
     </w:p>
-    <w:bookmarkEnd w:id="177"/>
-    <w:bookmarkStart w:id="178" w:name="X880304889736beb8cb7c1b6c42a33d26548e733"/>
+    <w:bookmarkEnd w:id="182"/>
+    <w:bookmarkStart w:id="183" w:name="X880304889736beb8cb7c1b6c42a33d26548e733"/>
     <w:p>
       <w:pPr>
         <w:pStyle w:val="Heading3"/>
@@ -44970,8 +47053,8 @@
         <w:t xml:space="preserve">Licence modelling needs legal input to get the vocabulary right; anchoring needs one external dependency and an offline verification path.</w:t>
       </w:r>
     </w:p>
-    <w:bookmarkEnd w:id="178"/>
-    <w:bookmarkStart w:id="179" w:name="spec-code-conformance-testing"/>
+    <w:bookmarkEnd w:id="183"/>
+    <w:bookmarkStart w:id="184" w:name="spec-code-conformance-testing"/>
     <w:p>
       <w:pPr>
         <w:pStyle w:val="Heading3"/>
@@ -45091,8 +47174,8 @@
         <w:t xml:space="preserve">An interpreter for the IR, and honesty about coverage — sampled agreement is not proof, and the report says so.</w:t>
       </w:r>
     </w:p>
-    <w:bookmarkEnd w:id="179"/>
-    <w:bookmarkStart w:id="180" w:name="the-assistant-as-a-recorded-challenger"/>
+    <w:bookmarkEnd w:id="184"/>
+    <w:bookmarkStart w:id="185" w:name="the-assistant-as-a-recorded-challenger"/>
     <w:p>
       <w:pPr>
         <w:pStyle w:val="Heading3"/>
@@ -45151,8 +47234,8 @@
         <w:t xml:space="preserve">Prompt and output governance, a strict no-write boundary, and resistance to the temptation to let it approve anything.</w:t>
       </w:r>
     </w:p>
-    <w:bookmarkEnd w:id="180"/>
-    <w:bookmarkStart w:id="181" w:name="spreadsheets-as-first-class-models"/>
+    <w:bookmarkEnd w:id="185"/>
+    <w:bookmarkStart w:id="186" w:name="spreadsheets-as-first-class-models"/>
     <w:p>
       <w:pPr>
         <w:pStyle w:val="Heading3"/>
@@ -45195,8 +47278,8 @@
         <w:t xml:space="preserve">Excel’s semantics are broad; scope v1 to arithmetic, standard functions, named ranges and simple lookups, and refuse the rest loudly rather than approximating it.</w:t>
       </w:r>
     </w:p>
-    <w:bookmarkEnd w:id="181"/>
-    <w:bookmarkStart w:id="182" w:name="vendor-models-under-the-same-wrapper"/>
+    <w:bookmarkEnd w:id="186"/>
+    <w:bookmarkStart w:id="187" w:name="vendor-models-under-the-same-wrapper"/>
     <w:p>
       <w:pPr>
         <w:pStyle w:val="Heading3"/>
@@ -45231,8 +47314,8 @@
         <w:t xml:space="preserve">Low to build, high in value: it makes the inventory complete, and completeness is what an examiner actually asks for.</w:t>
       </w:r>
     </w:p>
-    <w:bookmarkEnd w:id="182"/>
-    <w:bookmarkStart w:id="183" w:name="what-these-change-about-the-roadmap"/>
+    <w:bookmarkEnd w:id="187"/>
+    <w:bookmarkStart w:id="188" w:name="what-these-change-about-the-roadmap"/>
     <w:p>
       <w:pPr>
         <w:pStyle w:val="Heading3"/>
@@ -45249,9 +47332,9 @@
         <w:t xml:space="preserve">Three of the ten are structural. Bitemporality (§29.1) and content-addressed materialization (§29.3) must land inside Phase 1 or never; workspaces (§28.3) must land with Phase 3 workflow, since approval-as-merge is hard to retrofit onto an approval-as-button design. The rest — shadow replay, escrowed holdout, covenants, licence algebra, conformance testing, the assistant, spreadsheet import, vendor models — are additive and belong in Phases 4 to 6 in roughly that order, each behind a feature flag so the core platform ships without waiting for them.</w:t>
       </w:r>
     </w:p>
-    <w:bookmarkEnd w:id="183"/>
-    <w:bookmarkEnd w:id="184"/>
-    <w:bookmarkStart w:id="188" w:name="appendices"/>
+    <w:bookmarkEnd w:id="188"/>
+    <w:bookmarkEnd w:id="189"/>
+    <w:bookmarkStart w:id="193" w:name="appendices"/>
     <w:p>
       <w:pPr>
         <w:pStyle w:val="Heading2"/>
@@ -45260,7 +47343,7 @@
         <w:t xml:space="preserve">30. Appendices</w:t>
       </w:r>
     </w:p>
-    <w:bookmarkStart w:id="185" w:name="a.-core-schema-outline"/>
+    <w:bookmarkStart w:id="190" w:name="a.-core-schema-outline"/>
     <w:p>
       <w:pPr>
         <w:pStyle w:val="Heading3"/>
@@ -46123,8 +48206,8 @@
         </w:tc>
       </w:tr>
     </w:tbl>
-    <w:bookmarkEnd w:id="185"/>
-    <w:bookmarkStart w:id="186" w:name="b.-permission-levels"/>
+    <w:bookmarkEnd w:id="190"/>
+    <w:bookmarkStart w:id="191" w:name="b.-permission-levels"/>
     <w:p>
       <w:pPr>
         <w:pStyle w:val="Heading3"/>
@@ -46684,8 +48767,8 @@
         <w:t xml:space="preserve">Every cell is additionally gated by the role ceiling in section 11.2.</w:t>
       </w:r>
     </w:p>
-    <w:bookmarkEnd w:id="186"/>
-    <w:bookmarkStart w:id="187" w:name="c.-glossary"/>
+    <w:bookmarkEnd w:id="191"/>
+    <w:bookmarkStart w:id="192" w:name="c.-glossary"/>
     <w:p>
       <w:pPr>
         <w:pStyle w:val="Heading3"/>
@@ -47192,9 +49275,9 @@
         <w:t xml:space="preserve">— a copy-on-write branch of the catalog in which a change is rehearsed.</w:t>
       </w:r>
     </w:p>
-    <w:bookmarkEnd w:id="187"/>
-    <w:bookmarkEnd w:id="188"/>
-    <w:bookmarkEnd w:id="189"/>
+    <w:bookmarkEnd w:id="192"/>
+    <w:bookmarkEnd w:id="193"/>
+    <w:bookmarkEnd w:id="194"/>
     <w:sectPr>
       <w:footnotePr>
         <w:numRestart w:val="eachSect"/>
@@ -47632,34 +49715,7 @@
     <w:abstractNumId w:val="991"/>
   </w:num>
   <w:num w:numId="1010">
-    <w:abstractNumId w:val="99411"/>
-    <w:lvlOverride w:ilvl="0">
-      <w:startOverride w:val="1"/>
-    </w:lvlOverride>
-    <w:lvlOverride w:ilvl="1">
-      <w:startOverride w:val="1"/>
-    </w:lvlOverride>
-    <w:lvlOverride w:ilvl="2">
-      <w:startOverride w:val="1"/>
-    </w:lvlOverride>
-    <w:lvlOverride w:ilvl="3">
-      <w:startOverride w:val="1"/>
-    </w:lvlOverride>
-    <w:lvlOverride w:ilvl="4">
-      <w:startOverride w:val="1"/>
-    </w:lvlOverride>
-    <w:lvlOverride w:ilvl="5">
-      <w:startOverride w:val="1"/>
-    </w:lvlOverride>
-    <w:lvlOverride w:ilvl="6">
-      <w:startOverride w:val="1"/>
-    </w:lvlOverride>
-    <w:lvlOverride w:ilvl="7">
-      <w:startOverride w:val="1"/>
-    </w:lvlOverride>
-    <w:lvlOverride w:ilvl="8">
-      <w:startOverride w:val="1"/>
-    </w:lvlOverride>
+    <w:abstractNumId w:val="991"/>
   </w:num>
   <w:num w:numId="1011">
     <w:abstractNumId w:val="99411"/>
@@ -47722,12 +49778,6 @@
     </w:lvlOverride>
   </w:num>
   <w:num w:numId="1013">
-    <w:abstractNumId w:val="991"/>
-  </w:num>
-  <w:num w:numId="1014">
-    <w:abstractNumId w:val="991"/>
-  </w:num>
-  <w:num w:numId="1015">
     <w:abstractNumId w:val="99411"/>
     <w:lvlOverride w:ilvl="0">
       <w:startOverride w:val="1"/>
@@ -47757,7 +49807,16 @@
       <w:startOverride w:val="1"/>
     </w:lvlOverride>
   </w:num>
+  <w:num w:numId="1014">
+    <w:abstractNumId w:val="991"/>
+  </w:num>
+  <w:num w:numId="1015">
+    <w:abstractNumId w:val="991"/>
+  </w:num>
   <w:num w:numId="1016">
+    <w:abstractNumId w:val="991"/>
+  </w:num>
+  <w:num w:numId="1017">
     <w:abstractNumId w:val="99411"/>
     <w:lvlOverride w:ilvl="0">
       <w:startOverride w:val="1"/>
@@ -47787,11 +49846,35 @@
       <w:startOverride w:val="1"/>
     </w:lvlOverride>
   </w:num>
-  <w:num w:numId="1017">
-    <w:abstractNumId w:val="991"/>
-  </w:num>
   <w:num w:numId="1018">
-    <w:abstractNumId w:val="991"/>
+    <w:abstractNumId w:val="99411"/>
+    <w:lvlOverride w:ilvl="0">
+      <w:startOverride w:val="1"/>
+    </w:lvlOverride>
+    <w:lvlOverride w:ilvl="1">
+      <w:startOverride w:val="1"/>
+    </w:lvlOverride>
+    <w:lvlOverride w:ilvl="2">
+      <w:startOverride w:val="1"/>
+    </w:lvlOverride>
+    <w:lvlOverride w:ilvl="3">
+      <w:startOverride w:val="1"/>
+    </w:lvlOverride>
+    <w:lvlOverride w:ilvl="4">
+      <w:startOverride w:val="1"/>
+    </w:lvlOverride>
+    <w:lvlOverride w:ilvl="5">
+      <w:startOverride w:val="1"/>
+    </w:lvlOverride>
+    <w:lvlOverride w:ilvl="6">
+      <w:startOverride w:val="1"/>
+    </w:lvlOverride>
+    <w:lvlOverride w:ilvl="7">
+      <w:startOverride w:val="1"/>
+    </w:lvlOverride>
+    <w:lvlOverride w:ilvl="8">
+      <w:startOverride w:val="1"/>
+    </w:lvlOverride>
   </w:num>
   <w:num w:numId="1019">
     <w:abstractNumId w:val="991"/>
@@ -47800,6 +49883,18 @@
     <w:abstractNumId w:val="991"/>
   </w:num>
   <w:num w:numId="1021">
+    <w:abstractNumId w:val="991"/>
+  </w:num>
+  <w:num w:numId="1022">
+    <w:abstractNumId w:val="991"/>
+  </w:num>
+  <w:num w:numId="1023">
+    <w:abstractNumId w:val="991"/>
+  </w:num>
+  <w:num w:numId="1024">
+    <w:abstractNumId w:val="991"/>
+  </w:num>
+  <w:num w:numId="1025">
     <w:abstractNumId w:val="991"/>
   </w:num>
 </w:numbering>

--- a/docs/MAYA_Requirements_and_Design.docx
+++ b/docs/MAYA_Requirements_and_Design.docx
@@ -184,7 +184,13 @@
         <w:t xml:space="preserve"> </w:t>
       </w:r>
       <w:r>
-        <w:t xml:space="preserve">a test layer (§23); and the competitive analysis as a public page (§27).</w:t>
+        <w:t xml:space="preserve">a test layer (§23); the competitive analysis as a public page (§27); and purging a namespace in a</w:t>
+      </w:r>
+      <w:r>
+        <w:t xml:space="preserve"> </w:t>
+      </w:r>
+      <w:r>
+        <w:t xml:space="preserve">development estate, the one deletion MAYA allows (§20).</w:t>
       </w:r>
     </w:p>
     <w:p>
@@ -36070,6 +36076,149 @@
     <w:p>
       <w:pPr>
         <w:pStyle w:val="FirstParagraph"/>
+      </w:pPr>
+      <w:r>
+        <w:rPr>
+          <w:i/>
+          <w:iCs/>
+        </w:rPr>
+        <w:t xml:space="preserve">Revision 2.7:</w:t>
+      </w:r>
+      <w:r>
+        <w:t xml:space="preserve"> </w:t>
+      </w:r>
+      <w:r>
+        <w:rPr>
+          <w:b/>
+          <w:bCs/>
+        </w:rPr>
+        <w:t xml:space="preserve">purging a namespace</w:t>
+      </w:r>
+      <w:r>
+        <w:t xml:space="preserve">, the one deletion MAYA allows. In a development estate</w:t>
+      </w:r>
+      <w:r>
+        <w:t xml:space="preserve"> </w:t>
+      </w:r>
+      <w:r>
+        <w:t xml:space="preserve">(</w:t>
+      </w:r>
+      <w:r>
+        <w:rPr>
+          <w:rStyle w:val="VerbatimChar"/>
+        </w:rPr>
+        <w:t xml:space="preserve">app.environment: dev</w:t>
+      </w:r>
+      <w:r>
+        <w:t xml:space="preserve">) an administrator may remove a namespace and everything in it — every row that</w:t>
+      </w:r>
+      <w:r>
+        <w:t xml:space="preserve"> </w:t>
+      </w:r>
+      <w:r>
+        <w:t xml:space="preserve">belongs to it, found by foreign key, by object id and by reference, and its folders in the lake — in one</w:t>
+      </w:r>
+      <w:r>
+        <w:t xml:space="preserve"> </w:t>
+      </w:r>
+      <w:r>
+        <w:t xml:space="preserve">transaction, typing the name again to confirm (</w:t>
+      </w:r>
+      <w:r>
+        <w:rPr>
+          <w:rStyle w:val="VerbatimChar"/>
+        </w:rPr>
+        <w:t xml:space="preserve">POST /namespaces/{name}/purge</w:t>
+      </w:r>
+      <w:r>
+        <w:t xml:space="preserve">,</w:t>
+      </w:r>
+      <w:r>
+        <w:t xml:space="preserve"> </w:t>
+      </w:r>
+      <w:r>
+        <w:rPr>
+          <w:b/>
+          <w:bCs/>
+        </w:rPr>
+        <w:t xml:space="preserve">Admin → Namespaces</w:t>
+      </w:r>
+      <w:r>
+        <w:t xml:space="preserve">).</w:t>
+      </w:r>
+      <w:r>
+        <w:t xml:space="preserve"> </w:t>
+      </w:r>
+      <w:r>
+        <w:t xml:space="preserve">Anywhere else it is refused: a register people rely on does not delete what it governs. The audit log and the</w:t>
+      </w:r>
+      <w:r>
+        <w:t xml:space="preserve"> </w:t>
+      </w:r>
+      <w:r>
+        <w:t xml:space="preserve">event stream are history and stay; the purge records itself in the audit log with what it removed. A</w:t>
+      </w:r>
+      <w:r>
+        <w:t xml:space="preserve"> </w:t>
+      </w:r>
+      <w:r>
+        <w:t xml:space="preserve">namespace with child namespaces is refused until they are purged. The case studies use it:</w:t>
+      </w:r>
+      <w:r>
+        <w:t xml:space="preserve"> </w:t>
+      </w:r>
+      <w:r>
+        <w:rPr>
+          <w:rStyle w:val="VerbatimChar"/>
+        </w:rPr>
+        <w:t xml:space="preserve">--reset</w:t>
+      </w:r>
+      <w:r>
+        <w:t xml:space="preserve"> </w:t>
+      </w:r>
+      <w:r>
+        <w:t xml:space="preserve">purges</w:t>
+      </w:r>
+      <w:r>
+        <w:t xml:space="preserve"> </w:t>
+      </w:r>
+      <w:r>
+        <w:t xml:space="preserve">the study’s own namespace before running, a failed full pass purges its partial work unless</w:t>
+      </w:r>
+      <w:r>
+        <w:t xml:space="preserve"> </w:t>
+      </w:r>
+      <w:r>
+        <w:rPr>
+          <w:rStyle w:val="VerbatimChar"/>
+        </w:rPr>
+        <w:t xml:space="preserve">--keep-on-failure</w:t>
+      </w:r>
+      <w:r>
+        <w:t xml:space="preserve"> </w:t>
+      </w:r>
+      <w:r>
+        <w:t xml:space="preserve">is given, and</w:t>
+      </w:r>
+      <w:r>
+        <w:t xml:space="preserve"> </w:t>
+      </w:r>
+      <w:r>
+        <w:rPr>
+          <w:rStyle w:val="VerbatimChar"/>
+        </w:rPr>
+        <w:t xml:space="preserve">--reset-all</w:t>
+      </w:r>
+      <w:r>
+        <w:t xml:space="preserve"> </w:t>
+      </w:r>
+      <w:r>
+        <w:t xml:space="preserve">rebuilds the whole estate.</w:t>
+      </w:r>
+    </w:p>
+    <w:p>
+      <w:pPr>
+        <w:pStyle w:val="BodyText"/>
       </w:pPr>
       <w:r>
         <w:rPr>

--- a/docs/MAYA_Requirements_and_Design.docx
+++ b/docs/MAYA_Requirements_and_Design.docx
@@ -36,7 +36,7 @@
         </w:p>
       </w:sdtContent>
     </w:sdt>
-    <w:bookmarkStart w:id="194" w:name="X1066a4d42af2456ea8404a42c0c48b24e053952"/>
+    <w:bookmarkStart w:id="195" w:name="X1066a4d42af2456ea8404a42c0c48b24e053952"/>
     <w:p>
       <w:pPr>
         <w:pStyle w:val="Heading1"/>
@@ -61,6 +61,91 @@
       </w:r>
       <w:r>
         <w:t xml:space="preserve">· Version 2.0 (ground-up rebuild) · 2026-09-17 · Ash (Ashutosh Sinha)</w:t>
+      </w:r>
+    </w:p>
+    <w:p>
+      <w:pPr>
+        <w:pStyle w:val="BlockText"/>
+      </w:pPr>
+      <w:r>
+        <w:rPr>
+          <w:b/>
+          <w:bCs/>
+        </w:rPr>
+        <w:t xml:space="preserve">Revision 2.8 — 2026-09-28.</w:t>
+      </w:r>
+      <w:r>
+        <w:t xml:space="preserve"> </w:t>
+      </w:r>
+      <w:r>
+        <w:t xml:space="preserve">One decision: MAYA generates documents from a model’s record,</w:t>
+      </w:r>
+      <w:r>
+        <w:t xml:space="preserve"> </w:t>
+      </w:r>
+      <w:r>
+        <w:t xml:space="preserve">and may draft their prose with a language model it does not depend on. §21.6 specifies the AI</w:t>
+      </w:r>
+      <w:r>
+        <w:t xml:space="preserve"> </w:t>
+      </w:r>
+      <w:r>
+        <w:t xml:space="preserve">gateway — providers behind one interface at a new extension point,</w:t>
+      </w:r>
+      <w:r>
+        <w:t xml:space="preserve"> </w:t>
+      </w:r>
+      <w:r>
+        <w:rPr>
+          <w:rStyle w:val="VerbatimChar"/>
+        </w:rPr>
+        <w:t xml:space="preserve">llm_provider</w:t>
+      </w:r>
+      <w:r>
+        <w:t xml:space="preserve"> </w:t>
+      </w:r>
+      <w:r>
+        <w:t xml:space="preserve">(§25), and</w:t>
+      </w:r>
+      <w:r>
+        <w:t xml:space="preserve"> </w:t>
+      </w:r>
+      <w:r>
+        <w:t xml:space="preserve">callers that name a logical</w:t>
+      </w:r>
+      <w:r>
+        <w:t xml:space="preserve"> </w:t>
+      </w:r>
+      <w:r>
+        <w:rPr>
+          <w:b/>
+          <w:bCs/>
+        </w:rPr>
+        <w:t xml:space="preserve">model profile</w:t>
+      </w:r>
+      <w:r>
+        <w:t xml:space="preserve"> </w:t>
+      </w:r>
+      <w:r>
+        <w:t xml:space="preserve">rather than a provider or a model — and the</w:t>
+      </w:r>
+      <w:r>
+        <w:t xml:space="preserve"> </w:t>
+      </w:r>
+      <w:r>
+        <w:t xml:space="preserve">documents: a model card, a validation report and model documentation, each from a template a</w:t>
+      </w:r>
+      <w:r>
+        <w:t xml:space="preserve"> </w:t>
+      </w:r>
+      <w:r>
+        <w:t xml:space="preserve">firm replaces by placing a file, drafted sections labelled until a second person approves, and</w:t>
+      </w:r>
+      <w:r>
+        <w:t xml:space="preserve"> </w:t>
+      </w:r>
+      <w:r>
+        <w:t xml:space="preserve">the validator’s conclusion never drafted.</w:t>
       </w:r>
     </w:p>
     <w:p>
@@ -36435,7 +36520,7 @@
       </w:r>
     </w:p>
     <w:bookmarkEnd w:id="126"/>
-    <w:bookmarkStart w:id="132" w:name="security-and-model-risk-governance"/>
+    <w:bookmarkStart w:id="133" w:name="security-and-model-risk-governance"/>
     <w:p>
       <w:pPr>
         <w:pStyle w:val="Heading2"/>
@@ -37659,8 +37744,639 @@
       </w:r>
     </w:p>
     <w:bookmarkEnd w:id="131"/>
+    <w:bookmarkStart w:id="132" w:name="Xa8daebd9b1a293b9ef8afad4048a16b89d4f9fa"/>
+    <w:p>
+      <w:pPr>
+        <w:pStyle w:val="Heading3"/>
+      </w:pPr>
+      <w:r>
+        <w:t xml:space="preserve">21.6 Documents, and the language models that draft them</w:t>
+      </w:r>
+    </w:p>
+    <w:p>
+      <w:pPr>
+        <w:pStyle w:val="FirstParagraph"/>
+      </w:pPr>
+      <w:r>
+        <w:rPr>
+          <w:i/>
+          <w:iCs/>
+        </w:rPr>
+        <w:t xml:space="preserve">Revision 2.8.</w:t>
+      </w:r>
+    </w:p>
+    <w:p>
+      <w:pPr>
+        <w:pStyle w:val="BodyText"/>
+      </w:pPr>
+      <w:r>
+        <w:rPr>
+          <w:b/>
+          <w:bCs/>
+        </w:rPr>
+        <w:t xml:space="preserve">The AI gateway.</w:t>
+      </w:r>
+      <w:r>
+        <w:t xml:space="preserve"> </w:t>
+      </w:r>
+      <w:r>
+        <w:t xml:space="preserve">Every request MAYA makes of a language model goes through one service. A caller</w:t>
+      </w:r>
+      <w:r>
+        <w:t xml:space="preserve"> </w:t>
+      </w:r>
+      <w:r>
+        <w:t xml:space="preserve">names a</w:t>
+      </w:r>
+      <w:r>
+        <w:t xml:space="preserve"> </w:t>
+      </w:r>
+      <w:r>
+        <w:rPr>
+          <w:b/>
+          <w:bCs/>
+        </w:rPr>
+        <w:t xml:space="preserve">model profile</w:t>
+      </w:r>
+      <w:r>
+        <w:t xml:space="preserve"> </w:t>
+      </w:r>
+      <w:r>
+        <w:t xml:space="preserve">— a logical model such as</w:t>
+      </w:r>
+      <w:r>
+        <w:t xml:space="preserve"> </w:t>
+      </w:r>
+      <w:r>
+        <w:rPr>
+          <w:rStyle w:val="VerbatimChar"/>
+        </w:rPr>
+        <w:t xml:space="preserve">drafting</w:t>
+      </w:r>
+      <w:r>
+        <w:t xml:space="preserve"> </w:t>
+      </w:r>
+      <w:r>
+        <w:t xml:space="preserve">or</w:t>
+      </w:r>
+      <w:r>
+        <w:t xml:space="preserve"> </w:t>
+      </w:r>
+      <w:r>
+        <w:rPr>
+          <w:rStyle w:val="VerbatimChar"/>
+        </w:rPr>
+        <w:t xml:space="preserve">local</w:t>
+      </w:r>
+      <w:r>
+        <w:t xml:space="preserve"> </w:t>
+      </w:r>
+      <w:r>
+        <w:t xml:space="preserve">— never a provider or a model.</w:t>
+      </w:r>
+      <w:r>
+        <w:t xml:space="preserve"> </w:t>
+      </w:r>
+      <w:r>
+        <w:t xml:space="preserve">Profiles live in</w:t>
+      </w:r>
+      <w:r>
+        <w:t xml:space="preserve"> </w:t>
+      </w:r>
+      <w:r>
+        <w:rPr>
+          <w:rStyle w:val="VerbatimChar"/>
+        </w:rPr>
+        <w:t xml:space="preserve">config/llm_profiles.yaml</w:t>
+      </w:r>
+      <w:r>
+        <w:t xml:space="preserve"> </w:t>
+      </w:r>
+      <w:r>
+        <w:t xml:space="preserve">(</w:t>
+      </w:r>
+      <w:r>
+        <w:rPr>
+          <w:rStyle w:val="VerbatimChar"/>
+        </w:rPr>
+        <w:t xml:space="preserve">llm.profiles_file</w:t>
+      </w:r>
+      <w:r>
+        <w:t xml:space="preserve">): each names a provider, a model, the</w:t>
+      </w:r>
+      <w:r>
+        <w:t xml:space="preserve"> </w:t>
+      </w:r>
+      <w:r>
+        <w:t xml:space="preserve">parameters to ask with (</w:t>
+      </w:r>
+      <w:r>
+        <w:rPr>
+          <w:rStyle w:val="VerbatimChar"/>
+        </w:rPr>
+        <w:t xml:space="preserve">max_tokens</w:t>
+      </w:r>
+      <w:r>
+        <w:t xml:space="preserve">,</w:t>
+      </w:r>
+      <w:r>
+        <w:t xml:space="preserve"> </w:t>
+      </w:r>
+      <w:r>
+        <w:rPr>
+          <w:rStyle w:val="VerbatimChar"/>
+        </w:rPr>
+        <w:t xml:space="preserve">temperature</w:t>
+      </w:r>
+      <w:r>
+        <w:t xml:space="preserve">) and any option of that provider this profile needs</w:t>
+      </w:r>
+      <w:r>
+        <w:t xml:space="preserve"> </w:t>
+      </w:r>
+      <w:r>
+        <w:t xml:space="preserve">differently (a base URL, a region, the environment variable holding a key). Without the file there is one</w:t>
+      </w:r>
+      <w:r>
+        <w:t xml:space="preserve"> </w:t>
+      </w:r>
+      <w:r>
+        <w:t xml:space="preserve">profile,</w:t>
+      </w:r>
+      <w:r>
+        <w:t xml:space="preserve"> </w:t>
+      </w:r>
+      <w:r>
+        <w:rPr>
+          <w:rStyle w:val="VerbatimChar"/>
+        </w:rPr>
+        <w:t xml:space="preserve">default</w:t>
+      </w:r>
+      <w:r>
+        <w:t xml:space="preserve">, from the</w:t>
+      </w:r>
+      <w:r>
+        <w:t xml:space="preserve"> </w:t>
+      </w:r>
+      <w:r>
+        <w:rPr>
+          <w:rStyle w:val="VerbatimChar"/>
+        </w:rPr>
+        <w:t xml:space="preserve">llm.*</w:t>
+      </w:r>
+      <w:r>
+        <w:t xml:space="preserve"> </w:t>
+      </w:r>
+      <w:r>
+        <w:t xml:space="preserve">settings. Providers implement one interface —</w:t>
+      </w:r>
+      <w:r>
+        <w:t xml:space="preserve"> </w:t>
+      </w:r>
+      <w:r>
+        <w:rPr>
+          <w:rStyle w:val="VerbatimChar"/>
+        </w:rPr>
+        <w:t xml:space="preserve">complete(system, messages, max_tokens, temperature)</w:t>
+      </w:r>
+      <w:r>
+        <w:t xml:space="preserve"> </w:t>
+      </w:r>
+      <w:r>
+        <w:t xml:space="preserve">returning text and token counts — and are registered</w:t>
+      </w:r>
+      <w:r>
+        <w:t xml:space="preserve"> </w:t>
+      </w:r>
+      <w:r>
+        <w:t xml:space="preserve">at the</w:t>
+      </w:r>
+      <w:r>
+        <w:t xml:space="preserve"> </w:t>
+      </w:r>
+      <w:r>
+        <w:rPr>
+          <w:rStyle w:val="VerbatimChar"/>
+        </w:rPr>
+        <w:t xml:space="preserve">llm_provider</w:t>
+      </w:r>
+      <w:r>
+        <w:t xml:space="preserve"> </w:t>
+      </w:r>
+      <w:r>
+        <w:t xml:space="preserve">extension point:</w:t>
+      </w:r>
+      <w:r>
+        <w:t xml:space="preserve"> </w:t>
+      </w:r>
+      <w:r>
+        <w:rPr>
+          <w:rStyle w:val="VerbatimChar"/>
+        </w:rPr>
+        <w:t xml:space="preserve">anthropic</w:t>
+      </w:r>
+      <w:r>
+        <w:t xml:space="preserve"> </w:t>
+      </w:r>
+      <w:r>
+        <w:t xml:space="preserve">(the official SDK, streamed, adaptive thinking),</w:t>
+      </w:r>
+      <w:r>
+        <w:t xml:space="preserve"> </w:t>
+      </w:r>
+      <w:r>
+        <w:rPr>
+          <w:rStyle w:val="VerbatimChar"/>
+        </w:rPr>
+        <w:t xml:space="preserve">openai</w:t>
+      </w:r>
+      <w:r>
+        <w:t xml:space="preserve"> </w:t>
+      </w:r>
+      <w:r>
+        <w:t xml:space="preserve">and any server speaking its Chat Completions API,</w:t>
+      </w:r>
+      <w:r>
+        <w:t xml:space="preserve"> </w:t>
+      </w:r>
+      <w:r>
+        <w:rPr>
+          <w:rStyle w:val="VerbatimChar"/>
+        </w:rPr>
+        <w:t xml:space="preserve">azure_openai</w:t>
+      </w:r>
+      <w:r>
+        <w:t xml:space="preserve">,</w:t>
+      </w:r>
+      <w:r>
+        <w:t xml:space="preserve"> </w:t>
+      </w:r>
+      <w:r>
+        <w:rPr>
+          <w:rStyle w:val="VerbatimChar"/>
+        </w:rPr>
+        <w:t xml:space="preserve">ollama</w:t>
+      </w:r>
+      <w:r>
+        <w:t xml:space="preserve">,</w:t>
+      </w:r>
+      <w:r>
+        <w:t xml:space="preserve"> </w:t>
+      </w:r>
+      <w:r>
+        <w:rPr>
+          <w:rStyle w:val="VerbatimChar"/>
+        </w:rPr>
+        <w:t xml:space="preserve">bedrock</w:t>
+      </w:r>
+      <w:r>
+        <w:t xml:space="preserve"> </w:t>
+      </w:r>
+      <w:r>
+        <w:t xml:space="preserve">(</w:t>
+      </w:r>
+      <w:r>
+        <w:rPr>
+          <w:rStyle w:val="VerbatimChar"/>
+        </w:rPr>
+        <w:t xml:space="preserve">boto3</w:t>
+      </w:r>
+      <w:r>
+        <w:t xml:space="preserve">),</w:t>
+      </w:r>
+      <w:r>
+        <w:t xml:space="preserve"> </w:t>
+      </w:r>
+      <w:r>
+        <w:rPr>
+          <w:rStyle w:val="VerbatimChar"/>
+        </w:rPr>
+        <w:t xml:space="preserve">stub</w:t>
+      </w:r>
+      <w:r>
+        <w:t xml:space="preserve"> </w:t>
+      </w:r>
+      <w:r>
+        <w:t xml:space="preserve">(deterministic, offline) and</w:t>
+      </w:r>
+      <w:r>
+        <w:t xml:space="preserve"> </w:t>
+      </w:r>
+      <w:r>
+        <w:rPr>
+          <w:rStyle w:val="VerbatimChar"/>
+        </w:rPr>
+        <w:t xml:space="preserve">none</w:t>
+      </w:r>
+      <w:r>
+        <w:t xml:space="preserve"> </w:t>
+      </w:r>
+      <w:r>
+        <w:t xml:space="preserve">(the default: nothing is drafted). A third party adds a provider as an</w:t>
+      </w:r>
+      <w:r>
+        <w:t xml:space="preserve"> </w:t>
+      </w:r>
+      <w:r>
+        <w:t xml:space="preserve">entry-point plugin, loaded only when</w:t>
+      </w:r>
+      <w:r>
+        <w:t xml:space="preserve"> </w:t>
+      </w:r>
+      <w:r>
+        <w:rPr>
+          <w:rStyle w:val="VerbatimChar"/>
+        </w:rPr>
+        <w:t xml:space="preserve">plugins.allow</w:t>
+      </w:r>
+      <w:r>
+        <w:t xml:space="preserve"> </w:t>
+      </w:r>
+      <w:r>
+        <w:t xml:space="preserve">names it (§25). API keys are never configuration: a</w:t>
+      </w:r>
+      <w:r>
+        <w:t xml:space="preserve"> </w:t>
+      </w:r>
+      <w:r>
+        <w:t xml:space="preserve">setting names the environment variable that holds one. Every call is audited with its purpose, profile,</w:t>
+      </w:r>
+      <w:r>
+        <w:t xml:space="preserve"> </w:t>
+      </w:r>
+      <w:r>
+        <w:t xml:space="preserve">provider, model, token counts and the hash of the prompt; the prompt is not logged, because it carries a</w:t>
+      </w:r>
+      <w:r>
+        <w:t xml:space="preserve"> </w:t>
+      </w:r>
+      <w:r>
+        <w:t xml:space="preserve">model’s facts and the audit log’s readers may not be entitled to them.</w:t>
+      </w:r>
+    </w:p>
+    <w:p>
+      <w:pPr>
+        <w:pStyle w:val="BodyText"/>
+      </w:pPr>
+      <w:r>
+        <w:rPr>
+          <w:b/>
+          <w:bCs/>
+        </w:rPr>
+        <w:t xml:space="preserve">Documents.</w:t>
+      </w:r>
+      <w:r>
+        <w:t xml:space="preserve"> </w:t>
+      </w:r>
+      <w:r>
+        <w:t xml:space="preserve">A document is generated from a snapshot of one model version’s record — its mathematics and</w:t>
+      </w:r>
+      <w:r>
+        <w:t xml:space="preserve"> </w:t>
+      </w:r>
+      <w:r>
+        <w:t xml:space="preserve">contract, code checks, warrants, leakage certificate, blind scores, fairness and importance evidence,</w:t>
+      </w:r>
+      <w:r>
+        <w:t xml:space="preserve"> </w:t>
+      </w:r>
+      <w:r>
+        <w:t xml:space="preserve">challengers, findings, reviews, covenants and monitoring — gathered through the services under the</w:t>
+      </w:r>
+      <w:r>
+        <w:t xml:space="preserve"> </w:t>
+      </w:r>
+      <w:r>
+        <w:t xml:space="preserve">requester’s own read permissions, and hashed. Three kinds ship: a</w:t>
+      </w:r>
+      <w:r>
+        <w:t xml:space="preserve"> </w:t>
+      </w:r>
+      <w:r>
+        <w:rPr>
+          <w:b/>
+          <w:bCs/>
+        </w:rPr>
+        <w:t xml:space="preserve">model card</w:t>
+      </w:r>
+      <w:r>
+        <w:t xml:space="preserve">, a</w:t>
+      </w:r>
+      <w:r>
+        <w:t xml:space="preserve"> </w:t>
+      </w:r>
+      <w:r>
+        <w:rPr>
+          <w:b/>
+          <w:bCs/>
+        </w:rPr>
+        <w:t xml:space="preserve">validation report</w:t>
+      </w:r>
+      <w:r>
+        <w:t xml:space="preserve"> </w:t>
+      </w:r>
+      <w:r>
+        <w:t xml:space="preserve">and</w:t>
+      </w:r>
+      <w:r>
+        <w:t xml:space="preserve"> </w:t>
+      </w:r>
+      <w:r>
+        <w:rPr>
+          <w:b/>
+          <w:bCs/>
+        </w:rPr>
+        <w:t xml:space="preserve">model documentation</w:t>
+      </w:r>
+      <w:r>
+        <w:t xml:space="preserve">, each a Jinja2 template producing Markdown. A firm changes one by placing a file</w:t>
+      </w:r>
+      <w:r>
+        <w:t xml:space="preserve"> </w:t>
+      </w:r>
+      <w:r>
+        <w:t xml:space="preserve">of the same name in</w:t>
+      </w:r>
+      <w:r>
+        <w:t xml:space="preserve"> </w:t>
+      </w:r>
+      <w:r>
+        <w:rPr>
+          <w:rStyle w:val="VerbatimChar"/>
+        </w:rPr>
+        <w:t xml:space="preserve">documents.template_dir</w:t>
+      </w:r>
+      <w:r>
+        <w:t xml:space="preserve">; any other template there is offered for the kind its first</w:t>
+      </w:r>
+      <w:r>
+        <w:t xml:space="preserve"> </w:t>
+      </w:r>
+      <w:r>
+        <w:t xml:space="preserve">line declares. A template calls</w:t>
+      </w:r>
+      <w:r>
+        <w:t xml:space="preserve"> </w:t>
+      </w:r>
+      <w:r>
+        <w:rPr>
+          <w:rStyle w:val="VerbatimChar"/>
+        </w:rPr>
+        <w:t xml:space="preserve">ai(key, instruction, profile=…)</w:t>
+      </w:r>
+      <w:r>
+        <w:t xml:space="preserve"> </w:t>
+      </w:r>
+      <w:r>
+        <w:t xml:space="preserve">for a section to be drafted; the model is</w:t>
+      </w:r>
+      <w:r>
+        <w:t xml:space="preserve"> </w:t>
+      </w:r>
+      <w:r>
+        <w:t xml:space="preserve">given the facts and told to use nothing else and to write</w:t>
+      </w:r>
+      <w:r>
+        <w:t xml:space="preserve"> </w:t>
+      </w:r>
+      <w:r>
+        <w:t xml:space="preserve">“not recorded”</w:t>
+      </w:r>
+      <w:r>
+        <w:t xml:space="preserve"> </w:t>
+      </w:r>
+      <w:r>
+        <w:t xml:space="preserve">rather than invent. The document</w:t>
+      </w:r>
+      <w:r>
+        <w:t xml:space="preserve"> </w:t>
+      </w:r>
+      <w:r>
+        <w:t xml:space="preserve">stores its template and the template’s hash, the facts’ hash, the provider and model, and its text; it</w:t>
+      </w:r>
+      <w:r>
+        <w:t xml:space="preserve"> </w:t>
+      </w:r>
+      <w:r>
+        <w:t xml:space="preserve">renders as Markdown, HTML (with all raw HTML escaped) or PDF (through §17’s typesetting, falling back to the</w:t>
+      </w:r>
+      <w:r>
+        <w:t xml:space="preserve"> </w:t>
+      </w:r>
+      <w:r>
+        <w:t xml:space="preserve">draft renderer, and saying so, when a build fails). Each drafted section is shown labelled as drafted by</w:t>
+      </w:r>
+      <w:r>
+        <w:t xml:space="preserve"> </w:t>
+      </w:r>
+      <w:r>
+        <w:t xml:space="preserve">that provider and model and not reviewed, until someone</w:t>
+      </w:r>
+      <w:r>
+        <w:t xml:space="preserve"> </w:t>
+      </w:r>
+      <w:r>
+        <w:rPr>
+          <w:b/>
+          <w:bCs/>
+        </w:rPr>
+        <w:t xml:space="preserve">other than the person who generated it</w:t>
+      </w:r>
+      <w:r>
+        <w:t xml:space="preserve"> </w:t>
+      </w:r>
+      <w:r>
+        <w:t xml:space="preserve">approves</w:t>
+      </w:r>
+      <w:r>
+        <w:t xml:space="preserve"> </w:t>
+      </w:r>
+      <w:r>
+        <w:t xml:space="preserve">the document; the label then names the reviewer. The built-in validation report never drafts its</w:t>
+      </w:r>
+      <w:r>
+        <w:t xml:space="preserve"> </w:t>
+      </w:r>
+      <w:r>
+        <w:t xml:space="preserve">conclusion: fitness for use is irreducibly declared (§28), and the report leaves the validator a place for it.</w:t>
+      </w:r>
+      <w:r>
+        <w:t xml:space="preserve"> </w:t>
+      </w:r>
+      <w:r>
+        <w:t xml:space="preserve">Without a configured model, or with drafting off, each drafted section says it was not drafted and the rest</w:t>
+      </w:r>
+      <w:r>
+        <w:t xml:space="preserve"> </w:t>
+      </w:r>
+      <w:r>
+        <w:t xml:space="preserve">of the document is complete. Documents are generated as jobs, listed on a model’s</w:t>
+      </w:r>
+      <w:r>
+        <w:t xml:space="preserve"> </w:t>
+      </w:r>
+      <w:r>
+        <w:rPr>
+          <w:b/>
+          <w:bCs/>
+        </w:rPr>
+        <w:t xml:space="preserve">Documents</w:t>
+      </w:r>
+      <w:r>
+        <w:t xml:space="preserve"> </w:t>
+      </w:r>
+      <w:r>
+        <w:t xml:space="preserve">tab, and</w:t>
+      </w:r>
+      <w:r>
+        <w:t xml:space="preserve"> </w:t>
+      </w:r>
+      <w:r>
+        <w:t xml:space="preserve">reachable through</w:t>
+      </w:r>
+      <w:r>
+        <w:t xml:space="preserve"> </w:t>
+      </w:r>
+      <w:r>
+        <w:rPr>
+          <w:rStyle w:val="VerbatimChar"/>
+        </w:rPr>
+        <w:t xml:space="preserve">POST /models/{namespace}/{name}/documents</w:t>
+      </w:r>
+      <w:r>
+        <w:t xml:space="preserve">,</w:t>
+      </w:r>
+      <w:r>
+        <w:t xml:space="preserve"> </w:t>
+      </w:r>
+      <w:r>
+        <w:rPr>
+          <w:rStyle w:val="VerbatimChar"/>
+        </w:rPr>
+        <w:t xml:space="preserve">GET /documents/{id}/render</w:t>
+      </w:r>
+      <w:r>
+        <w:t xml:space="preserve"> </w:t>
+      </w:r>
+      <w:r>
+        <w:t xml:space="preserve">and</w:t>
+      </w:r>
+      <w:r>
+        <w:t xml:space="preserve"> </w:t>
+      </w:r>
+      <w:r>
+        <w:rPr>
+          <w:rStyle w:val="VerbatimChar"/>
+        </w:rPr>
+        <w:t xml:space="preserve">POST /documents/{id}/approve</w:t>
+      </w:r>
+      <w:r>
+        <w:t xml:space="preserve">.</w:t>
+      </w:r>
+    </w:p>
     <w:bookmarkEnd w:id="132"/>
-    <w:bookmarkStart w:id="137" w:name="engineering-standards"/>
+    <w:bookmarkEnd w:id="133"/>
+    <w:bookmarkStart w:id="138" w:name="engineering-standards"/>
     <w:p>
       <w:pPr>
         <w:pStyle w:val="Heading2"/>
@@ -37669,7 +38385,7 @@
         <w:t xml:space="preserve">22. Engineering standards</w:t>
       </w:r>
     </w:p>
-    <w:bookmarkStart w:id="133" w:name="size-and-modularity"/>
+    <w:bookmarkStart w:id="134" w:name="size-and-modularity"/>
     <w:p>
       <w:pPr>
         <w:pStyle w:val="Heading3"/>
@@ -37806,8 +38522,8 @@
         <w:t xml:space="preserve">module; implementations never import each other.</w:t>
       </w:r>
     </w:p>
-    <w:bookmarkEnd w:id="133"/>
-    <w:bookmarkStart w:id="134" w:name="typing-and-errors"/>
+    <w:bookmarkEnd w:id="134"/>
+    <w:bookmarkStart w:id="135" w:name="typing-and-errors"/>
     <w:p>
       <w:pPr>
         <w:pStyle w:val="Heading3"/>
@@ -37866,8 +38582,8 @@
         <w:t xml:space="preserve">; no swallowed exceptions except in deliberately defensive audit and recording paths, as in DishtaYantra. No silent config defaults — an unset required setting fails at startup with the setting’s name and an example value.</w:t>
       </w:r>
     </w:p>
-    <w:bookmarkEnd w:id="134"/>
-    <w:bookmarkStart w:id="135" w:name="package-layout-1"/>
+    <w:bookmarkEnd w:id="135"/>
+    <w:bookmarkStart w:id="136" w:name="package-layout-1"/>
     <w:p>
       <w:pPr>
         <w:pStyle w:val="Heading3"/>
@@ -38372,8 +39088,8 @@
         <w:t xml:space="preserve">size gate notices.</w:t>
       </w:r>
     </w:p>
-    <w:bookmarkEnd w:id="135"/>
-    <w:bookmarkStart w:id="136" w:name="conventions"/>
+    <w:bookmarkEnd w:id="136"/>
+    <w:bookmarkStart w:id="137" w:name="conventions"/>
     <w:p>
       <w:pPr>
         <w:pStyle w:val="Heading3"/>
@@ -38490,9 +39206,9 @@
         <w:t xml:space="preserve">separator baked into anything stored or compared.</w:t>
       </w:r>
     </w:p>
-    <w:bookmarkEnd w:id="136"/>
     <w:bookmarkEnd w:id="137"/>
-    <w:bookmarkStart w:id="138" w:name="testing-and-release-engineering"/>
+    <w:bookmarkEnd w:id="138"/>
+    <w:bookmarkStart w:id="139" w:name="testing-and-release-engineering"/>
     <w:p>
       <w:pPr>
         <w:pStyle w:val="Heading2"/>
@@ -39191,8 +39907,8 @@
         <w:t xml:space="preserve">an estate export and reload rehearsed on a production-shaped copy, §14.3), canary deployment, and a rollback tested in staging before every production release.</w:t>
       </w:r>
     </w:p>
-    <w:bookmarkEnd w:id="138"/>
-    <w:bookmarkStart w:id="144" w:name="deployment-configuration-and-capacity"/>
+    <w:bookmarkEnd w:id="139"/>
+    <w:bookmarkStart w:id="145" w:name="deployment-configuration-and-capacity"/>
     <w:p>
       <w:pPr>
         <w:pStyle w:val="Heading2"/>
@@ -39201,7 +39917,7 @@
         <w:t xml:space="preserve">24. Deployment, configuration and capacity</w:t>
       </w:r>
     </w:p>
-    <w:bookmarkStart w:id="139" w:name="topologies"/>
+    <w:bookmarkStart w:id="140" w:name="topologies"/>
     <w:p>
       <w:pPr>
         <w:pStyle w:val="Heading3"/>
@@ -39409,8 +40125,8 @@
         <w:t xml:space="preserve">The same artifact runs all four; only configuration differs. Containers are built reproducibly with pinned dependencies and run as a non-root user.</w:t>
       </w:r>
     </w:p>
-    <w:bookmarkEnd w:id="139"/>
-    <w:bookmarkStart w:id="140" w:name="configuration"/>
+    <w:bookmarkEnd w:id="140"/>
+    <w:bookmarkStart w:id="141" w:name="configuration"/>
     <w:p>
       <w:pPr>
         <w:pStyle w:val="Heading3"/>
@@ -39470,8 +40186,8 @@
         <w:t xml:space="preserve">: where a value materially changes behaviour — authentication mode, database URL, storage root, sandbox enablement — there is no default at all in non-dev environments. Secrets come from the environment or a vault reference, never from a file in the repo, and are redacted everywhere they could be displayed or logged.</w:t>
       </w:r>
     </w:p>
-    <w:bookmarkEnd w:id="140"/>
-    <w:bookmarkStart w:id="141" w:name="capacity-and-performance-targets"/>
+    <w:bookmarkEnd w:id="141"/>
+    <w:bookmarkStart w:id="142" w:name="capacity-and-performance-targets"/>
     <w:p>
       <w:pPr>
         <w:pStyle w:val="Heading3"/>
@@ -39751,8 +40467,8 @@
         <w:t xml:space="preserve">Scaling levers, in the order to pull them: add job workers (resolution is embarrassingly parallel across pins), add API pods, add read replicas for catalog queries, then partition namespaces across Delta roots. Vertical scaling of worker memory matters more than core count for wide tensor feature sets.</w:t>
       </w:r>
     </w:p>
-    <w:bookmarkEnd w:id="141"/>
-    <w:bookmarkStart w:id="142" w:name="client-connectivity"/>
+    <w:bookmarkEnd w:id="142"/>
+    <w:bookmarkStart w:id="143" w:name="client-connectivity"/>
     <w:p>
       <w:pPr>
         <w:pStyle w:val="Heading3"/>
@@ -39985,8 +40701,8 @@
         </w:tc>
       </w:tr>
     </w:tbl>
-    <w:bookmarkEnd w:id="142"/>
-    <w:bookmarkStart w:id="143" w:name="platform-support"/>
+    <w:bookmarkEnd w:id="143"/>
+    <w:bookmarkStart w:id="144" w:name="platform-support"/>
     <w:p>
       <w:pPr>
         <w:pStyle w:val="Heading3"/>
@@ -40795,9 +41511,9 @@
         <w:t xml:space="preserve">second set of startup invariants to get wrong.</w:t>
       </w:r>
     </w:p>
-    <w:bookmarkEnd w:id="143"/>
     <w:bookmarkEnd w:id="144"/>
-    <w:bookmarkStart w:id="145" w:name="extensibility-and-integrations"/>
+    <w:bookmarkEnd w:id="145"/>
+    <w:bookmarkStart w:id="146" w:name="extensibility-and-integrations"/>
     <w:p>
       <w:pPr>
         <w:pStyle w:val="Heading2"/>
@@ -41300,6 +42016,54 @@
           </w:p>
         </w:tc>
       </w:tr>
+      <w:tr>
+        <w:tc>
+          <w:tcPr/>
+          <w:p>
+            <w:pPr>
+              <w:pStyle w:val="Compact"/>
+            </w:pPr>
+            <w:r>
+              <w:t xml:space="preserve">Language-model provider</w:t>
+            </w:r>
+          </w:p>
+        </w:tc>
+        <w:tc>
+          <w:tcPr/>
+          <w:p>
+            <w:pPr>
+              <w:pStyle w:val="Compact"/>
+            </w:pPr>
+            <w:r>
+              <w:rPr>
+                <w:rStyle w:val="VerbatimChar"/>
+              </w:rPr>
+              <w:t xml:space="preserve">LlmProvider.complete(system, messages, max_tokens, temperature)</w:t>
+            </w:r>
+          </w:p>
+        </w:tc>
+        <w:tc>
+          <w:tcPr/>
+          <w:p>
+            <w:pPr>
+              <w:pStyle w:val="Compact"/>
+            </w:pPr>
+            <w:r>
+              <w:rPr>
+                <w:i/>
+                <w:iCs/>
+              </w:rPr>
+              <w:t xml:space="preserve">Revision 2.8:</w:t>
+            </w:r>
+            <w:r>
+              <w:t xml:space="preserve"> </w:t>
+            </w:r>
+            <w:r>
+              <w:t xml:space="preserve">anthropic, openai (and compatible servers), azure_openai, ollama, bedrock, stub, none; chosen through model profiles (§21.6)</w:t>
+            </w:r>
+          </w:p>
+        </w:tc>
+      </w:tr>
     </w:tbl>
     <w:p>
       <w:pPr>
@@ -41355,8 +42119,8 @@
         <w:t xml:space="preserve">, each thin because the event stream and API already exist: Git sync (export definitions as YAML to a repo and diff them there, so definitions live under source control too); Airflow/Prefect operators that resolve and pin on a schedule; Jupyter/JupyterLab extension for browsing the catalog and pulling a pin into a notebook in one cell; BI connectors reading pinned data directly from Delta; and an OpenLineage emitter so MAYA’s lineage joins a firm-wide graph rather than staying an island.</w:t>
       </w:r>
     </w:p>
-    <w:bookmarkEnd w:id="145"/>
-    <w:bookmarkStart w:id="149" w:name="roadmap-risks-and-open-decisions"/>
+    <w:bookmarkEnd w:id="146"/>
+    <w:bookmarkStart w:id="150" w:name="roadmap-risks-and-open-decisions"/>
     <w:p>
       <w:pPr>
         <w:pStyle w:val="Heading2"/>
@@ -41365,7 +42129,7 @@
         <w:t xml:space="preserve">26. Roadmap, risks and open decisions</w:t>
       </w:r>
     </w:p>
-    <w:bookmarkStart w:id="146" w:name="phases"/>
+    <w:bookmarkStart w:id="147" w:name="phases"/>
     <w:p>
       <w:pPr>
         <w:pStyle w:val="Heading3"/>
@@ -41733,8 +42497,8 @@
         <w:t xml:space="preserve">is unanswerable and a vendor restatement corrupts backtests silently, with nothing in the system to detect it. Content-addressed pin storage (§7.1, §29.3) fixes the physical layout: without it, cascade pins duplicate terabytes of unchanged history, and sealed pins cannot be rewritten to fix it afterwards. Everything else in §28 and §29 is additive and can arrive in a later phase; these two are one-way doors.</w:t>
       </w:r>
     </w:p>
-    <w:bookmarkEnd w:id="146"/>
-    <w:bookmarkStart w:id="147" w:name="top-risks"/>
+    <w:bookmarkEnd w:id="147"/>
+    <w:bookmarkStart w:id="148" w:name="top-risks"/>
     <w:p>
       <w:pPr>
         <w:pStyle w:val="Heading3"/>
@@ -42048,8 +42812,8 @@
         </w:tc>
       </w:tr>
     </w:tbl>
-    <w:bookmarkEnd w:id="147"/>
-    <w:bookmarkStart w:id="148" w:name="decisions-taken"/>
+    <w:bookmarkEnd w:id="148"/>
+    <w:bookmarkStart w:id="149" w:name="decisions-taken"/>
     <w:p>
       <w:pPr>
         <w:pStyle w:val="Heading3"/>
@@ -43084,9 +43848,9 @@
         <w:t xml:space="preserve">one, and it decides whether the finished platform lands into use or into silence.</w:t>
       </w:r>
     </w:p>
-    <w:bookmarkEnd w:id="148"/>
     <w:bookmarkEnd w:id="149"/>
-    <w:bookmarkStart w:id="165" w:name="competitive-analysis"/>
+    <w:bookmarkEnd w:id="150"/>
+    <w:bookmarkStart w:id="166" w:name="competitive-analysis"/>
     <w:p>
       <w:pPr>
         <w:pStyle w:val="Heading2"/>
@@ -43142,7 +43906,7 @@
         <w:t xml:space="preserve">each capability linked to how MAYA does it.</w:t>
       </w:r>
     </w:p>
-    <w:bookmarkStart w:id="154" w:name="the-landscape"/>
+    <w:bookmarkStart w:id="155" w:name="the-landscape"/>
     <w:p>
       <w:pPr>
         <w:pStyle w:val="Heading3"/>
@@ -43231,7 +43995,7 @@
             <w:pPr>
               <w:pStyle w:val="Compact"/>
             </w:pPr>
-            <w:hyperlink r:id="rId150">
+            <w:hyperlink r:id="rId151">
               <w:r>
                 <w:rPr>
                   <w:rStyle w:val="Hyperlink"/>
@@ -43245,7 +44009,7 @@
             <w:r>
               <w:t xml:space="preserve"> </w:t>
             </w:r>
-            <w:hyperlink r:id="rId151">
+            <w:hyperlink r:id="rId152">
               <w:r>
                 <w:rPr>
                   <w:rStyle w:val="Hyperlink"/>
@@ -43262,7 +44026,7 @@
             <w:r>
               <w:t xml:space="preserve"> </w:t>
             </w:r>
-            <w:hyperlink r:id="rId152">
+            <w:hyperlink r:id="rId153">
               <w:r>
                 <w:rPr>
                   <w:rStyle w:val="Hyperlink"/>
@@ -43322,7 +44086,7 @@
             <w:r>
               <w:t xml:space="preserve"> </w:t>
             </w:r>
-            <w:hyperlink r:id="rId153">
+            <w:hyperlink r:id="rId154">
               <w:r>
                 <w:rPr>
                   <w:rStyle w:val="Hyperlink"/>
@@ -43570,8 +44334,8 @@
         <w:t xml:space="preserve">The gap MAYA occupies is the seam: feature stores hold the data but not the governance, MRM tools hold the governance but not the data, and the in-house platforms hold both but cost a decade. MAYA is the buyable middle — governed, reproducible, and deliberately not a serving engine.</w:t>
       </w:r>
     </w:p>
-    <w:bookmarkEnd w:id="154"/>
-    <w:bookmarkStart w:id="155" w:name="head-to-head"/>
+    <w:bookmarkEnd w:id="155"/>
+    <w:bookmarkStart w:id="156" w:name="head-to-head"/>
     <w:p>
       <w:pPr>
         <w:pStyle w:val="Heading3"/>
@@ -44824,8 +45588,8 @@
         </w:tc>
       </w:tr>
     </w:tbl>
-    <w:bookmarkEnd w:id="155"/>
-    <w:bookmarkStart w:id="156" w:name="what-maya-takes-from-each"/>
+    <w:bookmarkEnd w:id="156"/>
+    <w:bookmarkStart w:id="157" w:name="what-maya-takes-from-each"/>
     <w:p>
       <w:pPr>
         <w:pStyle w:val="Heading3"/>
@@ -45429,8 +46193,8 @@
         </w:tc>
       </w:tr>
     </w:tbl>
-    <w:bookmarkEnd w:id="156"/>
-    <w:bookmarkStart w:id="164" w:name="where-maya-deliberately-loses"/>
+    <w:bookmarkEnd w:id="157"/>
+    <w:bookmarkStart w:id="165" w:name="where-maya-deliberately-loses"/>
     <w:p>
       <w:pPr>
         <w:pStyle w:val="Heading3"/>
@@ -45559,7 +46323,7 @@
       <w:r>
         <w:t xml:space="preserve"> </w:t>
       </w:r>
-      <w:hyperlink r:id="rId157">
+      <w:hyperlink r:id="rId158">
         <w:r>
           <w:rPr>
             <w:rStyle w:val="Hyperlink"/>
@@ -45576,7 +46340,7 @@
       <w:r>
         <w:t xml:space="preserve"> </w:t>
       </w:r>
-      <w:hyperlink r:id="rId158">
+      <w:hyperlink r:id="rId159">
         <w:r>
           <w:rPr>
             <w:rStyle w:val="Hyperlink"/>
@@ -45593,7 +46357,7 @@
       <w:r>
         <w:t xml:space="preserve"> </w:t>
       </w:r>
-      <w:hyperlink r:id="rId159">
+      <w:hyperlink r:id="rId160">
         <w:r>
           <w:rPr>
             <w:rStyle w:val="Hyperlink"/>
@@ -45610,7 +46374,7 @@
       <w:r>
         <w:t xml:space="preserve"> </w:t>
       </w:r>
-      <w:hyperlink r:id="rId160">
+      <w:hyperlink r:id="rId161">
         <w:r>
           <w:rPr>
             <w:rStyle w:val="Hyperlink"/>
@@ -45627,7 +46391,7 @@
       <w:r>
         <w:t xml:space="preserve"> </w:t>
       </w:r>
-      <w:hyperlink r:id="rId161">
+      <w:hyperlink r:id="rId162">
         <w:r>
           <w:rPr>
             <w:rStyle w:val="Hyperlink"/>
@@ -45644,7 +46408,7 @@
       <w:r>
         <w:t xml:space="preserve"> </w:t>
       </w:r>
-      <w:hyperlink r:id="rId162">
+      <w:hyperlink r:id="rId163">
         <w:r>
           <w:rPr>
             <w:rStyle w:val="Hyperlink"/>
@@ -45661,7 +46425,7 @@
       <w:r>
         <w:t xml:space="preserve"> </w:t>
       </w:r>
-      <w:hyperlink r:id="rId163">
+      <w:hyperlink r:id="rId164">
         <w:r>
           <w:rPr>
             <w:rStyle w:val="Hyperlink"/>
@@ -45670,9 +46434,9 @@
         </w:r>
       </w:hyperlink>
     </w:p>
-    <w:bookmarkEnd w:id="164"/>
     <w:bookmarkEnd w:id="165"/>
-    <w:bookmarkStart w:id="177" w:name="critical-review-of-this-design"/>
+    <w:bookmarkEnd w:id="166"/>
+    <w:bookmarkStart w:id="178" w:name="critical-review-of-this-design"/>
     <w:p>
       <w:pPr>
         <w:pStyle w:val="Heading2"/>
@@ -45689,7 +46453,7 @@
         <w:t xml:space="preserve">Sections 1–26 describe a coherent system. Read adversarially, it has eleven real weaknesses. Each is stated plainly, with the change made in response; where the change is structural it must land in Phase 0 or 1, because retrofitting is either impossible or a rewrite.</w:t>
       </w:r>
     </w:p>
-    <w:bookmarkStart w:id="166" w:name="the-platform-is-easy-to-route-around"/>
+    <w:bookmarkStart w:id="167" w:name="the-platform-is-easy-to-route-around"/>
     <w:p>
       <w:pPr>
         <w:pStyle w:val="Heading3"/>
@@ -45796,8 +46560,8 @@
         <w:t xml:space="preserve">gives a typed, resolvable, shareable feature in one command — and only then to make the governed path worth taking. Ceremony scales with consequence: a scratch feature has none, a production execution warrant has all of it.</w:t>
       </w:r>
     </w:p>
-    <w:bookmarkEnd w:id="166"/>
-    <w:bookmarkStart w:id="167" w:name="Xee1292276164dd84c3fcdd0e08d897b5bbeb8e5"/>
+    <w:bookmarkEnd w:id="167"/>
+    <w:bookmarkStart w:id="168" w:name="Xee1292276164dd84c3fcdd0e08d897b5bbeb8e5"/>
     <w:p>
       <w:pPr>
         <w:pStyle w:val="Heading3"/>
@@ -45883,8 +46647,8 @@
         <w:t xml:space="preserve">: every row carries an event time and a knowledge time (the instant MAYA could first have known the value), and every resolution declares an as-of-known instant, defaulting to the pin’s as-of date. Details in §29.1.</w:t>
       </w:r>
     </w:p>
-    <w:bookmarkEnd w:id="167"/>
-    <w:bookmarkStart w:id="168" w:name="change-has-no-safe-rehearsal-space"/>
+    <w:bookmarkEnd w:id="168"/>
+    <w:bookmarkStart w:id="169" w:name="change-has-no-safe-rehearsal-space"/>
     <w:p>
       <w:pPr>
         <w:pStyle w:val="Heading3"/>
@@ -45961,8 +46725,8 @@
         <w:t xml:space="preserve">— a copy-on-write branch of the catalog, borrowed from Iceberg and lakeFS. Inside a workspace a designer edits definitions, resolves against them, and runs the shadow replay of §29.2; the review screen shows the branch diff and the numeric impact; approval is a merge. Workspaces are cheap because nothing is copied until it is written, and they give the platform its write-audit-publish story.</w:t>
       </w:r>
     </w:p>
-    <w:bookmarkEnd w:id="168"/>
-    <w:bookmarkStart w:id="169" w:name="cascade-pins-will-multiply-storage"/>
+    <w:bookmarkEnd w:id="169"/>
+    <w:bookmarkStart w:id="170" w:name="cascade-pins-will-multiply-storage"/>
     <w:p>
       <w:pPr>
         <w:pStyle w:val="Heading3"/>
@@ -46023,8 +46787,8 @@
         <w:t xml:space="preserve">(§29.3): a pin is a manifest of immutable fragments, fragments are shared across pins that contain the same bytes, and only genuinely changed data is written. A month-end pin of a slow-moving feature costs its delta, not its size.</w:t>
       </w:r>
     </w:p>
-    <w:bookmarkEnd w:id="169"/>
-    <w:bookmarkStart w:id="170" w:name="the-warrant-stops-at-the-door"/>
+    <w:bookmarkEnd w:id="170"/>
+    <w:bookmarkStart w:id="171" w:name="the-warrant-stops-at-the-door"/>
     <w:p>
       <w:pPr>
         <w:pStyle w:val="Heading3"/>
@@ -46113,8 +46877,8 @@
         <w:t xml:space="preserve">on the warrant, so the weaker mode is visible rather than assumed.</w:t>
       </w:r>
     </w:p>
-    <w:bookmarkEnd w:id="170"/>
-    <w:bookmarkStart w:id="171" w:name="the-formula-ir-asks-a-lot-of-its-authors"/>
+    <w:bookmarkEnd w:id="171"/>
+    <w:bookmarkStart w:id="172" w:name="the-formula-ir-asks-a-lot-of-its-authors"/>
     <w:p>
       <w:pPr>
         <w:pStyle w:val="Heading3"/>
@@ -46172,8 +46936,8 @@
         <w:t xml:space="preserve">: parsed from LaTeX, lifted from Python via AST analysis of the uploaded artifact, extracted from an Excel workbook (§29.9), or drafted by the assistant of §29.8 and corrected by the author. The IR then earns its place by doing work the author wants — type checking against the feature set, automatic document rendering, semantic diffs, and the conformance testing of §29.7.</w:t>
       </w:r>
     </w:p>
-    <w:bookmarkEnd w:id="171"/>
-    <w:bookmarkStart w:id="172" w:name="X5efaff1aeec80dc29fb0e8afa37482e55f464df"/>
+    <w:bookmarkEnd w:id="172"/>
+    <w:bookmarkStart w:id="173" w:name="X5efaff1aeec80dc29fb0e8afa37482e55f464df"/>
     <w:p>
       <w:pPr>
         <w:pStyle w:val="Heading3"/>
@@ -46249,8 +47013,8 @@
         <w:t xml:space="preserve">re-executes and compares outputs, not just inputs. Where re-execution is impossible — a black-box vendor model — the bundle says so explicitly instead of implying a verification it cannot perform.</w:t>
       </w:r>
     </w:p>
-    <w:bookmarkEnd w:id="172"/>
-    <w:bookmarkStart w:id="173" w:name="Xe946cdb1bad5067c84d525f85599d649831f69e"/>
+    <w:bookmarkEnd w:id="173"/>
+    <w:bookmarkStart w:id="174" w:name="Xe946cdb1bad5067c84d525f85599d649831f69e"/>
     <w:p>
       <w:pPr>
         <w:pStyle w:val="Heading3"/>
@@ -46311,8 +47075,8 @@
         <w:t xml:space="preserve">of a derivation’s operands (§29.6). Exports and warrants that would breach terms are blocked with the clause named.</w:t>
       </w:r>
     </w:p>
-    <w:bookmarkEnd w:id="173"/>
-    <w:bookmarkStart w:id="174" w:name="eight-roles-is-more-than-most-teams-have"/>
+    <w:bookmarkEnd w:id="174"/>
+    <w:bookmarkStart w:id="175" w:name="eight-roles-is-more-than-most-teams-have"/>
     <w:p>
       <w:pPr>
         <w:pStyle w:val="Heading3"/>
@@ -46460,8 +47224,8 @@
         <w:t xml:space="preserve">, and the UI states which is active on every review screen.</w:t>
       </w:r>
     </w:p>
-    <w:bookmarkEnd w:id="174"/>
-    <w:bookmarkStart w:id="175" w:name="X36cf1652d1e16973ca6a916dbfa3b288527273a"/>
+    <w:bookmarkEnd w:id="175"/>
+    <w:bookmarkStart w:id="176" w:name="X36cf1652d1e16973ca6a916dbfa3b288527273a"/>
     <w:p>
       <w:pPr>
         <w:pStyle w:val="Heading3"/>
@@ -46521,8 +47285,8 @@
         <w:t xml:space="preserve">The line limit stays as a cheap smoke alarm, but the real gates are the ones that constrain structure: the import-linter boundaries of §14, a maximum public-symbol count per module, cyclomatic complexity, and a dependency-cycle check. A module that passes those and exceeds the line count needs a note; a module that fails them fails the build regardless of length.</w:t>
       </w:r>
     </w:p>
-    <w:bookmarkEnd w:id="175"/>
-    <w:bookmarkStart w:id="176" w:name="remaining-honest-risks"/>
+    <w:bookmarkEnd w:id="176"/>
+    <w:bookmarkStart w:id="177" w:name="remaining-honest-risks"/>
     <w:p>
       <w:pPr>
         <w:pStyle w:val="Heading3"/>
@@ -46600,9 +47364,9 @@
         <w:t xml:space="preserve">, which the platform cannot create — the first two namespaces must be seeded by whoever sponsors the build, or the catalog is an empty shop.</w:t>
       </w:r>
     </w:p>
-    <w:bookmarkEnd w:id="176"/>
     <w:bookmarkEnd w:id="177"/>
-    <w:bookmarkStart w:id="189" w:name="maya-innovations"/>
+    <w:bookmarkEnd w:id="178"/>
+    <w:bookmarkStart w:id="190" w:name="maya-innovations"/>
     <w:p>
       <w:pPr>
         <w:pStyle w:val="Heading2"/>
@@ -46619,7 +47383,7 @@
         <w:t xml:space="preserve">Ten ideas that no product in §27 offers, each specified enough to build and honest about its cost. They are ordered by how early they must land: 29.1 to 29.3 are structural and belong in Phase 1, the rest layer on.</w:t>
       </w:r>
     </w:p>
-    <w:bookmarkStart w:id="178" w:name="X5b798d41100fc32293ca71e8fa3f645c4a40c39"/>
+    <w:bookmarkStart w:id="179" w:name="X5b798d41100fc32293ca71e8fa3f645c4a40c39"/>
     <w:p>
       <w:pPr>
         <w:pStyle w:val="Heading3"/>
@@ -46795,8 +47559,8 @@
         <w:t xml:space="preserve">Two extra columns in every table, a second index dimension, and roughly 20–30% more storage. It must be in the schema from Phase 1.</w:t>
       </w:r>
     </w:p>
-    <w:bookmarkEnd w:id="178"/>
-    <w:bookmarkStart w:id="179" w:name="shadow-replay-numeric-impact-analysis"/>
+    <w:bookmarkEnd w:id="179"/>
+    <w:bookmarkStart w:id="180" w:name="shadow-replay-numeric-impact-analysis"/>
     <w:p>
       <w:pPr>
         <w:pStyle w:val="Heading3"/>
@@ -46919,8 +47683,8 @@
         <w:t xml:space="preserve">) — with the sample size, and the share of the population it covers, stated on the report. The sample is the most recent rows of each index rather than a random draw, which is a recency bias and is said so rather than left to be discovered.</w:t>
       </w:r>
     </w:p>
-    <w:bookmarkEnd w:id="179"/>
-    <w:bookmarkStart w:id="180" w:name="content-addressed-materialization"/>
+    <w:bookmarkEnd w:id="180"/>
+    <w:bookmarkStart w:id="181" w:name="content-addressed-materialization"/>
     <w:p>
       <w:pPr>
         <w:pStyle w:val="Heading3"/>
@@ -46976,8 +47740,8 @@
         <w:t xml:space="preserve">A fragment index and a garbage collector that is provably safe against sealed pins. Fragment boundaries must be chosen by content (rolling hash over the index), not by row count, or a single inserted row invalidates everything downstream.</w:t>
       </w:r>
     </w:p>
-    <w:bookmarkEnd w:id="180"/>
-    <w:bookmarkStart w:id="181" w:name="escrowed-holdout-and-blind-scoring"/>
+    <w:bookmarkEnd w:id="181"/>
+    <w:bookmarkStart w:id="182" w:name="escrowed-holdout-and-blind-scoring"/>
     <w:p>
       <w:pPr>
         <w:pStyle w:val="Heading3"/>
@@ -47033,8 +47797,8 @@
         <w:t xml:space="preserve">MAYA must execute scoring, which is a narrow, well-bounded step into the runtime it otherwise avoids — the sandbox of §17.2 already does exactly this work.</w:t>
       </w:r>
     </w:p>
-    <w:bookmarkEnd w:id="181"/>
-    <w:bookmarkStart w:id="182" w:name="warrants-with-covenants"/>
+    <w:bookmarkEnd w:id="182"/>
+    <w:bookmarkStart w:id="183" w:name="warrants-with-covenants"/>
     <w:p>
       <w:pPr>
         <w:pStyle w:val="Heading3"/>
@@ -47102,8 +47866,8 @@
         <w:t xml:space="preserve">A monitoring loop and a clear false-positive story; covenants are opt-in per warrant, with recommended defaults that start loose.</w:t>
       </w:r>
     </w:p>
-    <w:bookmarkEnd w:id="182"/>
-    <w:bookmarkStart w:id="183" w:name="X880304889736beb8cb7c1b6c42a33d26548e733"/>
+    <w:bookmarkEnd w:id="183"/>
+    <w:bookmarkStart w:id="184" w:name="X880304889736beb8cb7c1b6c42a33d26548e733"/>
     <w:p>
       <w:pPr>
         <w:pStyle w:val="Heading3"/>
@@ -47202,8 +47966,8 @@
         <w:t xml:space="preserve">Licence modelling needs legal input to get the vocabulary right; anchoring needs one external dependency and an offline verification path.</w:t>
       </w:r>
     </w:p>
-    <w:bookmarkEnd w:id="183"/>
-    <w:bookmarkStart w:id="184" w:name="spec-code-conformance-testing"/>
+    <w:bookmarkEnd w:id="184"/>
+    <w:bookmarkStart w:id="185" w:name="spec-code-conformance-testing"/>
     <w:p>
       <w:pPr>
         <w:pStyle w:val="Heading3"/>
@@ -47323,8 +48087,8 @@
         <w:t xml:space="preserve">An interpreter for the IR, and honesty about coverage — sampled agreement is not proof, and the report says so.</w:t>
       </w:r>
     </w:p>
-    <w:bookmarkEnd w:id="184"/>
-    <w:bookmarkStart w:id="185" w:name="the-assistant-as-a-recorded-challenger"/>
+    <w:bookmarkEnd w:id="185"/>
+    <w:bookmarkStart w:id="186" w:name="the-assistant-as-a-recorded-challenger"/>
     <w:p>
       <w:pPr>
         <w:pStyle w:val="Heading3"/>
@@ -47383,8 +48147,8 @@
         <w:t xml:space="preserve">Prompt and output governance, a strict no-write boundary, and resistance to the temptation to let it approve anything.</w:t>
       </w:r>
     </w:p>
-    <w:bookmarkEnd w:id="185"/>
-    <w:bookmarkStart w:id="186" w:name="spreadsheets-as-first-class-models"/>
+    <w:bookmarkEnd w:id="186"/>
+    <w:bookmarkStart w:id="187" w:name="spreadsheets-as-first-class-models"/>
     <w:p>
       <w:pPr>
         <w:pStyle w:val="Heading3"/>
@@ -47427,8 +48191,8 @@
         <w:t xml:space="preserve">Excel’s semantics are broad; scope v1 to arithmetic, standard functions, named ranges and simple lookups, and refuse the rest loudly rather than approximating it.</w:t>
       </w:r>
     </w:p>
-    <w:bookmarkEnd w:id="186"/>
-    <w:bookmarkStart w:id="187" w:name="vendor-models-under-the-same-wrapper"/>
+    <w:bookmarkEnd w:id="187"/>
+    <w:bookmarkStart w:id="188" w:name="vendor-models-under-the-same-wrapper"/>
     <w:p>
       <w:pPr>
         <w:pStyle w:val="Heading3"/>
@@ -47463,8 +48227,8 @@
         <w:t xml:space="preserve">Low to build, high in value: it makes the inventory complete, and completeness is what an examiner actually asks for.</w:t>
       </w:r>
     </w:p>
-    <w:bookmarkEnd w:id="187"/>
-    <w:bookmarkStart w:id="188" w:name="what-these-change-about-the-roadmap"/>
+    <w:bookmarkEnd w:id="188"/>
+    <w:bookmarkStart w:id="189" w:name="what-these-change-about-the-roadmap"/>
     <w:p>
       <w:pPr>
         <w:pStyle w:val="Heading3"/>
@@ -47481,9 +48245,9 @@
         <w:t xml:space="preserve">Three of the ten are structural. Bitemporality (§29.1) and content-addressed materialization (§29.3) must land inside Phase 1 or never; workspaces (§28.3) must land with Phase 3 workflow, since approval-as-merge is hard to retrofit onto an approval-as-button design. The rest — shadow replay, escrowed holdout, covenants, licence algebra, conformance testing, the assistant, spreadsheet import, vendor models — are additive and belong in Phases 4 to 6 in roughly that order, each behind a feature flag so the core platform ships without waiting for them.</w:t>
       </w:r>
     </w:p>
-    <w:bookmarkEnd w:id="188"/>
     <w:bookmarkEnd w:id="189"/>
-    <w:bookmarkStart w:id="193" w:name="appendices"/>
+    <w:bookmarkEnd w:id="190"/>
+    <w:bookmarkStart w:id="194" w:name="appendices"/>
     <w:p>
       <w:pPr>
         <w:pStyle w:val="Heading2"/>
@@ -47492,7 +48256,7 @@
         <w:t xml:space="preserve">30. Appendices</w:t>
       </w:r>
     </w:p>
-    <w:bookmarkStart w:id="190" w:name="a.-core-schema-outline"/>
+    <w:bookmarkStart w:id="191" w:name="a.-core-schema-outline"/>
     <w:p>
       <w:pPr>
         <w:pStyle w:val="Heading3"/>
@@ -48355,8 +49119,8 @@
         </w:tc>
       </w:tr>
     </w:tbl>
-    <w:bookmarkEnd w:id="190"/>
-    <w:bookmarkStart w:id="191" w:name="b.-permission-levels"/>
+    <w:bookmarkEnd w:id="191"/>
+    <w:bookmarkStart w:id="192" w:name="b.-permission-levels"/>
     <w:p>
       <w:pPr>
         <w:pStyle w:val="Heading3"/>
@@ -48916,8 +49680,8 @@
         <w:t xml:space="preserve">Every cell is additionally gated by the role ceiling in section 11.2.</w:t>
       </w:r>
     </w:p>
-    <w:bookmarkEnd w:id="191"/>
-    <w:bookmarkStart w:id="192" w:name="c.-glossary"/>
+    <w:bookmarkEnd w:id="192"/>
+    <w:bookmarkStart w:id="193" w:name="c.-glossary"/>
     <w:p>
       <w:pPr>
         <w:pStyle w:val="Heading3"/>
@@ -49424,9 +50188,9 @@
         <w:t xml:space="preserve">— a copy-on-write branch of the catalog in which a change is rehearsed.</w:t>
       </w:r>
     </w:p>
-    <w:bookmarkEnd w:id="192"/>
     <w:bookmarkEnd w:id="193"/>
     <w:bookmarkEnd w:id="194"/>
+    <w:bookmarkEnd w:id="195"/>
     <w:sectPr>
       <w:footnotePr>
         <w:numRestart w:val="eachSect"/>

--- a/docs/MAYA_Requirements_and_Design.docx
+++ b/docs/MAYA_Requirements_and_Design.docx
@@ -38112,6 +38112,130 @@
       </w:r>
       <w:r>
         <w:t xml:space="preserve">model’s facts and the audit log’s readers may not be entitled to them.</w:t>
+      </w:r>
+      <w:r>
+        <w:t xml:space="preserve"> </w:t>
+      </w:r>
+      <w:r>
+        <w:rPr>
+          <w:b/>
+          <w:bCs/>
+        </w:rPr>
+        <w:t xml:space="preserve">Admin → AI models</w:t>
+      </w:r>
+      <w:r>
+        <w:t xml:space="preserve"> </w:t>
+      </w:r>
+      <w:r>
+        <w:t xml:space="preserve">lists every</w:t>
+      </w:r>
+      <w:r>
+        <w:t xml:space="preserve"> </w:t>
+      </w:r>
+      <w:r>
+        <w:t xml:space="preserve">profile with its source (settings, file or database), provider, model and readiness, and every provider on</w:t>
+      </w:r>
+      <w:r>
+        <w:t xml:space="preserve"> </w:t>
+      </w:r>
+      <w:r>
+        <w:t xml:space="preserve">offer. An administrator may make a profile the</w:t>
+      </w:r>
+      <w:r>
+        <w:t xml:space="preserve"> </w:t>
+      </w:r>
+      <w:r>
+        <w:rPr>
+          <w:b/>
+          <w:bCs/>
+        </w:rPr>
+        <w:t xml:space="preserve">default</w:t>
+      </w:r>
+      <w:r>
+        <w:t xml:space="preserve"> </w:t>
+      </w:r>
+      <w:r>
+        <w:t xml:space="preserve">— stored as a runtime setting in the database,</w:t>
+      </w:r>
+      <w:r>
+        <w:t xml:space="preserve"> </w:t>
+      </w:r>
+      <w:r>
+        <w:t xml:space="preserve">so it takes effect at once for every process, audited, and taking precedence over</w:t>
+      </w:r>
+      <w:r>
+        <w:t xml:space="preserve"> </w:t>
+      </w:r>
+      <w:r>
+        <w:rPr>
+          <w:rStyle w:val="VerbatimChar"/>
+        </w:rPr>
+        <w:t xml:space="preserve">llm.profile</w:t>
+      </w:r>
+      <w:r>
+        <w:t xml:space="preserve"> </w:t>
+      </w:r>
+      <w:r>
+        <w:t xml:space="preserve">and the file’s</w:t>
+      </w:r>
+      <w:r>
+        <w:t xml:space="preserve"> </w:t>
+      </w:r>
+      <w:r>
+        <w:rPr>
+          <w:rStyle w:val="VerbatimChar"/>
+        </w:rPr>
+        <w:t xml:space="preserve">default:</w:t>
+      </w:r>
+      <w:r>
+        <w:t xml:space="preserve"> </w:t>
+      </w:r>
+      <w:r>
+        <w:t xml:space="preserve">until handed back —</w:t>
+      </w:r>
+      <w:r>
+        <w:t xml:space="preserve"> </w:t>
+      </w:r>
+      <w:r>
+        <w:rPr>
+          <w:b/>
+          <w:bCs/>
+        </w:rPr>
+        <w:t xml:space="preserve">test</w:t>
+      </w:r>
+      <w:r>
+        <w:t xml:space="preserve"> </w:t>
+      </w:r>
+      <w:r>
+        <w:t xml:space="preserve">a profile with a one-line prompt, and</w:t>
+      </w:r>
+      <w:r>
+        <w:t xml:space="preserve"> </w:t>
+      </w:r>
+      <w:r>
+        <w:rPr>
+          <w:b/>
+          <w:bCs/>
+        </w:rPr>
+        <w:t xml:space="preserve">add, edit or delete</w:t>
+      </w:r>
+      <w:r>
+        <w:t xml:space="preserve"> </w:t>
+      </w:r>
+      <w:r>
+        <w:t xml:space="preserve">profiles,</w:t>
+      </w:r>
+      <w:r>
+        <w:t xml:space="preserve"> </w:t>
+      </w:r>
+      <w:r>
+        <w:t xml:space="preserve">which are stored in the database and replace a file profile of the same name. A profile’s options may name</w:t>
+      </w:r>
+      <w:r>
+        <w:t xml:space="preserve"> </w:t>
+      </w:r>
+      <w:r>
+        <w:t xml:space="preserve">the environment variable that holds a key and are refused if they appear to hold one.</w:t>
       </w:r>
     </w:p>
     <w:p>

--- a/docs/MAYA_Requirements_and_Design.docx
+++ b/docs/MAYA_Requirements_and_Design.docx
@@ -38498,6 +38498,271 @@
         <w:t xml:space="preserve">.</w:t>
       </w:r>
     </w:p>
+    <w:p>
+      <w:pPr>
+        <w:pStyle w:val="BodyText"/>
+      </w:pPr>
+      <w:r>
+        <w:rPr>
+          <w:b/>
+          <w:bCs/>
+        </w:rPr>
+        <w:t xml:space="preserve">Every language-model call goes through the gateway.</w:t>
+      </w:r>
+      <w:r>
+        <w:t xml:space="preserve"> </w:t>
+      </w:r>
+      <w:r>
+        <w:t xml:space="preserve">The recorded challenger (§29.8) asks through it when</w:t>
+      </w:r>
+      <w:r>
+        <w:t xml:space="preserve"> </w:t>
+      </w:r>
+      <w:r>
+        <w:rPr>
+          <w:rStyle w:val="VerbatimChar"/>
+        </w:rPr>
+        <w:t xml:space="preserve">assistant.provider</w:t>
+      </w:r>
+      <w:r>
+        <w:t xml:space="preserve"> </w:t>
+      </w:r>
+      <w:r>
+        <w:t xml:space="preserve">is</w:t>
+      </w:r>
+      <w:r>
+        <w:t xml:space="preserve"> </w:t>
+      </w:r>
+      <w:r>
+        <w:rPr>
+          <w:rStyle w:val="VerbatimChar"/>
+        </w:rPr>
+        <w:t xml:space="preserve">llm</w:t>
+      </w:r>
+      <w:r>
+        <w:t xml:space="preserve">, with the profile</w:t>
+      </w:r>
+      <w:r>
+        <w:t xml:space="preserve"> </w:t>
+      </w:r>
+      <w:r>
+        <w:rPr>
+          <w:rStyle w:val="VerbatimChar"/>
+        </w:rPr>
+        <w:t xml:space="preserve">assistant.profile</w:t>
+      </w:r>
+      <w:r>
+        <w:t xml:space="preserve"> </w:t>
+      </w:r>
+      <w:r>
+        <w:t xml:space="preserve">names or the default, so switching the</w:t>
+      </w:r>
+      <w:r>
+        <w:t xml:space="preserve"> </w:t>
+      </w:r>
+      <w:r>
+        <w:t xml:space="preserve">default in Admin → AI models moves the challenger too; a provider that cannot enforce a schema is asked for</w:t>
+      </w:r>
+      <w:r>
+        <w:t xml:space="preserve"> </w:t>
+      </w:r>
+      <w:r>
+        <w:t xml:space="preserve">one JSON object and its reply is checked, a finding of an unknown severity or category being dropped</w:t>
+      </w:r>
+      <w:r>
+        <w:t xml:space="preserve"> </w:t>
+      </w:r>
+      <w:r>
+        <w:t xml:space="preserve">(</w:t>
+      </w:r>
+      <w:r>
+        <w:rPr>
+          <w:rStyle w:val="VerbatimChar"/>
+        </w:rPr>
+        <w:t xml:space="preserve">claude</w:t>
+      </w:r>
+      <w:r>
+        <w:t xml:space="preserve"> </w:t>
+      </w:r>
+      <w:r>
+        <w:t xml:space="preserve">keeps its direct, schema-enforced Anthropic call). A</w:t>
+      </w:r>
+      <w:r>
+        <w:t xml:space="preserve"> </w:t>
+      </w:r>
+      <w:r>
+        <w:rPr>
+          <w:b/>
+          <w:bCs/>
+        </w:rPr>
+        <w:t xml:space="preserve">live evaluation</w:t>
+      </w:r>
+      <w:r>
+        <w:t xml:space="preserve"> </w:t>
+      </w:r>
+      <w:r>
+        <w:t xml:space="preserve">of an LLM application</w:t>
+      </w:r>
+      <w:r>
+        <w:t xml:space="preserve"> </w:t>
+      </w:r>
+      <w:r>
+        <w:t xml:space="preserve">is different in kind: the version’s provider and model are part of what is approved, so the gateway asks</w:t>
+      </w:r>
+      <w:r>
+        <w:t xml:space="preserve"> </w:t>
+      </w:r>
+      <w:r>
+        <w:t xml:space="preserve">exactly that pairing, with the version’s own</w:t>
+      </w:r>
+      <w:r>
+        <w:t xml:space="preserve"> </w:t>
+      </w:r>
+      <w:r>
+        <w:rPr>
+          <w:rStyle w:val="VerbatimChar"/>
+        </w:rPr>
+        <w:t xml:space="preserve">max_tokens</w:t>
+      </w:r>
+      <w:r>
+        <w:t xml:space="preserve"> </w:t>
+      </w:r>
+      <w:r>
+        <w:t xml:space="preserve">and temperature (none means the provider’s own),</w:t>
+      </w:r>
+      <w:r>
+        <w:t xml:space="preserve"> </w:t>
+      </w:r>
+      <w:r>
+        <w:t xml:space="preserve">and never the switchable default.</w:t>
+      </w:r>
+      <w:r>
+        <w:t xml:space="preserve"> </w:t>
+      </w:r>
+      <w:r>
+        <w:rPr>
+          <w:rStyle w:val="VerbatimChar"/>
+        </w:rPr>
+        <w:t xml:space="preserve">anthropic</w:t>
+      </w:r>
+      <w:r>
+        <w:t xml:space="preserve">,</w:t>
+      </w:r>
+      <w:r>
+        <w:t xml:space="preserve"> </w:t>
+      </w:r>
+      <w:r>
+        <w:rPr>
+          <w:rStyle w:val="VerbatimChar"/>
+        </w:rPr>
+        <w:t xml:space="preserve">openai</w:t>
+      </w:r>
+      <w:r>
+        <w:t xml:space="preserve">,</w:t>
+      </w:r>
+      <w:r>
+        <w:t xml:space="preserve"> </w:t>
+      </w:r>
+      <w:r>
+        <w:rPr>
+          <w:rStyle w:val="VerbatimChar"/>
+        </w:rPr>
+        <w:t xml:space="preserve">azure_openai</w:t>
+      </w:r>
+      <w:r>
+        <w:t xml:space="preserve">,</w:t>
+      </w:r>
+      <w:r>
+        <w:t xml:space="preserve"> </w:t>
+      </w:r>
+      <w:r>
+        <w:rPr>
+          <w:rStyle w:val="VerbatimChar"/>
+        </w:rPr>
+        <w:t xml:space="preserve">bedrock</w:t>
+      </w:r>
+      <w:r>
+        <w:t xml:space="preserve"> </w:t>
+      </w:r>
+      <w:r>
+        <w:t xml:space="preserve">and</w:t>
+      </w:r>
+      <w:r>
+        <w:t xml:space="preserve"> </w:t>
+      </w:r>
+      <w:r>
+        <w:rPr>
+          <w:rStyle w:val="VerbatimChar"/>
+        </w:rPr>
+        <w:t xml:space="preserve">ollama</w:t>
+      </w:r>
+      <w:r>
+        <w:t xml:space="preserve"> </w:t>
+      </w:r>
+      <w:r>
+        <w:t xml:space="preserve">can be run</w:t>
+      </w:r>
+      <w:r>
+        <w:t xml:space="preserve"> </w:t>
+      </w:r>
+      <w:r>
+        <w:t xml:space="preserve">live; any other provider is evaluated by a recorded run. Each call is audited as</w:t>
+      </w:r>
+      <w:r>
+        <w:t xml:space="preserve"> </w:t>
+      </w:r>
+      <w:r>
+        <w:rPr>
+          <w:rStyle w:val="VerbatimChar"/>
+        </w:rPr>
+        <w:t xml:space="preserve">ai.completion</w:t>
+      </w:r>
+      <w:r>
+        <w:t xml:space="preserve"> </w:t>
+      </w:r>
+      <w:r>
+        <w:t xml:space="preserve">with its</w:t>
+      </w:r>
+      <w:r>
+        <w:t xml:space="preserve"> </w:t>
+      </w:r>
+      <w:r>
+        <w:t xml:space="preserve">purpose (</w:t>
+      </w:r>
+      <w:r>
+        <w:rPr>
+          <w:rStyle w:val="VerbatimChar"/>
+        </w:rPr>
+        <w:t xml:space="preserve">assistant.challenge</w:t>
+      </w:r>
+      <w:r>
+        <w:t xml:space="preserve">,</w:t>
+      </w:r>
+      <w:r>
+        <w:t xml:space="preserve"> </w:t>
+      </w:r>
+      <w:r>
+        <w:rPr>
+          <w:rStyle w:val="VerbatimChar"/>
+        </w:rPr>
+        <w:t xml:space="preserve">llm.evaluation</w:t>
+      </w:r>
+      <w:r>
+        <w:t xml:space="preserve">, a document section,</w:t>
+      </w:r>
+      <w:r>
+        <w:t xml:space="preserve"> </w:t>
+      </w:r>
+      <w:r>
+        <w:rPr>
+          <w:rStyle w:val="VerbatimChar"/>
+        </w:rPr>
+        <w:t xml:space="preserve">ai.test</w:t>
+      </w:r>
+      <w:r>
+        <w:t xml:space="preserve">).</w:t>
+      </w:r>
+    </w:p>
     <w:bookmarkEnd w:id="132"/>
     <w:bookmarkEnd w:id="133"/>
     <w:bookmarkStart w:id="138" w:name="engineering-standards"/>
@@ -47681,6 +47946,158 @@
       </w:r>
       <w:r>
         <w:t xml:space="preserve">Two extra columns in every table, a second index dimension, and roughly 20–30% more storage. It must be in the schema from Phase 1.</w:t>
+      </w:r>
+    </w:p>
+    <w:p>
+      <w:pPr>
+        <w:pStyle w:val="BodyText"/>
+      </w:pPr>
+      <w:r>
+        <w:rPr>
+          <w:b/>
+          <w:bCs/>
+        </w:rPr>
+        <w:t xml:space="preserve">Restatement alerts</w:t>
+      </w:r>
+      <w:r>
+        <w:t xml:space="preserve"> </w:t>
+      </w:r>
+      <w:r>
+        <w:t xml:space="preserve">(</w:t>
+      </w:r>
+      <w:r>
+        <w:rPr>
+          <w:i/>
+          <w:iCs/>
+        </w:rPr>
+        <w:t xml:space="preserve">Revision 2.8</w:t>
+      </w:r>
+      <w:r>
+        <w:t xml:space="preserve">). Keeping pins still has a cost of its own: a model fitted on a pin goes on running on what the pin says after the source has corrected it. So a restatement is acted on as well as recorded. Every ingest that restates rows queues a job, which checks each live (or suspended) execution warrant. It resolves the definition of the feature set pin that warrant’s training warrant was drawn on again, over the same member feature</w:t>
+      </w:r>
+      <w:r>
+        <w:t xml:space="preserve"> </w:t>
+      </w:r>
+      <w:r>
+        <w:rPr>
+          <w:i/>
+          <w:iCs/>
+        </w:rPr>
+        <w:t xml:space="preserve">versions</w:t>
+      </w:r>
+      <w:r>
+        <w:t xml:space="preserve"> </w:t>
+      </w:r>
+      <w:r>
+        <w:t xml:space="preserve">and to the same as-of date, with everything known now. If that hashes the same as the sealed pin, nothing under the model moved and nothing is said. If it differs, MAYA records an</w:t>
+      </w:r>
+      <w:r>
+        <w:t xml:space="preserve"> </w:t>
+      </w:r>
+      <w:r>
+        <w:rPr>
+          <w:b/>
+          <w:bCs/>
+        </w:rPr>
+        <w:t xml:space="preserve">impact</w:t>
+      </w:r>
+      <w:r>
+        <w:t xml:space="preserve"> </w:t>
+      </w:r>
+      <w:r>
+        <w:t xml:space="preserve">on the warrant, with no row shown to anyone:</w:t>
+      </w:r>
+    </w:p>
+    <w:p>
+      <w:pPr>
+        <w:pStyle w:val="Compact"/>
+        <w:numPr>
+          <w:ilvl w:val="0"/>
+          <w:numId w:val="1026"/>
+        </w:numPr>
+      </w:pPr>
+      <w:r>
+        <w:t xml:space="preserve">the rows changed (and how many of them fall in the escrowed holdout), added and dropped;</w:t>
+      </w:r>
+    </w:p>
+    <w:p>
+      <w:pPr>
+        <w:pStyle w:val="Compact"/>
+        <w:numPr>
+          <w:ilvl w:val="0"/>
+          <w:numId w:val="1026"/>
+        </w:numPr>
+      </w:pPr>
+      <w:r>
+        <w:t xml:space="preserve">the warrant’s approved parameters scored on the holdout both ways, from the IR or in the sandbox, as blind scoring does (this is MAYA’s own check, so no holdout attempt is spent);</w:t>
+      </w:r>
+    </w:p>
+    <w:p>
+      <w:pPr>
+        <w:pStyle w:val="Compact"/>
+        <w:numPr>
+          <w:ilvl w:val="0"/>
+          <w:numId w:val="1026"/>
+        </w:numPr>
+      </w:pPr>
+      <w:r>
+        <w:t xml:space="preserve">the prediction shift over every row: its mean and its largest absolute value, and the share of rows that moved.</w:t>
+      </w:r>
+    </w:p>
+    <w:p>
+      <w:pPr>
+        <w:pStyle w:val="FirstParagraph"/>
+      </w:pPr>
+      <w:r>
+        <w:t xml:space="preserve">The warrant’s owner, the model’s owner and every model manager are notified. The impact stays open on the warrant’s page until one of them acknowledges it with a note, either that the model was refitted or why the change is immaterial. Nothing is suspended automatically, because whether a correction invalidates a model is a judgement; the impact is the evidence for making it. The same corrected state is never reported twice, and an owner can ask for a check at any time (</w:t>
+      </w:r>
+      <w:r>
+        <w:rPr>
+          <w:rStyle w:val="VerbatimChar"/>
+        </w:rPr>
+        <w:t xml:space="preserve">GET /warrants/execution/{id}/restatements</w:t>
+      </w:r>
+      <w:r>
+        <w:t xml:space="preserve">,</w:t>
+      </w:r>
+      <w:r>
+        <w:t xml:space="preserve"> </w:t>
+      </w:r>
+      <w:r>
+        <w:rPr>
+          <w:rStyle w:val="VerbatimChar"/>
+        </w:rPr>
+        <w:t xml:space="preserve">POST …/restatements/check</w:t>
+      </w:r>
+      <w:r>
+        <w:t xml:space="preserve">,</w:t>
+      </w:r>
+      <w:r>
+        <w:t xml:space="preserve"> </w:t>
+      </w:r>
+      <w:r>
+        <w:rPr>
+          <w:rStyle w:val="VerbatimChar"/>
+        </w:rPr>
+        <w:t xml:space="preserve">POST /restatements/{id}/acknowledge</w:t>
+      </w:r>
+      <w:r>
+        <w:t xml:space="preserve">). The setting</w:t>
+      </w:r>
+      <w:r>
+        <w:t xml:space="preserve"> </w:t>
+      </w:r>
+      <w:r>
+        <w:rPr>
+          <w:rStyle w:val="VerbatimChar"/>
+        </w:rPr>
+        <w:t xml:space="preserve">restatements.alerts</w:t>
+      </w:r>
+      <w:r>
+        <w:t xml:space="preserve"> </w:t>
+      </w:r>
+      <w:r>
+        <w:t xml:space="preserve">turns the automatic check off.</w:t>
       </w:r>
     </w:p>
     <w:bookmarkEnd w:id="179"/>
@@ -50932,6 +51349,9 @@
     <w:abstractNumId w:val="991"/>
   </w:num>
   <w:num w:numId="1025">
+    <w:abstractNumId w:val="991"/>
+  </w:num>
+  <w:num w:numId="1026">
     <w:abstractNumId w:val="991"/>
   </w:num>
 </w:numbering>

--- a/docs/MAYA_Requirements_and_Design.docx
+++ b/docs/MAYA_Requirements_and_Design.docx
@@ -36317,6 +36317,58 @@
       </w:r>
       <w:r>
         <w:t xml:space="preserve">(Prometheus): request rate, latency histograms and error rate per endpoint; job queue depth, wait time, run time and failure rate per job type; resolution rows and bytes per second; Delta file counts and small-file ratio per table; database pool utilization and slow-query count; cache hit rates; active sessions; authorization denials; pins created and bytes stored per namespace.</w:t>
+      </w:r>
+    </w:p>
+    <w:p>
+      <w:pPr>
+        <w:pStyle w:val="BodyText"/>
+      </w:pPr>
+      <w:r>
+        <w:rPr>
+          <w:i/>
+          <w:iCs/>
+        </w:rPr>
+        <w:t xml:space="preserve">Revision 2.8:</w:t>
+      </w:r>
+      <w:r>
+        <w:t xml:space="preserve"> </w:t>
+      </w:r>
+      <w:r>
+        <w:rPr>
+          <w:b/>
+          <w:bCs/>
+        </w:rPr>
+        <w:t xml:space="preserve">governance metrics</w:t>
+      </w:r>
+      <w:r>
+        <w:t xml:space="preserve">, alongside the platform’s. Gauges for execution warrants by status and those expiring within 7 and 30 days, training warrants and versions by state, models past periodic review by tier, open findings by severity, restatement impacts by state and the age of the oldest unacknowledged one, and documents by state. Counters for covenant breaches by kind, restatement impacts, and every AI gateway call by purpose, provider and outcome, with its tokens and a latency histogram. No label names an object, so the number of series is bounded.</w:t>
+      </w:r>
+      <w:r>
+        <w:t xml:space="preserve"> </w:t>
+      </w:r>
+      <w:r>
+        <w:rPr>
+          <w:rStyle w:val="VerbatimChar"/>
+        </w:rPr>
+        <w:t xml:space="preserve">config/prometheus/maya-governance.rules.yml</w:t>
+      </w:r>
+      <w:r>
+        <w:t xml:space="preserve"> </w:t>
+      </w:r>
+      <w:r>
+        <w:t xml:space="preserve">alerts on them, each alert with a runbook. Two Grafana dashboards, one for the platform and one for model governance, ship in</w:t>
+      </w:r>
+      <w:r>
+        <w:t xml:space="preserve"> </w:t>
+      </w:r>
+      <w:r>
+        <w:rPr>
+          <w:rStyle w:val="VerbatimChar"/>
+        </w:rPr>
+        <w:t xml:space="preserve">config/grafana/</w:t>
+      </w:r>
+      <w:r>
+        <w:t xml:space="preserve">.</w:t>
       </w:r>
     </w:p>
     <w:p>

--- a/docs/MAYA_Requirements_and_Design.docx
+++ b/docs/MAYA_Requirements_and_Design.docx
@@ -3187,7 +3187,7 @@
         <w:pStyle w:val="FirstParagraph"/>
       </w:pPr>
       <w:r>
-        <w:t xml:space="preserve">MAYA ships eight roles, stored in the database, assignable many-to-many to a user, and extensible: an administrator can define a custom role as a named set of permissions. Roles grant</w:t>
+        <w:t xml:space="preserve">MAYA ships nine roles, stored in the database, assignable many-to-many to a user, and extensible: an administrator can define a custom role as a named set of permissions. Roles grant</w:t>
       </w:r>
       <w:r>
         <w:t xml:space="preserve"> </w:t>
@@ -3563,6 +3563,44 @@
               <w:rPr>
                 <w:rStyle w:val="VerbatimChar"/>
               </w:rPr>
+              <w:t xml:space="preserve">model_validator</w:t>
+            </w:r>
+          </w:p>
+        </w:tc>
+        <w:tc>
+          <w:tcPr/>
+          <w:p>
+            <w:pPr>
+              <w:pStyle w:val="Compact"/>
+            </w:pPr>
+            <w:r>
+              <w:t xml:space="preserve">Independent validation: findings and periodic reviews; approves nothing</w:t>
+            </w:r>
+          </w:p>
+        </w:tc>
+        <w:tc>
+          <w:tcPr/>
+          <w:p>
+            <w:pPr>
+              <w:pStyle w:val="Compact"/>
+            </w:pPr>
+            <w:r>
+              <w:t xml:space="preserve">Re-runs the blind score, raises a finding, records the annual review</w:t>
+            </w:r>
+          </w:p>
+        </w:tc>
+      </w:tr>
+      <w:tr>
+        <w:tc>
+          <w:tcPr/>
+          <w:p>
+            <w:pPr>
+              <w:pStyle w:val="Compact"/>
+            </w:pPr>
+            <w:r>
+              <w:rPr>
+                <w:rStyle w:val="VerbatimChar"/>
+              </w:rPr>
               <w:t xml:space="preserve">techops</w:t>
             </w:r>
           </w:p>
@@ -3617,15 +3655,16 @@
         <w:tblLook w:firstRow="1" w:lastRow="0" w:firstColumn="0" w:lastColumn="0" w:noHBand="0" w:noVBand="0" w:val="0020"/>
       </w:tblPr>
       <w:tblGrid>
-        <w:gridCol w:w="879"/>
-        <w:gridCol w:w="879"/>
-        <w:gridCol w:w="879"/>
-        <w:gridCol w:w="879"/>
-        <w:gridCol w:w="879"/>
-        <w:gridCol w:w="879"/>
-        <w:gridCol w:w="879"/>
-        <w:gridCol w:w="879"/>
-        <w:gridCol w:w="879"/>
+        <w:gridCol w:w="792"/>
+        <w:gridCol w:w="792"/>
+        <w:gridCol w:w="792"/>
+        <w:gridCol w:w="792"/>
+        <w:gridCol w:w="792"/>
+        <w:gridCol w:w="792"/>
+        <w:gridCol w:w="792"/>
+        <w:gridCol w:w="792"/>
+        <w:gridCol w:w="792"/>
+        <w:gridCol w:w="792"/>
       </w:tblGrid>
       <w:tr>
         <w:trPr>
@@ -3726,6 +3765,17 @@
               <w:pStyle w:val="Compact"/>
             </w:pPr>
             <w:r>
+              <w:t xml:space="preserve">mdl val</w:t>
+            </w:r>
+          </w:p>
+        </w:tc>
+        <w:tc>
+          <w:tcPr/>
+          <w:p>
+            <w:pPr>
+              <w:pStyle w:val="Compact"/>
+            </w:pPr>
+            <w:r>
               <w:t xml:space="preserve">techops</w:t>
             </w:r>
           </w:p>
@@ -3831,6 +3881,17 @@
             </w:r>
           </w:p>
         </w:tc>
+        <w:tc>
+          <w:tcPr/>
+          <w:p>
+            <w:pPr>
+              <w:pStyle w:val="Compact"/>
+            </w:pPr>
+            <w:r>
+              <w:t xml:space="preserve">R</w:t>
+            </w:r>
+          </w:p>
+        </w:tc>
       </w:tr>
       <w:tr>
         <w:tc>
@@ -3923,6 +3984,17 @@
             </w:r>
           </w:p>
         </w:tc>
+        <w:tc>
+          <w:tcPr/>
+          <w:p>
+            <w:pPr>
+              <w:pStyle w:val="Compact"/>
+            </w:pPr>
+            <w:r>
+              <w:t xml:space="preserve">R</w:t>
+            </w:r>
+          </w:p>
+        </w:tc>
       </w:tr>
       <w:tr>
         <w:tc>
@@ -4024,6 +4096,17 @@
             </w:r>
           </w:p>
         </w:tc>
+        <w:tc>
+          <w:tcPr/>
+          <w:p>
+            <w:pPr>
+              <w:pStyle w:val="Compact"/>
+            </w:pPr>
+            <w:r>
+              <w:t xml:space="preserve">R</w:t>
+            </w:r>
+          </w:p>
+        </w:tc>
       </w:tr>
       <w:tr>
         <w:tc>
@@ -4125,6 +4208,17 @@
             </w:r>
           </w:p>
         </w:tc>
+        <w:tc>
+          <w:tcPr/>
+          <w:p>
+            <w:pPr>
+              <w:pStyle w:val="Compact"/>
+            </w:pPr>
+            <w:r>
+              <w:t xml:space="preserve">R</w:t>
+            </w:r>
+          </w:p>
+        </w:tc>
       </w:tr>
       <w:tr>
         <w:tc>
@@ -4223,6 +4317,17 @@
             </w:r>
           </w:p>
         </w:tc>
+        <w:tc>
+          <w:tcPr/>
+          <w:p>
+            <w:pPr>
+              <w:pStyle w:val="Compact"/>
+            </w:pPr>
+            <w:r>
+              <w:t xml:space="preserve">R</w:t>
+            </w:r>
+          </w:p>
+        </w:tc>
       </w:tr>
       <w:tr>
         <w:tc>
@@ -4321,6 +4426,17 @@
             </w:r>
           </w:p>
         </w:tc>
+        <w:tc>
+          <w:tcPr/>
+          <w:p>
+            <w:pPr>
+              <w:pStyle w:val="Compact"/>
+            </w:pPr>
+            <w:r>
+              <w:t xml:space="preserve">R</w:t>
+            </w:r>
+          </w:p>
+        </w:tc>
       </w:tr>
       <w:tr>
         <w:tc>
@@ -4419,6 +4535,17 @@
             </w:r>
           </w:p>
         </w:tc>
+        <w:tc>
+          <w:tcPr/>
+          <w:p>
+            <w:pPr>
+              <w:pStyle w:val="Compact"/>
+            </w:pPr>
+            <w:r>
+              <w:t xml:space="preserve">R</w:t>
+            </w:r>
+          </w:p>
+        </w:tc>
       </w:tr>
       <w:tr>
         <w:tc>
@@ -4514,6 +4641,17 @@
             </w:r>
           </w:p>
         </w:tc>
+        <w:tc>
+          <w:tcPr/>
+          <w:p>
+            <w:pPr>
+              <w:pStyle w:val="Compact"/>
+            </w:pPr>
+            <w:r>
+              <w:t xml:space="preserve">R</w:t>
+            </w:r>
+          </w:p>
+        </w:tc>
       </w:tr>
       <w:tr>
         <w:tc>
@@ -4609,6 +4747,17 @@
             </w:r>
           </w:p>
         </w:tc>
+        <w:tc>
+          <w:tcPr/>
+          <w:p>
+            <w:pPr>
+              <w:pStyle w:val="Compact"/>
+            </w:pPr>
+            <w:r>
+              <w:t xml:space="preserve">R</w:t>
+            </w:r>
+          </w:p>
+        </w:tc>
       </w:tr>
       <w:tr>
         <w:tc>
@@ -4687,6 +4836,14 @@
             <w:pPr>
               <w:pStyle w:val="Compact"/>
             </w:pPr>
+          </w:p>
+        </w:tc>
+        <w:tc>
+          <w:tcPr/>
+          <w:p>
+            <w:pPr>
+              <w:pStyle w:val="Compact"/>
+            </w:pPr>
             <w:r>
               <w:t xml:space="preserve">R</w:t>
             </w:r>
@@ -4772,6 +4929,14 @@
             </w:pPr>
           </w:p>
         </w:tc>
+        <w:tc>
+          <w:tcPr/>
+          <w:p>
+            <w:pPr>
+              <w:pStyle w:val="Compact"/>
+            </w:pPr>
+          </w:p>
+        </w:tc>
       </w:tr>
       <w:tr>
         <w:tc>
@@ -4852,6 +5017,14 @@
             </w:pPr>
           </w:p>
         </w:tc>
+        <w:tc>
+          <w:tcPr/>
+          <w:p>
+            <w:pPr>
+              <w:pStyle w:val="Compact"/>
+            </w:pPr>
+          </w:p>
+        </w:tc>
       </w:tr>
       <w:tr>
         <w:tc>
@@ -4949,12 +5122,82 @@
               <w:pStyle w:val="Compact"/>
             </w:pPr>
             <w:r>
+              <w:t xml:space="preserve">R own</w:t>
+            </w:r>
+          </w:p>
+        </w:tc>
+        <w:tc>
+          <w:tcPr/>
+          <w:p>
+            <w:pPr>
+              <w:pStyle w:val="Compact"/>
+            </w:pPr>
+            <w:r>
               <w:t xml:space="preserve">CRU</w:t>
             </w:r>
           </w:p>
         </w:tc>
       </w:tr>
     </w:tbl>
+    <w:p>
+      <w:pPr>
+        <w:pStyle w:val="BodyText"/>
+      </w:pPr>
+      <w:r>
+        <w:rPr>
+          <w:i/>
+          <w:iCs/>
+        </w:rPr>
+        <w:t xml:space="preserve">Revision 2.8:</w:t>
+      </w:r>
+      <w:r>
+        <w:t xml:space="preserve"> </w:t>
+      </w:r>
+      <w:r>
+        <w:t xml:space="preserve">a ninth role,</w:t>
+      </w:r>
+      <w:r>
+        <w:t xml:space="preserve"> </w:t>
+      </w:r>
+      <w:r>
+        <w:rPr>
+          <w:rStyle w:val="VerbatimChar"/>
+          <w:b/>
+          <w:bCs/>
+        </w:rPr>
+        <w:t xml:space="preserve">model_validator</w:t>
+      </w:r>
+      <w:r>
+        <w:t xml:space="preserve">, for independent validation: it reads everything a model rests on, raises findings and records periodic reviews, and approves nothing. Recording a periodic review — which lifts the suspensions an overdue review caused — now needs</w:t>
+      </w:r>
+      <w:r>
+        <w:t xml:space="preserve"> </w:t>
+      </w:r>
+      <w:r>
+        <w:rPr>
+          <w:rStyle w:val="VerbatimChar"/>
+        </w:rPr>
+        <w:t xml:space="preserve">model_manager</w:t>
+      </w:r>
+      <w:r>
+        <w:t xml:space="preserve"> </w:t>
+      </w:r>
+      <w:r>
+        <w:t xml:space="preserve">or</w:t>
+      </w:r>
+      <w:r>
+        <w:t xml:space="preserve"> </w:t>
+      </w:r>
+      <w:r>
+        <w:rPr>
+          <w:rStyle w:val="VerbatimChar"/>
+        </w:rPr>
+        <w:t xml:space="preserve">model_validator</w:t>
+      </w:r>
+      <w:r>
+        <w:t xml:space="preserve">, never the model’s owner; reading the model is no longer enough.</w:t>
+      </w:r>
+    </w:p>
     <w:p>
       <w:pPr>
         <w:pStyle w:val="BodyText"/>
@@ -44214,7 +44457,7 @@
         <w:t xml:space="preserve"> </w:t>
       </w:r>
       <w:r>
-        <w:t xml:space="preserve">(3 roles),</w:t>
+        <w:t xml:space="preserve">(4 roles),</w:t>
       </w:r>
       <w:r>
         <w:t xml:space="preserve"> </w:t>
@@ -44230,7 +44473,7 @@
         <w:t xml:space="preserve"> </w:t>
       </w:r>
       <w:r>
-        <w:t xml:space="preserve">(6) or</w:t>
+        <w:t xml:space="preserve">(all, two-person) or</w:t>
       </w:r>
       <w:r>
         <w:t xml:space="preserve"> </w:t>
@@ -44246,7 +44489,7 @@
         <w:t xml:space="preserve"> </w:t>
       </w:r>
       <w:r>
-        <w:t xml:space="preserve">(all 8, strict) (§28.9). All three ship; the question is what the seeded</w:t>
+        <w:t xml:space="preserve">(all, strict) (§28.9). All three ship; the question is what the seeded</w:t>
       </w:r>
       <w:r>
         <w:t xml:space="preserve"> </w:t>
@@ -47591,7 +47834,7 @@
         <w:t xml:space="preserve"> </w:t>
       </w:r>
       <w:r>
-        <w:t xml:space="preserve">(three roles),</w:t>
+        <w:t xml:space="preserve">(four roles),</w:t>
       </w:r>
       <w:r>
         <w:t xml:space="preserve"> </w:t>
@@ -47607,7 +47850,7 @@
         <w:t xml:space="preserve"> </w:t>
       </w:r>
       <w:r>
-        <w:t xml:space="preserve">(six),</w:t>
+        <w:t xml:space="preserve">(every role, two-person SoD),</w:t>
       </w:r>
       <w:r>
         <w:t xml:space="preserve"> </w:t>
@@ -47623,7 +47866,7 @@
         <w:t xml:space="preserve"> </w:t>
       </w:r>
       <w:r>
-        <w:t xml:space="preserve">(all eight, strict SoD) — chosen at namespace creation and changeable. SoD strictness is a namespace setting with</w:t>
+        <w:t xml:space="preserve">(every role, strict SoD) — chosen at namespace creation and changeable. SoD strictness is a namespace setting with</w:t>
       </w:r>
       <w:r>
         <w:t xml:space="preserve"> </w:t>

--- a/docs/MAYA_Requirements_and_Design.docx
+++ b/docs/MAYA_Requirements_and_Design.docx
@@ -5180,6 +5180,18 @@
         <w:t xml:space="preserve">model_manager</w:t>
       </w:r>
       <w:r>
+        <w:t xml:space="preserve">,</w:t>
+      </w:r>
+      <w:r>
+        <w:t xml:space="preserve"> </w:t>
+      </w:r>
+      <w:r>
+        <w:rPr>
+          <w:rStyle w:val="VerbatimChar"/>
+        </w:rPr>
+        <w:t xml:space="preserve">model_validator</w:t>
+      </w:r>
+      <w:r>
         <w:t xml:space="preserve"> </w:t>
       </w:r>
       <w:r>
@@ -5192,7 +5204,7 @@
         <w:rPr>
           <w:rStyle w:val="VerbatimChar"/>
         </w:rPr>
-        <w:t xml:space="preserve">model_validator</w:t>
+        <w:t xml:space="preserve">admin</w:t>
       </w:r>
       <w:r>
         <w:t xml:space="preserve">, never the model’s owner; reading the model is no longer enough.</w:t>

--- a/docs/MAYA_Requirements_and_Design.docx
+++ b/docs/MAYA_Requirements_and_Design.docx
@@ -32743,7 +32743,7 @@
         <w:rPr>
           <w:rStyle w:val="VerbatimChar"/>
         </w:rPr>
-        <w:t xml:space="preserve">~/.maya/config.toml</w:t>
+        <w:t xml:space="preserve">~/.maya/config.yaml</w:t>
       </w:r>
       <w:r>
         <w:t xml:space="preserve"> </w:t>
@@ -32760,41 +32760,68 @@
         <w:rPr>
           <w:rStyle w:val="CommentTok"/>
         </w:rPr>
-        <w:t xml:space="preserve"># ~/.maya/config.toml</w:t>
+        <w:t xml:space="preserve"># ~/.maya/config.yaml  (Revision 2.8: YAML, like every MAYA configuration file)</w:t>
       </w:r>
       <w:r>
         <w:br/>
       </w:r>
       <w:r>
         <w:rPr>
+          <w:rStyle w:val="FunctionTok"/>
+        </w:rPr>
+        <w:t xml:space="preserve">profiles</w:t>
+      </w:r>
+      <w:r>
+        <w:rPr>
           <w:rStyle w:val="KeywordTok"/>
         </w:rPr>
-        <w:t xml:space="preserve">[profiles.prod]</w:t>
+        <w:t xml:space="preserve">:</w:t>
       </w:r>
       <w:r>
         <w:br/>
       </w:r>
       <w:r>
         <w:rPr>
-          <w:rStyle w:val="DataTypeTok"/>
+          <w:rStyle w:val="AttributeTok"/>
+        </w:rPr>
+        <w:t xml:space="preserve">  </w:t>
+      </w:r>
+      <w:r>
+        <w:rPr>
+          <w:rStyle w:val="FunctionTok"/>
+        </w:rPr>
+        <w:t xml:space="preserve">prod</w:t>
+      </w:r>
+      <w:r>
+        <w:rPr>
+          <w:rStyle w:val="KeywordTok"/>
+        </w:rPr>
+        <w:t xml:space="preserve">:</w:t>
+      </w:r>
+      <w:r>
+        <w:br/>
+      </w:r>
+      <w:r>
+        <w:rPr>
+          <w:rStyle w:val="AttributeTok"/>
+        </w:rPr>
+        <w:t xml:space="preserve">    </w:t>
+      </w:r>
+      <w:r>
+        <w:rPr>
+          <w:rStyle w:val="FunctionTok"/>
         </w:rPr>
         <w:t xml:space="preserve">base_url</w:t>
       </w:r>
       <w:r>
         <w:rPr>
-          <w:rStyle w:val="NormalTok"/>
-        </w:rPr>
-        <w:t xml:space="preserve"> </w:t>
-      </w:r>
-      <w:r>
-        <w:rPr>
-          <w:rStyle w:val="OperatorTok"/>
-        </w:rPr>
-        <w:t xml:space="preserve">=</w:t>
-      </w:r>
-      <w:r>
-        <w:rPr>
-          <w:rStyle w:val="NormalTok"/>
+          <w:rStyle w:val="KeywordTok"/>
+        </w:rPr>
+        <w:t xml:space="preserve">:</w:t>
+      </w:r>
+      <w:r>
+        <w:rPr>
+          <w:rStyle w:val="AttributeTok"/>
         </w:rPr>
         <w:t xml:space="preserve"> </w:t>
       </w:r>
@@ -32809,111 +32836,87 @@
       </w:r>
       <w:r>
         <w:rPr>
-          <w:rStyle w:val="DataTypeTok"/>
+          <w:rStyle w:val="AttributeTok"/>
+        </w:rPr>
+        <w:t xml:space="preserve">    </w:t>
+      </w:r>
+      <w:r>
+        <w:rPr>
+          <w:rStyle w:val="FunctionTok"/>
         </w:rPr>
         <w:t xml:space="preserve">api_key_env</w:t>
       </w:r>
       <w:r>
         <w:rPr>
-          <w:rStyle w:val="NormalTok"/>
-        </w:rPr>
-        <w:t xml:space="preserve"> </w:t>
-      </w:r>
-      <w:r>
-        <w:rPr>
-          <w:rStyle w:val="OperatorTok"/>
-        </w:rPr>
-        <w:t xml:space="preserve">=</w:t>
-      </w:r>
-      <w:r>
-        <w:rPr>
-          <w:rStyle w:val="NormalTok"/>
-        </w:rPr>
-        <w:t xml:space="preserve"> </w:t>
-      </w:r>
-      <w:r>
-        <w:rPr>
-          <w:rStyle w:val="StringTok"/>
-        </w:rPr>
-        <w:t xml:space="preserve">"MAYA_API_KEY_PROD"</w:t>
-      </w:r>
-      <w:r>
-        <w:rPr>
-          <w:rStyle w:val="NormalTok"/>
-        </w:rPr>
-        <w:t xml:space="preserve">   </w:t>
+          <w:rStyle w:val="KeywordTok"/>
+        </w:rPr>
+        <w:t xml:space="preserve">:</w:t>
+      </w:r>
+      <w:r>
+        <w:rPr>
+          <w:rStyle w:val="AttributeTok"/>
+        </w:rPr>
+        <w:t xml:space="preserve"> MAYA_API_KEY_PROD</w:t>
       </w:r>
       <w:r>
         <w:rPr>
           <w:rStyle w:val="CommentTok"/>
         </w:rPr>
-        <w:t xml:space="preserve"># never the secret itself, only where to find it</w:t>
+        <w:t xml:space="preserve">   # never the secret itself, only where to find it</w:t>
       </w:r>
       <w:r>
         <w:br/>
       </w:r>
       <w:r>
         <w:rPr>
-          <w:rStyle w:val="DataTypeTok"/>
+          <w:rStyle w:val="AttributeTok"/>
+        </w:rPr>
+        <w:t xml:space="preserve">    </w:t>
+      </w:r>
+      <w:r>
+        <w:rPr>
+          <w:rStyle w:val="FunctionTok"/>
         </w:rPr>
         <w:t xml:space="preserve">default_namespace</w:t>
       </w:r>
       <w:r>
         <w:rPr>
-          <w:rStyle w:val="NormalTok"/>
-        </w:rPr>
-        <w:t xml:space="preserve"> </w:t>
-      </w:r>
-      <w:r>
-        <w:rPr>
-          <w:rStyle w:val="OperatorTok"/>
-        </w:rPr>
-        <w:t xml:space="preserve">=</w:t>
-      </w:r>
-      <w:r>
-        <w:rPr>
-          <w:rStyle w:val="NormalTok"/>
-        </w:rPr>
-        <w:t xml:space="preserve"> </w:t>
-      </w:r>
-      <w:r>
-        <w:rPr>
-          <w:rStyle w:val="StringTok"/>
-        </w:rPr>
-        <w:t xml:space="preserve">"equity.pricing"</w:t>
+          <w:rStyle w:val="KeywordTok"/>
+        </w:rPr>
+        <w:t xml:space="preserve">:</w:t>
+      </w:r>
+      <w:r>
+        <w:rPr>
+          <w:rStyle w:val="AttributeTok"/>
+        </w:rPr>
+        <w:t xml:space="preserve"> equity.pricing</w:t>
       </w:r>
       <w:r>
         <w:br/>
       </w:r>
       <w:r>
         <w:rPr>
-          <w:rStyle w:val="DataTypeTok"/>
+          <w:rStyle w:val="AttributeTok"/>
+        </w:rPr>
+        <w:t xml:space="preserve">    </w:t>
+      </w:r>
+      <w:r>
+        <w:rPr>
+          <w:rStyle w:val="FunctionTok"/>
         </w:rPr>
         <w:t xml:space="preserve">cache_dir</w:t>
       </w:r>
       <w:r>
         <w:rPr>
-          <w:rStyle w:val="NormalTok"/>
-        </w:rPr>
-        <w:t xml:space="preserve"> </w:t>
-      </w:r>
-      <w:r>
-        <w:rPr>
-          <w:rStyle w:val="OperatorTok"/>
-        </w:rPr>
-        <w:t xml:space="preserve">=</w:t>
-      </w:r>
-      <w:r>
-        <w:rPr>
-          <w:rStyle w:val="NormalTok"/>
-        </w:rPr>
-        <w:t xml:space="preserve"> </w:t>
-      </w:r>
-      <w:r>
-        <w:rPr>
-          <w:rStyle w:val="StringTok"/>
-        </w:rPr>
-        <w:t xml:space="preserve">"~/.maya/cache"</w:t>
+          <w:rStyle w:val="KeywordTok"/>
+        </w:rPr>
+        <w:t xml:space="preserve">:</w:t>
+      </w:r>
+      <w:r>
+        <w:rPr>
+          <w:rStyle w:val="AttributeTok"/>
+        </w:rPr>
+        <w:t xml:space="preserve"> ~/.maya/cache</w:t>
       </w:r>
     </w:p>
     <w:p>

--- a/docs/MAYA_Requirements_and_Design.docx
+++ b/docs/MAYA_Requirements_and_Design.docx
@@ -32346,6 +32346,127 @@
       </w:r>
       <w:r>
         <w:t xml:space="preserve">, used by the web UI, the CLI, notebooks, schedulers and CI alike. A capability that is not in the SDK does not exist for anyone, including our own UI, so API completeness and SDK completeness are the same problem and cannot drift apart.</w:t>
+      </w:r>
+    </w:p>
+    <w:p>
+      <w:pPr>
+        <w:pStyle w:val="BodyText"/>
+      </w:pPr>
+      <w:r>
+        <w:rPr>
+          <w:i/>
+          <w:iCs/>
+        </w:rPr>
+        <w:t xml:space="preserve">Revision 2.8:</w:t>
+      </w:r>
+      <w:r>
+        <w:t xml:space="preserve"> </w:t>
+      </w:r>
+      <w:r>
+        <w:rPr>
+          <w:b/>
+          <w:bCs/>
+        </w:rPr>
+        <w:t xml:space="preserve">the SDK stands alone.</w:t>
+      </w:r>
+      <w:r>
+        <w:t xml:space="preserve"> </w:t>
+      </w:r>
+      <w:r>
+        <w:t xml:space="preserve">End users install it without the rest of MAYA, as its own distribution,</w:t>
+      </w:r>
+      <w:r>
+        <w:t xml:space="preserve"> </w:t>
+      </w:r>
+      <w:r>
+        <w:rPr>
+          <w:rStyle w:val="VerbatimChar"/>
+        </w:rPr>
+        <w:t xml:space="preserve">maya-sdk</w:t>
+      </w:r>
+      <w:r>
+        <w:t xml:space="preserve"> </w:t>
+      </w:r>
+      <w:r>
+        <w:t xml:space="preserve">(built by</w:t>
+      </w:r>
+      <w:r>
+        <w:t xml:space="preserve"> </w:t>
+      </w:r>
+      <w:r>
+        <w:rPr>
+          <w:rStyle w:val="VerbatimChar"/>
+        </w:rPr>
+        <w:t xml:space="preserve">tools/ops/build_sdk.py</w:t>
+      </w:r>
+      <w:r>
+        <w:t xml:space="preserve">; dependencies httpx, PyYAML, pyarrow and numpy, extras</w:t>
+      </w:r>
+      <w:r>
+        <w:t xml:space="preserve"> </w:t>
+      </w:r>
+      <w:r>
+        <w:rPr>
+          <w:rStyle w:val="VerbatimChar"/>
+        </w:rPr>
+        <w:t xml:space="preserve">offline</w:t>
+      </w:r>
+      <w:r>
+        <w:t xml:space="preserve"> </w:t>
+      </w:r>
+      <w:r>
+        <w:t xml:space="preserve">and</w:t>
+      </w:r>
+      <w:r>
+        <w:t xml:space="preserve"> </w:t>
+      </w:r>
+      <w:r>
+        <w:rPr>
+          <w:rStyle w:val="VerbatimChar"/>
+        </w:rPr>
+        <w:t xml:space="preserve">polars</w:t>
+      </w:r>
+      <w:r>
+        <w:t xml:space="preserve">). It imports nothing from MAYA outside</w:t>
+      </w:r>
+      <w:r>
+        <w:t xml:space="preserve"> </w:t>
+      </w:r>
+      <w:r>
+        <w:rPr>
+          <w:rStyle w:val="VerbatimChar"/>
+        </w:rPr>
+        <w:t xml:space="preserve">maya.sdk</w:t>
+      </w:r>
+      <w:r>
+        <w:t xml:space="preserve">. What both sides must share exactly — the error classes, canonical content hashing, archive reading, and the formula IR, composites and evaluator that score a bundle offline — lives once, in</w:t>
+      </w:r>
+      <w:r>
+        <w:t xml:space="preserve"> </w:t>
+      </w:r>
+      <w:r>
+        <w:rPr>
+          <w:rStyle w:val="VerbatimChar"/>
+        </w:rPr>
+        <w:t xml:space="preserve">maya/sdk/_shared/</w:t>
+      </w:r>
+      <w:r>
+        <w:t xml:space="preserve">, and the server’s old module names are aliases of those modules rather than copies.</w:t>
+      </w:r>
+      <w:r>
+        <w:t xml:space="preserve"> </w:t>
+      </w:r>
+      <w:r>
+        <w:rPr>
+          <w:rStyle w:val="VerbatimChar"/>
+        </w:rPr>
+        <w:t xml:space="preserve">maya</w:t>
+      </w:r>
+      <w:r>
+        <w:t xml:space="preserve"> </w:t>
+      </w:r>
+      <w:r>
+        <w:t xml:space="preserve">is a namespace package so the SDK wheel installs on its own. A test imports and uses the SDK with every other part of MAYA blocked, and again from the built wheel alone.</w:t>
       </w:r>
     </w:p>
     <w:bookmarkStart w:id="114" w:name="principles"/>

--- a/docs/MAYA_Requirements_and_Design.docx
+++ b/docs/MAYA_Requirements_and_Design.docx
@@ -32373,7 +32373,34 @@
         <w:t xml:space="preserve"> </w:t>
       </w:r>
       <w:r>
-        <w:t xml:space="preserve">End users install it without the rest of MAYA, as its own distribution,</w:t>
+        <w:t xml:space="preserve">It is its own project (</w:t>
+      </w:r>
+      <w:r>
+        <w:rPr>
+          <w:rStyle w:val="VerbatimChar"/>
+        </w:rPr>
+        <w:t xml:space="preserve">sdk/</w:t>
+      </w:r>
+      <w:r>
+        <w:t xml:space="preserve"> </w:t>
+      </w:r>
+      <w:r>
+        <w:t xml:space="preserve">in the repository, with its own</w:t>
+      </w:r>
+      <w:r>
+        <w:t xml:space="preserve"> </w:t>
+      </w:r>
+      <w:r>
+        <w:rPr>
+          <w:rStyle w:val="VerbatimChar"/>
+        </w:rPr>
+        <w:t xml:space="preserve">pyproject.toml</w:t>
+      </w:r>
+      <w:r>
+        <w:t xml:space="preserve"> </w:t>
+      </w:r>
+      <w:r>
+        <w:t xml:space="preserve">and version) and its own distribution,</w:t>
       </w:r>
       <w:r>
         <w:t xml:space="preserve"> </w:t>
@@ -32388,19 +32415,7 @@
         <w:t xml:space="preserve"> </w:t>
       </w:r>
       <w:r>
-        <w:t xml:space="preserve">(built by</w:t>
-      </w:r>
-      <w:r>
-        <w:t xml:space="preserve"> </w:t>
-      </w:r>
-      <w:r>
-        <w:rPr>
-          <w:rStyle w:val="VerbatimChar"/>
-        </w:rPr>
-        <w:t xml:space="preserve">tools/ops/build_sdk.py</w:t>
-      </w:r>
-      <w:r>
-        <w:t xml:space="preserve">; dependencies httpx, PyYAML, pyarrow and numpy, extras</w:t>
+        <w:t xml:space="preserve">(dependencies httpx, PyYAML, pyarrow and numpy; extras</w:t>
       </w:r>
       <w:r>
         <w:t xml:space="preserve"> </w:t>
@@ -32427,7 +32442,22 @@
         <w:t xml:space="preserve">polars</w:t>
       </w:r>
       <w:r>
-        <w:t xml:space="preserve">). It imports nothing from MAYA outside</w:t>
+        <w:t xml:space="preserve">). End users install only it. The server’s package excludes it and declares</w:t>
+      </w:r>
+      <w:r>
+        <w:t xml:space="preserve"> </w:t>
+      </w:r>
+      <w:r>
+        <w:rPr>
+          <w:rStyle w:val="VerbatimChar"/>
+        </w:rPr>
+        <w:t xml:space="preserve">maya-sdk</w:t>
+      </w:r>
+      <w:r>
+        <w:t xml:space="preserve"> </w:t>
+      </w:r>
+      <w:r>
+        <w:t xml:space="preserve">as a dependency, like any client. It imports nothing from MAYA outside</w:t>
       </w:r>
       <w:r>
         <w:t xml:space="preserve"> </w:t>
@@ -32466,7 +32496,19 @@
         <w:t xml:space="preserve"> </w:t>
       </w:r>
       <w:r>
-        <w:t xml:space="preserve">is a namespace package so the SDK wheel installs on its own. A test imports and uses the SDK with every other part of MAYA blocked, and again from the built wheel alone.</w:t>
+        <w:t xml:space="preserve">is a namespace package so the SDK wheel installs on its own. Tests import and use the SDK with every other part of MAYA blocked, and again from its built wheel alone; and check that the server’s wheel contains no SDK code and requires</w:t>
+      </w:r>
+      <w:r>
+        <w:t xml:space="preserve"> </w:t>
+      </w:r>
+      <w:r>
+        <w:rPr>
+          <w:rStyle w:val="VerbatimChar"/>
+        </w:rPr>
+        <w:t xml:space="preserve">maya-sdk</w:t>
+      </w:r>
+      <w:r>
+        <w:t xml:space="preserve">.</w:t>
       </w:r>
     </w:p>
     <w:bookmarkStart w:id="114" w:name="principles"/>
@@ -35820,6 +35862,247 @@
       </w:r>
       <w:r>
         <w:t xml:space="preserve">in a constrained environment pulls in almost nothing. It is published as a wheel with a lock file, is installable from a local mirror for air-gapped sites, and follows semantic versioning independently of the server, with a compatibility table in the help pages.</w:t>
+      </w:r>
+    </w:p>
+    <w:p>
+      <w:pPr>
+        <w:pStyle w:val="BodyText"/>
+      </w:pPr>
+      <w:r>
+        <w:rPr>
+          <w:i/>
+          <w:iCs/>
+        </w:rPr>
+        <w:t xml:space="preserve">Revision 2.8:</w:t>
+      </w:r>
+      <w:r>
+        <w:t xml:space="preserve"> </w:t>
+      </w:r>
+      <w:r>
+        <w:t xml:space="preserve">the layout as built. The SDK is its own project beside the server:</w:t>
+      </w:r>
+    </w:p>
+    <w:p>
+      <w:pPr>
+        <w:pStyle w:val="SourceCode"/>
+      </w:pPr>
+      <w:r>
+        <w:rPr>
+          <w:rStyle w:val="VerbatimChar"/>
+        </w:rPr>
+        <w:t xml:space="preserve">sdk/                     # the maya-sdk project: built, versioned and released on its own</w:t>
+      </w:r>
+      <w:r>
+        <w:br/>
+      </w:r>
+      <w:r>
+        <w:rPr>
+          <w:rStyle w:val="VerbatimChar"/>
+        </w:rPr>
+        <w:t xml:space="preserve">  pyproject.toml         # name maya-sdk; httpx, PyYAML, pyarrow, numpy; extras offline, polars</w:t>
+      </w:r>
+      <w:r>
+        <w:br/>
+      </w:r>
+      <w:r>
+        <w:rPr>
+          <w:rStyle w:val="VerbatimChar"/>
+        </w:rPr>
+        <w:t xml:space="preserve">  README.md</w:t>
+      </w:r>
+      <w:r>
+        <w:br/>
+      </w:r>
+      <w:r>
+        <w:rPr>
+          <w:rStyle w:val="VerbatimChar"/>
+        </w:rPr>
+        <w:t xml:space="preserve">  maya/sdk/</w:t>
+      </w:r>
+      <w:r>
+        <w:br/>
+      </w:r>
+      <w:r>
+        <w:rPr>
+          <w:rStyle w:val="VerbatimChar"/>
+        </w:rPr>
+        <w:t xml:space="preserve">    _version.py          # the SDK's own version</w:t>
+      </w:r>
+      <w:r>
+        <w:br/>
+      </w:r>
+      <w:r>
+        <w:rPr>
+          <w:rStyle w:val="VerbatimChar"/>
+        </w:rPr>
+        <w:t xml:space="preserve">    client.py            # Client, AsyncClient, connect(), YAML profiles</w:t>
+      </w:r>
+      <w:r>
+        <w:br/>
+      </w:r>
+      <w:r>
+        <w:rPr>
+          <w:rStyle w:val="VerbatimChar"/>
+        </w:rPr>
+        <w:t xml:space="preserve">    transport.py         # http and inproc (ASGI) transports</w:t>
+      </w:r>
+      <w:r>
+        <w:br/>
+      </w:r>
+      <w:r>
+        <w:rPr>
+          <w:rStyle w:val="VerbatimChar"/>
+        </w:rPr>
+        <w:t xml:space="preserve">    base.py, resources.py, governance.py, llm.py, integrations.py   # the resources</w:t>
+      </w:r>
+      <w:r>
+        <w:br/>
+      </w:r>
+      <w:r>
+        <w:rPr>
+          <w:rStyle w:val="VerbatimChar"/>
+        </w:rPr>
+        <w:t xml:space="preserve">    handles.py, io.py, cache.py, guard.py, trainer.py</w:t>
+      </w:r>
+      <w:r>
+        <w:br/>
+      </w:r>
+      <w:r>
+        <w:rPr>
+          <w:rStyle w:val="VerbatimChar"/>
+        </w:rPr>
+        <w:t xml:space="preserve">    replay.py            # record and replay</w:t>
+      </w:r>
+      <w:r>
+        <w:br/>
+      </w:r>
+      <w:r>
+        <w:rPr>
+          <w:rStyle w:val="VerbatimChar"/>
+        </w:rPr>
+        <w:t xml:space="preserve">    offline.py           # maya.offline(bundle): verify and score with no server</w:t>
+      </w:r>
+      <w:r>
+        <w:br/>
+      </w:r>
+      <w:r>
+        <w:rPr>
+          <w:rStyle w:val="VerbatimChar"/>
+        </w:rPr>
+        <w:t xml:space="preserve">    _shared/             # what the server shares exactly: errors, canonical hashing,</w:t>
+      </w:r>
+      <w:r>
+        <w:br/>
+      </w:r>
+      <w:r>
+        <w:rPr>
+          <w:rStyle w:val="VerbatimChar"/>
+        </w:rPr>
+        <w:t xml:space="preserve">                         # archives, the formula IR, composites and evaluator</w:t>
+      </w:r>
+    </w:p>
+    <w:p>
+      <w:pPr>
+        <w:pStyle w:val="FirstParagraph"/>
+      </w:pPr>
+      <w:r>
+        <w:t xml:space="preserve">The dependencies are</w:t>
+      </w:r>
+      <w:r>
+        <w:t xml:space="preserve"> </w:t>
+      </w:r>
+      <w:r>
+        <w:rPr>
+          <w:rStyle w:val="VerbatimChar"/>
+        </w:rPr>
+        <w:t xml:space="preserve">httpx</w:t>
+      </w:r>
+      <w:r>
+        <w:t xml:space="preserve">,</w:t>
+      </w:r>
+      <w:r>
+        <w:t xml:space="preserve"> </w:t>
+      </w:r>
+      <w:r>
+        <w:rPr>
+          <w:rStyle w:val="VerbatimChar"/>
+        </w:rPr>
+        <w:t xml:space="preserve">PyYAML</w:t>
+      </w:r>
+      <w:r>
+        <w:t xml:space="preserve">,</w:t>
+      </w:r>
+      <w:r>
+        <w:t xml:space="preserve"> </w:t>
+      </w:r>
+      <w:r>
+        <w:rPr>
+          <w:rStyle w:val="VerbatimChar"/>
+        </w:rPr>
+        <w:t xml:space="preserve">pyarrow</w:t>
+      </w:r>
+      <w:r>
+        <w:t xml:space="preserve"> </w:t>
+      </w:r>
+      <w:r>
+        <w:t xml:space="preserve">and</w:t>
+      </w:r>
+      <w:r>
+        <w:t xml:space="preserve"> </w:t>
+      </w:r>
+      <w:r>
+        <w:rPr>
+          <w:rStyle w:val="VerbatimChar"/>
+        </w:rPr>
+        <w:t xml:space="preserve">numpy</w:t>
+      </w:r>
+      <w:r>
+        <w:t xml:space="preserve">, not</w:t>
+      </w:r>
+      <w:r>
+        <w:t xml:space="preserve"> </w:t>
+      </w:r>
+      <w:r>
+        <w:rPr>
+          <w:rStyle w:val="VerbatimChar"/>
+        </w:rPr>
+        <w:t xml:space="preserve">pydantic</w:t>
+      </w:r>
+      <w:r>
+        <w:t xml:space="preserve"> </w:t>
+      </w:r>
+      <w:r>
+        <w:t xml:space="preserve">as planned;</w:t>
+      </w:r>
+      <w:r>
+        <w:t xml:space="preserve"> </w:t>
+      </w:r>
+      <w:r>
+        <w:rPr>
+          <w:rStyle w:val="VerbatimChar"/>
+        </w:rPr>
+        <w:t xml:space="preserve">cryptography</w:t>
+      </w:r>
+      <w:r>
+        <w:t xml:space="preserve"> </w:t>
+      </w:r>
+      <w:r>
+        <w:t xml:space="preserve">(bundle signatures) and</w:t>
+      </w:r>
+      <w:r>
+        <w:t xml:space="preserve"> </w:t>
+      </w:r>
+      <w:r>
+        <w:rPr>
+          <w:rStyle w:val="VerbatimChar"/>
+        </w:rPr>
+        <w:t xml:space="preserve">polars</w:t>
+      </w:r>
+      <w:r>
+        <w:t xml:space="preserve"> </w:t>
+      </w:r>
+      <w:r>
+        <w:t xml:space="preserve">are extras.</w:t>
       </w:r>
     </w:p>
     <w:bookmarkEnd w:id="119"/>
